--- a/Manual/RapidSE USer Guide v4.0 rev03.docx
+++ b/Manual/RapidSE USer Guide v4.0 rev03.docx
@@ -68,7 +68,7 @@
                     </pic:cNvPicPr>
                   </pic:nvPicPr>
                   <pic:blipFill>
-                    <a:blip r:embed="rId7" cstate="print">
+                    <a:blip r:embed="rId8" cstate="print">
                       <a:extLst>
                         <a:ext uri="{28A0092B-C50C-407E-A947-70E740481C1C}">
                           <a14:useLocalDpi xmlns:a14="http://schemas.microsoft.com/office/drawing/2010/main" val="0"/>
@@ -189,8 +189,6 @@
         </w:rPr>
         <w:t>Distribution</w:t>
       </w:r>
-      <w:bookmarkStart w:id="0" w:name="_GoBack"/>
-      <w:bookmarkEnd w:id="0"/>
       <w:r>
         <w:rPr>
           <w:rStyle w:val="IntenseEmphasis"/>
@@ -218,11 +216,8 @@
       <w:r>
         <w:rPr>
           <w:rStyle w:val="IntenseEmphasis"/>
-          <w:b w:val="0"/>
-          <w:bCs w:val="0"/>
           <w:i w:val="0"/>
           <w:iCs w:val="0"/>
-          <w:caps w:val="0"/>
           <w:color w:val="2F5496" w:themeColor="accent1" w:themeShade="BF"/>
         </w:rPr>
         <w:lastRenderedPageBreak/>
@@ -231,11 +226,8 @@
       <w:r>
         <w:rPr>
           <w:rStyle w:val="IntenseEmphasis"/>
-          <w:b w:val="0"/>
-          <w:bCs w:val="0"/>
           <w:i w:val="0"/>
           <w:iCs w:val="0"/>
-          <w:caps w:val="0"/>
           <w:color w:val="2F5496" w:themeColor="accent1" w:themeShade="BF"/>
         </w:rPr>
         <w:instrText xml:space="preserve"> TOC \o "1-2" \h \z \u </w:instrText>
@@ -243,16 +235,13 @@
       <w:r>
         <w:rPr>
           <w:rStyle w:val="IntenseEmphasis"/>
-          <w:b w:val="0"/>
-          <w:bCs w:val="0"/>
           <w:i w:val="0"/>
           <w:iCs w:val="0"/>
-          <w:caps w:val="0"/>
           <w:color w:val="2F5496" w:themeColor="accent1" w:themeShade="BF"/>
         </w:rPr>
         <w:fldChar w:fldCharType="separate"/>
       </w:r>
-      <w:hyperlink w:anchor="_Toc593902" w:history="1">
+      <w:hyperlink w:anchor="_Toc597726" w:history="1">
         <w:r>
           <w:rPr>
             <w:rStyle w:val="Hyperlink"/>
@@ -279,7 +268,7 @@
             <w:noProof/>
             <w:webHidden/>
           </w:rPr>
-          <w:instrText xml:space="preserve"> PAGEREF _Toc593902 \h </w:instrText>
+          <w:instrText xml:space="preserve"> PAGEREF _Toc597726 \h </w:instrText>
         </w:r>
         <w:r>
           <w:rPr>
@@ -326,13 +315,13 @@
           <w:szCs w:val="24"/>
         </w:rPr>
       </w:pPr>
-      <w:hyperlink w:anchor="_Toc593903" w:history="1">
+      <w:hyperlink w:anchor="_Toc597727" w:history="1">
         <w:r>
           <w:rPr>
             <w:rStyle w:val="Hyperlink"/>
             <w:noProof/>
           </w:rPr>
-          <w:t>Introduction</w:t>
+          <w:t>Overview of RapidsSE</w:t>
         </w:r>
         <w:r>
           <w:rPr>
@@ -353,7 +342,7 @@
             <w:noProof/>
             <w:webHidden/>
           </w:rPr>
-          <w:instrText xml:space="preserve"> PAGEREF _Toc593903 \h </w:instrText>
+          <w:instrText xml:space="preserve"> PAGEREF _Toc597727 \h </w:instrText>
         </w:r>
         <w:r>
           <w:rPr>
@@ -374,6 +363,294 @@
             <w:webHidden/>
           </w:rPr>
           <w:t>3</w:t>
+        </w:r>
+        <w:r>
+          <w:rPr>
+            <w:noProof/>
+            <w:webHidden/>
+          </w:rPr>
+          <w:fldChar w:fldCharType="end"/>
+        </w:r>
+      </w:hyperlink>
+    </w:p>
+    <w:p>
+      <w:pPr>
+        <w:pStyle w:val="TOC2"/>
+        <w:tabs>
+          <w:tab w:val="right" w:leader="dot" w:pos="9010"/>
+        </w:tabs>
+        <w:rPr>
+          <w:rFonts w:eastAsiaTheme="minorEastAsia"/>
+          <w:smallCaps w:val="0"/>
+          <w:noProof/>
+          <w:sz w:val="24"/>
+          <w:szCs w:val="24"/>
+        </w:rPr>
+      </w:pPr>
+      <w:hyperlink w:anchor="_Toc597728" w:history="1">
+        <w:r>
+          <w:rPr>
+            <w:rStyle w:val="Hyperlink"/>
+            <w:noProof/>
+          </w:rPr>
+          <w:t>Discussion</w:t>
+        </w:r>
+        <w:r>
+          <w:rPr>
+            <w:noProof/>
+            <w:webHidden/>
+          </w:rPr>
+          <w:tab/>
+        </w:r>
+        <w:r>
+          <w:rPr>
+            <w:noProof/>
+            <w:webHidden/>
+          </w:rPr>
+          <w:fldChar w:fldCharType="begin"/>
+        </w:r>
+        <w:r>
+          <w:rPr>
+            <w:noProof/>
+            <w:webHidden/>
+          </w:rPr>
+          <w:instrText xml:space="preserve"> PAGEREF _Toc597728 \h </w:instrText>
+        </w:r>
+        <w:r>
+          <w:rPr>
+            <w:noProof/>
+            <w:webHidden/>
+          </w:rPr>
+        </w:r>
+        <w:r>
+          <w:rPr>
+            <w:noProof/>
+            <w:webHidden/>
+          </w:rPr>
+          <w:fldChar w:fldCharType="separate"/>
+        </w:r>
+        <w:r>
+          <w:rPr>
+            <w:noProof/>
+            <w:webHidden/>
+          </w:rPr>
+          <w:t>3</w:t>
+        </w:r>
+        <w:r>
+          <w:rPr>
+            <w:noProof/>
+            <w:webHidden/>
+          </w:rPr>
+          <w:fldChar w:fldCharType="end"/>
+        </w:r>
+      </w:hyperlink>
+    </w:p>
+    <w:p>
+      <w:pPr>
+        <w:pStyle w:val="TOC2"/>
+        <w:tabs>
+          <w:tab w:val="right" w:leader="dot" w:pos="9010"/>
+        </w:tabs>
+        <w:rPr>
+          <w:rFonts w:eastAsiaTheme="minorEastAsia"/>
+          <w:smallCaps w:val="0"/>
+          <w:noProof/>
+          <w:sz w:val="24"/>
+          <w:szCs w:val="24"/>
+        </w:rPr>
+      </w:pPr>
+      <w:hyperlink w:anchor="_Toc597729" w:history="1">
+        <w:r>
+          <w:rPr>
+            <w:rStyle w:val="Hyperlink"/>
+            <w:noProof/>
+          </w:rPr>
+          <w:t>Installation</w:t>
+        </w:r>
+        <w:r>
+          <w:rPr>
+            <w:noProof/>
+            <w:webHidden/>
+          </w:rPr>
+          <w:tab/>
+        </w:r>
+        <w:r>
+          <w:rPr>
+            <w:noProof/>
+            <w:webHidden/>
+          </w:rPr>
+          <w:fldChar w:fldCharType="begin"/>
+        </w:r>
+        <w:r>
+          <w:rPr>
+            <w:noProof/>
+            <w:webHidden/>
+          </w:rPr>
+          <w:instrText xml:space="preserve"> PAGEREF _Toc597729 \h </w:instrText>
+        </w:r>
+        <w:r>
+          <w:rPr>
+            <w:noProof/>
+            <w:webHidden/>
+          </w:rPr>
+        </w:r>
+        <w:r>
+          <w:rPr>
+            <w:noProof/>
+            <w:webHidden/>
+          </w:rPr>
+          <w:fldChar w:fldCharType="separate"/>
+        </w:r>
+        <w:r>
+          <w:rPr>
+            <w:noProof/>
+            <w:webHidden/>
+          </w:rPr>
+          <w:t>3</w:t>
+        </w:r>
+        <w:r>
+          <w:rPr>
+            <w:noProof/>
+            <w:webHidden/>
+          </w:rPr>
+          <w:fldChar w:fldCharType="end"/>
+        </w:r>
+      </w:hyperlink>
+    </w:p>
+    <w:p>
+      <w:pPr>
+        <w:pStyle w:val="TOC2"/>
+        <w:tabs>
+          <w:tab w:val="right" w:leader="dot" w:pos="9010"/>
+        </w:tabs>
+        <w:rPr>
+          <w:rFonts w:eastAsiaTheme="minorEastAsia"/>
+          <w:smallCaps w:val="0"/>
+          <w:noProof/>
+          <w:sz w:val="24"/>
+          <w:szCs w:val="24"/>
+        </w:rPr>
+      </w:pPr>
+      <w:hyperlink w:anchor="_Toc597730" w:history="1">
+        <w:r>
+          <w:rPr>
+            <w:rStyle w:val="Hyperlink"/>
+            <w:noProof/>
+          </w:rPr>
+          <w:t>Structure</w:t>
+        </w:r>
+        <w:r>
+          <w:rPr>
+            <w:noProof/>
+            <w:webHidden/>
+          </w:rPr>
+          <w:tab/>
+        </w:r>
+        <w:r>
+          <w:rPr>
+            <w:noProof/>
+            <w:webHidden/>
+          </w:rPr>
+          <w:fldChar w:fldCharType="begin"/>
+        </w:r>
+        <w:r>
+          <w:rPr>
+            <w:noProof/>
+            <w:webHidden/>
+          </w:rPr>
+          <w:instrText xml:space="preserve"> PAGEREF _Toc597730 \h </w:instrText>
+        </w:r>
+        <w:r>
+          <w:rPr>
+            <w:noProof/>
+            <w:webHidden/>
+          </w:rPr>
+        </w:r>
+        <w:r>
+          <w:rPr>
+            <w:noProof/>
+            <w:webHidden/>
+          </w:rPr>
+          <w:fldChar w:fldCharType="separate"/>
+        </w:r>
+        <w:r>
+          <w:rPr>
+            <w:noProof/>
+            <w:webHidden/>
+          </w:rPr>
+          <w:t>3</w:t>
+        </w:r>
+        <w:r>
+          <w:rPr>
+            <w:noProof/>
+            <w:webHidden/>
+          </w:rPr>
+          <w:fldChar w:fldCharType="end"/>
+        </w:r>
+      </w:hyperlink>
+    </w:p>
+    <w:p>
+      <w:pPr>
+        <w:pStyle w:val="TOC2"/>
+        <w:tabs>
+          <w:tab w:val="right" w:leader="dot" w:pos="9010"/>
+        </w:tabs>
+        <w:rPr>
+          <w:rFonts w:eastAsiaTheme="minorEastAsia"/>
+          <w:smallCaps w:val="0"/>
+          <w:noProof/>
+          <w:sz w:val="24"/>
+          <w:szCs w:val="24"/>
+        </w:rPr>
+      </w:pPr>
+      <w:hyperlink w:anchor="_Toc597731" w:history="1">
+        <w:r>
+          <w:rPr>
+            <w:rStyle w:val="Hyperlink"/>
+            <w:noProof/>
+          </w:rPr>
+          <w:t>Important Notes</w:t>
+        </w:r>
+        <w:r>
+          <w:rPr>
+            <w:noProof/>
+            <w:webHidden/>
+          </w:rPr>
+          <w:tab/>
+        </w:r>
+        <w:r>
+          <w:rPr>
+            <w:noProof/>
+            <w:webHidden/>
+          </w:rPr>
+          <w:fldChar w:fldCharType="begin"/>
+        </w:r>
+        <w:r>
+          <w:rPr>
+            <w:noProof/>
+            <w:webHidden/>
+          </w:rPr>
+          <w:instrText xml:space="preserve"> PAGEREF _Toc597731 \h </w:instrText>
+        </w:r>
+        <w:r>
+          <w:rPr>
+            <w:noProof/>
+            <w:webHidden/>
+          </w:rPr>
+        </w:r>
+        <w:r>
+          <w:rPr>
+            <w:noProof/>
+            <w:webHidden/>
+          </w:rPr>
+          <w:fldChar w:fldCharType="separate"/>
+        </w:r>
+        <w:r>
+          <w:rPr>
+            <w:noProof/>
+            <w:webHidden/>
+          </w:rPr>
+          <w:t>4</w:t>
         </w:r>
         <w:r>
           <w:rPr>
@@ -400,13 +677,13 @@
           <w:szCs w:val="24"/>
         </w:rPr>
       </w:pPr>
-      <w:hyperlink w:anchor="_Toc593904" w:history="1">
+      <w:hyperlink w:anchor="_Toc597732" w:history="1">
         <w:r>
           <w:rPr>
             <w:rStyle w:val="Hyperlink"/>
             <w:noProof/>
           </w:rPr>
-          <w:t>Overview of RapidsSE</w:t>
+          <w:t>Starting and Stopping RapidsSE</w:t>
         </w:r>
         <w:r>
           <w:rPr>
@@ -427,7 +704,7 @@
             <w:noProof/>
             <w:webHidden/>
           </w:rPr>
-          <w:instrText xml:space="preserve"> PAGEREF _Toc593904 \h </w:instrText>
+          <w:instrText xml:space="preserve"> PAGEREF _Toc597732 \h </w:instrText>
         </w:r>
         <w:r>
           <w:rPr>
@@ -447,7 +724,7 @@
             <w:noProof/>
             <w:webHidden/>
           </w:rPr>
-          <w:t>4</w:t>
+          <w:t>5</w:t>
         </w:r>
         <w:r>
           <w:rPr>
@@ -472,13 +749,13 @@
           <w:szCs w:val="24"/>
         </w:rPr>
       </w:pPr>
-      <w:hyperlink w:anchor="_Toc593905" w:history="1">
+      <w:hyperlink w:anchor="_Toc597733" w:history="1">
         <w:r>
           <w:rPr>
             <w:rStyle w:val="Hyperlink"/>
             <w:noProof/>
           </w:rPr>
-          <w:t>Discussion</w:t>
+          <w:t>Starting a RapidsSE Instance</w:t>
         </w:r>
         <w:r>
           <w:rPr>
@@ -499,7 +776,7 @@
             <w:noProof/>
             <w:webHidden/>
           </w:rPr>
-          <w:instrText xml:space="preserve"> PAGEREF _Toc593905 \h </w:instrText>
+          <w:instrText xml:space="preserve"> PAGEREF _Toc597733 \h </w:instrText>
         </w:r>
         <w:r>
           <w:rPr>
@@ -519,7 +796,7 @@
             <w:noProof/>
             <w:webHidden/>
           </w:rPr>
-          <w:t>4</w:t>
+          <w:t>5</w:t>
         </w:r>
         <w:r>
           <w:rPr>
@@ -544,13 +821,13 @@
           <w:szCs w:val="24"/>
         </w:rPr>
       </w:pPr>
-      <w:hyperlink w:anchor="_Toc593906" w:history="1">
+      <w:hyperlink w:anchor="_Toc597734" w:history="1">
         <w:r>
           <w:rPr>
             <w:rStyle w:val="Hyperlink"/>
             <w:noProof/>
           </w:rPr>
-          <w:t>Structure</w:t>
+          <w:t>Using the Prompt</w:t>
         </w:r>
         <w:r>
           <w:rPr>
@@ -571,7 +848,7 @@
             <w:noProof/>
             <w:webHidden/>
           </w:rPr>
-          <w:instrText xml:space="preserve"> PAGEREF _Toc593906 \h </w:instrText>
+          <w:instrText xml:space="preserve"> PAGEREF _Toc597734 \h </w:instrText>
         </w:r>
         <w:r>
           <w:rPr>
@@ -591,7 +868,7 @@
             <w:noProof/>
             <w:webHidden/>
           </w:rPr>
-          <w:t>4</w:t>
+          <w:t>5</w:t>
         </w:r>
         <w:r>
           <w:rPr>
@@ -616,13 +893,13 @@
           <w:szCs w:val="24"/>
         </w:rPr>
       </w:pPr>
-      <w:hyperlink w:anchor="_Toc593907" w:history="1">
+      <w:hyperlink w:anchor="_Toc597735" w:history="1">
         <w:r>
           <w:rPr>
             <w:rStyle w:val="Hyperlink"/>
             <w:noProof/>
           </w:rPr>
-          <w:t>Important Notes</w:t>
+          <w:t>Stopping RapidsSE</w:t>
         </w:r>
         <w:r>
           <w:rPr>
@@ -643,7 +920,7 @@
             <w:noProof/>
             <w:webHidden/>
           </w:rPr>
-          <w:instrText xml:space="preserve"> PAGEREF _Toc593907 \h </w:instrText>
+          <w:instrText xml:space="preserve"> PAGEREF _Toc597735 \h </w:instrText>
         </w:r>
         <w:r>
           <w:rPr>
@@ -663,7 +940,7 @@
             <w:noProof/>
             <w:webHidden/>
           </w:rPr>
-          <w:t>4</w:t>
+          <w:t>5</w:t>
         </w:r>
         <w:r>
           <w:rPr>
@@ -690,13 +967,13 @@
           <w:szCs w:val="24"/>
         </w:rPr>
       </w:pPr>
-      <w:hyperlink w:anchor="_Toc593908" w:history="1">
+      <w:hyperlink w:anchor="_Toc597736" w:history="1">
         <w:r>
           <w:rPr>
             <w:rStyle w:val="Hyperlink"/>
             <w:noProof/>
           </w:rPr>
-          <w:t>Installation</w:t>
+          <w:t>General Commands</w:t>
         </w:r>
         <w:r>
           <w:rPr>
@@ -717,7 +994,7 @@
             <w:noProof/>
             <w:webHidden/>
           </w:rPr>
-          <w:instrText xml:space="preserve"> PAGEREF _Toc593908 \h </w:instrText>
+          <w:instrText xml:space="preserve"> PAGEREF _Toc597736 \h </w:instrText>
         </w:r>
         <w:r>
           <w:rPr>
@@ -737,7 +1014,1879 @@
             <w:noProof/>
             <w:webHidden/>
           </w:rPr>
-          <w:t>5</w:t>
+          <w:t>6</w:t>
+        </w:r>
+        <w:r>
+          <w:rPr>
+            <w:noProof/>
+            <w:webHidden/>
+          </w:rPr>
+          <w:fldChar w:fldCharType="end"/>
+        </w:r>
+      </w:hyperlink>
+    </w:p>
+    <w:p>
+      <w:pPr>
+        <w:pStyle w:val="TOC2"/>
+        <w:tabs>
+          <w:tab w:val="right" w:leader="dot" w:pos="9010"/>
+        </w:tabs>
+        <w:rPr>
+          <w:rFonts w:eastAsiaTheme="minorEastAsia"/>
+          <w:smallCaps w:val="0"/>
+          <w:noProof/>
+          <w:sz w:val="24"/>
+          <w:szCs w:val="24"/>
+        </w:rPr>
+      </w:pPr>
+      <w:hyperlink w:anchor="_Toc597737" w:history="1">
+        <w:r>
+          <w:rPr>
+            <w:rStyle w:val="Hyperlink"/>
+            <w:noProof/>
+          </w:rPr>
+          <w:t>Print Current Version</w:t>
+        </w:r>
+        <w:r>
+          <w:rPr>
+            <w:noProof/>
+            <w:webHidden/>
+          </w:rPr>
+          <w:tab/>
+        </w:r>
+        <w:r>
+          <w:rPr>
+            <w:noProof/>
+            <w:webHidden/>
+          </w:rPr>
+          <w:fldChar w:fldCharType="begin"/>
+        </w:r>
+        <w:r>
+          <w:rPr>
+            <w:noProof/>
+            <w:webHidden/>
+          </w:rPr>
+          <w:instrText xml:space="preserve"> PAGEREF _Toc597737 \h </w:instrText>
+        </w:r>
+        <w:r>
+          <w:rPr>
+            <w:noProof/>
+            <w:webHidden/>
+          </w:rPr>
+        </w:r>
+        <w:r>
+          <w:rPr>
+            <w:noProof/>
+            <w:webHidden/>
+          </w:rPr>
+          <w:fldChar w:fldCharType="separate"/>
+        </w:r>
+        <w:r>
+          <w:rPr>
+            <w:noProof/>
+            <w:webHidden/>
+          </w:rPr>
+          <w:t>6</w:t>
+        </w:r>
+        <w:r>
+          <w:rPr>
+            <w:noProof/>
+            <w:webHidden/>
+          </w:rPr>
+          <w:fldChar w:fldCharType="end"/>
+        </w:r>
+      </w:hyperlink>
+    </w:p>
+    <w:p>
+      <w:pPr>
+        <w:pStyle w:val="TOC2"/>
+        <w:tabs>
+          <w:tab w:val="right" w:leader="dot" w:pos="9010"/>
+        </w:tabs>
+        <w:rPr>
+          <w:rFonts w:eastAsiaTheme="minorEastAsia"/>
+          <w:smallCaps w:val="0"/>
+          <w:noProof/>
+          <w:sz w:val="24"/>
+          <w:szCs w:val="24"/>
+        </w:rPr>
+      </w:pPr>
+      <w:hyperlink w:anchor="_Toc597738" w:history="1">
+        <w:r>
+          <w:rPr>
+            <w:rStyle w:val="Hyperlink"/>
+            <w:noProof/>
+          </w:rPr>
+          <w:t>Print Configuration</w:t>
+        </w:r>
+        <w:r>
+          <w:rPr>
+            <w:noProof/>
+            <w:webHidden/>
+          </w:rPr>
+          <w:tab/>
+        </w:r>
+        <w:r>
+          <w:rPr>
+            <w:noProof/>
+            <w:webHidden/>
+          </w:rPr>
+          <w:fldChar w:fldCharType="begin"/>
+        </w:r>
+        <w:r>
+          <w:rPr>
+            <w:noProof/>
+            <w:webHidden/>
+          </w:rPr>
+          <w:instrText xml:space="preserve"> PAGEREF _Toc597738 \h </w:instrText>
+        </w:r>
+        <w:r>
+          <w:rPr>
+            <w:noProof/>
+            <w:webHidden/>
+          </w:rPr>
+        </w:r>
+        <w:r>
+          <w:rPr>
+            <w:noProof/>
+            <w:webHidden/>
+          </w:rPr>
+          <w:fldChar w:fldCharType="separate"/>
+        </w:r>
+        <w:r>
+          <w:rPr>
+            <w:noProof/>
+            <w:webHidden/>
+          </w:rPr>
+          <w:t>6</w:t>
+        </w:r>
+        <w:r>
+          <w:rPr>
+            <w:noProof/>
+            <w:webHidden/>
+          </w:rPr>
+          <w:fldChar w:fldCharType="end"/>
+        </w:r>
+      </w:hyperlink>
+    </w:p>
+    <w:p>
+      <w:pPr>
+        <w:pStyle w:val="TOC2"/>
+        <w:tabs>
+          <w:tab w:val="right" w:leader="dot" w:pos="9010"/>
+        </w:tabs>
+        <w:rPr>
+          <w:rFonts w:eastAsiaTheme="minorEastAsia"/>
+          <w:smallCaps w:val="0"/>
+          <w:noProof/>
+          <w:sz w:val="24"/>
+          <w:szCs w:val="24"/>
+        </w:rPr>
+      </w:pPr>
+      <w:hyperlink w:anchor="_Toc597739" w:history="1">
+        <w:r>
+          <w:rPr>
+            <w:rStyle w:val="Hyperlink"/>
+            <w:noProof/>
+          </w:rPr>
+          <w:t>Print Working Directory</w:t>
+        </w:r>
+        <w:r>
+          <w:rPr>
+            <w:noProof/>
+            <w:webHidden/>
+          </w:rPr>
+          <w:tab/>
+        </w:r>
+        <w:r>
+          <w:rPr>
+            <w:noProof/>
+            <w:webHidden/>
+          </w:rPr>
+          <w:fldChar w:fldCharType="begin"/>
+        </w:r>
+        <w:r>
+          <w:rPr>
+            <w:noProof/>
+            <w:webHidden/>
+          </w:rPr>
+          <w:instrText xml:space="preserve"> PAGEREF _Toc597739 \h </w:instrText>
+        </w:r>
+        <w:r>
+          <w:rPr>
+            <w:noProof/>
+            <w:webHidden/>
+          </w:rPr>
+        </w:r>
+        <w:r>
+          <w:rPr>
+            <w:noProof/>
+            <w:webHidden/>
+          </w:rPr>
+          <w:fldChar w:fldCharType="separate"/>
+        </w:r>
+        <w:r>
+          <w:rPr>
+            <w:noProof/>
+            <w:webHidden/>
+          </w:rPr>
+          <w:t>6</w:t>
+        </w:r>
+        <w:r>
+          <w:rPr>
+            <w:noProof/>
+            <w:webHidden/>
+          </w:rPr>
+          <w:fldChar w:fldCharType="end"/>
+        </w:r>
+      </w:hyperlink>
+    </w:p>
+    <w:p>
+      <w:pPr>
+        <w:pStyle w:val="TOC2"/>
+        <w:tabs>
+          <w:tab w:val="right" w:leader="dot" w:pos="9010"/>
+        </w:tabs>
+        <w:rPr>
+          <w:rFonts w:eastAsiaTheme="minorEastAsia"/>
+          <w:smallCaps w:val="0"/>
+          <w:noProof/>
+          <w:sz w:val="24"/>
+          <w:szCs w:val="24"/>
+        </w:rPr>
+      </w:pPr>
+      <w:hyperlink w:anchor="_Toc597740" w:history="1">
+        <w:r>
+          <w:rPr>
+            <w:rStyle w:val="Hyperlink"/>
+            <w:noProof/>
+          </w:rPr>
+          <w:t>Listing Contents of Working Directory</w:t>
+        </w:r>
+        <w:r>
+          <w:rPr>
+            <w:noProof/>
+            <w:webHidden/>
+          </w:rPr>
+          <w:tab/>
+        </w:r>
+        <w:r>
+          <w:rPr>
+            <w:noProof/>
+            <w:webHidden/>
+          </w:rPr>
+          <w:fldChar w:fldCharType="begin"/>
+        </w:r>
+        <w:r>
+          <w:rPr>
+            <w:noProof/>
+            <w:webHidden/>
+          </w:rPr>
+          <w:instrText xml:space="preserve"> PAGEREF _Toc597740 \h </w:instrText>
+        </w:r>
+        <w:r>
+          <w:rPr>
+            <w:noProof/>
+            <w:webHidden/>
+          </w:rPr>
+        </w:r>
+        <w:r>
+          <w:rPr>
+            <w:noProof/>
+            <w:webHidden/>
+          </w:rPr>
+          <w:fldChar w:fldCharType="separate"/>
+        </w:r>
+        <w:r>
+          <w:rPr>
+            <w:noProof/>
+            <w:webHidden/>
+          </w:rPr>
+          <w:t>6</w:t>
+        </w:r>
+        <w:r>
+          <w:rPr>
+            <w:noProof/>
+            <w:webHidden/>
+          </w:rPr>
+          <w:fldChar w:fldCharType="end"/>
+        </w:r>
+      </w:hyperlink>
+    </w:p>
+    <w:p>
+      <w:pPr>
+        <w:pStyle w:val="TOC2"/>
+        <w:tabs>
+          <w:tab w:val="right" w:leader="dot" w:pos="9010"/>
+        </w:tabs>
+        <w:rPr>
+          <w:rFonts w:eastAsiaTheme="minorEastAsia"/>
+          <w:smallCaps w:val="0"/>
+          <w:noProof/>
+          <w:sz w:val="24"/>
+          <w:szCs w:val="24"/>
+        </w:rPr>
+      </w:pPr>
+      <w:hyperlink w:anchor="_Toc597741" w:history="1">
+        <w:r>
+          <w:rPr>
+            <w:rStyle w:val="Hyperlink"/>
+            <w:noProof/>
+          </w:rPr>
+          <w:t>Changing Working Directory</w:t>
+        </w:r>
+        <w:r>
+          <w:rPr>
+            <w:noProof/>
+            <w:webHidden/>
+          </w:rPr>
+          <w:tab/>
+        </w:r>
+        <w:r>
+          <w:rPr>
+            <w:noProof/>
+            <w:webHidden/>
+          </w:rPr>
+          <w:fldChar w:fldCharType="begin"/>
+        </w:r>
+        <w:r>
+          <w:rPr>
+            <w:noProof/>
+            <w:webHidden/>
+          </w:rPr>
+          <w:instrText xml:space="preserve"> PAGEREF _Toc597741 \h </w:instrText>
+        </w:r>
+        <w:r>
+          <w:rPr>
+            <w:noProof/>
+            <w:webHidden/>
+          </w:rPr>
+        </w:r>
+        <w:r>
+          <w:rPr>
+            <w:noProof/>
+            <w:webHidden/>
+          </w:rPr>
+          <w:fldChar w:fldCharType="separate"/>
+        </w:r>
+        <w:r>
+          <w:rPr>
+            <w:noProof/>
+            <w:webHidden/>
+          </w:rPr>
+          <w:t>6</w:t>
+        </w:r>
+        <w:r>
+          <w:rPr>
+            <w:noProof/>
+            <w:webHidden/>
+          </w:rPr>
+          <w:fldChar w:fldCharType="end"/>
+        </w:r>
+      </w:hyperlink>
+    </w:p>
+    <w:p>
+      <w:pPr>
+        <w:pStyle w:val="TOC2"/>
+        <w:tabs>
+          <w:tab w:val="right" w:leader="dot" w:pos="9010"/>
+        </w:tabs>
+        <w:rPr>
+          <w:rFonts w:eastAsiaTheme="minorEastAsia"/>
+          <w:smallCaps w:val="0"/>
+          <w:noProof/>
+          <w:sz w:val="24"/>
+          <w:szCs w:val="24"/>
+        </w:rPr>
+      </w:pPr>
+      <w:hyperlink w:anchor="_Toc597742" w:history="1">
+        <w:r>
+          <w:rPr>
+            <w:rStyle w:val="Hyperlink"/>
+            <w:noProof/>
+          </w:rPr>
+          <w:t>Print Working Folder</w:t>
+        </w:r>
+        <w:r>
+          <w:rPr>
+            <w:noProof/>
+            <w:webHidden/>
+          </w:rPr>
+          <w:tab/>
+        </w:r>
+        <w:r>
+          <w:rPr>
+            <w:noProof/>
+            <w:webHidden/>
+          </w:rPr>
+          <w:fldChar w:fldCharType="begin"/>
+        </w:r>
+        <w:r>
+          <w:rPr>
+            <w:noProof/>
+            <w:webHidden/>
+          </w:rPr>
+          <w:instrText xml:space="preserve"> PAGEREF _Toc597742 \h </w:instrText>
+        </w:r>
+        <w:r>
+          <w:rPr>
+            <w:noProof/>
+            <w:webHidden/>
+          </w:rPr>
+        </w:r>
+        <w:r>
+          <w:rPr>
+            <w:noProof/>
+            <w:webHidden/>
+          </w:rPr>
+          <w:fldChar w:fldCharType="separate"/>
+        </w:r>
+        <w:r>
+          <w:rPr>
+            <w:noProof/>
+            <w:webHidden/>
+          </w:rPr>
+          <w:t>6</w:t>
+        </w:r>
+        <w:r>
+          <w:rPr>
+            <w:noProof/>
+            <w:webHidden/>
+          </w:rPr>
+          <w:fldChar w:fldCharType="end"/>
+        </w:r>
+      </w:hyperlink>
+    </w:p>
+    <w:p>
+      <w:pPr>
+        <w:pStyle w:val="TOC2"/>
+        <w:tabs>
+          <w:tab w:val="right" w:leader="dot" w:pos="9010"/>
+        </w:tabs>
+        <w:rPr>
+          <w:rFonts w:eastAsiaTheme="minorEastAsia"/>
+          <w:smallCaps w:val="0"/>
+          <w:noProof/>
+          <w:sz w:val="24"/>
+          <w:szCs w:val="24"/>
+        </w:rPr>
+      </w:pPr>
+      <w:hyperlink w:anchor="_Toc597743" w:history="1">
+        <w:r>
+          <w:rPr>
+            <w:rStyle w:val="Hyperlink"/>
+            <w:noProof/>
+          </w:rPr>
+          <w:t>Change Working Folder</w:t>
+        </w:r>
+        <w:r>
+          <w:rPr>
+            <w:noProof/>
+            <w:webHidden/>
+          </w:rPr>
+          <w:tab/>
+        </w:r>
+        <w:r>
+          <w:rPr>
+            <w:noProof/>
+            <w:webHidden/>
+          </w:rPr>
+          <w:fldChar w:fldCharType="begin"/>
+        </w:r>
+        <w:r>
+          <w:rPr>
+            <w:noProof/>
+            <w:webHidden/>
+          </w:rPr>
+          <w:instrText xml:space="preserve"> PAGEREF _Toc597743 \h </w:instrText>
+        </w:r>
+        <w:r>
+          <w:rPr>
+            <w:noProof/>
+            <w:webHidden/>
+          </w:rPr>
+        </w:r>
+        <w:r>
+          <w:rPr>
+            <w:noProof/>
+            <w:webHidden/>
+          </w:rPr>
+          <w:fldChar w:fldCharType="separate"/>
+        </w:r>
+        <w:r>
+          <w:rPr>
+            <w:noProof/>
+            <w:webHidden/>
+          </w:rPr>
+          <w:t>6</w:t>
+        </w:r>
+        <w:r>
+          <w:rPr>
+            <w:noProof/>
+            <w:webHidden/>
+          </w:rPr>
+          <w:fldChar w:fldCharType="end"/>
+        </w:r>
+      </w:hyperlink>
+    </w:p>
+    <w:p>
+      <w:pPr>
+        <w:pStyle w:val="TOC2"/>
+        <w:tabs>
+          <w:tab w:val="right" w:leader="dot" w:pos="9010"/>
+        </w:tabs>
+        <w:rPr>
+          <w:rFonts w:eastAsiaTheme="minorEastAsia"/>
+          <w:smallCaps w:val="0"/>
+          <w:noProof/>
+          <w:sz w:val="24"/>
+          <w:szCs w:val="24"/>
+        </w:rPr>
+      </w:pPr>
+      <w:hyperlink w:anchor="_Toc597744" w:history="1">
+        <w:r>
+          <w:rPr>
+            <w:rStyle w:val="Hyperlink"/>
+            <w:noProof/>
+          </w:rPr>
+          <w:t>Starting the Cluster</w:t>
+        </w:r>
+        <w:r>
+          <w:rPr>
+            <w:noProof/>
+            <w:webHidden/>
+          </w:rPr>
+          <w:tab/>
+        </w:r>
+        <w:r>
+          <w:rPr>
+            <w:noProof/>
+            <w:webHidden/>
+          </w:rPr>
+          <w:fldChar w:fldCharType="begin"/>
+        </w:r>
+        <w:r>
+          <w:rPr>
+            <w:noProof/>
+            <w:webHidden/>
+          </w:rPr>
+          <w:instrText xml:space="preserve"> PAGEREF _Toc597744 \h </w:instrText>
+        </w:r>
+        <w:r>
+          <w:rPr>
+            <w:noProof/>
+            <w:webHidden/>
+          </w:rPr>
+        </w:r>
+        <w:r>
+          <w:rPr>
+            <w:noProof/>
+            <w:webHidden/>
+          </w:rPr>
+          <w:fldChar w:fldCharType="separate"/>
+        </w:r>
+        <w:r>
+          <w:rPr>
+            <w:noProof/>
+            <w:webHidden/>
+          </w:rPr>
+          <w:t>6</w:t>
+        </w:r>
+        <w:r>
+          <w:rPr>
+            <w:noProof/>
+            <w:webHidden/>
+          </w:rPr>
+          <w:fldChar w:fldCharType="end"/>
+        </w:r>
+      </w:hyperlink>
+    </w:p>
+    <w:p>
+      <w:pPr>
+        <w:pStyle w:val="TOC2"/>
+        <w:tabs>
+          <w:tab w:val="right" w:leader="dot" w:pos="9010"/>
+        </w:tabs>
+        <w:rPr>
+          <w:rFonts w:eastAsiaTheme="minorEastAsia"/>
+          <w:smallCaps w:val="0"/>
+          <w:noProof/>
+          <w:sz w:val="24"/>
+          <w:szCs w:val="24"/>
+        </w:rPr>
+      </w:pPr>
+      <w:hyperlink w:anchor="_Toc597745" w:history="1">
+        <w:r>
+          <w:rPr>
+            <w:rStyle w:val="Hyperlink"/>
+            <w:noProof/>
+          </w:rPr>
+          <w:t>Getting the Cluster Status</w:t>
+        </w:r>
+        <w:r>
+          <w:rPr>
+            <w:noProof/>
+            <w:webHidden/>
+          </w:rPr>
+          <w:tab/>
+        </w:r>
+        <w:r>
+          <w:rPr>
+            <w:noProof/>
+            <w:webHidden/>
+          </w:rPr>
+          <w:fldChar w:fldCharType="begin"/>
+        </w:r>
+        <w:r>
+          <w:rPr>
+            <w:noProof/>
+            <w:webHidden/>
+          </w:rPr>
+          <w:instrText xml:space="preserve"> PAGEREF _Toc597745 \h </w:instrText>
+        </w:r>
+        <w:r>
+          <w:rPr>
+            <w:noProof/>
+            <w:webHidden/>
+          </w:rPr>
+        </w:r>
+        <w:r>
+          <w:rPr>
+            <w:noProof/>
+            <w:webHidden/>
+          </w:rPr>
+          <w:fldChar w:fldCharType="separate"/>
+        </w:r>
+        <w:r>
+          <w:rPr>
+            <w:noProof/>
+            <w:webHidden/>
+          </w:rPr>
+          <w:t>6</w:t>
+        </w:r>
+        <w:r>
+          <w:rPr>
+            <w:noProof/>
+            <w:webHidden/>
+          </w:rPr>
+          <w:fldChar w:fldCharType="end"/>
+        </w:r>
+      </w:hyperlink>
+    </w:p>
+    <w:p>
+      <w:pPr>
+        <w:pStyle w:val="TOC2"/>
+        <w:tabs>
+          <w:tab w:val="right" w:leader="dot" w:pos="9010"/>
+        </w:tabs>
+        <w:rPr>
+          <w:rFonts w:eastAsiaTheme="minorEastAsia"/>
+          <w:smallCaps w:val="0"/>
+          <w:noProof/>
+          <w:sz w:val="24"/>
+          <w:szCs w:val="24"/>
+        </w:rPr>
+      </w:pPr>
+      <w:hyperlink w:anchor="_Toc597746" w:history="1">
+        <w:r>
+          <w:rPr>
+            <w:rStyle w:val="Hyperlink"/>
+            <w:noProof/>
+          </w:rPr>
+          <w:t>Space Usage</w:t>
+        </w:r>
+        <w:r>
+          <w:rPr>
+            <w:noProof/>
+            <w:webHidden/>
+          </w:rPr>
+          <w:tab/>
+        </w:r>
+        <w:r>
+          <w:rPr>
+            <w:noProof/>
+            <w:webHidden/>
+          </w:rPr>
+          <w:fldChar w:fldCharType="begin"/>
+        </w:r>
+        <w:r>
+          <w:rPr>
+            <w:noProof/>
+            <w:webHidden/>
+          </w:rPr>
+          <w:instrText xml:space="preserve"> PAGEREF _Toc597746 \h </w:instrText>
+        </w:r>
+        <w:r>
+          <w:rPr>
+            <w:noProof/>
+            <w:webHidden/>
+          </w:rPr>
+        </w:r>
+        <w:r>
+          <w:rPr>
+            <w:noProof/>
+            <w:webHidden/>
+          </w:rPr>
+          <w:fldChar w:fldCharType="separate"/>
+        </w:r>
+        <w:r>
+          <w:rPr>
+            <w:noProof/>
+            <w:webHidden/>
+          </w:rPr>
+          <w:t>6</w:t>
+        </w:r>
+        <w:r>
+          <w:rPr>
+            <w:noProof/>
+            <w:webHidden/>
+          </w:rPr>
+          <w:fldChar w:fldCharType="end"/>
+        </w:r>
+      </w:hyperlink>
+    </w:p>
+    <w:p>
+      <w:pPr>
+        <w:pStyle w:val="TOC2"/>
+        <w:tabs>
+          <w:tab w:val="right" w:leader="dot" w:pos="9010"/>
+        </w:tabs>
+        <w:rPr>
+          <w:rFonts w:eastAsiaTheme="minorEastAsia"/>
+          <w:smallCaps w:val="0"/>
+          <w:noProof/>
+          <w:sz w:val="24"/>
+          <w:szCs w:val="24"/>
+        </w:rPr>
+      </w:pPr>
+      <w:hyperlink w:anchor="_Toc597747" w:history="1">
+        <w:r>
+          <w:rPr>
+            <w:rStyle w:val="Hyperlink"/>
+            <w:noProof/>
+          </w:rPr>
+          <w:t>Create a table</w:t>
+        </w:r>
+        <w:r>
+          <w:rPr>
+            <w:noProof/>
+            <w:webHidden/>
+          </w:rPr>
+          <w:tab/>
+        </w:r>
+        <w:r>
+          <w:rPr>
+            <w:noProof/>
+            <w:webHidden/>
+          </w:rPr>
+          <w:fldChar w:fldCharType="begin"/>
+        </w:r>
+        <w:r>
+          <w:rPr>
+            <w:noProof/>
+            <w:webHidden/>
+          </w:rPr>
+          <w:instrText xml:space="preserve"> PAGEREF _Toc597747 \h </w:instrText>
+        </w:r>
+        <w:r>
+          <w:rPr>
+            <w:noProof/>
+            <w:webHidden/>
+          </w:rPr>
+        </w:r>
+        <w:r>
+          <w:rPr>
+            <w:noProof/>
+            <w:webHidden/>
+          </w:rPr>
+          <w:fldChar w:fldCharType="separate"/>
+        </w:r>
+        <w:r>
+          <w:rPr>
+            <w:noProof/>
+            <w:webHidden/>
+          </w:rPr>
+          <w:t>6</w:t>
+        </w:r>
+        <w:r>
+          <w:rPr>
+            <w:noProof/>
+            <w:webHidden/>
+          </w:rPr>
+          <w:fldChar w:fldCharType="end"/>
+        </w:r>
+      </w:hyperlink>
+    </w:p>
+    <w:p>
+      <w:pPr>
+        <w:pStyle w:val="TOC2"/>
+        <w:tabs>
+          <w:tab w:val="right" w:leader="dot" w:pos="9010"/>
+        </w:tabs>
+        <w:rPr>
+          <w:rFonts w:eastAsiaTheme="minorEastAsia"/>
+          <w:smallCaps w:val="0"/>
+          <w:noProof/>
+          <w:sz w:val="24"/>
+          <w:szCs w:val="24"/>
+        </w:rPr>
+      </w:pPr>
+      <w:hyperlink w:anchor="_Toc597748" w:history="1">
+        <w:r>
+          <w:rPr>
+            <w:rStyle w:val="Hyperlink"/>
+            <w:noProof/>
+          </w:rPr>
+          <w:t>Listing Tables</w:t>
+        </w:r>
+        <w:r>
+          <w:rPr>
+            <w:noProof/>
+            <w:webHidden/>
+          </w:rPr>
+          <w:tab/>
+        </w:r>
+        <w:r>
+          <w:rPr>
+            <w:noProof/>
+            <w:webHidden/>
+          </w:rPr>
+          <w:fldChar w:fldCharType="begin"/>
+        </w:r>
+        <w:r>
+          <w:rPr>
+            <w:noProof/>
+            <w:webHidden/>
+          </w:rPr>
+          <w:instrText xml:space="preserve"> PAGEREF _Toc597748 \h </w:instrText>
+        </w:r>
+        <w:r>
+          <w:rPr>
+            <w:noProof/>
+            <w:webHidden/>
+          </w:rPr>
+        </w:r>
+        <w:r>
+          <w:rPr>
+            <w:noProof/>
+            <w:webHidden/>
+          </w:rPr>
+          <w:fldChar w:fldCharType="separate"/>
+        </w:r>
+        <w:r>
+          <w:rPr>
+            <w:noProof/>
+            <w:webHidden/>
+          </w:rPr>
+          <w:t>6</w:t>
+        </w:r>
+        <w:r>
+          <w:rPr>
+            <w:noProof/>
+            <w:webHidden/>
+          </w:rPr>
+          <w:fldChar w:fldCharType="end"/>
+        </w:r>
+      </w:hyperlink>
+    </w:p>
+    <w:p>
+      <w:pPr>
+        <w:pStyle w:val="TOC2"/>
+        <w:tabs>
+          <w:tab w:val="right" w:leader="dot" w:pos="9010"/>
+        </w:tabs>
+        <w:rPr>
+          <w:rFonts w:eastAsiaTheme="minorEastAsia"/>
+          <w:smallCaps w:val="0"/>
+          <w:noProof/>
+          <w:sz w:val="24"/>
+          <w:szCs w:val="24"/>
+        </w:rPr>
+      </w:pPr>
+      <w:hyperlink w:anchor="_Toc597749" w:history="1">
+        <w:r>
+          <w:rPr>
+            <w:rStyle w:val="Hyperlink"/>
+            <w:noProof/>
+          </w:rPr>
+          <w:t>Listing Columns</w:t>
+        </w:r>
+        <w:r>
+          <w:rPr>
+            <w:noProof/>
+            <w:webHidden/>
+          </w:rPr>
+          <w:tab/>
+        </w:r>
+        <w:r>
+          <w:rPr>
+            <w:noProof/>
+            <w:webHidden/>
+          </w:rPr>
+          <w:fldChar w:fldCharType="begin"/>
+        </w:r>
+        <w:r>
+          <w:rPr>
+            <w:noProof/>
+            <w:webHidden/>
+          </w:rPr>
+          <w:instrText xml:space="preserve"> PAGEREF _Toc597749 \h </w:instrText>
+        </w:r>
+        <w:r>
+          <w:rPr>
+            <w:noProof/>
+            <w:webHidden/>
+          </w:rPr>
+        </w:r>
+        <w:r>
+          <w:rPr>
+            <w:noProof/>
+            <w:webHidden/>
+          </w:rPr>
+          <w:fldChar w:fldCharType="separate"/>
+        </w:r>
+        <w:r>
+          <w:rPr>
+            <w:noProof/>
+            <w:webHidden/>
+          </w:rPr>
+          <w:t>6</w:t>
+        </w:r>
+        <w:r>
+          <w:rPr>
+            <w:noProof/>
+            <w:webHidden/>
+          </w:rPr>
+          <w:fldChar w:fldCharType="end"/>
+        </w:r>
+      </w:hyperlink>
+    </w:p>
+    <w:p>
+      <w:pPr>
+        <w:pStyle w:val="TOC2"/>
+        <w:tabs>
+          <w:tab w:val="right" w:leader="dot" w:pos="9010"/>
+        </w:tabs>
+        <w:rPr>
+          <w:rFonts w:eastAsiaTheme="minorEastAsia"/>
+          <w:smallCaps w:val="0"/>
+          <w:noProof/>
+          <w:sz w:val="24"/>
+          <w:szCs w:val="24"/>
+        </w:rPr>
+      </w:pPr>
+      <w:hyperlink w:anchor="_Toc597750" w:history="1">
+        <w:r>
+          <w:rPr>
+            <w:rStyle w:val="Hyperlink"/>
+            <w:noProof/>
+          </w:rPr>
+          <w:t>Creating an Index</w:t>
+        </w:r>
+        <w:r>
+          <w:rPr>
+            <w:noProof/>
+            <w:webHidden/>
+          </w:rPr>
+          <w:tab/>
+        </w:r>
+        <w:r>
+          <w:rPr>
+            <w:noProof/>
+            <w:webHidden/>
+          </w:rPr>
+          <w:fldChar w:fldCharType="begin"/>
+        </w:r>
+        <w:r>
+          <w:rPr>
+            <w:noProof/>
+            <w:webHidden/>
+          </w:rPr>
+          <w:instrText xml:space="preserve"> PAGEREF _Toc597750 \h </w:instrText>
+        </w:r>
+        <w:r>
+          <w:rPr>
+            <w:noProof/>
+            <w:webHidden/>
+          </w:rPr>
+        </w:r>
+        <w:r>
+          <w:rPr>
+            <w:noProof/>
+            <w:webHidden/>
+          </w:rPr>
+          <w:fldChar w:fldCharType="separate"/>
+        </w:r>
+        <w:r>
+          <w:rPr>
+            <w:noProof/>
+            <w:webHidden/>
+          </w:rPr>
+          <w:t>6</w:t>
+        </w:r>
+        <w:r>
+          <w:rPr>
+            <w:noProof/>
+            <w:webHidden/>
+          </w:rPr>
+          <w:fldChar w:fldCharType="end"/>
+        </w:r>
+      </w:hyperlink>
+    </w:p>
+    <w:p>
+      <w:pPr>
+        <w:pStyle w:val="TOC2"/>
+        <w:tabs>
+          <w:tab w:val="right" w:leader="dot" w:pos="9010"/>
+        </w:tabs>
+        <w:rPr>
+          <w:rFonts w:eastAsiaTheme="minorEastAsia"/>
+          <w:smallCaps w:val="0"/>
+          <w:noProof/>
+          <w:sz w:val="24"/>
+          <w:szCs w:val="24"/>
+        </w:rPr>
+      </w:pPr>
+      <w:hyperlink w:anchor="_Toc597751" w:history="1">
+        <w:r>
+          <w:rPr>
+            <w:rStyle w:val="Hyperlink"/>
+            <w:noProof/>
+          </w:rPr>
+          <w:t>Listing Indexes</w:t>
+        </w:r>
+        <w:r>
+          <w:rPr>
+            <w:noProof/>
+            <w:webHidden/>
+          </w:rPr>
+          <w:tab/>
+        </w:r>
+        <w:r>
+          <w:rPr>
+            <w:noProof/>
+            <w:webHidden/>
+          </w:rPr>
+          <w:fldChar w:fldCharType="begin"/>
+        </w:r>
+        <w:r>
+          <w:rPr>
+            <w:noProof/>
+            <w:webHidden/>
+          </w:rPr>
+          <w:instrText xml:space="preserve"> PAGEREF _Toc597751 \h </w:instrText>
+        </w:r>
+        <w:r>
+          <w:rPr>
+            <w:noProof/>
+            <w:webHidden/>
+          </w:rPr>
+        </w:r>
+        <w:r>
+          <w:rPr>
+            <w:noProof/>
+            <w:webHidden/>
+          </w:rPr>
+          <w:fldChar w:fldCharType="separate"/>
+        </w:r>
+        <w:r>
+          <w:rPr>
+            <w:noProof/>
+            <w:webHidden/>
+          </w:rPr>
+          <w:t>6</w:t>
+        </w:r>
+        <w:r>
+          <w:rPr>
+            <w:noProof/>
+            <w:webHidden/>
+          </w:rPr>
+          <w:fldChar w:fldCharType="end"/>
+        </w:r>
+      </w:hyperlink>
+    </w:p>
+    <w:p>
+      <w:pPr>
+        <w:pStyle w:val="TOC2"/>
+        <w:tabs>
+          <w:tab w:val="right" w:leader="dot" w:pos="9010"/>
+        </w:tabs>
+        <w:rPr>
+          <w:rFonts w:eastAsiaTheme="minorEastAsia"/>
+          <w:smallCaps w:val="0"/>
+          <w:noProof/>
+          <w:sz w:val="24"/>
+          <w:szCs w:val="24"/>
+        </w:rPr>
+      </w:pPr>
+      <w:hyperlink w:anchor="_Toc597752" w:history="1">
+        <w:r>
+          <w:rPr>
+            <w:rStyle w:val="Hyperlink"/>
+            <w:noProof/>
+          </w:rPr>
+          <w:t>Listing Index Columns</w:t>
+        </w:r>
+        <w:r>
+          <w:rPr>
+            <w:noProof/>
+            <w:webHidden/>
+          </w:rPr>
+          <w:tab/>
+        </w:r>
+        <w:r>
+          <w:rPr>
+            <w:noProof/>
+            <w:webHidden/>
+          </w:rPr>
+          <w:fldChar w:fldCharType="begin"/>
+        </w:r>
+        <w:r>
+          <w:rPr>
+            <w:noProof/>
+            <w:webHidden/>
+          </w:rPr>
+          <w:instrText xml:space="preserve"> PAGEREF _Toc597752 \h </w:instrText>
+        </w:r>
+        <w:r>
+          <w:rPr>
+            <w:noProof/>
+            <w:webHidden/>
+          </w:rPr>
+        </w:r>
+        <w:r>
+          <w:rPr>
+            <w:noProof/>
+            <w:webHidden/>
+          </w:rPr>
+          <w:fldChar w:fldCharType="separate"/>
+        </w:r>
+        <w:r>
+          <w:rPr>
+            <w:noProof/>
+            <w:webHidden/>
+          </w:rPr>
+          <w:t>6</w:t>
+        </w:r>
+        <w:r>
+          <w:rPr>
+            <w:noProof/>
+            <w:webHidden/>
+          </w:rPr>
+          <w:fldChar w:fldCharType="end"/>
+        </w:r>
+      </w:hyperlink>
+    </w:p>
+    <w:p>
+      <w:pPr>
+        <w:pStyle w:val="TOC2"/>
+        <w:tabs>
+          <w:tab w:val="right" w:leader="dot" w:pos="9010"/>
+        </w:tabs>
+        <w:rPr>
+          <w:rFonts w:eastAsiaTheme="minorEastAsia"/>
+          <w:smallCaps w:val="0"/>
+          <w:noProof/>
+          <w:sz w:val="24"/>
+          <w:szCs w:val="24"/>
+        </w:rPr>
+      </w:pPr>
+      <w:hyperlink w:anchor="_Toc597753" w:history="1">
+        <w:r>
+          <w:rPr>
+            <w:rStyle w:val="Hyperlink"/>
+            <w:noProof/>
+          </w:rPr>
+          <w:t>Loading a Table</w:t>
+        </w:r>
+        <w:r>
+          <w:rPr>
+            <w:noProof/>
+            <w:webHidden/>
+          </w:rPr>
+          <w:tab/>
+        </w:r>
+        <w:r>
+          <w:rPr>
+            <w:noProof/>
+            <w:webHidden/>
+          </w:rPr>
+          <w:fldChar w:fldCharType="begin"/>
+        </w:r>
+        <w:r>
+          <w:rPr>
+            <w:noProof/>
+            <w:webHidden/>
+          </w:rPr>
+          <w:instrText xml:space="preserve"> PAGEREF _Toc597753 \h </w:instrText>
+        </w:r>
+        <w:r>
+          <w:rPr>
+            <w:noProof/>
+            <w:webHidden/>
+          </w:rPr>
+        </w:r>
+        <w:r>
+          <w:rPr>
+            <w:noProof/>
+            <w:webHidden/>
+          </w:rPr>
+          <w:fldChar w:fldCharType="separate"/>
+        </w:r>
+        <w:r>
+          <w:rPr>
+            <w:noProof/>
+            <w:webHidden/>
+          </w:rPr>
+          <w:t>6</w:t>
+        </w:r>
+        <w:r>
+          <w:rPr>
+            <w:noProof/>
+            <w:webHidden/>
+          </w:rPr>
+          <w:fldChar w:fldCharType="end"/>
+        </w:r>
+      </w:hyperlink>
+    </w:p>
+    <w:p>
+      <w:pPr>
+        <w:pStyle w:val="TOC2"/>
+        <w:tabs>
+          <w:tab w:val="right" w:leader="dot" w:pos="9010"/>
+        </w:tabs>
+        <w:rPr>
+          <w:rFonts w:eastAsiaTheme="minorEastAsia"/>
+          <w:smallCaps w:val="0"/>
+          <w:noProof/>
+          <w:sz w:val="24"/>
+          <w:szCs w:val="24"/>
+        </w:rPr>
+      </w:pPr>
+      <w:hyperlink w:anchor="_Toc597754" w:history="1">
+        <w:r>
+          <w:rPr>
+            <w:rStyle w:val="Hyperlink"/>
+            <w:noProof/>
+          </w:rPr>
+          <w:t>Size of Table</w:t>
+        </w:r>
+        <w:r>
+          <w:rPr>
+            <w:noProof/>
+            <w:webHidden/>
+          </w:rPr>
+          <w:tab/>
+        </w:r>
+        <w:r>
+          <w:rPr>
+            <w:noProof/>
+            <w:webHidden/>
+          </w:rPr>
+          <w:fldChar w:fldCharType="begin"/>
+        </w:r>
+        <w:r>
+          <w:rPr>
+            <w:noProof/>
+            <w:webHidden/>
+          </w:rPr>
+          <w:instrText xml:space="preserve"> PAGEREF _Toc597754 \h </w:instrText>
+        </w:r>
+        <w:r>
+          <w:rPr>
+            <w:noProof/>
+            <w:webHidden/>
+          </w:rPr>
+        </w:r>
+        <w:r>
+          <w:rPr>
+            <w:noProof/>
+            <w:webHidden/>
+          </w:rPr>
+          <w:fldChar w:fldCharType="separate"/>
+        </w:r>
+        <w:r>
+          <w:rPr>
+            <w:noProof/>
+            <w:webHidden/>
+          </w:rPr>
+          <w:t>7</w:t>
+        </w:r>
+        <w:r>
+          <w:rPr>
+            <w:noProof/>
+            <w:webHidden/>
+          </w:rPr>
+          <w:fldChar w:fldCharType="end"/>
+        </w:r>
+      </w:hyperlink>
+    </w:p>
+    <w:p>
+      <w:pPr>
+        <w:pStyle w:val="TOC2"/>
+        <w:tabs>
+          <w:tab w:val="right" w:leader="dot" w:pos="9010"/>
+        </w:tabs>
+        <w:rPr>
+          <w:rFonts w:eastAsiaTheme="minorEastAsia"/>
+          <w:smallCaps w:val="0"/>
+          <w:noProof/>
+          <w:sz w:val="24"/>
+          <w:szCs w:val="24"/>
+        </w:rPr>
+      </w:pPr>
+      <w:hyperlink w:anchor="_Toc597755" w:history="1">
+        <w:r>
+          <w:rPr>
+            <w:rStyle w:val="Hyperlink"/>
+            <w:noProof/>
+          </w:rPr>
+          <w:t>Size of Index</w:t>
+        </w:r>
+        <w:r>
+          <w:rPr>
+            <w:noProof/>
+            <w:webHidden/>
+          </w:rPr>
+          <w:tab/>
+        </w:r>
+        <w:r>
+          <w:rPr>
+            <w:noProof/>
+            <w:webHidden/>
+          </w:rPr>
+          <w:fldChar w:fldCharType="begin"/>
+        </w:r>
+        <w:r>
+          <w:rPr>
+            <w:noProof/>
+            <w:webHidden/>
+          </w:rPr>
+          <w:instrText xml:space="preserve"> PAGEREF _Toc597755 \h </w:instrText>
+        </w:r>
+        <w:r>
+          <w:rPr>
+            <w:noProof/>
+            <w:webHidden/>
+          </w:rPr>
+        </w:r>
+        <w:r>
+          <w:rPr>
+            <w:noProof/>
+            <w:webHidden/>
+          </w:rPr>
+          <w:fldChar w:fldCharType="separate"/>
+        </w:r>
+        <w:r>
+          <w:rPr>
+            <w:noProof/>
+            <w:webHidden/>
+          </w:rPr>
+          <w:t>7</w:t>
+        </w:r>
+        <w:r>
+          <w:rPr>
+            <w:noProof/>
+            <w:webHidden/>
+          </w:rPr>
+          <w:fldChar w:fldCharType="end"/>
+        </w:r>
+      </w:hyperlink>
+    </w:p>
+    <w:p>
+      <w:pPr>
+        <w:pStyle w:val="TOC2"/>
+        <w:tabs>
+          <w:tab w:val="right" w:leader="dot" w:pos="9010"/>
+        </w:tabs>
+        <w:rPr>
+          <w:rFonts w:eastAsiaTheme="minorEastAsia"/>
+          <w:smallCaps w:val="0"/>
+          <w:noProof/>
+          <w:sz w:val="24"/>
+          <w:szCs w:val="24"/>
+        </w:rPr>
+      </w:pPr>
+      <w:hyperlink w:anchor="_Toc597756" w:history="1">
+        <w:r>
+          <w:rPr>
+            <w:rStyle w:val="Hyperlink"/>
+            <w:noProof/>
+          </w:rPr>
+          <w:t>Table Sizes</w:t>
+        </w:r>
+        <w:r>
+          <w:rPr>
+            <w:noProof/>
+            <w:webHidden/>
+          </w:rPr>
+          <w:tab/>
+        </w:r>
+        <w:r>
+          <w:rPr>
+            <w:noProof/>
+            <w:webHidden/>
+          </w:rPr>
+          <w:fldChar w:fldCharType="begin"/>
+        </w:r>
+        <w:r>
+          <w:rPr>
+            <w:noProof/>
+            <w:webHidden/>
+          </w:rPr>
+          <w:instrText xml:space="preserve"> PAGEREF _Toc597756 \h </w:instrText>
+        </w:r>
+        <w:r>
+          <w:rPr>
+            <w:noProof/>
+            <w:webHidden/>
+          </w:rPr>
+        </w:r>
+        <w:r>
+          <w:rPr>
+            <w:noProof/>
+            <w:webHidden/>
+          </w:rPr>
+          <w:fldChar w:fldCharType="separate"/>
+        </w:r>
+        <w:r>
+          <w:rPr>
+            <w:noProof/>
+            <w:webHidden/>
+          </w:rPr>
+          <w:t>7</w:t>
+        </w:r>
+        <w:r>
+          <w:rPr>
+            <w:noProof/>
+            <w:webHidden/>
+          </w:rPr>
+          <w:fldChar w:fldCharType="end"/>
+        </w:r>
+      </w:hyperlink>
+    </w:p>
+    <w:p>
+      <w:pPr>
+        <w:pStyle w:val="TOC2"/>
+        <w:tabs>
+          <w:tab w:val="right" w:leader="dot" w:pos="9010"/>
+        </w:tabs>
+        <w:rPr>
+          <w:rFonts w:eastAsiaTheme="minorEastAsia"/>
+          <w:smallCaps w:val="0"/>
+          <w:noProof/>
+          <w:sz w:val="24"/>
+          <w:szCs w:val="24"/>
+        </w:rPr>
+      </w:pPr>
+      <w:hyperlink w:anchor="_Toc597757" w:history="1">
+        <w:r>
+          <w:rPr>
+            <w:rStyle w:val="Hyperlink"/>
+            <w:noProof/>
+          </w:rPr>
+          <w:t>Fetching Rows</w:t>
+        </w:r>
+        <w:r>
+          <w:rPr>
+            <w:noProof/>
+            <w:webHidden/>
+          </w:rPr>
+          <w:tab/>
+        </w:r>
+        <w:r>
+          <w:rPr>
+            <w:noProof/>
+            <w:webHidden/>
+          </w:rPr>
+          <w:fldChar w:fldCharType="begin"/>
+        </w:r>
+        <w:r>
+          <w:rPr>
+            <w:noProof/>
+            <w:webHidden/>
+          </w:rPr>
+          <w:instrText xml:space="preserve"> PAGEREF _Toc597757 \h </w:instrText>
+        </w:r>
+        <w:r>
+          <w:rPr>
+            <w:noProof/>
+            <w:webHidden/>
+          </w:rPr>
+        </w:r>
+        <w:r>
+          <w:rPr>
+            <w:noProof/>
+            <w:webHidden/>
+          </w:rPr>
+          <w:fldChar w:fldCharType="separate"/>
+        </w:r>
+        <w:r>
+          <w:rPr>
+            <w:noProof/>
+            <w:webHidden/>
+          </w:rPr>
+          <w:t>7</w:t>
+        </w:r>
+        <w:r>
+          <w:rPr>
+            <w:noProof/>
+            <w:webHidden/>
+          </w:rPr>
+          <w:fldChar w:fldCharType="end"/>
+        </w:r>
+      </w:hyperlink>
+    </w:p>
+    <w:p>
+      <w:pPr>
+        <w:pStyle w:val="TOC2"/>
+        <w:tabs>
+          <w:tab w:val="right" w:leader="dot" w:pos="9010"/>
+        </w:tabs>
+        <w:rPr>
+          <w:rFonts w:eastAsiaTheme="minorEastAsia"/>
+          <w:smallCaps w:val="0"/>
+          <w:noProof/>
+          <w:sz w:val="24"/>
+          <w:szCs w:val="24"/>
+        </w:rPr>
+      </w:pPr>
+      <w:hyperlink w:anchor="_Toc597758" w:history="1">
+        <w:r>
+          <w:rPr>
+            <w:rStyle w:val="Hyperlink"/>
+            <w:noProof/>
+          </w:rPr>
+          <w:t>Listing Contents of Working Folder</w:t>
+        </w:r>
+        <w:r>
+          <w:rPr>
+            <w:noProof/>
+            <w:webHidden/>
+          </w:rPr>
+          <w:tab/>
+        </w:r>
+        <w:r>
+          <w:rPr>
+            <w:noProof/>
+            <w:webHidden/>
+          </w:rPr>
+          <w:fldChar w:fldCharType="begin"/>
+        </w:r>
+        <w:r>
+          <w:rPr>
+            <w:noProof/>
+            <w:webHidden/>
+          </w:rPr>
+          <w:instrText xml:space="preserve"> PAGEREF _Toc597758 \h </w:instrText>
+        </w:r>
+        <w:r>
+          <w:rPr>
+            <w:noProof/>
+            <w:webHidden/>
+          </w:rPr>
+        </w:r>
+        <w:r>
+          <w:rPr>
+            <w:noProof/>
+            <w:webHidden/>
+          </w:rPr>
+          <w:fldChar w:fldCharType="separate"/>
+        </w:r>
+        <w:r>
+          <w:rPr>
+            <w:noProof/>
+            <w:webHidden/>
+          </w:rPr>
+          <w:t>7</w:t>
+        </w:r>
+        <w:r>
+          <w:rPr>
+            <w:noProof/>
+            <w:webHidden/>
+          </w:rPr>
+          <w:fldChar w:fldCharType="end"/>
+        </w:r>
+      </w:hyperlink>
+    </w:p>
+    <w:p>
+      <w:pPr>
+        <w:pStyle w:val="TOC2"/>
+        <w:tabs>
+          <w:tab w:val="right" w:leader="dot" w:pos="9010"/>
+        </w:tabs>
+        <w:rPr>
+          <w:rFonts w:eastAsiaTheme="minorEastAsia"/>
+          <w:smallCaps w:val="0"/>
+          <w:noProof/>
+          <w:sz w:val="24"/>
+          <w:szCs w:val="24"/>
+        </w:rPr>
+      </w:pPr>
+      <w:hyperlink w:anchor="_Toc597759" w:history="1">
+        <w:r>
+          <w:rPr>
+            <w:rStyle w:val="Hyperlink"/>
+            <w:noProof/>
+          </w:rPr>
+          <w:t>Exporting a Table</w:t>
+        </w:r>
+        <w:r>
+          <w:rPr>
+            <w:noProof/>
+            <w:webHidden/>
+          </w:rPr>
+          <w:tab/>
+        </w:r>
+        <w:r>
+          <w:rPr>
+            <w:noProof/>
+            <w:webHidden/>
+          </w:rPr>
+          <w:fldChar w:fldCharType="begin"/>
+        </w:r>
+        <w:r>
+          <w:rPr>
+            <w:noProof/>
+            <w:webHidden/>
+          </w:rPr>
+          <w:instrText xml:space="preserve"> PAGEREF _Toc597759 \h </w:instrText>
+        </w:r>
+        <w:r>
+          <w:rPr>
+            <w:noProof/>
+            <w:webHidden/>
+          </w:rPr>
+        </w:r>
+        <w:r>
+          <w:rPr>
+            <w:noProof/>
+            <w:webHidden/>
+          </w:rPr>
+          <w:fldChar w:fldCharType="separate"/>
+        </w:r>
+        <w:r>
+          <w:rPr>
+            <w:noProof/>
+            <w:webHidden/>
+          </w:rPr>
+          <w:t>7</w:t>
+        </w:r>
+        <w:r>
+          <w:rPr>
+            <w:noProof/>
+            <w:webHidden/>
+          </w:rPr>
+          <w:fldChar w:fldCharType="end"/>
+        </w:r>
+      </w:hyperlink>
+    </w:p>
+    <w:p>
+      <w:pPr>
+        <w:pStyle w:val="TOC2"/>
+        <w:tabs>
+          <w:tab w:val="right" w:leader="dot" w:pos="9010"/>
+        </w:tabs>
+        <w:rPr>
+          <w:rFonts w:eastAsiaTheme="minorEastAsia"/>
+          <w:smallCaps w:val="0"/>
+          <w:noProof/>
+          <w:sz w:val="24"/>
+          <w:szCs w:val="24"/>
+        </w:rPr>
+      </w:pPr>
+      <w:hyperlink w:anchor="_Toc597760" w:history="1">
+        <w:r>
+          <w:rPr>
+            <w:rStyle w:val="Hyperlink"/>
+            <w:noProof/>
+          </w:rPr>
+          <w:t>Truncating a Table</w:t>
+        </w:r>
+        <w:r>
+          <w:rPr>
+            <w:noProof/>
+            <w:webHidden/>
+          </w:rPr>
+          <w:tab/>
+        </w:r>
+        <w:r>
+          <w:rPr>
+            <w:noProof/>
+            <w:webHidden/>
+          </w:rPr>
+          <w:fldChar w:fldCharType="begin"/>
+        </w:r>
+        <w:r>
+          <w:rPr>
+            <w:noProof/>
+            <w:webHidden/>
+          </w:rPr>
+          <w:instrText xml:space="preserve"> PAGEREF _Toc597760 \h </w:instrText>
+        </w:r>
+        <w:r>
+          <w:rPr>
+            <w:noProof/>
+            <w:webHidden/>
+          </w:rPr>
+        </w:r>
+        <w:r>
+          <w:rPr>
+            <w:noProof/>
+            <w:webHidden/>
+          </w:rPr>
+          <w:fldChar w:fldCharType="separate"/>
+        </w:r>
+        <w:r>
+          <w:rPr>
+            <w:noProof/>
+            <w:webHidden/>
+          </w:rPr>
+          <w:t>7</w:t>
+        </w:r>
+        <w:r>
+          <w:rPr>
+            <w:noProof/>
+            <w:webHidden/>
+          </w:rPr>
+          <w:fldChar w:fldCharType="end"/>
+        </w:r>
+      </w:hyperlink>
+    </w:p>
+    <w:p>
+      <w:pPr>
+        <w:pStyle w:val="TOC2"/>
+        <w:tabs>
+          <w:tab w:val="right" w:leader="dot" w:pos="9010"/>
+        </w:tabs>
+        <w:rPr>
+          <w:rFonts w:eastAsiaTheme="minorEastAsia"/>
+          <w:smallCaps w:val="0"/>
+          <w:noProof/>
+          <w:sz w:val="24"/>
+          <w:szCs w:val="24"/>
+        </w:rPr>
+      </w:pPr>
+      <w:hyperlink w:anchor="_Toc597761" w:history="1">
+        <w:r>
+          <w:rPr>
+            <w:rStyle w:val="Hyperlink"/>
+            <w:noProof/>
+          </w:rPr>
+          <w:t>Dropping an Index</w:t>
+        </w:r>
+        <w:r>
+          <w:rPr>
+            <w:noProof/>
+            <w:webHidden/>
+          </w:rPr>
+          <w:tab/>
+        </w:r>
+        <w:r>
+          <w:rPr>
+            <w:noProof/>
+            <w:webHidden/>
+          </w:rPr>
+          <w:fldChar w:fldCharType="begin"/>
+        </w:r>
+        <w:r>
+          <w:rPr>
+            <w:noProof/>
+            <w:webHidden/>
+          </w:rPr>
+          <w:instrText xml:space="preserve"> PAGEREF _Toc597761 \h </w:instrText>
+        </w:r>
+        <w:r>
+          <w:rPr>
+            <w:noProof/>
+            <w:webHidden/>
+          </w:rPr>
+        </w:r>
+        <w:r>
+          <w:rPr>
+            <w:noProof/>
+            <w:webHidden/>
+          </w:rPr>
+          <w:fldChar w:fldCharType="separate"/>
+        </w:r>
+        <w:r>
+          <w:rPr>
+            <w:noProof/>
+            <w:webHidden/>
+          </w:rPr>
+          <w:t>7</w:t>
+        </w:r>
+        <w:r>
+          <w:rPr>
+            <w:noProof/>
+            <w:webHidden/>
+          </w:rPr>
+          <w:fldChar w:fldCharType="end"/>
+        </w:r>
+      </w:hyperlink>
+    </w:p>
+    <w:p>
+      <w:pPr>
+        <w:pStyle w:val="TOC2"/>
+        <w:tabs>
+          <w:tab w:val="right" w:leader="dot" w:pos="9010"/>
+        </w:tabs>
+        <w:rPr>
+          <w:rFonts w:eastAsiaTheme="minorEastAsia"/>
+          <w:smallCaps w:val="0"/>
+          <w:noProof/>
+          <w:sz w:val="24"/>
+          <w:szCs w:val="24"/>
+        </w:rPr>
+      </w:pPr>
+      <w:hyperlink w:anchor="_Toc597762" w:history="1">
+        <w:r>
+          <w:rPr>
+            <w:rStyle w:val="Hyperlink"/>
+            <w:noProof/>
+          </w:rPr>
+          <w:t>Dropping a Table</w:t>
+        </w:r>
+        <w:r>
+          <w:rPr>
+            <w:noProof/>
+            <w:webHidden/>
+          </w:rPr>
+          <w:tab/>
+        </w:r>
+        <w:r>
+          <w:rPr>
+            <w:noProof/>
+            <w:webHidden/>
+          </w:rPr>
+          <w:fldChar w:fldCharType="begin"/>
+        </w:r>
+        <w:r>
+          <w:rPr>
+            <w:noProof/>
+            <w:webHidden/>
+          </w:rPr>
+          <w:instrText xml:space="preserve"> PAGEREF _Toc597762 \h </w:instrText>
+        </w:r>
+        <w:r>
+          <w:rPr>
+            <w:noProof/>
+            <w:webHidden/>
+          </w:rPr>
+        </w:r>
+        <w:r>
+          <w:rPr>
+            <w:noProof/>
+            <w:webHidden/>
+          </w:rPr>
+          <w:fldChar w:fldCharType="separate"/>
+        </w:r>
+        <w:r>
+          <w:rPr>
+            <w:noProof/>
+            <w:webHidden/>
+          </w:rPr>
+          <w:t>7</w:t>
         </w:r>
         <w:r>
           <w:rPr>
@@ -764,13 +2913,13 @@
           <w:szCs w:val="24"/>
         </w:rPr>
       </w:pPr>
-      <w:hyperlink w:anchor="_Toc593909" w:history="1">
+      <w:hyperlink w:anchor="_Toc597763" w:history="1">
         <w:r>
           <w:rPr>
             <w:rStyle w:val="Hyperlink"/>
             <w:noProof/>
           </w:rPr>
-          <w:t>Starting and Stopping RapidsSE</w:t>
+          <w:t>Fetching Rows Using Indexes</w:t>
         </w:r>
         <w:r>
           <w:rPr>
@@ -791,7 +2940,7 @@
             <w:noProof/>
             <w:webHidden/>
           </w:rPr>
-          <w:instrText xml:space="preserve"> PAGEREF _Toc593909 \h </w:instrText>
+          <w:instrText xml:space="preserve"> PAGEREF _Toc597763 \h </w:instrText>
         </w:r>
         <w:r>
           <w:rPr>
@@ -811,223 +2960,7 @@
             <w:noProof/>
             <w:webHidden/>
           </w:rPr>
-          <w:t>6</w:t>
-        </w:r>
-        <w:r>
-          <w:rPr>
-            <w:noProof/>
-            <w:webHidden/>
-          </w:rPr>
-          <w:fldChar w:fldCharType="end"/>
-        </w:r>
-      </w:hyperlink>
-    </w:p>
-    <w:p>
-      <w:pPr>
-        <w:pStyle w:val="TOC2"/>
-        <w:tabs>
-          <w:tab w:val="right" w:leader="dot" w:pos="9010"/>
-        </w:tabs>
-        <w:rPr>
-          <w:rFonts w:eastAsiaTheme="minorEastAsia"/>
-          <w:smallCaps w:val="0"/>
-          <w:noProof/>
-          <w:sz w:val="24"/>
-          <w:szCs w:val="24"/>
-        </w:rPr>
-      </w:pPr>
-      <w:hyperlink w:anchor="_Toc593910" w:history="1">
-        <w:r>
-          <w:rPr>
-            <w:rStyle w:val="Hyperlink"/>
-            <w:noProof/>
-          </w:rPr>
-          <w:t>Starting a RapidsSE Instance</w:t>
-        </w:r>
-        <w:r>
-          <w:rPr>
-            <w:noProof/>
-            <w:webHidden/>
-          </w:rPr>
-          <w:tab/>
-        </w:r>
-        <w:r>
-          <w:rPr>
-            <w:noProof/>
-            <w:webHidden/>
-          </w:rPr>
-          <w:fldChar w:fldCharType="begin"/>
-        </w:r>
-        <w:r>
-          <w:rPr>
-            <w:noProof/>
-            <w:webHidden/>
-          </w:rPr>
-          <w:instrText xml:space="preserve"> PAGEREF _Toc593910 \h </w:instrText>
-        </w:r>
-        <w:r>
-          <w:rPr>
-            <w:noProof/>
-            <w:webHidden/>
-          </w:rPr>
-        </w:r>
-        <w:r>
-          <w:rPr>
-            <w:noProof/>
-            <w:webHidden/>
-          </w:rPr>
-          <w:fldChar w:fldCharType="separate"/>
-        </w:r>
-        <w:r>
-          <w:rPr>
-            <w:noProof/>
-            <w:webHidden/>
-          </w:rPr>
-          <w:t>6</w:t>
-        </w:r>
-        <w:r>
-          <w:rPr>
-            <w:noProof/>
-            <w:webHidden/>
-          </w:rPr>
-          <w:fldChar w:fldCharType="end"/>
-        </w:r>
-      </w:hyperlink>
-    </w:p>
-    <w:p>
-      <w:pPr>
-        <w:pStyle w:val="TOC2"/>
-        <w:tabs>
-          <w:tab w:val="right" w:leader="dot" w:pos="9010"/>
-        </w:tabs>
-        <w:rPr>
-          <w:rFonts w:eastAsiaTheme="minorEastAsia"/>
-          <w:smallCaps w:val="0"/>
-          <w:noProof/>
-          <w:sz w:val="24"/>
-          <w:szCs w:val="24"/>
-        </w:rPr>
-      </w:pPr>
-      <w:hyperlink w:anchor="_Toc593911" w:history="1">
-        <w:r>
-          <w:rPr>
-            <w:rStyle w:val="Hyperlink"/>
-            <w:noProof/>
-          </w:rPr>
-          <w:t>Using the Prompt</w:t>
-        </w:r>
-        <w:r>
-          <w:rPr>
-            <w:noProof/>
-            <w:webHidden/>
-          </w:rPr>
-          <w:tab/>
-        </w:r>
-        <w:r>
-          <w:rPr>
-            <w:noProof/>
-            <w:webHidden/>
-          </w:rPr>
-          <w:fldChar w:fldCharType="begin"/>
-        </w:r>
-        <w:r>
-          <w:rPr>
-            <w:noProof/>
-            <w:webHidden/>
-          </w:rPr>
-          <w:instrText xml:space="preserve"> PAGEREF _Toc593911 \h </w:instrText>
-        </w:r>
-        <w:r>
-          <w:rPr>
-            <w:noProof/>
-            <w:webHidden/>
-          </w:rPr>
-        </w:r>
-        <w:r>
-          <w:rPr>
-            <w:noProof/>
-            <w:webHidden/>
-          </w:rPr>
-          <w:fldChar w:fldCharType="separate"/>
-        </w:r>
-        <w:r>
-          <w:rPr>
-            <w:noProof/>
-            <w:webHidden/>
-          </w:rPr>
-          <w:t>6</w:t>
-        </w:r>
-        <w:r>
-          <w:rPr>
-            <w:noProof/>
-            <w:webHidden/>
-          </w:rPr>
-          <w:fldChar w:fldCharType="end"/>
-        </w:r>
-      </w:hyperlink>
-    </w:p>
-    <w:p>
-      <w:pPr>
-        <w:pStyle w:val="TOC2"/>
-        <w:tabs>
-          <w:tab w:val="right" w:leader="dot" w:pos="9010"/>
-        </w:tabs>
-        <w:rPr>
-          <w:rFonts w:eastAsiaTheme="minorEastAsia"/>
-          <w:smallCaps w:val="0"/>
-          <w:noProof/>
-          <w:sz w:val="24"/>
-          <w:szCs w:val="24"/>
-        </w:rPr>
-      </w:pPr>
-      <w:hyperlink w:anchor="_Toc593912" w:history="1">
-        <w:r>
-          <w:rPr>
-            <w:rStyle w:val="Hyperlink"/>
-            <w:noProof/>
-          </w:rPr>
-          <w:t>Stopping RapidsSE</w:t>
-        </w:r>
-        <w:r>
-          <w:rPr>
-            <w:noProof/>
-            <w:webHidden/>
-          </w:rPr>
-          <w:tab/>
-        </w:r>
-        <w:r>
-          <w:rPr>
-            <w:noProof/>
-            <w:webHidden/>
-          </w:rPr>
-          <w:fldChar w:fldCharType="begin"/>
-        </w:r>
-        <w:r>
-          <w:rPr>
-            <w:noProof/>
-            <w:webHidden/>
-          </w:rPr>
-          <w:instrText xml:space="preserve"> PAGEREF _Toc593912 \h </w:instrText>
-        </w:r>
-        <w:r>
-          <w:rPr>
-            <w:noProof/>
-            <w:webHidden/>
-          </w:rPr>
-        </w:r>
-        <w:r>
-          <w:rPr>
-            <w:noProof/>
-            <w:webHidden/>
-          </w:rPr>
-          <w:fldChar w:fldCharType="separate"/>
-        </w:r>
-        <w:r>
-          <w:rPr>
-            <w:noProof/>
-            <w:webHidden/>
-          </w:rPr>
-          <w:t>6</w:t>
+          <w:t>8</w:t>
         </w:r>
         <w:r>
           <w:rPr>
@@ -1054,13 +2987,13 @@
           <w:szCs w:val="24"/>
         </w:rPr>
       </w:pPr>
-      <w:hyperlink w:anchor="_Toc593913" w:history="1">
+      <w:hyperlink w:anchor="_Toc597764" w:history="1">
         <w:r>
           <w:rPr>
             <w:rStyle w:val="Hyperlink"/>
             <w:noProof/>
           </w:rPr>
-          <w:t>General Commands</w:t>
+          <w:t>Timing Commands</w:t>
         </w:r>
         <w:r>
           <w:rPr>
@@ -1081,7 +3014,7 @@
             <w:noProof/>
             <w:webHidden/>
           </w:rPr>
-          <w:instrText xml:space="preserve"> PAGEREF _Toc593913 \h </w:instrText>
+          <w:instrText xml:space="preserve"> PAGEREF _Toc597764 \h </w:instrText>
         </w:r>
         <w:r>
           <w:rPr>
@@ -1101,1879 +3034,7 @@
             <w:noProof/>
             <w:webHidden/>
           </w:rPr>
-          <w:t>7</w:t>
-        </w:r>
-        <w:r>
-          <w:rPr>
-            <w:noProof/>
-            <w:webHidden/>
-          </w:rPr>
-          <w:fldChar w:fldCharType="end"/>
-        </w:r>
-      </w:hyperlink>
-    </w:p>
-    <w:p>
-      <w:pPr>
-        <w:pStyle w:val="TOC2"/>
-        <w:tabs>
-          <w:tab w:val="right" w:leader="dot" w:pos="9010"/>
-        </w:tabs>
-        <w:rPr>
-          <w:rFonts w:eastAsiaTheme="minorEastAsia"/>
-          <w:smallCaps w:val="0"/>
-          <w:noProof/>
-          <w:sz w:val="24"/>
-          <w:szCs w:val="24"/>
-        </w:rPr>
-      </w:pPr>
-      <w:hyperlink w:anchor="_Toc593914" w:history="1">
-        <w:r>
-          <w:rPr>
-            <w:rStyle w:val="Hyperlink"/>
-            <w:noProof/>
-          </w:rPr>
-          <w:t>Print Current Version</w:t>
-        </w:r>
-        <w:r>
-          <w:rPr>
-            <w:noProof/>
-            <w:webHidden/>
-          </w:rPr>
-          <w:tab/>
-        </w:r>
-        <w:r>
-          <w:rPr>
-            <w:noProof/>
-            <w:webHidden/>
-          </w:rPr>
-          <w:fldChar w:fldCharType="begin"/>
-        </w:r>
-        <w:r>
-          <w:rPr>
-            <w:noProof/>
-            <w:webHidden/>
-          </w:rPr>
-          <w:instrText xml:space="preserve"> PAGEREF _Toc593914 \h </w:instrText>
-        </w:r>
-        <w:r>
-          <w:rPr>
-            <w:noProof/>
-            <w:webHidden/>
-          </w:rPr>
-        </w:r>
-        <w:r>
-          <w:rPr>
-            <w:noProof/>
-            <w:webHidden/>
-          </w:rPr>
-          <w:fldChar w:fldCharType="separate"/>
-        </w:r>
-        <w:r>
-          <w:rPr>
-            <w:noProof/>
-            <w:webHidden/>
-          </w:rPr>
-          <w:t>7</w:t>
-        </w:r>
-        <w:r>
-          <w:rPr>
-            <w:noProof/>
-            <w:webHidden/>
-          </w:rPr>
-          <w:fldChar w:fldCharType="end"/>
-        </w:r>
-      </w:hyperlink>
-    </w:p>
-    <w:p>
-      <w:pPr>
-        <w:pStyle w:val="TOC2"/>
-        <w:tabs>
-          <w:tab w:val="right" w:leader="dot" w:pos="9010"/>
-        </w:tabs>
-        <w:rPr>
-          <w:rFonts w:eastAsiaTheme="minorEastAsia"/>
-          <w:smallCaps w:val="0"/>
-          <w:noProof/>
-          <w:sz w:val="24"/>
-          <w:szCs w:val="24"/>
-        </w:rPr>
-      </w:pPr>
-      <w:hyperlink w:anchor="_Toc593915" w:history="1">
-        <w:r>
-          <w:rPr>
-            <w:rStyle w:val="Hyperlink"/>
-            <w:noProof/>
-          </w:rPr>
-          <w:t>Print Configuration</w:t>
-        </w:r>
-        <w:r>
-          <w:rPr>
-            <w:noProof/>
-            <w:webHidden/>
-          </w:rPr>
-          <w:tab/>
-        </w:r>
-        <w:r>
-          <w:rPr>
-            <w:noProof/>
-            <w:webHidden/>
-          </w:rPr>
-          <w:fldChar w:fldCharType="begin"/>
-        </w:r>
-        <w:r>
-          <w:rPr>
-            <w:noProof/>
-            <w:webHidden/>
-          </w:rPr>
-          <w:instrText xml:space="preserve"> PAGEREF _Toc593915 \h </w:instrText>
-        </w:r>
-        <w:r>
-          <w:rPr>
-            <w:noProof/>
-            <w:webHidden/>
-          </w:rPr>
-        </w:r>
-        <w:r>
-          <w:rPr>
-            <w:noProof/>
-            <w:webHidden/>
-          </w:rPr>
-          <w:fldChar w:fldCharType="separate"/>
-        </w:r>
-        <w:r>
-          <w:rPr>
-            <w:noProof/>
-            <w:webHidden/>
-          </w:rPr>
-          <w:t>7</w:t>
-        </w:r>
-        <w:r>
-          <w:rPr>
-            <w:noProof/>
-            <w:webHidden/>
-          </w:rPr>
-          <w:fldChar w:fldCharType="end"/>
-        </w:r>
-      </w:hyperlink>
-    </w:p>
-    <w:p>
-      <w:pPr>
-        <w:pStyle w:val="TOC2"/>
-        <w:tabs>
-          <w:tab w:val="right" w:leader="dot" w:pos="9010"/>
-        </w:tabs>
-        <w:rPr>
-          <w:rFonts w:eastAsiaTheme="minorEastAsia"/>
-          <w:smallCaps w:val="0"/>
-          <w:noProof/>
-          <w:sz w:val="24"/>
-          <w:szCs w:val="24"/>
-        </w:rPr>
-      </w:pPr>
-      <w:hyperlink w:anchor="_Toc593916" w:history="1">
-        <w:r>
-          <w:rPr>
-            <w:rStyle w:val="Hyperlink"/>
-            <w:noProof/>
-          </w:rPr>
-          <w:t>Print Working Directory</w:t>
-        </w:r>
-        <w:r>
-          <w:rPr>
-            <w:noProof/>
-            <w:webHidden/>
-          </w:rPr>
-          <w:tab/>
-        </w:r>
-        <w:r>
-          <w:rPr>
-            <w:noProof/>
-            <w:webHidden/>
-          </w:rPr>
-          <w:fldChar w:fldCharType="begin"/>
-        </w:r>
-        <w:r>
-          <w:rPr>
-            <w:noProof/>
-            <w:webHidden/>
-          </w:rPr>
-          <w:instrText xml:space="preserve"> PAGEREF _Toc593916 \h </w:instrText>
-        </w:r>
-        <w:r>
-          <w:rPr>
-            <w:noProof/>
-            <w:webHidden/>
-          </w:rPr>
-        </w:r>
-        <w:r>
-          <w:rPr>
-            <w:noProof/>
-            <w:webHidden/>
-          </w:rPr>
-          <w:fldChar w:fldCharType="separate"/>
-        </w:r>
-        <w:r>
-          <w:rPr>
-            <w:noProof/>
-            <w:webHidden/>
-          </w:rPr>
-          <w:t>7</w:t>
-        </w:r>
-        <w:r>
-          <w:rPr>
-            <w:noProof/>
-            <w:webHidden/>
-          </w:rPr>
-          <w:fldChar w:fldCharType="end"/>
-        </w:r>
-      </w:hyperlink>
-    </w:p>
-    <w:p>
-      <w:pPr>
-        <w:pStyle w:val="TOC2"/>
-        <w:tabs>
-          <w:tab w:val="right" w:leader="dot" w:pos="9010"/>
-        </w:tabs>
-        <w:rPr>
-          <w:rFonts w:eastAsiaTheme="minorEastAsia"/>
-          <w:smallCaps w:val="0"/>
-          <w:noProof/>
-          <w:sz w:val="24"/>
-          <w:szCs w:val="24"/>
-        </w:rPr>
-      </w:pPr>
-      <w:hyperlink w:anchor="_Toc593917" w:history="1">
-        <w:r>
-          <w:rPr>
-            <w:rStyle w:val="Hyperlink"/>
-            <w:noProof/>
-          </w:rPr>
-          <w:t>Listing Contents of Working Directory</w:t>
-        </w:r>
-        <w:r>
-          <w:rPr>
-            <w:noProof/>
-            <w:webHidden/>
-          </w:rPr>
-          <w:tab/>
-        </w:r>
-        <w:r>
-          <w:rPr>
-            <w:noProof/>
-            <w:webHidden/>
-          </w:rPr>
-          <w:fldChar w:fldCharType="begin"/>
-        </w:r>
-        <w:r>
-          <w:rPr>
-            <w:noProof/>
-            <w:webHidden/>
-          </w:rPr>
-          <w:instrText xml:space="preserve"> PAGEREF _Toc593917 \h </w:instrText>
-        </w:r>
-        <w:r>
-          <w:rPr>
-            <w:noProof/>
-            <w:webHidden/>
-          </w:rPr>
-        </w:r>
-        <w:r>
-          <w:rPr>
-            <w:noProof/>
-            <w:webHidden/>
-          </w:rPr>
-          <w:fldChar w:fldCharType="separate"/>
-        </w:r>
-        <w:r>
-          <w:rPr>
-            <w:noProof/>
-            <w:webHidden/>
-          </w:rPr>
-          <w:t>7</w:t>
-        </w:r>
-        <w:r>
-          <w:rPr>
-            <w:noProof/>
-            <w:webHidden/>
-          </w:rPr>
-          <w:fldChar w:fldCharType="end"/>
-        </w:r>
-      </w:hyperlink>
-    </w:p>
-    <w:p>
-      <w:pPr>
-        <w:pStyle w:val="TOC2"/>
-        <w:tabs>
-          <w:tab w:val="right" w:leader="dot" w:pos="9010"/>
-        </w:tabs>
-        <w:rPr>
-          <w:rFonts w:eastAsiaTheme="minorEastAsia"/>
-          <w:smallCaps w:val="0"/>
-          <w:noProof/>
-          <w:sz w:val="24"/>
-          <w:szCs w:val="24"/>
-        </w:rPr>
-      </w:pPr>
-      <w:hyperlink w:anchor="_Toc593918" w:history="1">
-        <w:r>
-          <w:rPr>
-            <w:rStyle w:val="Hyperlink"/>
-            <w:noProof/>
-          </w:rPr>
-          <w:t>Changing Working Directory</w:t>
-        </w:r>
-        <w:r>
-          <w:rPr>
-            <w:noProof/>
-            <w:webHidden/>
-          </w:rPr>
-          <w:tab/>
-        </w:r>
-        <w:r>
-          <w:rPr>
-            <w:noProof/>
-            <w:webHidden/>
-          </w:rPr>
-          <w:fldChar w:fldCharType="begin"/>
-        </w:r>
-        <w:r>
-          <w:rPr>
-            <w:noProof/>
-            <w:webHidden/>
-          </w:rPr>
-          <w:instrText xml:space="preserve"> PAGEREF _Toc593918 \h </w:instrText>
-        </w:r>
-        <w:r>
-          <w:rPr>
-            <w:noProof/>
-            <w:webHidden/>
-          </w:rPr>
-        </w:r>
-        <w:r>
-          <w:rPr>
-            <w:noProof/>
-            <w:webHidden/>
-          </w:rPr>
-          <w:fldChar w:fldCharType="separate"/>
-        </w:r>
-        <w:r>
-          <w:rPr>
-            <w:noProof/>
-            <w:webHidden/>
-          </w:rPr>
-          <w:t>7</w:t>
-        </w:r>
-        <w:r>
-          <w:rPr>
-            <w:noProof/>
-            <w:webHidden/>
-          </w:rPr>
-          <w:fldChar w:fldCharType="end"/>
-        </w:r>
-      </w:hyperlink>
-    </w:p>
-    <w:p>
-      <w:pPr>
-        <w:pStyle w:val="TOC2"/>
-        <w:tabs>
-          <w:tab w:val="right" w:leader="dot" w:pos="9010"/>
-        </w:tabs>
-        <w:rPr>
-          <w:rFonts w:eastAsiaTheme="minorEastAsia"/>
-          <w:smallCaps w:val="0"/>
-          <w:noProof/>
-          <w:sz w:val="24"/>
-          <w:szCs w:val="24"/>
-        </w:rPr>
-      </w:pPr>
-      <w:hyperlink w:anchor="_Toc593919" w:history="1">
-        <w:r>
-          <w:rPr>
-            <w:rStyle w:val="Hyperlink"/>
-            <w:noProof/>
-          </w:rPr>
-          <w:t>Print Working Folder</w:t>
-        </w:r>
-        <w:r>
-          <w:rPr>
-            <w:noProof/>
-            <w:webHidden/>
-          </w:rPr>
-          <w:tab/>
-        </w:r>
-        <w:r>
-          <w:rPr>
-            <w:noProof/>
-            <w:webHidden/>
-          </w:rPr>
-          <w:fldChar w:fldCharType="begin"/>
-        </w:r>
-        <w:r>
-          <w:rPr>
-            <w:noProof/>
-            <w:webHidden/>
-          </w:rPr>
-          <w:instrText xml:space="preserve"> PAGEREF _Toc593919 \h </w:instrText>
-        </w:r>
-        <w:r>
-          <w:rPr>
-            <w:noProof/>
-            <w:webHidden/>
-          </w:rPr>
-        </w:r>
-        <w:r>
-          <w:rPr>
-            <w:noProof/>
-            <w:webHidden/>
-          </w:rPr>
-          <w:fldChar w:fldCharType="separate"/>
-        </w:r>
-        <w:r>
-          <w:rPr>
-            <w:noProof/>
-            <w:webHidden/>
-          </w:rPr>
-          <w:t>7</w:t>
-        </w:r>
-        <w:r>
-          <w:rPr>
-            <w:noProof/>
-            <w:webHidden/>
-          </w:rPr>
-          <w:fldChar w:fldCharType="end"/>
-        </w:r>
-      </w:hyperlink>
-    </w:p>
-    <w:p>
-      <w:pPr>
-        <w:pStyle w:val="TOC2"/>
-        <w:tabs>
-          <w:tab w:val="right" w:leader="dot" w:pos="9010"/>
-        </w:tabs>
-        <w:rPr>
-          <w:rFonts w:eastAsiaTheme="minorEastAsia"/>
-          <w:smallCaps w:val="0"/>
-          <w:noProof/>
-          <w:sz w:val="24"/>
-          <w:szCs w:val="24"/>
-        </w:rPr>
-      </w:pPr>
-      <w:hyperlink w:anchor="_Toc593920" w:history="1">
-        <w:r>
-          <w:rPr>
-            <w:rStyle w:val="Hyperlink"/>
-            <w:noProof/>
-          </w:rPr>
-          <w:t>Change Working Folder</w:t>
-        </w:r>
-        <w:r>
-          <w:rPr>
-            <w:noProof/>
-            <w:webHidden/>
-          </w:rPr>
-          <w:tab/>
-        </w:r>
-        <w:r>
-          <w:rPr>
-            <w:noProof/>
-            <w:webHidden/>
-          </w:rPr>
-          <w:fldChar w:fldCharType="begin"/>
-        </w:r>
-        <w:r>
-          <w:rPr>
-            <w:noProof/>
-            <w:webHidden/>
-          </w:rPr>
-          <w:instrText xml:space="preserve"> PAGEREF _Toc593920 \h </w:instrText>
-        </w:r>
-        <w:r>
-          <w:rPr>
-            <w:noProof/>
-            <w:webHidden/>
-          </w:rPr>
-        </w:r>
-        <w:r>
-          <w:rPr>
-            <w:noProof/>
-            <w:webHidden/>
-          </w:rPr>
-          <w:fldChar w:fldCharType="separate"/>
-        </w:r>
-        <w:r>
-          <w:rPr>
-            <w:noProof/>
-            <w:webHidden/>
-          </w:rPr>
-          <w:t>7</w:t>
-        </w:r>
-        <w:r>
-          <w:rPr>
-            <w:noProof/>
-            <w:webHidden/>
-          </w:rPr>
-          <w:fldChar w:fldCharType="end"/>
-        </w:r>
-      </w:hyperlink>
-    </w:p>
-    <w:p>
-      <w:pPr>
-        <w:pStyle w:val="TOC2"/>
-        <w:tabs>
-          <w:tab w:val="right" w:leader="dot" w:pos="9010"/>
-        </w:tabs>
-        <w:rPr>
-          <w:rFonts w:eastAsiaTheme="minorEastAsia"/>
-          <w:smallCaps w:val="0"/>
-          <w:noProof/>
-          <w:sz w:val="24"/>
-          <w:szCs w:val="24"/>
-        </w:rPr>
-      </w:pPr>
-      <w:hyperlink w:anchor="_Toc593921" w:history="1">
-        <w:r>
-          <w:rPr>
-            <w:rStyle w:val="Hyperlink"/>
-            <w:noProof/>
-          </w:rPr>
-          <w:t>Starting the Cluster</w:t>
-        </w:r>
-        <w:r>
-          <w:rPr>
-            <w:noProof/>
-            <w:webHidden/>
-          </w:rPr>
-          <w:tab/>
-        </w:r>
-        <w:r>
-          <w:rPr>
-            <w:noProof/>
-            <w:webHidden/>
-          </w:rPr>
-          <w:fldChar w:fldCharType="begin"/>
-        </w:r>
-        <w:r>
-          <w:rPr>
-            <w:noProof/>
-            <w:webHidden/>
-          </w:rPr>
-          <w:instrText xml:space="preserve"> PAGEREF _Toc593921 \h </w:instrText>
-        </w:r>
-        <w:r>
-          <w:rPr>
-            <w:noProof/>
-            <w:webHidden/>
-          </w:rPr>
-        </w:r>
-        <w:r>
-          <w:rPr>
-            <w:noProof/>
-            <w:webHidden/>
-          </w:rPr>
-          <w:fldChar w:fldCharType="separate"/>
-        </w:r>
-        <w:r>
-          <w:rPr>
-            <w:noProof/>
-            <w:webHidden/>
-          </w:rPr>
-          <w:t>7</w:t>
-        </w:r>
-        <w:r>
-          <w:rPr>
-            <w:noProof/>
-            <w:webHidden/>
-          </w:rPr>
-          <w:fldChar w:fldCharType="end"/>
-        </w:r>
-      </w:hyperlink>
-    </w:p>
-    <w:p>
-      <w:pPr>
-        <w:pStyle w:val="TOC2"/>
-        <w:tabs>
-          <w:tab w:val="right" w:leader="dot" w:pos="9010"/>
-        </w:tabs>
-        <w:rPr>
-          <w:rFonts w:eastAsiaTheme="minorEastAsia"/>
-          <w:smallCaps w:val="0"/>
-          <w:noProof/>
-          <w:sz w:val="24"/>
-          <w:szCs w:val="24"/>
-        </w:rPr>
-      </w:pPr>
-      <w:hyperlink w:anchor="_Toc593922" w:history="1">
-        <w:r>
-          <w:rPr>
-            <w:rStyle w:val="Hyperlink"/>
-            <w:noProof/>
-          </w:rPr>
-          <w:t>Getting the Cluster Status</w:t>
-        </w:r>
-        <w:r>
-          <w:rPr>
-            <w:noProof/>
-            <w:webHidden/>
-          </w:rPr>
-          <w:tab/>
-        </w:r>
-        <w:r>
-          <w:rPr>
-            <w:noProof/>
-            <w:webHidden/>
-          </w:rPr>
-          <w:fldChar w:fldCharType="begin"/>
-        </w:r>
-        <w:r>
-          <w:rPr>
-            <w:noProof/>
-            <w:webHidden/>
-          </w:rPr>
-          <w:instrText xml:space="preserve"> PAGEREF _Toc593922 \h </w:instrText>
-        </w:r>
-        <w:r>
-          <w:rPr>
-            <w:noProof/>
-            <w:webHidden/>
-          </w:rPr>
-        </w:r>
-        <w:r>
-          <w:rPr>
-            <w:noProof/>
-            <w:webHidden/>
-          </w:rPr>
-          <w:fldChar w:fldCharType="separate"/>
-        </w:r>
-        <w:r>
-          <w:rPr>
-            <w:noProof/>
-            <w:webHidden/>
-          </w:rPr>
-          <w:t>7</w:t>
-        </w:r>
-        <w:r>
-          <w:rPr>
-            <w:noProof/>
-            <w:webHidden/>
-          </w:rPr>
-          <w:fldChar w:fldCharType="end"/>
-        </w:r>
-      </w:hyperlink>
-    </w:p>
-    <w:p>
-      <w:pPr>
-        <w:pStyle w:val="TOC2"/>
-        <w:tabs>
-          <w:tab w:val="right" w:leader="dot" w:pos="9010"/>
-        </w:tabs>
-        <w:rPr>
-          <w:rFonts w:eastAsiaTheme="minorEastAsia"/>
-          <w:smallCaps w:val="0"/>
-          <w:noProof/>
-          <w:sz w:val="24"/>
-          <w:szCs w:val="24"/>
-        </w:rPr>
-      </w:pPr>
-      <w:hyperlink w:anchor="_Toc593923" w:history="1">
-        <w:r>
-          <w:rPr>
-            <w:rStyle w:val="Hyperlink"/>
-            <w:noProof/>
-          </w:rPr>
-          <w:t>Space Usage</w:t>
-        </w:r>
-        <w:r>
-          <w:rPr>
-            <w:noProof/>
-            <w:webHidden/>
-          </w:rPr>
-          <w:tab/>
-        </w:r>
-        <w:r>
-          <w:rPr>
-            <w:noProof/>
-            <w:webHidden/>
-          </w:rPr>
-          <w:fldChar w:fldCharType="begin"/>
-        </w:r>
-        <w:r>
-          <w:rPr>
-            <w:noProof/>
-            <w:webHidden/>
-          </w:rPr>
-          <w:instrText xml:space="preserve"> PAGEREF _Toc593923 \h </w:instrText>
-        </w:r>
-        <w:r>
-          <w:rPr>
-            <w:noProof/>
-            <w:webHidden/>
-          </w:rPr>
-        </w:r>
-        <w:r>
-          <w:rPr>
-            <w:noProof/>
-            <w:webHidden/>
-          </w:rPr>
-          <w:fldChar w:fldCharType="separate"/>
-        </w:r>
-        <w:r>
-          <w:rPr>
-            <w:noProof/>
-            <w:webHidden/>
-          </w:rPr>
-          <w:t>7</w:t>
-        </w:r>
-        <w:r>
-          <w:rPr>
-            <w:noProof/>
-            <w:webHidden/>
-          </w:rPr>
-          <w:fldChar w:fldCharType="end"/>
-        </w:r>
-      </w:hyperlink>
-    </w:p>
-    <w:p>
-      <w:pPr>
-        <w:pStyle w:val="TOC2"/>
-        <w:tabs>
-          <w:tab w:val="right" w:leader="dot" w:pos="9010"/>
-        </w:tabs>
-        <w:rPr>
-          <w:rFonts w:eastAsiaTheme="minorEastAsia"/>
-          <w:smallCaps w:val="0"/>
-          <w:noProof/>
-          <w:sz w:val="24"/>
-          <w:szCs w:val="24"/>
-        </w:rPr>
-      </w:pPr>
-      <w:hyperlink w:anchor="_Toc593924" w:history="1">
-        <w:r>
-          <w:rPr>
-            <w:rStyle w:val="Hyperlink"/>
-            <w:noProof/>
-          </w:rPr>
-          <w:t>Create a table</w:t>
-        </w:r>
-        <w:r>
-          <w:rPr>
-            <w:noProof/>
-            <w:webHidden/>
-          </w:rPr>
-          <w:tab/>
-        </w:r>
-        <w:r>
-          <w:rPr>
-            <w:noProof/>
-            <w:webHidden/>
-          </w:rPr>
-          <w:fldChar w:fldCharType="begin"/>
-        </w:r>
-        <w:r>
-          <w:rPr>
-            <w:noProof/>
-            <w:webHidden/>
-          </w:rPr>
-          <w:instrText xml:space="preserve"> PAGEREF _Toc593924 \h </w:instrText>
-        </w:r>
-        <w:r>
-          <w:rPr>
-            <w:noProof/>
-            <w:webHidden/>
-          </w:rPr>
-        </w:r>
-        <w:r>
-          <w:rPr>
-            <w:noProof/>
-            <w:webHidden/>
-          </w:rPr>
-          <w:fldChar w:fldCharType="separate"/>
-        </w:r>
-        <w:r>
-          <w:rPr>
-            <w:noProof/>
-            <w:webHidden/>
-          </w:rPr>
-          <w:t>7</w:t>
-        </w:r>
-        <w:r>
-          <w:rPr>
-            <w:noProof/>
-            <w:webHidden/>
-          </w:rPr>
-          <w:fldChar w:fldCharType="end"/>
-        </w:r>
-      </w:hyperlink>
-    </w:p>
-    <w:p>
-      <w:pPr>
-        <w:pStyle w:val="TOC2"/>
-        <w:tabs>
-          <w:tab w:val="right" w:leader="dot" w:pos="9010"/>
-        </w:tabs>
-        <w:rPr>
-          <w:rFonts w:eastAsiaTheme="minorEastAsia"/>
-          <w:smallCaps w:val="0"/>
-          <w:noProof/>
-          <w:sz w:val="24"/>
-          <w:szCs w:val="24"/>
-        </w:rPr>
-      </w:pPr>
-      <w:hyperlink w:anchor="_Toc593925" w:history="1">
-        <w:r>
-          <w:rPr>
-            <w:rStyle w:val="Hyperlink"/>
-            <w:noProof/>
-          </w:rPr>
-          <w:t>Listing Tables</w:t>
-        </w:r>
-        <w:r>
-          <w:rPr>
-            <w:noProof/>
-            <w:webHidden/>
-          </w:rPr>
-          <w:tab/>
-        </w:r>
-        <w:r>
-          <w:rPr>
-            <w:noProof/>
-            <w:webHidden/>
-          </w:rPr>
-          <w:fldChar w:fldCharType="begin"/>
-        </w:r>
-        <w:r>
-          <w:rPr>
-            <w:noProof/>
-            <w:webHidden/>
-          </w:rPr>
-          <w:instrText xml:space="preserve"> PAGEREF _Toc593925 \h </w:instrText>
-        </w:r>
-        <w:r>
-          <w:rPr>
-            <w:noProof/>
-            <w:webHidden/>
-          </w:rPr>
-        </w:r>
-        <w:r>
-          <w:rPr>
-            <w:noProof/>
-            <w:webHidden/>
-          </w:rPr>
-          <w:fldChar w:fldCharType="separate"/>
-        </w:r>
-        <w:r>
-          <w:rPr>
-            <w:noProof/>
-            <w:webHidden/>
-          </w:rPr>
           <w:t>8</w:t>
-        </w:r>
-        <w:r>
-          <w:rPr>
-            <w:noProof/>
-            <w:webHidden/>
-          </w:rPr>
-          <w:fldChar w:fldCharType="end"/>
-        </w:r>
-      </w:hyperlink>
-    </w:p>
-    <w:p>
-      <w:pPr>
-        <w:pStyle w:val="TOC2"/>
-        <w:tabs>
-          <w:tab w:val="right" w:leader="dot" w:pos="9010"/>
-        </w:tabs>
-        <w:rPr>
-          <w:rFonts w:eastAsiaTheme="minorEastAsia"/>
-          <w:smallCaps w:val="0"/>
-          <w:noProof/>
-          <w:sz w:val="24"/>
-          <w:szCs w:val="24"/>
-        </w:rPr>
-      </w:pPr>
-      <w:hyperlink w:anchor="_Toc593926" w:history="1">
-        <w:r>
-          <w:rPr>
-            <w:rStyle w:val="Hyperlink"/>
-            <w:noProof/>
-          </w:rPr>
-          <w:t>Listing Columns</w:t>
-        </w:r>
-        <w:r>
-          <w:rPr>
-            <w:noProof/>
-            <w:webHidden/>
-          </w:rPr>
-          <w:tab/>
-        </w:r>
-        <w:r>
-          <w:rPr>
-            <w:noProof/>
-            <w:webHidden/>
-          </w:rPr>
-          <w:fldChar w:fldCharType="begin"/>
-        </w:r>
-        <w:r>
-          <w:rPr>
-            <w:noProof/>
-            <w:webHidden/>
-          </w:rPr>
-          <w:instrText xml:space="preserve"> PAGEREF _Toc593926 \h </w:instrText>
-        </w:r>
-        <w:r>
-          <w:rPr>
-            <w:noProof/>
-            <w:webHidden/>
-          </w:rPr>
-        </w:r>
-        <w:r>
-          <w:rPr>
-            <w:noProof/>
-            <w:webHidden/>
-          </w:rPr>
-          <w:fldChar w:fldCharType="separate"/>
-        </w:r>
-        <w:r>
-          <w:rPr>
-            <w:noProof/>
-            <w:webHidden/>
-          </w:rPr>
-          <w:t>8</w:t>
-        </w:r>
-        <w:r>
-          <w:rPr>
-            <w:noProof/>
-            <w:webHidden/>
-          </w:rPr>
-          <w:fldChar w:fldCharType="end"/>
-        </w:r>
-      </w:hyperlink>
-    </w:p>
-    <w:p>
-      <w:pPr>
-        <w:pStyle w:val="TOC2"/>
-        <w:tabs>
-          <w:tab w:val="right" w:leader="dot" w:pos="9010"/>
-        </w:tabs>
-        <w:rPr>
-          <w:rFonts w:eastAsiaTheme="minorEastAsia"/>
-          <w:smallCaps w:val="0"/>
-          <w:noProof/>
-          <w:sz w:val="24"/>
-          <w:szCs w:val="24"/>
-        </w:rPr>
-      </w:pPr>
-      <w:hyperlink w:anchor="_Toc593927" w:history="1">
-        <w:r>
-          <w:rPr>
-            <w:rStyle w:val="Hyperlink"/>
-            <w:noProof/>
-          </w:rPr>
-          <w:t>Creating an Index</w:t>
-        </w:r>
-        <w:r>
-          <w:rPr>
-            <w:noProof/>
-            <w:webHidden/>
-          </w:rPr>
-          <w:tab/>
-        </w:r>
-        <w:r>
-          <w:rPr>
-            <w:noProof/>
-            <w:webHidden/>
-          </w:rPr>
-          <w:fldChar w:fldCharType="begin"/>
-        </w:r>
-        <w:r>
-          <w:rPr>
-            <w:noProof/>
-            <w:webHidden/>
-          </w:rPr>
-          <w:instrText xml:space="preserve"> PAGEREF _Toc593927 \h </w:instrText>
-        </w:r>
-        <w:r>
-          <w:rPr>
-            <w:noProof/>
-            <w:webHidden/>
-          </w:rPr>
-        </w:r>
-        <w:r>
-          <w:rPr>
-            <w:noProof/>
-            <w:webHidden/>
-          </w:rPr>
-          <w:fldChar w:fldCharType="separate"/>
-        </w:r>
-        <w:r>
-          <w:rPr>
-            <w:noProof/>
-            <w:webHidden/>
-          </w:rPr>
-          <w:t>8</w:t>
-        </w:r>
-        <w:r>
-          <w:rPr>
-            <w:noProof/>
-            <w:webHidden/>
-          </w:rPr>
-          <w:fldChar w:fldCharType="end"/>
-        </w:r>
-      </w:hyperlink>
-    </w:p>
-    <w:p>
-      <w:pPr>
-        <w:pStyle w:val="TOC2"/>
-        <w:tabs>
-          <w:tab w:val="right" w:leader="dot" w:pos="9010"/>
-        </w:tabs>
-        <w:rPr>
-          <w:rFonts w:eastAsiaTheme="minorEastAsia"/>
-          <w:smallCaps w:val="0"/>
-          <w:noProof/>
-          <w:sz w:val="24"/>
-          <w:szCs w:val="24"/>
-        </w:rPr>
-      </w:pPr>
-      <w:hyperlink w:anchor="_Toc593928" w:history="1">
-        <w:r>
-          <w:rPr>
-            <w:rStyle w:val="Hyperlink"/>
-            <w:noProof/>
-          </w:rPr>
-          <w:t>Listing Indexes</w:t>
-        </w:r>
-        <w:r>
-          <w:rPr>
-            <w:noProof/>
-            <w:webHidden/>
-          </w:rPr>
-          <w:tab/>
-        </w:r>
-        <w:r>
-          <w:rPr>
-            <w:noProof/>
-            <w:webHidden/>
-          </w:rPr>
-          <w:fldChar w:fldCharType="begin"/>
-        </w:r>
-        <w:r>
-          <w:rPr>
-            <w:noProof/>
-            <w:webHidden/>
-          </w:rPr>
-          <w:instrText xml:space="preserve"> PAGEREF _Toc593928 \h </w:instrText>
-        </w:r>
-        <w:r>
-          <w:rPr>
-            <w:noProof/>
-            <w:webHidden/>
-          </w:rPr>
-        </w:r>
-        <w:r>
-          <w:rPr>
-            <w:noProof/>
-            <w:webHidden/>
-          </w:rPr>
-          <w:fldChar w:fldCharType="separate"/>
-        </w:r>
-        <w:r>
-          <w:rPr>
-            <w:noProof/>
-            <w:webHidden/>
-          </w:rPr>
-          <w:t>8</w:t>
-        </w:r>
-        <w:r>
-          <w:rPr>
-            <w:noProof/>
-            <w:webHidden/>
-          </w:rPr>
-          <w:fldChar w:fldCharType="end"/>
-        </w:r>
-      </w:hyperlink>
-    </w:p>
-    <w:p>
-      <w:pPr>
-        <w:pStyle w:val="TOC2"/>
-        <w:tabs>
-          <w:tab w:val="right" w:leader="dot" w:pos="9010"/>
-        </w:tabs>
-        <w:rPr>
-          <w:rFonts w:eastAsiaTheme="minorEastAsia"/>
-          <w:smallCaps w:val="0"/>
-          <w:noProof/>
-          <w:sz w:val="24"/>
-          <w:szCs w:val="24"/>
-        </w:rPr>
-      </w:pPr>
-      <w:hyperlink w:anchor="_Toc593929" w:history="1">
-        <w:r>
-          <w:rPr>
-            <w:rStyle w:val="Hyperlink"/>
-            <w:noProof/>
-          </w:rPr>
-          <w:t>Listing Index Columns</w:t>
-        </w:r>
-        <w:r>
-          <w:rPr>
-            <w:noProof/>
-            <w:webHidden/>
-          </w:rPr>
-          <w:tab/>
-        </w:r>
-        <w:r>
-          <w:rPr>
-            <w:noProof/>
-            <w:webHidden/>
-          </w:rPr>
-          <w:fldChar w:fldCharType="begin"/>
-        </w:r>
-        <w:r>
-          <w:rPr>
-            <w:noProof/>
-            <w:webHidden/>
-          </w:rPr>
-          <w:instrText xml:space="preserve"> PAGEREF _Toc593929 \h </w:instrText>
-        </w:r>
-        <w:r>
-          <w:rPr>
-            <w:noProof/>
-            <w:webHidden/>
-          </w:rPr>
-        </w:r>
-        <w:r>
-          <w:rPr>
-            <w:noProof/>
-            <w:webHidden/>
-          </w:rPr>
-          <w:fldChar w:fldCharType="separate"/>
-        </w:r>
-        <w:r>
-          <w:rPr>
-            <w:noProof/>
-            <w:webHidden/>
-          </w:rPr>
-          <w:t>8</w:t>
-        </w:r>
-        <w:r>
-          <w:rPr>
-            <w:noProof/>
-            <w:webHidden/>
-          </w:rPr>
-          <w:fldChar w:fldCharType="end"/>
-        </w:r>
-      </w:hyperlink>
-    </w:p>
-    <w:p>
-      <w:pPr>
-        <w:pStyle w:val="TOC2"/>
-        <w:tabs>
-          <w:tab w:val="right" w:leader="dot" w:pos="9010"/>
-        </w:tabs>
-        <w:rPr>
-          <w:rFonts w:eastAsiaTheme="minorEastAsia"/>
-          <w:smallCaps w:val="0"/>
-          <w:noProof/>
-          <w:sz w:val="24"/>
-          <w:szCs w:val="24"/>
-        </w:rPr>
-      </w:pPr>
-      <w:hyperlink w:anchor="_Toc593930" w:history="1">
-        <w:r>
-          <w:rPr>
-            <w:rStyle w:val="Hyperlink"/>
-            <w:noProof/>
-          </w:rPr>
-          <w:t>Loading a Table</w:t>
-        </w:r>
-        <w:r>
-          <w:rPr>
-            <w:noProof/>
-            <w:webHidden/>
-          </w:rPr>
-          <w:tab/>
-        </w:r>
-        <w:r>
-          <w:rPr>
-            <w:noProof/>
-            <w:webHidden/>
-          </w:rPr>
-          <w:fldChar w:fldCharType="begin"/>
-        </w:r>
-        <w:r>
-          <w:rPr>
-            <w:noProof/>
-            <w:webHidden/>
-          </w:rPr>
-          <w:instrText xml:space="preserve"> PAGEREF _Toc593930 \h </w:instrText>
-        </w:r>
-        <w:r>
-          <w:rPr>
-            <w:noProof/>
-            <w:webHidden/>
-          </w:rPr>
-        </w:r>
-        <w:r>
-          <w:rPr>
-            <w:noProof/>
-            <w:webHidden/>
-          </w:rPr>
-          <w:fldChar w:fldCharType="separate"/>
-        </w:r>
-        <w:r>
-          <w:rPr>
-            <w:noProof/>
-            <w:webHidden/>
-          </w:rPr>
-          <w:t>8</w:t>
-        </w:r>
-        <w:r>
-          <w:rPr>
-            <w:noProof/>
-            <w:webHidden/>
-          </w:rPr>
-          <w:fldChar w:fldCharType="end"/>
-        </w:r>
-      </w:hyperlink>
-    </w:p>
-    <w:p>
-      <w:pPr>
-        <w:pStyle w:val="TOC2"/>
-        <w:tabs>
-          <w:tab w:val="right" w:leader="dot" w:pos="9010"/>
-        </w:tabs>
-        <w:rPr>
-          <w:rFonts w:eastAsiaTheme="minorEastAsia"/>
-          <w:smallCaps w:val="0"/>
-          <w:noProof/>
-          <w:sz w:val="24"/>
-          <w:szCs w:val="24"/>
-        </w:rPr>
-      </w:pPr>
-      <w:hyperlink w:anchor="_Toc593931" w:history="1">
-        <w:r>
-          <w:rPr>
-            <w:rStyle w:val="Hyperlink"/>
-            <w:noProof/>
-          </w:rPr>
-          <w:t>Size of Table</w:t>
-        </w:r>
-        <w:r>
-          <w:rPr>
-            <w:noProof/>
-            <w:webHidden/>
-          </w:rPr>
-          <w:tab/>
-        </w:r>
-        <w:r>
-          <w:rPr>
-            <w:noProof/>
-            <w:webHidden/>
-          </w:rPr>
-          <w:fldChar w:fldCharType="begin"/>
-        </w:r>
-        <w:r>
-          <w:rPr>
-            <w:noProof/>
-            <w:webHidden/>
-          </w:rPr>
-          <w:instrText xml:space="preserve"> PAGEREF _Toc593931 \h </w:instrText>
-        </w:r>
-        <w:r>
-          <w:rPr>
-            <w:noProof/>
-            <w:webHidden/>
-          </w:rPr>
-        </w:r>
-        <w:r>
-          <w:rPr>
-            <w:noProof/>
-            <w:webHidden/>
-          </w:rPr>
-          <w:fldChar w:fldCharType="separate"/>
-        </w:r>
-        <w:r>
-          <w:rPr>
-            <w:noProof/>
-            <w:webHidden/>
-          </w:rPr>
-          <w:t>8</w:t>
-        </w:r>
-        <w:r>
-          <w:rPr>
-            <w:noProof/>
-            <w:webHidden/>
-          </w:rPr>
-          <w:fldChar w:fldCharType="end"/>
-        </w:r>
-      </w:hyperlink>
-    </w:p>
-    <w:p>
-      <w:pPr>
-        <w:pStyle w:val="TOC2"/>
-        <w:tabs>
-          <w:tab w:val="right" w:leader="dot" w:pos="9010"/>
-        </w:tabs>
-        <w:rPr>
-          <w:rFonts w:eastAsiaTheme="minorEastAsia"/>
-          <w:smallCaps w:val="0"/>
-          <w:noProof/>
-          <w:sz w:val="24"/>
-          <w:szCs w:val="24"/>
-        </w:rPr>
-      </w:pPr>
-      <w:hyperlink w:anchor="_Toc593932" w:history="1">
-        <w:r>
-          <w:rPr>
-            <w:rStyle w:val="Hyperlink"/>
-            <w:noProof/>
-          </w:rPr>
-          <w:t>Size of Index</w:t>
-        </w:r>
-        <w:r>
-          <w:rPr>
-            <w:noProof/>
-            <w:webHidden/>
-          </w:rPr>
-          <w:tab/>
-        </w:r>
-        <w:r>
-          <w:rPr>
-            <w:noProof/>
-            <w:webHidden/>
-          </w:rPr>
-          <w:fldChar w:fldCharType="begin"/>
-        </w:r>
-        <w:r>
-          <w:rPr>
-            <w:noProof/>
-            <w:webHidden/>
-          </w:rPr>
-          <w:instrText xml:space="preserve"> PAGEREF _Toc593932 \h </w:instrText>
-        </w:r>
-        <w:r>
-          <w:rPr>
-            <w:noProof/>
-            <w:webHidden/>
-          </w:rPr>
-        </w:r>
-        <w:r>
-          <w:rPr>
-            <w:noProof/>
-            <w:webHidden/>
-          </w:rPr>
-          <w:fldChar w:fldCharType="separate"/>
-        </w:r>
-        <w:r>
-          <w:rPr>
-            <w:noProof/>
-            <w:webHidden/>
-          </w:rPr>
-          <w:t>8</w:t>
-        </w:r>
-        <w:r>
-          <w:rPr>
-            <w:noProof/>
-            <w:webHidden/>
-          </w:rPr>
-          <w:fldChar w:fldCharType="end"/>
-        </w:r>
-      </w:hyperlink>
-    </w:p>
-    <w:p>
-      <w:pPr>
-        <w:pStyle w:val="TOC2"/>
-        <w:tabs>
-          <w:tab w:val="right" w:leader="dot" w:pos="9010"/>
-        </w:tabs>
-        <w:rPr>
-          <w:rFonts w:eastAsiaTheme="minorEastAsia"/>
-          <w:smallCaps w:val="0"/>
-          <w:noProof/>
-          <w:sz w:val="24"/>
-          <w:szCs w:val="24"/>
-        </w:rPr>
-      </w:pPr>
-      <w:hyperlink w:anchor="_Toc593933" w:history="1">
-        <w:r>
-          <w:rPr>
-            <w:rStyle w:val="Hyperlink"/>
-            <w:noProof/>
-          </w:rPr>
-          <w:t>Table Sizes</w:t>
-        </w:r>
-        <w:r>
-          <w:rPr>
-            <w:noProof/>
-            <w:webHidden/>
-          </w:rPr>
-          <w:tab/>
-        </w:r>
-        <w:r>
-          <w:rPr>
-            <w:noProof/>
-            <w:webHidden/>
-          </w:rPr>
-          <w:fldChar w:fldCharType="begin"/>
-        </w:r>
-        <w:r>
-          <w:rPr>
-            <w:noProof/>
-            <w:webHidden/>
-          </w:rPr>
-          <w:instrText xml:space="preserve"> PAGEREF _Toc593933 \h </w:instrText>
-        </w:r>
-        <w:r>
-          <w:rPr>
-            <w:noProof/>
-            <w:webHidden/>
-          </w:rPr>
-        </w:r>
-        <w:r>
-          <w:rPr>
-            <w:noProof/>
-            <w:webHidden/>
-          </w:rPr>
-          <w:fldChar w:fldCharType="separate"/>
-        </w:r>
-        <w:r>
-          <w:rPr>
-            <w:noProof/>
-            <w:webHidden/>
-          </w:rPr>
-          <w:t>8</w:t>
-        </w:r>
-        <w:r>
-          <w:rPr>
-            <w:noProof/>
-            <w:webHidden/>
-          </w:rPr>
-          <w:fldChar w:fldCharType="end"/>
-        </w:r>
-      </w:hyperlink>
-    </w:p>
-    <w:p>
-      <w:pPr>
-        <w:pStyle w:val="TOC2"/>
-        <w:tabs>
-          <w:tab w:val="right" w:leader="dot" w:pos="9010"/>
-        </w:tabs>
-        <w:rPr>
-          <w:rFonts w:eastAsiaTheme="minorEastAsia"/>
-          <w:smallCaps w:val="0"/>
-          <w:noProof/>
-          <w:sz w:val="24"/>
-          <w:szCs w:val="24"/>
-        </w:rPr>
-      </w:pPr>
-      <w:hyperlink w:anchor="_Toc593934" w:history="1">
-        <w:r>
-          <w:rPr>
-            <w:rStyle w:val="Hyperlink"/>
-            <w:noProof/>
-          </w:rPr>
-          <w:t>Fetching Rows</w:t>
-        </w:r>
-        <w:r>
-          <w:rPr>
-            <w:noProof/>
-            <w:webHidden/>
-          </w:rPr>
-          <w:tab/>
-        </w:r>
-        <w:r>
-          <w:rPr>
-            <w:noProof/>
-            <w:webHidden/>
-          </w:rPr>
-          <w:fldChar w:fldCharType="begin"/>
-        </w:r>
-        <w:r>
-          <w:rPr>
-            <w:noProof/>
-            <w:webHidden/>
-          </w:rPr>
-          <w:instrText xml:space="preserve"> PAGEREF _Toc593934 \h </w:instrText>
-        </w:r>
-        <w:r>
-          <w:rPr>
-            <w:noProof/>
-            <w:webHidden/>
-          </w:rPr>
-        </w:r>
-        <w:r>
-          <w:rPr>
-            <w:noProof/>
-            <w:webHidden/>
-          </w:rPr>
-          <w:fldChar w:fldCharType="separate"/>
-        </w:r>
-        <w:r>
-          <w:rPr>
-            <w:noProof/>
-            <w:webHidden/>
-          </w:rPr>
-          <w:t>8</w:t>
-        </w:r>
-        <w:r>
-          <w:rPr>
-            <w:noProof/>
-            <w:webHidden/>
-          </w:rPr>
-          <w:fldChar w:fldCharType="end"/>
-        </w:r>
-      </w:hyperlink>
-    </w:p>
-    <w:p>
-      <w:pPr>
-        <w:pStyle w:val="TOC2"/>
-        <w:tabs>
-          <w:tab w:val="right" w:leader="dot" w:pos="9010"/>
-        </w:tabs>
-        <w:rPr>
-          <w:rFonts w:eastAsiaTheme="minorEastAsia"/>
-          <w:smallCaps w:val="0"/>
-          <w:noProof/>
-          <w:sz w:val="24"/>
-          <w:szCs w:val="24"/>
-        </w:rPr>
-      </w:pPr>
-      <w:hyperlink w:anchor="_Toc593935" w:history="1">
-        <w:r>
-          <w:rPr>
-            <w:rStyle w:val="Hyperlink"/>
-            <w:noProof/>
-          </w:rPr>
-          <w:t>Listing Contents of Working Folder</w:t>
-        </w:r>
-        <w:r>
-          <w:rPr>
-            <w:noProof/>
-            <w:webHidden/>
-          </w:rPr>
-          <w:tab/>
-        </w:r>
-        <w:r>
-          <w:rPr>
-            <w:noProof/>
-            <w:webHidden/>
-          </w:rPr>
-          <w:fldChar w:fldCharType="begin"/>
-        </w:r>
-        <w:r>
-          <w:rPr>
-            <w:noProof/>
-            <w:webHidden/>
-          </w:rPr>
-          <w:instrText xml:space="preserve"> PAGEREF _Toc593935 \h </w:instrText>
-        </w:r>
-        <w:r>
-          <w:rPr>
-            <w:noProof/>
-            <w:webHidden/>
-          </w:rPr>
-        </w:r>
-        <w:r>
-          <w:rPr>
-            <w:noProof/>
-            <w:webHidden/>
-          </w:rPr>
-          <w:fldChar w:fldCharType="separate"/>
-        </w:r>
-        <w:r>
-          <w:rPr>
-            <w:noProof/>
-            <w:webHidden/>
-          </w:rPr>
-          <w:t>8</w:t>
-        </w:r>
-        <w:r>
-          <w:rPr>
-            <w:noProof/>
-            <w:webHidden/>
-          </w:rPr>
-          <w:fldChar w:fldCharType="end"/>
-        </w:r>
-      </w:hyperlink>
-    </w:p>
-    <w:p>
-      <w:pPr>
-        <w:pStyle w:val="TOC2"/>
-        <w:tabs>
-          <w:tab w:val="right" w:leader="dot" w:pos="9010"/>
-        </w:tabs>
-        <w:rPr>
-          <w:rFonts w:eastAsiaTheme="minorEastAsia"/>
-          <w:smallCaps w:val="0"/>
-          <w:noProof/>
-          <w:sz w:val="24"/>
-          <w:szCs w:val="24"/>
-        </w:rPr>
-      </w:pPr>
-      <w:hyperlink w:anchor="_Toc593936" w:history="1">
-        <w:r>
-          <w:rPr>
-            <w:rStyle w:val="Hyperlink"/>
-            <w:noProof/>
-          </w:rPr>
-          <w:t>Exporting a Table</w:t>
-        </w:r>
-        <w:r>
-          <w:rPr>
-            <w:noProof/>
-            <w:webHidden/>
-          </w:rPr>
-          <w:tab/>
-        </w:r>
-        <w:r>
-          <w:rPr>
-            <w:noProof/>
-            <w:webHidden/>
-          </w:rPr>
-          <w:fldChar w:fldCharType="begin"/>
-        </w:r>
-        <w:r>
-          <w:rPr>
-            <w:noProof/>
-            <w:webHidden/>
-          </w:rPr>
-          <w:instrText xml:space="preserve"> PAGEREF _Toc593936 \h </w:instrText>
-        </w:r>
-        <w:r>
-          <w:rPr>
-            <w:noProof/>
-            <w:webHidden/>
-          </w:rPr>
-        </w:r>
-        <w:r>
-          <w:rPr>
-            <w:noProof/>
-            <w:webHidden/>
-          </w:rPr>
-          <w:fldChar w:fldCharType="separate"/>
-        </w:r>
-        <w:r>
-          <w:rPr>
-            <w:noProof/>
-            <w:webHidden/>
-          </w:rPr>
-          <w:t>9</w:t>
-        </w:r>
-        <w:r>
-          <w:rPr>
-            <w:noProof/>
-            <w:webHidden/>
-          </w:rPr>
-          <w:fldChar w:fldCharType="end"/>
-        </w:r>
-      </w:hyperlink>
-    </w:p>
-    <w:p>
-      <w:pPr>
-        <w:pStyle w:val="TOC2"/>
-        <w:tabs>
-          <w:tab w:val="right" w:leader="dot" w:pos="9010"/>
-        </w:tabs>
-        <w:rPr>
-          <w:rFonts w:eastAsiaTheme="minorEastAsia"/>
-          <w:smallCaps w:val="0"/>
-          <w:noProof/>
-          <w:sz w:val="24"/>
-          <w:szCs w:val="24"/>
-        </w:rPr>
-      </w:pPr>
-      <w:hyperlink w:anchor="_Toc593937" w:history="1">
-        <w:r>
-          <w:rPr>
-            <w:rStyle w:val="Hyperlink"/>
-            <w:noProof/>
-          </w:rPr>
-          <w:t>Truncating a Table</w:t>
-        </w:r>
-        <w:r>
-          <w:rPr>
-            <w:noProof/>
-            <w:webHidden/>
-          </w:rPr>
-          <w:tab/>
-        </w:r>
-        <w:r>
-          <w:rPr>
-            <w:noProof/>
-            <w:webHidden/>
-          </w:rPr>
-          <w:fldChar w:fldCharType="begin"/>
-        </w:r>
-        <w:r>
-          <w:rPr>
-            <w:noProof/>
-            <w:webHidden/>
-          </w:rPr>
-          <w:instrText xml:space="preserve"> PAGEREF _Toc593937 \h </w:instrText>
-        </w:r>
-        <w:r>
-          <w:rPr>
-            <w:noProof/>
-            <w:webHidden/>
-          </w:rPr>
-        </w:r>
-        <w:r>
-          <w:rPr>
-            <w:noProof/>
-            <w:webHidden/>
-          </w:rPr>
-          <w:fldChar w:fldCharType="separate"/>
-        </w:r>
-        <w:r>
-          <w:rPr>
-            <w:noProof/>
-            <w:webHidden/>
-          </w:rPr>
-          <w:t>9</w:t>
-        </w:r>
-        <w:r>
-          <w:rPr>
-            <w:noProof/>
-            <w:webHidden/>
-          </w:rPr>
-          <w:fldChar w:fldCharType="end"/>
-        </w:r>
-      </w:hyperlink>
-    </w:p>
-    <w:p>
-      <w:pPr>
-        <w:pStyle w:val="TOC2"/>
-        <w:tabs>
-          <w:tab w:val="right" w:leader="dot" w:pos="9010"/>
-        </w:tabs>
-        <w:rPr>
-          <w:rFonts w:eastAsiaTheme="minorEastAsia"/>
-          <w:smallCaps w:val="0"/>
-          <w:noProof/>
-          <w:sz w:val="24"/>
-          <w:szCs w:val="24"/>
-        </w:rPr>
-      </w:pPr>
-      <w:hyperlink w:anchor="_Toc593938" w:history="1">
-        <w:r>
-          <w:rPr>
-            <w:rStyle w:val="Hyperlink"/>
-            <w:noProof/>
-          </w:rPr>
-          <w:t>Dropping an Index</w:t>
-        </w:r>
-        <w:r>
-          <w:rPr>
-            <w:noProof/>
-            <w:webHidden/>
-          </w:rPr>
-          <w:tab/>
-        </w:r>
-        <w:r>
-          <w:rPr>
-            <w:noProof/>
-            <w:webHidden/>
-          </w:rPr>
-          <w:fldChar w:fldCharType="begin"/>
-        </w:r>
-        <w:r>
-          <w:rPr>
-            <w:noProof/>
-            <w:webHidden/>
-          </w:rPr>
-          <w:instrText xml:space="preserve"> PAGEREF _Toc593938 \h </w:instrText>
-        </w:r>
-        <w:r>
-          <w:rPr>
-            <w:noProof/>
-            <w:webHidden/>
-          </w:rPr>
-        </w:r>
-        <w:r>
-          <w:rPr>
-            <w:noProof/>
-            <w:webHidden/>
-          </w:rPr>
-          <w:fldChar w:fldCharType="separate"/>
-        </w:r>
-        <w:r>
-          <w:rPr>
-            <w:noProof/>
-            <w:webHidden/>
-          </w:rPr>
-          <w:t>9</w:t>
-        </w:r>
-        <w:r>
-          <w:rPr>
-            <w:noProof/>
-            <w:webHidden/>
-          </w:rPr>
-          <w:fldChar w:fldCharType="end"/>
-        </w:r>
-      </w:hyperlink>
-    </w:p>
-    <w:p>
-      <w:pPr>
-        <w:pStyle w:val="TOC2"/>
-        <w:tabs>
-          <w:tab w:val="right" w:leader="dot" w:pos="9010"/>
-        </w:tabs>
-        <w:rPr>
-          <w:rFonts w:eastAsiaTheme="minorEastAsia"/>
-          <w:smallCaps w:val="0"/>
-          <w:noProof/>
-          <w:sz w:val="24"/>
-          <w:szCs w:val="24"/>
-        </w:rPr>
-      </w:pPr>
-      <w:hyperlink w:anchor="_Toc593939" w:history="1">
-        <w:r>
-          <w:rPr>
-            <w:rStyle w:val="Hyperlink"/>
-            <w:noProof/>
-          </w:rPr>
-          <w:t>Dropping a Table</w:t>
-        </w:r>
-        <w:r>
-          <w:rPr>
-            <w:noProof/>
-            <w:webHidden/>
-          </w:rPr>
-          <w:tab/>
-        </w:r>
-        <w:r>
-          <w:rPr>
-            <w:noProof/>
-            <w:webHidden/>
-          </w:rPr>
-          <w:fldChar w:fldCharType="begin"/>
-        </w:r>
-        <w:r>
-          <w:rPr>
-            <w:noProof/>
-            <w:webHidden/>
-          </w:rPr>
-          <w:instrText xml:space="preserve"> PAGEREF _Toc593939 \h </w:instrText>
-        </w:r>
-        <w:r>
-          <w:rPr>
-            <w:noProof/>
-            <w:webHidden/>
-          </w:rPr>
-        </w:r>
-        <w:r>
-          <w:rPr>
-            <w:noProof/>
-            <w:webHidden/>
-          </w:rPr>
-          <w:fldChar w:fldCharType="separate"/>
-        </w:r>
-        <w:r>
-          <w:rPr>
-            <w:noProof/>
-            <w:webHidden/>
-          </w:rPr>
-          <w:t>9</w:t>
         </w:r>
         <w:r>
           <w:rPr>
@@ -3000,13 +3061,13 @@
           <w:szCs w:val="24"/>
         </w:rPr>
       </w:pPr>
-      <w:hyperlink w:anchor="_Toc593940" w:history="1">
+      <w:hyperlink w:anchor="_Toc597765" w:history="1">
         <w:r>
           <w:rPr>
             <w:rStyle w:val="Hyperlink"/>
             <w:noProof/>
           </w:rPr>
-          <w:t>Fetching Rows Using Indexes</w:t>
+          <w:t>Scripting</w:t>
         </w:r>
         <w:r>
           <w:rPr>
@@ -3027,7 +3088,7 @@
             <w:noProof/>
             <w:webHidden/>
           </w:rPr>
-          <w:instrText xml:space="preserve"> PAGEREF _Toc593940 \h </w:instrText>
+          <w:instrText xml:space="preserve"> PAGEREF _Toc597765 \h </w:instrText>
         </w:r>
         <w:r>
           <w:rPr>
@@ -3047,7 +3108,7 @@
             <w:noProof/>
             <w:webHidden/>
           </w:rPr>
-          <w:t>10</w:t>
+          <w:t>8</w:t>
         </w:r>
         <w:r>
           <w:rPr>
@@ -3074,13 +3135,13 @@
           <w:szCs w:val="24"/>
         </w:rPr>
       </w:pPr>
-      <w:hyperlink w:anchor="_Toc593941" w:history="1">
+      <w:hyperlink w:anchor="_Toc597766" w:history="1">
         <w:r>
           <w:rPr>
             <w:rStyle w:val="Hyperlink"/>
             <w:noProof/>
           </w:rPr>
-          <w:t>Timing Commands</w:t>
+          <w:t>Limitations and Restrictions</w:t>
         </w:r>
         <w:r>
           <w:rPr>
@@ -3101,7 +3162,7 @@
             <w:noProof/>
             <w:webHidden/>
           </w:rPr>
-          <w:instrText xml:space="preserve"> PAGEREF _Toc593941 \h </w:instrText>
+          <w:instrText xml:space="preserve"> PAGEREF _Toc597766 \h </w:instrText>
         </w:r>
         <w:r>
           <w:rPr>
@@ -3121,7 +3182,7 @@
             <w:noProof/>
             <w:webHidden/>
           </w:rPr>
-          <w:t>10</w:t>
+          <w:t>8</w:t>
         </w:r>
         <w:r>
           <w:rPr>
@@ -3148,13 +3209,13 @@
           <w:szCs w:val="24"/>
         </w:rPr>
       </w:pPr>
-      <w:hyperlink w:anchor="_Toc593942" w:history="1">
+      <w:hyperlink w:anchor="_Toc597767" w:history="1">
         <w:r>
           <w:rPr>
             <w:rStyle w:val="Hyperlink"/>
             <w:noProof/>
           </w:rPr>
-          <w:t>Scripting</w:t>
+          <w:t>Appendix A – Command Line Arguments</w:t>
         </w:r>
         <w:r>
           <w:rPr>
@@ -3175,7 +3236,7 @@
             <w:noProof/>
             <w:webHidden/>
           </w:rPr>
-          <w:instrText xml:space="preserve"> PAGEREF _Toc593942 \h </w:instrText>
+          <w:instrText xml:space="preserve"> PAGEREF _Toc597767 \h </w:instrText>
         </w:r>
         <w:r>
           <w:rPr>
@@ -3195,7 +3256,7 @@
             <w:noProof/>
             <w:webHidden/>
           </w:rPr>
-          <w:t>10</w:t>
+          <w:t>9</w:t>
         </w:r>
         <w:r>
           <w:rPr>
@@ -3222,13 +3283,13 @@
           <w:szCs w:val="24"/>
         </w:rPr>
       </w:pPr>
-      <w:hyperlink w:anchor="_Toc593943" w:history="1">
+      <w:hyperlink w:anchor="_Toc597768" w:history="1">
         <w:r>
           <w:rPr>
             <w:rStyle w:val="Hyperlink"/>
             <w:noProof/>
           </w:rPr>
-          <w:t>Limitations and Restrictions</w:t>
+          <w:t>Appendix B – Command Summary</w:t>
         </w:r>
         <w:r>
           <w:rPr>
@@ -3249,7 +3310,7 @@
             <w:noProof/>
             <w:webHidden/>
           </w:rPr>
-          <w:instrText xml:space="preserve"> PAGEREF _Toc593943 \h </w:instrText>
+          <w:instrText xml:space="preserve"> PAGEREF _Toc597768 \h </w:instrText>
         </w:r>
         <w:r>
           <w:rPr>
@@ -3270,154 +3331,6 @@
             <w:webHidden/>
           </w:rPr>
           <w:t>10</w:t>
-        </w:r>
-        <w:r>
-          <w:rPr>
-            <w:noProof/>
-            <w:webHidden/>
-          </w:rPr>
-          <w:fldChar w:fldCharType="end"/>
-        </w:r>
-      </w:hyperlink>
-    </w:p>
-    <w:p>
-      <w:pPr>
-        <w:pStyle w:val="TOC1"/>
-        <w:tabs>
-          <w:tab w:val="right" w:leader="dot" w:pos="9010"/>
-        </w:tabs>
-        <w:rPr>
-          <w:rFonts w:eastAsiaTheme="minorEastAsia"/>
-          <w:b w:val="0"/>
-          <w:bCs w:val="0"/>
-          <w:caps w:val="0"/>
-          <w:noProof/>
-          <w:sz w:val="24"/>
-          <w:szCs w:val="24"/>
-        </w:rPr>
-      </w:pPr>
-      <w:hyperlink w:anchor="_Toc593944" w:history="1">
-        <w:r>
-          <w:rPr>
-            <w:rStyle w:val="Hyperlink"/>
-            <w:noProof/>
-          </w:rPr>
-          <w:t>Appendix A – Command Line Arguments</w:t>
-        </w:r>
-        <w:r>
-          <w:rPr>
-            <w:noProof/>
-            <w:webHidden/>
-          </w:rPr>
-          <w:tab/>
-        </w:r>
-        <w:r>
-          <w:rPr>
-            <w:noProof/>
-            <w:webHidden/>
-          </w:rPr>
-          <w:fldChar w:fldCharType="begin"/>
-        </w:r>
-        <w:r>
-          <w:rPr>
-            <w:noProof/>
-            <w:webHidden/>
-          </w:rPr>
-          <w:instrText xml:space="preserve"> PAGEREF _Toc593944 \h </w:instrText>
-        </w:r>
-        <w:r>
-          <w:rPr>
-            <w:noProof/>
-            <w:webHidden/>
-          </w:rPr>
-        </w:r>
-        <w:r>
-          <w:rPr>
-            <w:noProof/>
-            <w:webHidden/>
-          </w:rPr>
-          <w:fldChar w:fldCharType="separate"/>
-        </w:r>
-        <w:r>
-          <w:rPr>
-            <w:noProof/>
-            <w:webHidden/>
-          </w:rPr>
-          <w:t>11</w:t>
-        </w:r>
-        <w:r>
-          <w:rPr>
-            <w:noProof/>
-            <w:webHidden/>
-          </w:rPr>
-          <w:fldChar w:fldCharType="end"/>
-        </w:r>
-      </w:hyperlink>
-    </w:p>
-    <w:p>
-      <w:pPr>
-        <w:pStyle w:val="TOC1"/>
-        <w:tabs>
-          <w:tab w:val="right" w:leader="dot" w:pos="9010"/>
-        </w:tabs>
-        <w:rPr>
-          <w:rFonts w:eastAsiaTheme="minorEastAsia"/>
-          <w:b w:val="0"/>
-          <w:bCs w:val="0"/>
-          <w:caps w:val="0"/>
-          <w:noProof/>
-          <w:sz w:val="24"/>
-          <w:szCs w:val="24"/>
-        </w:rPr>
-      </w:pPr>
-      <w:hyperlink w:anchor="_Toc593945" w:history="1">
-        <w:r>
-          <w:rPr>
-            <w:rStyle w:val="Hyperlink"/>
-            <w:noProof/>
-          </w:rPr>
-          <w:t>Appendix B – Command Summary</w:t>
-        </w:r>
-        <w:r>
-          <w:rPr>
-            <w:noProof/>
-            <w:webHidden/>
-          </w:rPr>
-          <w:tab/>
-        </w:r>
-        <w:r>
-          <w:rPr>
-            <w:noProof/>
-            <w:webHidden/>
-          </w:rPr>
-          <w:fldChar w:fldCharType="begin"/>
-        </w:r>
-        <w:r>
-          <w:rPr>
-            <w:noProof/>
-            <w:webHidden/>
-          </w:rPr>
-          <w:instrText xml:space="preserve"> PAGEREF _Toc593945 \h </w:instrText>
-        </w:r>
-        <w:r>
-          <w:rPr>
-            <w:noProof/>
-            <w:webHidden/>
-          </w:rPr>
-        </w:r>
-        <w:r>
-          <w:rPr>
-            <w:noProof/>
-            <w:webHidden/>
-          </w:rPr>
-          <w:fldChar w:fldCharType="separate"/>
-        </w:r>
-        <w:r>
-          <w:rPr>
-            <w:noProof/>
-            <w:webHidden/>
-          </w:rPr>
-          <w:t>12</w:t>
         </w:r>
         <w:r>
           <w:rPr>
@@ -3443,11 +3356,8 @@
       <w:r>
         <w:rPr>
           <w:rStyle w:val="IntenseEmphasis"/>
-          <w:b/>
-          <w:bCs/>
           <w:i w:val="0"/>
           <w:iCs w:val="0"/>
-          <w:caps/>
           <w:color w:val="2F5496" w:themeColor="accent1" w:themeShade="BF"/>
           <w:szCs w:val="20"/>
         </w:rPr>
@@ -3473,7 +3383,7 @@
           <w:color w:val="2F5496" w:themeColor="accent1" w:themeShade="BF"/>
         </w:rPr>
       </w:pPr>
-      <w:bookmarkStart w:id="1" w:name="_Toc593902"/>
+      <w:bookmarkStart w:id="0" w:name="_Toc597726"/>
       <w:r>
         <w:rPr>
           <w:rStyle w:val="IntenseEmphasis"/>
@@ -3484,94 +3394,145 @@
         <w:lastRenderedPageBreak/>
         <w:t>Notice</w:t>
       </w:r>
+      <w:bookmarkEnd w:id="0"/>
+    </w:p>
+    <w:p>
+      <w:r>
+        <w:t>I</w:t>
+      </w:r>
+      <w:r>
+        <w:t xml:space="preserve">nformation </w:t>
+      </w:r>
+      <w:r>
+        <w:t xml:space="preserve">presented </w:t>
+      </w:r>
+      <w:r>
+        <w:t>in this document pertains to RapidsSE v4.0 Beta.  The document is preliminary and contain</w:t>
+      </w:r>
+      <w:r>
+        <w:t>s</w:t>
+      </w:r>
+      <w:r>
+        <w:t xml:space="preserve"> company confidential information.  It is not intended for general distribution.</w:t>
+      </w:r>
+    </w:p>
+    <w:p>
+      <w:pPr>
+        <w:pStyle w:val="Heading1"/>
+      </w:pPr>
+      <w:bookmarkStart w:id="1" w:name="_Toc597727"/>
+      <w:r>
+        <w:t>Overview of RapidsSE</w:t>
+      </w:r>
       <w:bookmarkEnd w:id="1"/>
     </w:p>
     <w:p>
-      <w:r>
-        <w:t xml:space="preserve">This </w:t>
-      </w:r>
-      <w:r>
-        <w:t>information in this document pertains to RapidsSE v4.0 Beta.  The document is preliminary and may contain company confidential information.  It is not intended for general distribution.</w:t>
-      </w:r>
-    </w:p>
-    <w:p>
-      <w:pPr>
-        <w:pStyle w:val="Heading1"/>
-      </w:pPr>
-      <w:bookmarkStart w:id="2" w:name="_Toc593904"/>
-      <w:r>
-        <w:t>Overview of RapidsSE</w:t>
+      <w:pPr>
+        <w:pStyle w:val="Heading2"/>
+      </w:pPr>
+      <w:bookmarkStart w:id="2" w:name="_Toc597728"/>
+      <w:r>
+        <w:t>Preliminary Statement</w:t>
+      </w:r>
+    </w:p>
+    <w:p/>
+    <w:p>
+      <w:pPr>
+        <w:pStyle w:val="Heading2"/>
+      </w:pPr>
+      <w:r>
+        <w:t>Discussion</w:t>
       </w:r>
       <w:bookmarkEnd w:id="2"/>
     </w:p>
     <w:p>
+      <w:r>
+        <w:t>RapidsSE is an in-memory storage engine.  It has primarily been designed as a sub-system to be used in conjunction with Rapids RDP</w:t>
+      </w:r>
+      <w:r>
+        <w:t xml:space="preserve"> and other systems</w:t>
+      </w:r>
+      <w:r>
+        <w:t>.</w:t>
+      </w:r>
+    </w:p>
+    <w:p>
+      <w:r>
+        <w:t>RapidsSE can be thought of an in-memory file system which organises and manages database objects such as tables and indexes</w:t>
+      </w:r>
+      <w:r>
+        <w:t xml:space="preserve">, and then provides mechanisms to access and manipulate </w:t>
+      </w:r>
+      <w:r>
+        <w:t>those objects</w:t>
+      </w:r>
+      <w:r>
+        <w:t>.  RapidsSE uses a folder structure (analogous to directories) as its organisation method.</w:t>
+      </w:r>
+    </w:p>
+    <w:p>
+      <w:pPr>
+        <w:pStyle w:val="Heading3"/>
+      </w:pPr>
+      <w:r>
+        <w:t>Key Features</w:t>
+      </w:r>
+    </w:p>
+    <w:p>
       <w:pPr>
         <w:pStyle w:val="Heading2"/>
       </w:pPr>
-      <w:bookmarkStart w:id="3" w:name="_Toc593905"/>
-      <w:r>
-        <w:t>Discussion</w:t>
+      <w:bookmarkStart w:id="3" w:name="_Toc597729"/>
+      <w:r>
+        <w:t>Installation</w:t>
       </w:r>
       <w:bookmarkEnd w:id="3"/>
     </w:p>
     <w:p>
       <w:r>
-        <w:t>RapidsSE is an in-memory storage engine.  It has primarily been designed as a sub-system to be used in conjunction with Rapids RDP.</w:t>
-      </w:r>
-    </w:p>
-    <w:p>
-      <w:r>
-        <w:t>RapidsSE can be thought of an in-memory file system which organises and manages database objects such as tables and indexes.  RapidsSE uses a folder structure (analogous to directories) as its organisation method.</w:t>
+        <w:t xml:space="preserve">Installing RapidsSE </w:t>
+      </w:r>
+      <w:r>
+        <w:t>requires</w:t>
+      </w:r>
+      <w:r>
+        <w:t xml:space="preserve"> copying the </w:t>
+      </w:r>
+      <w:r>
+        <w:t>product</w:t>
+      </w:r>
+      <w:r>
+        <w:t>s</w:t>
+      </w:r>
+      <w:r>
+        <w:t xml:space="preserve"> sub-directory tree onto the machine(s) at the desired location.</w:t>
+      </w:r>
+    </w:p>
+    <w:p>
+      <w:r>
+        <w:t xml:space="preserve">RapidsSE </w:t>
+      </w:r>
+      <w:r>
+        <w:t>uses system resources including: directories, files, mutexes, processes, shared memory, sockets and threads.  However t</w:t>
+      </w:r>
+      <w:r>
+        <w:t xml:space="preserve">here are no </w:t>
+      </w:r>
+      <w:r>
+        <w:t xml:space="preserve">configuration </w:t>
+      </w:r>
+      <w:r>
+        <w:t>changes required to the operating system or environment.</w:t>
+      </w:r>
+      <w:r>
+        <w:t xml:space="preserve">  </w:t>
       </w:r>
     </w:p>
     <w:p>
       <w:pPr>
         <w:pStyle w:val="Heading2"/>
       </w:pPr>
-      <w:r>
-        <w:t>Key Features</w:t>
-      </w:r>
-    </w:p>
-    <w:p>
-      <w:pPr>
-        <w:pStyle w:val="Heading2"/>
-      </w:pPr>
-      <w:bookmarkStart w:id="4" w:name="_Toc593906"/>
-      <w:bookmarkStart w:id="5" w:name="_Toc593908"/>
-      <w:r>
-        <w:t>Installation</w:t>
-      </w:r>
-      <w:bookmarkEnd w:id="5"/>
-    </w:p>
-    <w:p>
-      <w:r>
-        <w:t xml:space="preserve">Installing RapidsSE </w:t>
-      </w:r>
-      <w:r>
-        <w:t>requires</w:t>
-      </w:r>
-      <w:r>
-        <w:t xml:space="preserve"> copying the </w:t>
-      </w:r>
-      <w:r>
-        <w:t>product</w:t>
-      </w:r>
-      <w:r>
-        <w:t>s</w:t>
-      </w:r>
-      <w:r>
-        <w:t xml:space="preserve"> sub-directory tree onto the machine(s) at the desired location.</w:t>
-      </w:r>
-    </w:p>
-    <w:p>
-      <w:r>
-        <w:t>There are no changes required to the operating system or environment.</w:t>
-      </w:r>
-    </w:p>
-    <w:p>
-      <w:pPr>
-        <w:pStyle w:val="Heading2"/>
-      </w:pPr>
+      <w:bookmarkStart w:id="4" w:name="_Toc597730"/>
       <w:r>
         <w:t>Structure</w:t>
       </w:r>
@@ -3622,12 +3583,42 @@
     </w:p>
     <w:p>
       <w:r>
-        <w:t>RapidsSE runs as a separate process to Rapids RDP.  Starting and stopping RapidsSE is a matter of starting or stopping the process using the executable named SE in the distribution.</w:t>
-      </w:r>
-    </w:p>
-    <w:p>
-      <w:r>
-        <w:t xml:space="preserve">When the RapidsSE process starts it goes through an initialisation phase which includes creating a shared memory structure to contain data and provide a conduit with RDP, creating a number of threads which execute commands, and a folder structure to organise </w:t>
+        <w:t xml:space="preserve">RapidsSE runs as a separate </w:t>
+      </w:r>
+      <w:r>
+        <w:t xml:space="preserve">operating system </w:t>
+      </w:r>
+      <w:r>
+        <w:t>process.  Starting and stopping RapidsSE is a matter of starting or stopping the process using the executable named SE in the distribution.</w:t>
+      </w:r>
+    </w:p>
+    <w:p>
+      <w:r>
+        <w:t>When the RapidsSE process starts it goes through an initialisation phase which includes</w:t>
+      </w:r>
+      <w:r>
+        <w:t>: a)</w:t>
+      </w:r>
+      <w:r>
+        <w:t xml:space="preserve"> creating a shared memory structure to contain data and provide a conduit </w:t>
+      </w:r>
+      <w:r>
+        <w:t>to communicate with other sub-systems</w:t>
+      </w:r>
+      <w:r>
+        <w:t xml:space="preserve">, </w:t>
+      </w:r>
+      <w:r>
+        <w:t xml:space="preserve">b) </w:t>
+      </w:r>
+      <w:r>
+        <w:t xml:space="preserve">creating a number of threads which execute commands, and </w:t>
+      </w:r>
+      <w:r>
+        <w:t xml:space="preserve">c) creating </w:t>
+      </w:r>
+      <w:r>
+        <w:t xml:space="preserve">a folder structure to organise </w:t>
       </w:r>
       <w:proofErr w:type="spellStart"/>
       <w:r>
@@ -3635,7 +3626,18 @@
       </w:r>
       <w:proofErr w:type="spellEnd"/>
       <w:r>
-        <w:t xml:space="preserve">, schemas, tables and the like. </w:t>
+        <w:t xml:space="preserve">, schemas, tables and </w:t>
+      </w:r>
+      <w:r>
+        <w:t>other objects</w:t>
+      </w:r>
+      <w:r>
+        <w:t xml:space="preserve">. </w:t>
+      </w:r>
+    </w:p>
+    <w:p>
+      <w:r>
+        <w:t>Additionally any number of SE prompts can be started.  These prompts run as their own operating system process and connect to the RapidsSE process on the node via shared memory.</w:t>
       </w:r>
     </w:p>
     <w:p>
@@ -3648,12 +3650,24 @@
     </w:p>
     <w:p>
       <w:r>
-        <w:t>When RapidsSE first starts it creates a shared memory region to hold data in memory.  The size of this shared memory region is specified as a command like argument.</w:t>
-      </w:r>
-    </w:p>
-    <w:p>
-      <w:r>
-        <w:t xml:space="preserve">As an example the following command starts a RapidsSE with a 16GB shared memory region.  </w:t>
+        <w:t xml:space="preserve">When RapidsSE first starts it creates a shared memory region to hold </w:t>
+      </w:r>
+      <w:r>
+        <w:t xml:space="preserve">meta-data and </w:t>
+      </w:r>
+      <w:r>
+        <w:t>data in memory.  The size of this shared memory region is specified as a command argument.</w:t>
+      </w:r>
+    </w:p>
+    <w:p>
+      <w:r>
+        <w:t xml:space="preserve">As an example the following </w:t>
+      </w:r>
+      <w:r>
+        <w:t xml:space="preserve">operating shell </w:t>
+      </w:r>
+      <w:r>
+        <w:t xml:space="preserve">command starts a RapidsSE with a 16GB shared memory region.  </w:t>
       </w:r>
     </w:p>
     <w:p>
@@ -3671,15 +3685,7 @@
           <w:sz w:val="18"/>
           <w:szCs w:val="18"/>
         </w:rPr>
-        <w:t xml:space="preserve">$ ./SE --start --size 16GB --name NODE1 --node </w:t>
-      </w:r>
-      <w:r>
-        <w:rPr>
-          <w:color w:val="0070C0"/>
-          <w:sz w:val="18"/>
-          <w:szCs w:val="18"/>
-        </w:rPr>
-        <w:t>NODE1 127.0.0.1 5441</w:t>
+        <w:t>$ ./SE --start --size 16GB --name NODE1 --node NODE1 127.0.0.1 5441</w:t>
       </w:r>
     </w:p>
     <w:p>
@@ -3692,6 +3698,7 @@
         <w:pStyle w:val="Heading3"/>
       </w:pPr>
       <w:r>
+        <w:lastRenderedPageBreak/>
         <w:t>Threading Model</w:t>
       </w:r>
     </w:p>
@@ -3721,7 +3728,13 @@
         <w:t>s</w:t>
       </w:r>
       <w:r>
-        <w:t xml:space="preserve"> sent to RapidsSE is decomposed into a number of cooperating </w:t>
+        <w:t xml:space="preserve"> sent to RapidsSE </w:t>
+      </w:r>
+      <w:r>
+        <w:t>are</w:t>
+      </w:r>
+      <w:r>
+        <w:t xml:space="preserve"> decomposed into a number of cooperating </w:t>
       </w:r>
       <w:r>
         <w:t xml:space="preserve">two-phase </w:t>
@@ -3743,13 +3756,18 @@
         <w:pStyle w:val="Heading3"/>
       </w:pPr>
       <w:r>
-        <w:lastRenderedPageBreak/>
         <w:t>Folder Structure</w:t>
       </w:r>
     </w:p>
     <w:p>
       <w:r>
-        <w:t>RapidsSE uses a recursive folder structure to organise data and metadata objects</w:t>
+        <w:t xml:space="preserve">RapidsSE uses a </w:t>
+      </w:r>
+      <w:r>
+        <w:t xml:space="preserve">familiar </w:t>
+      </w:r>
+      <w:r>
+        <w:t>recursive folder structure to organise data and metadata objects</w:t>
       </w:r>
       <w:r>
         <w:t xml:space="preserve"> within the shared memory region</w:t>
@@ -4238,14 +4256,7 @@
                 <w:sz w:val="16"/>
                 <w:szCs w:val="16"/>
               </w:rPr>
-              <w:t>/schemas</w:t>
-            </w:r>
-            <w:r>
-              <w:rPr>
-                <w:sz w:val="16"/>
-                <w:szCs w:val="16"/>
-              </w:rPr>
-              <w:t>/public</w:t>
+              <w:t>/schemas/public</w:t>
             </w:r>
           </w:p>
         </w:tc>
@@ -4255,37 +4266,23 @@
           </w:tcPr>
           <w:p>
             <w:r>
-              <w:t xml:space="preserve">There is initially one </w:t>
+              <w:t xml:space="preserve">There is initially one schema for the </w:t>
             </w:r>
             <w:proofErr w:type="spellStart"/>
             <w:r>
-              <w:t>schema</w:t>
-            </w:r>
-            <w:r>
-              <w:t xml:space="preserve"> </w:t>
+              <w:t>boray</w:t>
             </w:r>
             <w:proofErr w:type="spellEnd"/>
             <w:r>
-              <w:t xml:space="preserve">for the </w:t>
+              <w:t xml:space="preserve"> tenant.  </w:t>
             </w:r>
             <w:proofErr w:type="spellStart"/>
             <w:r>
-              <w:t>boray</w:t>
+              <w:t>Its</w:t>
             </w:r>
             <w:proofErr w:type="spellEnd"/>
             <w:r>
-              <w:t xml:space="preserve"> tenant.  </w:t>
-            </w:r>
-            <w:proofErr w:type="spellStart"/>
-            <w:r>
-              <w:t>Its</w:t>
-            </w:r>
-            <w:proofErr w:type="spellEnd"/>
-            <w:r>
-              <w:t xml:space="preserve"> is called </w:t>
-            </w:r>
-            <w:r>
-              <w:t>public</w:t>
+              <w:t xml:space="preserve"> is called public</w:t>
             </w:r>
           </w:p>
         </w:tc>
@@ -4355,14 +4352,7 @@
                 <w:sz w:val="16"/>
                 <w:szCs w:val="16"/>
               </w:rPr>
-              <w:t>/schemas/public</w:t>
-            </w:r>
-            <w:r>
-              <w:rPr>
-                <w:sz w:val="16"/>
-                <w:szCs w:val="16"/>
-              </w:rPr>
-              <w:t>/tables</w:t>
+              <w:t>/schemas/public/tables</w:t>
             </w:r>
           </w:p>
         </w:tc>
@@ -4372,25 +4362,7 @@
           </w:tcPr>
           <w:p>
             <w:r>
-              <w:t xml:space="preserve">Each </w:t>
-            </w:r>
-            <w:r>
-              <w:t>schema</w:t>
-            </w:r>
-            <w:r>
-              <w:t xml:space="preserve"> has a sub-folder called </w:t>
-            </w:r>
-            <w:r>
-              <w:t>tables</w:t>
-            </w:r>
-            <w:r>
-              <w:t xml:space="preserve">.  This folder contains all the </w:t>
-            </w:r>
-            <w:r>
-              <w:t>tables</w:t>
-            </w:r>
-            <w:r>
-              <w:t xml:space="preserve"> for a </w:t>
+              <w:t xml:space="preserve">Each schema has a sub-folder called tables.  This folder contains all the tables for a </w:t>
             </w:r>
             <w:proofErr w:type="spellStart"/>
             <w:r>
@@ -4407,13 +4379,7 @@
     <w:p/>
     <w:p>
       <w:r>
-        <w:t>After starting RapidsSE t</w:t>
-      </w:r>
-      <w:r>
-        <w:t xml:space="preserve">he </w:t>
-      </w:r>
-      <w:r>
-        <w:t xml:space="preserve">default folder is: </w:t>
+        <w:t xml:space="preserve">After starting RapidsSE the default folder is: </w:t>
       </w:r>
       <w:r>
         <w:t>/tenants/</w:t>
@@ -4464,6 +4430,82 @@
         <w:t xml:space="preserve"> of that folder:</w:t>
       </w:r>
     </w:p>
+    <w:p>
+      <w:pPr>
+        <w:pStyle w:val="Code"/>
+        <w:rPr>
+          <w:color w:val="00B050"/>
+          <w:sz w:val="18"/>
+          <w:szCs w:val="18"/>
+        </w:rPr>
+      </w:pPr>
+      <w:r>
+        <w:rPr>
+          <w:color w:val="00B050"/>
+          <w:sz w:val="18"/>
+          <w:szCs w:val="18"/>
+        </w:rPr>
+        <w:t>EXAMPLE</w:t>
+      </w:r>
+    </w:p>
+    <w:p/>
+    <w:p>
+      <w:r>
+        <w:t xml:space="preserve">The RapidsSE case convention is: </w:t>
+      </w:r>
+      <w:r>
+        <w:rPr>
+          <w:b/>
+          <w:i/>
+        </w:rPr>
+        <w:t>case-preserving, case-insensitive</w:t>
+      </w:r>
+      <w:r>
+        <w:t xml:space="preserve">.  When objects are created in </w:t>
+      </w:r>
+      <w:proofErr w:type="spellStart"/>
+      <w:r>
+        <w:t>RapidSE</w:t>
+      </w:r>
+      <w:proofErr w:type="spellEnd"/>
+      <w:r>
+        <w:t xml:space="preserve"> they are created with a name identical in case to the supplied name.  When objects are referenced by name, RapidsSE </w:t>
+      </w:r>
+      <w:r>
+        <w:t xml:space="preserve">internally </w:t>
+      </w:r>
+      <w:r>
+        <w:t>ignores the case.</w:t>
+      </w:r>
+      <w:r>
+        <w:t xml:space="preserve">  </w:t>
+      </w:r>
+    </w:p>
+    <w:p>
+      <w:pPr>
+        <w:pStyle w:val="Heading3"/>
+      </w:pPr>
+      <w:r>
+        <w:t>Distributed Structure</w:t>
+      </w:r>
+    </w:p>
+    <w:p>
+      <w:r>
+        <w:t>RapidsSE is a distributed system.</w:t>
+      </w:r>
+      <w:r>
+        <w:t xml:space="preserve">  RapidsSE can be run on a single node, or multiple instances of RapidsSE can connect together over a network to form a cooperative cluster.</w:t>
+      </w:r>
+    </w:p>
+    <w:p>
+      <w:pPr>
+        <w:pStyle w:val="Heading3"/>
+      </w:pPr>
+      <w:r>
+        <w:t>Prompt</w:t>
+      </w:r>
+    </w:p>
+    <w:p/>
     <w:p>
       <w:pPr>
         <w:pStyle w:val="Code"/>
@@ -4479,100 +4521,96 @@
           <w:sz w:val="18"/>
           <w:szCs w:val="18"/>
         </w:rPr>
-        <w:t>EXAMPLE</w:t>
+        <w:t xml:space="preserve">$ ./SE --start </w:t>
+      </w:r>
+      <w:r>
+        <w:rPr>
+          <w:color w:val="0070C0"/>
+          <w:sz w:val="18"/>
+          <w:szCs w:val="18"/>
+        </w:rPr>
+        <w:t xml:space="preserve">--prompt </w:t>
+      </w:r>
+      <w:r>
+        <w:rPr>
+          <w:color w:val="0070C0"/>
+          <w:sz w:val="18"/>
+          <w:szCs w:val="18"/>
+        </w:rPr>
+        <w:t>--size 16GB --name NODE1 --node NODE1 127.0.0.1 5441</w:t>
       </w:r>
     </w:p>
     <w:p/>
     <w:p>
-      <w:r>
-        <w:t xml:space="preserve">The RapidsSE case convention is: </w:t>
-      </w:r>
-      <w:r>
-        <w:rPr>
-          <w:b/>
-          <w:i/>
-        </w:rPr>
-        <w:t>case-preserving, case-insensitive</w:t>
-      </w:r>
-      <w:r>
-        <w:t xml:space="preserve">.  When objects are created in </w:t>
+      <w:pPr>
+        <w:pStyle w:val="Heading5"/>
+      </w:pPr>
+      <w:r>
+        <w:t>Shell-Like Commands</w:t>
+      </w:r>
+    </w:p>
+    <w:p>
+      <w:r>
+        <w:t xml:space="preserve">Some commands in the SE prompt are shell like.  Examples are </w:t>
+      </w:r>
+    </w:p>
+    <w:p>
+      <w:pPr>
+        <w:pStyle w:val="Heading5"/>
+      </w:pPr>
+      <w:r>
+        <w:lastRenderedPageBreak/>
+        <w:t>SQL Statements</w:t>
+      </w:r>
+    </w:p>
+    <w:p>
+      <w:pPr>
+        <w:pStyle w:val="Heading2"/>
+      </w:pPr>
+      <w:bookmarkStart w:id="5" w:name="_Toc597731"/>
+      <w:r>
+        <w:t>Important Notes</w:t>
+      </w:r>
+      <w:bookmarkEnd w:id="5"/>
+    </w:p>
+    <w:p>
+      <w:r>
+        <w:t>Please be aware of the following:</w:t>
+      </w:r>
+    </w:p>
+    <w:p>
+      <w:pPr>
+        <w:pStyle w:val="ListParagraph"/>
+        <w:numPr>
+          <w:ilvl w:val="0"/>
+          <w:numId w:val="1"/>
+        </w:numPr>
+      </w:pPr>
+      <w:r>
+        <w:t>Before a table can be created the cluster must be started</w:t>
+      </w:r>
+      <w:r>
+        <w:t xml:space="preserve">.  Use the </w:t>
       </w:r>
       <w:proofErr w:type="spellStart"/>
       <w:r>
-        <w:t>RapidSE</w:t>
+        <w:t>startCluster</w:t>
       </w:r>
       <w:proofErr w:type="spellEnd"/>
       <w:r>
-        <w:t xml:space="preserve"> they are created with a name identical in case to the supplied name.  When objects are referenced by name, RapidsSE </w:t>
-      </w:r>
-      <w:r>
-        <w:t xml:space="preserve">internally </w:t>
-      </w:r>
-      <w:r>
-        <w:t>ignores the case.</w:t>
-      </w:r>
-      <w:r>
-        <w:t xml:space="preserve">  </w:t>
-      </w:r>
-    </w:p>
-    <w:p>
-      <w:pPr>
-        <w:pStyle w:val="Heading3"/>
-      </w:pPr>
-      <w:r>
-        <w:t>Distributed Structure</w:t>
-      </w:r>
-    </w:p>
-    <w:p/>
-    <w:p>
-      <w:pPr>
-        <w:pStyle w:val="Heading3"/>
-      </w:pPr>
-      <w:r>
-        <w:t>Prompt</w:t>
-      </w:r>
-    </w:p>
-    <w:p>
-      <w:pPr>
-        <w:pStyle w:val="Heading4"/>
-      </w:pPr>
-      <w:r>
-        <w:t>Shell-Like Commands</w:t>
-      </w:r>
-    </w:p>
-    <w:p>
-      <w:pPr>
-        <w:pStyle w:val="Heading4"/>
-      </w:pPr>
-      <w:r>
-        <w:t>SQL Statements</w:t>
-      </w:r>
-    </w:p>
-    <w:p>
-      <w:pPr>
-        <w:pStyle w:val="Heading2"/>
-      </w:pPr>
-      <w:bookmarkStart w:id="6" w:name="_Toc593907"/>
-      <w:r>
-        <w:t>Important Notes</w:t>
-      </w:r>
+        <w:t xml:space="preserve"> command;</w:t>
+      </w:r>
+    </w:p>
+    <w:p>
+      <w:pPr>
+        <w:pStyle w:val="ListParagraph"/>
+        <w:numPr>
+          <w:ilvl w:val="0"/>
+          <w:numId w:val="1"/>
+        </w:numPr>
+      </w:pPr>
+      <w:bookmarkStart w:id="6" w:name="_GoBack"/>
       <w:bookmarkEnd w:id="6"/>
-    </w:p>
-    <w:p>
-      <w:r>
-        <w:t>Before a table can be created the cluster must be started</w:t>
-      </w:r>
-    </w:p>
-    <w:p>
-      <w:r>
-        <w:t>RapidsSE has been design</w:t>
-      </w:r>
-      <w:r>
-        <w:t>ed</w:t>
-      </w:r>
-      <w:r>
-        <w:t xml:space="preserve"> to be used with RDP</w:t>
-      </w:r>
     </w:p>
     <w:p/>
     <w:p>
@@ -4585,7 +4623,6 @@
           <w:szCs w:val="32"/>
         </w:rPr>
       </w:pPr>
-      <w:bookmarkStart w:id="7" w:name="_Toc593909"/>
       <w:r>
         <w:br w:type="page"/>
       </w:r>
@@ -4594,6 +4631,7 @@
       <w:pPr>
         <w:pStyle w:val="Heading1"/>
       </w:pPr>
+      <w:bookmarkStart w:id="7" w:name="_Toc597732"/>
       <w:r>
         <w:lastRenderedPageBreak/>
         <w:t xml:space="preserve">Starting </w:t>
@@ -4610,7 +4648,7 @@
       <w:pPr>
         <w:pStyle w:val="Heading2"/>
       </w:pPr>
-      <w:bookmarkStart w:id="8" w:name="_Toc593910"/>
+      <w:bookmarkStart w:id="8" w:name="_Toc597733"/>
       <w:r>
         <w:t>Starting a RapidsSE Instance</w:t>
       </w:r>
@@ -4620,7 +4658,7 @@
       <w:pPr>
         <w:pStyle w:val="Heading2"/>
       </w:pPr>
-      <w:bookmarkStart w:id="9" w:name="_Toc593911"/>
+      <w:bookmarkStart w:id="9" w:name="_Toc597734"/>
       <w:r>
         <w:t xml:space="preserve">Using the </w:t>
       </w:r>
@@ -4636,7 +4674,7 @@
       <w:pPr>
         <w:pStyle w:val="Heading2"/>
       </w:pPr>
-      <w:bookmarkStart w:id="10" w:name="_Toc593912"/>
+      <w:bookmarkStart w:id="10" w:name="_Toc597735"/>
       <w:r>
         <w:t>Stopping RapidsSE</w:t>
       </w:r>
@@ -4660,7 +4698,7 @@
       <w:pPr>
         <w:pStyle w:val="Heading1"/>
       </w:pPr>
-      <w:bookmarkStart w:id="11" w:name="_Toc593913"/>
+      <w:bookmarkStart w:id="11" w:name="_Toc597736"/>
       <w:r>
         <w:lastRenderedPageBreak/>
         <w:t>General Commands</w:t>
@@ -4671,7 +4709,7 @@
       <w:pPr>
         <w:pStyle w:val="Heading2"/>
       </w:pPr>
-      <w:bookmarkStart w:id="12" w:name="_Toc593914"/>
+      <w:bookmarkStart w:id="12" w:name="_Toc597737"/>
       <w:r>
         <w:t>Print Current Version</w:t>
       </w:r>
@@ -4692,7 +4730,7 @@
       <w:pPr>
         <w:pStyle w:val="Heading2"/>
       </w:pPr>
-      <w:bookmarkStart w:id="13" w:name="_Toc593915"/>
+      <w:bookmarkStart w:id="13" w:name="_Toc597738"/>
       <w:r>
         <w:t>Print Configuration</w:t>
       </w:r>
@@ -4713,7 +4751,7 @@
       <w:pPr>
         <w:pStyle w:val="Heading2"/>
       </w:pPr>
-      <w:bookmarkStart w:id="14" w:name="_Toc593916"/>
+      <w:bookmarkStart w:id="14" w:name="_Toc597739"/>
       <w:r>
         <w:t>Print Working Directory</w:t>
       </w:r>
@@ -4736,7 +4774,7 @@
       <w:pPr>
         <w:pStyle w:val="Heading2"/>
       </w:pPr>
-      <w:bookmarkStart w:id="15" w:name="_Toc593917"/>
+      <w:bookmarkStart w:id="15" w:name="_Toc597740"/>
       <w:r>
         <w:t>Listing Contents of Working Directory</w:t>
       </w:r>
@@ -4769,7 +4807,7 @@
       <w:pPr>
         <w:pStyle w:val="Heading2"/>
       </w:pPr>
-      <w:bookmarkStart w:id="16" w:name="_Toc593918"/>
+      <w:bookmarkStart w:id="16" w:name="_Toc597741"/>
       <w:r>
         <w:t>Changing Working Directory</w:t>
       </w:r>
@@ -4796,7 +4834,7 @@
       <w:pPr>
         <w:pStyle w:val="Heading2"/>
       </w:pPr>
-      <w:bookmarkStart w:id="17" w:name="_Toc593919"/>
+      <w:bookmarkStart w:id="17" w:name="_Toc597742"/>
       <w:r>
         <w:t>Print Working Folder</w:t>
       </w:r>
@@ -4831,7 +4869,7 @@
       <w:pPr>
         <w:pStyle w:val="Heading2"/>
       </w:pPr>
-      <w:bookmarkStart w:id="18" w:name="_Toc593920"/>
+      <w:bookmarkStart w:id="18" w:name="_Toc597743"/>
       <w:r>
         <w:t>Change Working Folder</w:t>
       </w:r>
@@ -4854,7 +4892,7 @@
       <w:pPr>
         <w:pStyle w:val="Heading2"/>
       </w:pPr>
-      <w:bookmarkStart w:id="19" w:name="_Toc593921"/>
+      <w:bookmarkStart w:id="19" w:name="_Toc597744"/>
       <w:r>
         <w:t xml:space="preserve">Starting the </w:t>
       </w:r>
@@ -4898,7 +4936,7 @@
       <w:pPr>
         <w:pStyle w:val="Heading2"/>
       </w:pPr>
-      <w:bookmarkStart w:id="20" w:name="_Toc593922"/>
+      <w:bookmarkStart w:id="20" w:name="_Toc597745"/>
       <w:r>
         <w:t>Getting the Cluster Status</w:t>
       </w:r>
@@ -4931,7 +4969,7 @@
       <w:pPr>
         <w:pStyle w:val="Heading2"/>
       </w:pPr>
-      <w:bookmarkStart w:id="21" w:name="_Toc593923"/>
+      <w:bookmarkStart w:id="21" w:name="_Toc597746"/>
       <w:r>
         <w:t>Space Usage</w:t>
       </w:r>
@@ -4958,7 +4996,7 @@
       <w:pPr>
         <w:pStyle w:val="Heading2"/>
       </w:pPr>
-      <w:bookmarkStart w:id="22" w:name="_Toc593924"/>
+      <w:bookmarkStart w:id="22" w:name="_Toc597747"/>
       <w:r>
         <w:t>Create a table</w:t>
       </w:r>
@@ -4985,7 +5023,7 @@
       <w:pPr>
         <w:pStyle w:val="Heading2"/>
       </w:pPr>
-      <w:bookmarkStart w:id="23" w:name="_Toc593925"/>
+      <w:bookmarkStart w:id="23" w:name="_Toc597748"/>
       <w:r>
         <w:t>Listing Tables</w:t>
       </w:r>
@@ -5008,7 +5046,7 @@
       <w:pPr>
         <w:pStyle w:val="Heading2"/>
       </w:pPr>
-      <w:bookmarkStart w:id="24" w:name="_Toc593926"/>
+      <w:bookmarkStart w:id="24" w:name="_Toc597749"/>
       <w:r>
         <w:t>Listing Columns</w:t>
       </w:r>
@@ -5037,7 +5075,7 @@
       <w:pPr>
         <w:pStyle w:val="Heading2"/>
       </w:pPr>
-      <w:bookmarkStart w:id="25" w:name="_Toc593927"/>
+      <w:bookmarkStart w:id="25" w:name="_Toc597750"/>
       <w:r>
         <w:t>Creating an Index</w:t>
       </w:r>
@@ -5067,7 +5105,7 @@
       <w:pPr>
         <w:pStyle w:val="Heading2"/>
       </w:pPr>
-      <w:bookmarkStart w:id="26" w:name="_Toc593928"/>
+      <w:bookmarkStart w:id="26" w:name="_Toc597751"/>
       <w:r>
         <w:t>Listing Indexes</w:t>
       </w:r>
@@ -5102,7 +5140,7 @@
       <w:pPr>
         <w:pStyle w:val="Heading2"/>
       </w:pPr>
-      <w:bookmarkStart w:id="27" w:name="_Toc593929"/>
+      <w:bookmarkStart w:id="27" w:name="_Toc597752"/>
       <w:r>
         <w:t>Listing Index Columns</w:t>
       </w:r>
@@ -5137,29 +5175,85 @@
       <w:pPr>
         <w:pStyle w:val="Heading2"/>
       </w:pPr>
-      <w:bookmarkStart w:id="28" w:name="_Toc593930"/>
+      <w:bookmarkStart w:id="28" w:name="_Toc597753"/>
+      <w:r>
+        <w:t>Loading a Table</w:t>
+      </w:r>
+      <w:bookmarkEnd w:id="28"/>
+    </w:p>
+    <w:p>
+      <w:r>
+        <w:t xml:space="preserve">To </w:t>
+      </w:r>
+      <w:r>
+        <w:t>load a table from a .csv file</w:t>
+      </w:r>
+      <w:r>
+        <w:t xml:space="preserve"> use: </w:t>
+      </w:r>
+      <w:proofErr w:type="spellStart"/>
+      <w:r>
+        <w:rPr>
+          <w:color w:val="C00000"/>
+        </w:rPr>
+        <w:t>ld</w:t>
+      </w:r>
+      <w:proofErr w:type="spellEnd"/>
+    </w:p>
+    <w:p>
+      <w:pPr>
+        <w:pStyle w:val="Heading2"/>
+      </w:pPr>
+      <w:bookmarkStart w:id="29" w:name="_Toc597754"/>
       <w:r>
         <w:lastRenderedPageBreak/>
-        <w:t>Loading a Table</w:t>
-      </w:r>
-      <w:bookmarkEnd w:id="28"/>
+        <w:t>Size of Table</w:t>
+      </w:r>
+      <w:bookmarkEnd w:id="29"/>
     </w:p>
     <w:p>
       <w:r>
         <w:t xml:space="preserve">To </w:t>
       </w:r>
       <w:r>
-        <w:t>load a table from a .csv file</w:t>
+        <w:t>get the size of a table</w:t>
       </w:r>
       <w:r>
         <w:t xml:space="preserve"> use: </w:t>
       </w:r>
+      <w:r>
+        <w:rPr>
+          <w:color w:val="C00000"/>
+        </w:rPr>
+        <w:t>sz</w:t>
+      </w:r>
+    </w:p>
+    <w:p>
+      <w:pPr>
+        <w:pStyle w:val="Heading2"/>
+      </w:pPr>
+      <w:bookmarkStart w:id="30" w:name="_Toc597755"/>
+      <w:r>
+        <w:t>Size of Index</w:t>
+      </w:r>
+      <w:bookmarkEnd w:id="30"/>
+    </w:p>
+    <w:p>
+      <w:r>
+        <w:t xml:space="preserve">To </w:t>
+      </w:r>
+      <w:r>
+        <w:t>get the size of an index</w:t>
+      </w:r>
+      <w:r>
+        <w:t xml:space="preserve"> use: </w:t>
+      </w:r>
       <w:proofErr w:type="spellStart"/>
       <w:r>
         <w:rPr>
           <w:color w:val="C00000"/>
         </w:rPr>
-        <w:t>ld</w:t>
+        <w:t>szidx</w:t>
       </w:r>
       <w:proofErr w:type="spellEnd"/>
     </w:p>
@@ -5167,55 +5261,84 @@
       <w:pPr>
         <w:pStyle w:val="Heading2"/>
       </w:pPr>
-      <w:bookmarkStart w:id="29" w:name="_Toc593931"/>
-      <w:r>
-        <w:t>Size of Table</w:t>
-      </w:r>
-      <w:bookmarkEnd w:id="29"/>
+      <w:bookmarkStart w:id="31" w:name="_Toc597756"/>
+      <w:r>
+        <w:t>Table Sizes</w:t>
+      </w:r>
+      <w:bookmarkEnd w:id="31"/>
     </w:p>
     <w:p>
       <w:r>
         <w:t xml:space="preserve">To </w:t>
       </w:r>
       <w:r>
-        <w:t>get the size of a table</w:t>
+        <w:t>get the sizes of all tables in current folder</w:t>
       </w:r>
       <w:r>
         <w:t xml:space="preserve"> use: </w:t>
       </w:r>
+      <w:proofErr w:type="spellStart"/>
       <w:r>
         <w:rPr>
           <w:color w:val="C00000"/>
         </w:rPr>
-        <w:t>sz</w:t>
-      </w:r>
+        <w:t>tableSizes</w:t>
+      </w:r>
+      <w:proofErr w:type="spellEnd"/>
     </w:p>
     <w:p>
       <w:pPr>
         <w:pStyle w:val="Heading2"/>
       </w:pPr>
-      <w:bookmarkStart w:id="30" w:name="_Toc593932"/>
-      <w:r>
-        <w:t>Size of Index</w:t>
-      </w:r>
-      <w:bookmarkEnd w:id="30"/>
+      <w:bookmarkStart w:id="32" w:name="_Toc597757"/>
+      <w:r>
+        <w:t>Fetching Rows</w:t>
+      </w:r>
+      <w:bookmarkEnd w:id="32"/>
     </w:p>
     <w:p>
       <w:r>
         <w:t xml:space="preserve">To </w:t>
       </w:r>
       <w:r>
-        <w:t>get the size of an index</w:t>
+        <w:t>fetch rows from a table</w:t>
       </w:r>
       <w:r>
         <w:t xml:space="preserve"> use: </w:t>
       </w:r>
+      <w:r>
+        <w:rPr>
+          <w:color w:val="C00000"/>
+        </w:rPr>
+        <w:t>fetch</w:t>
+      </w:r>
+    </w:p>
+    <w:p>
+      <w:pPr>
+        <w:pStyle w:val="Heading2"/>
+      </w:pPr>
+      <w:bookmarkStart w:id="33" w:name="_Toc597758"/>
+      <w:r>
+        <w:t>Listing Contents of Working Folder</w:t>
+      </w:r>
+      <w:bookmarkEnd w:id="33"/>
+    </w:p>
+    <w:p>
+      <w:r>
+        <w:t xml:space="preserve">To </w:t>
+      </w:r>
+      <w:r>
+        <w:t>list the contents of the working folder</w:t>
+      </w:r>
+      <w:r>
+        <w:t xml:space="preserve"> use: </w:t>
+      </w:r>
       <w:proofErr w:type="spellStart"/>
       <w:r>
         <w:rPr>
           <w:color w:val="C00000"/>
         </w:rPr>
-        <w:t>szidx</w:t>
+        <w:t>lf</w:t>
       </w:r>
       <w:proofErr w:type="spellEnd"/>
     </w:p>
@@ -5223,28 +5346,55 @@
       <w:pPr>
         <w:pStyle w:val="Heading2"/>
       </w:pPr>
-      <w:bookmarkStart w:id="31" w:name="_Toc593933"/>
-      <w:r>
-        <w:t>Table Sizes</w:t>
-      </w:r>
-      <w:bookmarkEnd w:id="31"/>
+      <w:bookmarkStart w:id="34" w:name="_Toc597759"/>
+      <w:r>
+        <w:t>Exporting a Table</w:t>
+      </w:r>
+      <w:bookmarkEnd w:id="34"/>
     </w:p>
     <w:p>
       <w:r>
         <w:t xml:space="preserve">To </w:t>
       </w:r>
       <w:r>
-        <w:t>get the sizes of all tables in current folder</w:t>
+        <w:t>export a table into a .csv file</w:t>
       </w:r>
       <w:r>
         <w:t xml:space="preserve"> use: </w:t>
       </w:r>
+      <w:r>
+        <w:rPr>
+          <w:color w:val="C00000"/>
+        </w:rPr>
+        <w:t>export</w:t>
+      </w:r>
+    </w:p>
+    <w:p>
+      <w:pPr>
+        <w:pStyle w:val="Heading2"/>
+      </w:pPr>
+      <w:bookmarkStart w:id="35" w:name="_Toc597760"/>
+      <w:r>
+        <w:t>Truncating a Table</w:t>
+      </w:r>
+      <w:bookmarkEnd w:id="35"/>
+    </w:p>
+    <w:p>
+      <w:r>
+        <w:t xml:space="preserve">To </w:t>
+      </w:r>
+      <w:r>
+        <w:t>truncate an existing table</w:t>
+      </w:r>
+      <w:r>
+        <w:t xml:space="preserve"> use: </w:t>
+      </w:r>
       <w:proofErr w:type="spellStart"/>
       <w:r>
         <w:rPr>
           <w:color w:val="C00000"/>
         </w:rPr>
-        <w:t>tableSizes</w:t>
+        <w:t>tr</w:t>
       </w:r>
       <w:proofErr w:type="spellEnd"/>
     </w:p>
@@ -5252,152 +5402,40 @@
       <w:pPr>
         <w:pStyle w:val="Heading2"/>
       </w:pPr>
-      <w:bookmarkStart w:id="32" w:name="_Toc593934"/>
-      <w:r>
-        <w:t>Fetching Rows</w:t>
-      </w:r>
-      <w:bookmarkEnd w:id="32"/>
+      <w:bookmarkStart w:id="36" w:name="_Toc597761"/>
+      <w:r>
+        <w:t>Dropping an Index</w:t>
+      </w:r>
+      <w:bookmarkEnd w:id="36"/>
     </w:p>
     <w:p>
       <w:r>
         <w:t xml:space="preserve">To </w:t>
       </w:r>
       <w:r>
-        <w:t>fetch rows from a table</w:t>
-      </w:r>
-      <w:r>
-        <w:t xml:space="preserve"> use: </w:t>
+        <w:t>drop an index from an existing table use</w:t>
+      </w:r>
+      <w:r>
+        <w:t xml:space="preserve">: </w:t>
       </w:r>
       <w:r>
         <w:rPr>
           <w:color w:val="C00000"/>
         </w:rPr>
-        <w:t>fetch</w:t>
+        <w:t>drop index</w:t>
+      </w:r>
+      <w:r>
+        <w:rPr>
+          <w:color w:val="C00000"/>
+        </w:rPr>
+        <w:t xml:space="preserve"> …</w:t>
       </w:r>
     </w:p>
     <w:p>
       <w:pPr>
         <w:pStyle w:val="Heading2"/>
       </w:pPr>
-      <w:bookmarkStart w:id="33" w:name="_Toc593935"/>
-      <w:r>
-        <w:t>Listing Contents of Working Folder</w:t>
-      </w:r>
-      <w:bookmarkEnd w:id="33"/>
-    </w:p>
-    <w:p>
-      <w:r>
-        <w:t xml:space="preserve">To </w:t>
-      </w:r>
-      <w:r>
-        <w:t>list the contents of the working folder</w:t>
-      </w:r>
-      <w:r>
-        <w:t xml:space="preserve"> use: </w:t>
-      </w:r>
-      <w:proofErr w:type="spellStart"/>
-      <w:r>
-        <w:rPr>
-          <w:color w:val="C00000"/>
-        </w:rPr>
-        <w:t>lf</w:t>
-      </w:r>
-      <w:proofErr w:type="spellEnd"/>
-    </w:p>
-    <w:p>
-      <w:pPr>
-        <w:pStyle w:val="Heading2"/>
-      </w:pPr>
-      <w:bookmarkStart w:id="34" w:name="_Toc593936"/>
-      <w:r>
-        <w:t>Exporting a Table</w:t>
-      </w:r>
-      <w:bookmarkEnd w:id="34"/>
-    </w:p>
-    <w:p>
-      <w:r>
-        <w:t xml:space="preserve">To </w:t>
-      </w:r>
-      <w:r>
-        <w:t>export a table into a .csv file</w:t>
-      </w:r>
-      <w:r>
-        <w:t xml:space="preserve"> use: </w:t>
-      </w:r>
-      <w:r>
-        <w:rPr>
-          <w:color w:val="C00000"/>
-        </w:rPr>
-        <w:t>export</w:t>
-      </w:r>
-    </w:p>
-    <w:p>
-      <w:pPr>
-        <w:pStyle w:val="Heading2"/>
-      </w:pPr>
-      <w:bookmarkStart w:id="35" w:name="_Toc593937"/>
-      <w:r>
-        <w:t>Truncating a Table</w:t>
-      </w:r>
-      <w:bookmarkEnd w:id="35"/>
-    </w:p>
-    <w:p>
-      <w:r>
-        <w:t xml:space="preserve">To </w:t>
-      </w:r>
-      <w:r>
-        <w:t>truncate an existing table</w:t>
-      </w:r>
-      <w:r>
-        <w:t xml:space="preserve"> use: </w:t>
-      </w:r>
-      <w:proofErr w:type="spellStart"/>
-      <w:r>
-        <w:rPr>
-          <w:color w:val="C00000"/>
-        </w:rPr>
-        <w:t>tr</w:t>
-      </w:r>
-      <w:proofErr w:type="spellEnd"/>
-    </w:p>
-    <w:p>
-      <w:pPr>
-        <w:pStyle w:val="Heading2"/>
-      </w:pPr>
-      <w:bookmarkStart w:id="36" w:name="_Toc593938"/>
-      <w:r>
-        <w:t>Dropping an Index</w:t>
-      </w:r>
-      <w:bookmarkEnd w:id="36"/>
-    </w:p>
-    <w:p>
-      <w:r>
-        <w:t xml:space="preserve">To </w:t>
-      </w:r>
-      <w:r>
-        <w:t>drop an index from an existing table use</w:t>
-      </w:r>
-      <w:r>
-        <w:t xml:space="preserve">: </w:t>
-      </w:r>
-      <w:r>
-        <w:rPr>
-          <w:color w:val="C00000"/>
-        </w:rPr>
-        <w:t>drop index</w:t>
-      </w:r>
-      <w:r>
-        <w:rPr>
-          <w:color w:val="C00000"/>
-        </w:rPr>
-        <w:t xml:space="preserve"> …</w:t>
-      </w:r>
-    </w:p>
-    <w:p>
-      <w:pPr>
-        <w:pStyle w:val="Heading2"/>
-      </w:pPr>
-      <w:bookmarkStart w:id="37" w:name="_Toc593939"/>
+      <w:bookmarkStart w:id="37" w:name="_Toc597762"/>
       <w:r>
         <w:t>Dropping a Table</w:t>
       </w:r>
@@ -5444,9 +5482,17 @@
       <w:pPr>
         <w:pStyle w:val="Heading1"/>
       </w:pPr>
-      <w:bookmarkStart w:id="38" w:name="_Toc593940"/>
+      <w:bookmarkStart w:id="38" w:name="_Toc597763"/>
       <w:r>
         <w:lastRenderedPageBreak/>
+        <w:t>Supported Data Types</w:t>
+      </w:r>
+    </w:p>
+    <w:p>
+      <w:pPr>
+        <w:pStyle w:val="Heading1"/>
+      </w:pPr>
+      <w:r>
         <w:t xml:space="preserve">Fetching Rows </w:t>
       </w:r>
       <w:r>
@@ -5458,7 +5504,7 @@
       <w:pPr>
         <w:pStyle w:val="Heading1"/>
       </w:pPr>
-      <w:bookmarkStart w:id="39" w:name="_Toc593941"/>
+      <w:bookmarkStart w:id="39" w:name="_Toc597764"/>
       <w:r>
         <w:t>Timing Commands</w:t>
       </w:r>
@@ -5468,7 +5514,7 @@
       <w:pPr>
         <w:pStyle w:val="Heading1"/>
       </w:pPr>
-      <w:bookmarkStart w:id="40" w:name="_Toc593942"/>
+      <w:bookmarkStart w:id="40" w:name="_Toc597765"/>
       <w:r>
         <w:t>Scripting</w:t>
       </w:r>
@@ -5488,7 +5534,7 @@
       <w:pPr>
         <w:pStyle w:val="Heading1"/>
       </w:pPr>
-      <w:bookmarkStart w:id="41" w:name="_Toc593943"/>
+      <w:bookmarkStart w:id="41" w:name="_Toc597766"/>
       <w:r>
         <w:t>Limitations and Restrictions</w:t>
       </w:r>
@@ -5503,7 +5549,7 @@
       <w:pPr>
         <w:pStyle w:val="Heading1"/>
       </w:pPr>
-      <w:bookmarkStart w:id="42" w:name="_Toc593944"/>
+      <w:bookmarkStart w:id="42" w:name="_Toc597767"/>
       <w:r>
         <w:lastRenderedPageBreak/>
         <w:t>Appendix A – Command Line Arguments</w:t>
@@ -5688,7 +5734,161 @@
       <w:pPr>
         <w:pStyle w:val="Heading1"/>
       </w:pPr>
-      <w:bookmarkStart w:id="43" w:name="_Toc593945"/>
+      <w:bookmarkStart w:id="43" w:name="_Toc597768"/>
+      <w:r>
+        <w:lastRenderedPageBreak/>
+        <w:t>Appendix B – Prompt Functions</w:t>
+      </w:r>
+    </w:p>
+    <w:p>
+      <w:r>
+        <w:t>The following table presents a number of internal functions available in the SE prompt.  These functions are currently under review and not yet available for customer use.</w:t>
+      </w:r>
+    </w:p>
+    <w:p/>
+    <w:tbl>
+      <w:tblPr>
+        <w:tblStyle w:val="TableGrid"/>
+        <w:tblW w:w="0" w:type="auto"/>
+        <w:tblLook w:val="04A0" w:firstRow="1" w:lastRow="0" w:firstColumn="1" w:lastColumn="0" w:noHBand="0" w:noVBand="1"/>
+      </w:tblPr>
+      <w:tblGrid>
+        <w:gridCol w:w="3256"/>
+        <w:gridCol w:w="5754"/>
+      </w:tblGrid>
+      <w:tr>
+        <w:tc>
+          <w:tcPr>
+            <w:tcW w:w="3256" w:type="dxa"/>
+          </w:tcPr>
+          <w:p/>
+        </w:tc>
+        <w:tc>
+          <w:tcPr>
+            <w:tcW w:w="5754" w:type="dxa"/>
+          </w:tcPr>
+          <w:p/>
+        </w:tc>
+      </w:tr>
+      <w:tr>
+        <w:tc>
+          <w:tcPr>
+            <w:tcW w:w="3256" w:type="dxa"/>
+          </w:tcPr>
+          <w:p/>
+        </w:tc>
+        <w:tc>
+          <w:tcPr>
+            <w:tcW w:w="5754" w:type="dxa"/>
+          </w:tcPr>
+          <w:p/>
+        </w:tc>
+      </w:tr>
+      <w:tr>
+        <w:tc>
+          <w:tcPr>
+            <w:tcW w:w="3256" w:type="dxa"/>
+          </w:tcPr>
+          <w:p/>
+        </w:tc>
+        <w:tc>
+          <w:tcPr>
+            <w:tcW w:w="5754" w:type="dxa"/>
+          </w:tcPr>
+          <w:p/>
+        </w:tc>
+      </w:tr>
+      <w:tr>
+        <w:tc>
+          <w:tcPr>
+            <w:tcW w:w="3256" w:type="dxa"/>
+          </w:tcPr>
+          <w:p/>
+        </w:tc>
+        <w:tc>
+          <w:tcPr>
+            <w:tcW w:w="5754" w:type="dxa"/>
+          </w:tcPr>
+          <w:p/>
+        </w:tc>
+      </w:tr>
+      <w:tr>
+        <w:tc>
+          <w:tcPr>
+            <w:tcW w:w="3256" w:type="dxa"/>
+          </w:tcPr>
+          <w:p/>
+        </w:tc>
+        <w:tc>
+          <w:tcPr>
+            <w:tcW w:w="5754" w:type="dxa"/>
+          </w:tcPr>
+          <w:p/>
+        </w:tc>
+      </w:tr>
+      <w:tr>
+        <w:tc>
+          <w:tcPr>
+            <w:tcW w:w="3256" w:type="dxa"/>
+          </w:tcPr>
+          <w:p/>
+        </w:tc>
+        <w:tc>
+          <w:tcPr>
+            <w:tcW w:w="5754" w:type="dxa"/>
+          </w:tcPr>
+          <w:p/>
+        </w:tc>
+      </w:tr>
+      <w:tr>
+        <w:tc>
+          <w:tcPr>
+            <w:tcW w:w="3256" w:type="dxa"/>
+          </w:tcPr>
+          <w:p/>
+        </w:tc>
+        <w:tc>
+          <w:tcPr>
+            <w:tcW w:w="5754" w:type="dxa"/>
+          </w:tcPr>
+          <w:p/>
+        </w:tc>
+      </w:tr>
+      <w:tr>
+        <w:tc>
+          <w:tcPr>
+            <w:tcW w:w="3256" w:type="dxa"/>
+          </w:tcPr>
+          <w:p/>
+        </w:tc>
+        <w:tc>
+          <w:tcPr>
+            <w:tcW w:w="5754" w:type="dxa"/>
+          </w:tcPr>
+          <w:p/>
+        </w:tc>
+      </w:tr>
+    </w:tbl>
+    <w:p/>
+    <w:p>
+      <w:pPr>
+        <w:spacing w:after="0"/>
+        <w:rPr>
+          <w:rFonts w:asciiTheme="majorHAnsi" w:eastAsiaTheme="majorEastAsia" w:hAnsiTheme="majorHAnsi" w:cstheme="majorBidi"/>
+          <w:color w:val="2F5496" w:themeColor="accent1" w:themeShade="BF"/>
+          <w:sz w:val="32"/>
+          <w:szCs w:val="32"/>
+          <w:u w:val="single"/>
+        </w:rPr>
+      </w:pPr>
+      <w:r>
+        <w:br w:type="page"/>
+      </w:r>
+    </w:p>
+    <w:p>
+      <w:pPr>
+        <w:pStyle w:val="Heading1"/>
+      </w:pPr>
       <w:r>
         <w:lastRenderedPageBreak/>
         <w:t>Appendix B – Command Summary</w:t>
@@ -6431,9 +6631,9 @@
     <w:p/>
     <w:p/>
     <w:sectPr>
-      <w:headerReference w:type="default" r:id="rId8"/>
-      <w:footerReference w:type="even" r:id="rId9"/>
-      <w:footerReference w:type="default" r:id="rId10"/>
+      <w:headerReference w:type="default" r:id="rId9"/>
+      <w:footerReference w:type="even" r:id="rId10"/>
+      <w:footerReference w:type="default" r:id="rId11"/>
       <w:pgSz w:w="11900" w:h="16840"/>
       <w:pgMar w:top="1440" w:right="1440" w:bottom="1440" w:left="1440" w:header="708" w:footer="708" w:gutter="0"/>
       <w:cols w:space="708"/>
@@ -6583,6 +6783,9 @@
       <w:ind w:right="360"/>
     </w:pPr>
     <w:r>
+      <w:rPr>
+        <w:noProof/>
+      </w:rPr>
       <w:drawing>
         <wp:inline distT="0" distB="0" distL="0" distR="0" wp14:anchorId="1CD3102C" wp14:editId="68202041">
           <wp:extent cx="1080655" cy="254271"/>
@@ -6659,10 +6862,104 @@
     </w:r>
     <w:r>
       <w:tab/>
-      <w:t>RapidsSE User Guide</w:t>
+      <w:t>RapidsSE User Guide v4.0 Beta</w:t>
     </w:r>
   </w:p>
 </w:hdr>
+</file>
+
+<file path=word/numbering.xml><?xml version="1.0" encoding="utf-8"?>
+<w:numbering xmlns:wpc="http://schemas.microsoft.com/office/word/2010/wordprocessingCanvas" xmlns:cx="http://schemas.microsoft.com/office/drawing/2014/chartex" xmlns:cx1="http://schemas.microsoft.com/office/drawing/2015/9/8/chartex" xmlns:cx2="http://schemas.microsoft.com/office/drawing/2015/10/21/chartex" xmlns:cx3="http://schemas.microsoft.com/office/drawing/2016/5/9/chartex" xmlns:cx4="http://schemas.microsoft.com/office/drawing/2016/5/10/chartex" xmlns:cx5="http://schemas.microsoft.com/office/drawing/2016/5/11/chartex" xmlns:cx6="http://schemas.microsoft.com/office/drawing/2016/5/12/chartex" xmlns:cx7="http://schemas.microsoft.com/office/drawing/2016/5/13/chartex" xmlns:cx8="http://schemas.microsoft.com/office/drawing/2016/5/14/chartex" xmlns:mc="http://schemas.openxmlformats.org/markup-compatibility/2006" xmlns:aink="http://schemas.microsoft.com/office/drawing/2016/ink" xmlns:am3d="http://schemas.microsoft.com/office/drawing/2017/model3d" xmlns:o="urn:schemas-microsoft-com:office:office" xmlns:r="http://schemas.openxmlformats.org/officeDocument/2006/relationships" xmlns:m="http://schemas.openxmlformats.org/officeDocument/2006/math" xmlns:v="urn:schemas-microsoft-com:vml" xmlns:wp14="http://schemas.microsoft.com/office/word/2010/wordprocessingDrawing" xmlns:wp="http://schemas.openxmlformats.org/drawingml/2006/wordprocessingDrawing" xmlns:w10="urn:schemas-microsoft-com:office:word" xmlns:w="http://schemas.openxmlformats.org/wordprocessingml/2006/main" xmlns:w14="http://schemas.microsoft.com/office/word/2010/wordml" xmlns:w15="http://schemas.microsoft.com/office/word/2012/wordml" xmlns:w16cid="http://schemas.microsoft.com/office/word/2016/wordml/cid" xmlns:w16se="http://schemas.microsoft.com/office/word/2015/wordml/symex" xmlns:wpg="http://schemas.microsoft.com/office/word/2010/wordprocessingGroup" xmlns:wpi="http://schemas.microsoft.com/office/word/2010/wordprocessingInk" xmlns:wne="http://schemas.microsoft.com/office/word/2006/wordml" xmlns:wps="http://schemas.microsoft.com/office/word/2010/wordprocessingShape" mc:Ignorable="w14 w15 w16se w16cid wp14">
+  <w:abstractNum w:abstractNumId="0" w15:restartNumberingAfterBreak="0">
+    <w:nsid w:val="45452EC4"/>
+    <w:multiLevelType w:val="hybridMultilevel"/>
+    <w:tmpl w:val="A8928652"/>
+    <w:lvl w:ilvl="0" w:tplc="0409000F">
+      <w:start w:val="1"/>
+      <w:numFmt w:val="decimal"/>
+      <w:lvlText w:val="%1."/>
+      <w:lvlJc w:val="left"/>
+      <w:pPr>
+        <w:ind w:left="720" w:hanging="360"/>
+      </w:pPr>
+    </w:lvl>
+    <w:lvl w:ilvl="1" w:tplc="04090019" w:tentative="1">
+      <w:start w:val="1"/>
+      <w:numFmt w:val="lowerLetter"/>
+      <w:lvlText w:val="%2."/>
+      <w:lvlJc w:val="left"/>
+      <w:pPr>
+        <w:ind w:left="1440" w:hanging="360"/>
+      </w:pPr>
+    </w:lvl>
+    <w:lvl w:ilvl="2" w:tplc="0409001B" w:tentative="1">
+      <w:start w:val="1"/>
+      <w:numFmt w:val="lowerRoman"/>
+      <w:lvlText w:val="%3."/>
+      <w:lvlJc w:val="right"/>
+      <w:pPr>
+        <w:ind w:left="2160" w:hanging="180"/>
+      </w:pPr>
+    </w:lvl>
+    <w:lvl w:ilvl="3" w:tplc="0409000F" w:tentative="1">
+      <w:start w:val="1"/>
+      <w:numFmt w:val="decimal"/>
+      <w:lvlText w:val="%4."/>
+      <w:lvlJc w:val="left"/>
+      <w:pPr>
+        <w:ind w:left="2880" w:hanging="360"/>
+      </w:pPr>
+    </w:lvl>
+    <w:lvl w:ilvl="4" w:tplc="04090019" w:tentative="1">
+      <w:start w:val="1"/>
+      <w:numFmt w:val="lowerLetter"/>
+      <w:lvlText w:val="%5."/>
+      <w:lvlJc w:val="left"/>
+      <w:pPr>
+        <w:ind w:left="3600" w:hanging="360"/>
+      </w:pPr>
+    </w:lvl>
+    <w:lvl w:ilvl="5" w:tplc="0409001B" w:tentative="1">
+      <w:start w:val="1"/>
+      <w:numFmt w:val="lowerRoman"/>
+      <w:lvlText w:val="%6."/>
+      <w:lvlJc w:val="right"/>
+      <w:pPr>
+        <w:ind w:left="4320" w:hanging="180"/>
+      </w:pPr>
+    </w:lvl>
+    <w:lvl w:ilvl="6" w:tplc="0409000F" w:tentative="1">
+      <w:start w:val="1"/>
+      <w:numFmt w:val="decimal"/>
+      <w:lvlText w:val="%7."/>
+      <w:lvlJc w:val="left"/>
+      <w:pPr>
+        <w:ind w:left="5040" w:hanging="360"/>
+      </w:pPr>
+    </w:lvl>
+    <w:lvl w:ilvl="7" w:tplc="04090019" w:tentative="1">
+      <w:start w:val="1"/>
+      <w:numFmt w:val="lowerLetter"/>
+      <w:lvlText w:val="%8."/>
+      <w:lvlJc w:val="left"/>
+      <w:pPr>
+        <w:ind w:left="5760" w:hanging="360"/>
+      </w:pPr>
+    </w:lvl>
+    <w:lvl w:ilvl="8" w:tplc="0409001B" w:tentative="1">
+      <w:start w:val="1"/>
+      <w:numFmt w:val="lowerRoman"/>
+      <w:lvlText w:val="%9."/>
+      <w:lvlJc w:val="right"/>
+      <w:pPr>
+        <w:ind w:left="6480" w:hanging="180"/>
+      </w:pPr>
+    </w:lvl>
+  </w:abstractNum>
+  <w:num w:numId="1">
+    <w:abstractNumId w:val="0"/>
+  </w:num>
+</w:numbering>
 </file>
 
 <file path=word/styles.xml><?xml version="1.0" encoding="utf-8"?>
@@ -7073,7 +7370,7 @@
     <w:link w:val="Heading1Char"/>
     <w:uiPriority w:val="9"/>
     <w:qFormat/>
-    <w:rsid w:val="008A4777"/>
+    <w:rsid w:val="009D3EC2"/>
     <w:pPr>
       <w:keepNext/>
       <w:keepLines/>
@@ -7085,6 +7382,7 @@
       <w:color w:val="2F5496" w:themeColor="accent1" w:themeShade="BF"/>
       <w:sz w:val="32"/>
       <w:szCs w:val="32"/>
+      <w:u w:val="single"/>
     </w:rPr>
   </w:style>
   <w:style w:type="paragraph" w:styleId="Heading2">
@@ -7095,17 +7393,17 @@
     <w:uiPriority w:val="9"/>
     <w:unhideWhenUsed/>
     <w:qFormat/>
-    <w:rsid w:val="008A4777"/>
+    <w:rsid w:val="00BD3556"/>
     <w:pPr>
       <w:keepNext/>
       <w:keepLines/>
-      <w:spacing w:before="40"/>
+      <w:spacing w:before="120" w:after="80"/>
       <w:outlineLvl w:val="1"/>
     </w:pPr>
     <w:rPr>
       <w:rFonts w:asciiTheme="majorHAnsi" w:eastAsiaTheme="majorEastAsia" w:hAnsiTheme="majorHAnsi" w:cstheme="majorBidi"/>
       <w:color w:val="2F5496" w:themeColor="accent1" w:themeShade="BF"/>
-      <w:sz w:val="26"/>
+      <w:sz w:val="28"/>
       <w:szCs w:val="26"/>
     </w:rPr>
   </w:style>
@@ -7117,7 +7415,7 @@
     <w:uiPriority w:val="9"/>
     <w:unhideWhenUsed/>
     <w:qFormat/>
-    <w:rsid w:val="000200AC"/>
+    <w:rsid w:val="00BD3556"/>
     <w:pPr>
       <w:keepNext/>
       <w:keepLines/>
@@ -7126,7 +7424,9 @@
     </w:pPr>
     <w:rPr>
       <w:rFonts w:asciiTheme="majorHAnsi" w:eastAsiaTheme="majorEastAsia" w:hAnsiTheme="majorHAnsi" w:cstheme="majorBidi"/>
+      <w:i/>
       <w:color w:val="1F3763" w:themeColor="accent1" w:themeShade="7F"/>
+      <w:sz w:val="22"/>
     </w:rPr>
   </w:style>
   <w:style w:type="paragraph" w:styleId="Heading4">
@@ -7151,9 +7451,30 @@
       <w:color w:val="2F5496" w:themeColor="accent1" w:themeShade="BF"/>
     </w:rPr>
   </w:style>
+  <w:style w:type="paragraph" w:styleId="Heading5">
+    <w:name w:val="heading 5"/>
+    <w:basedOn w:val="Normal"/>
+    <w:next w:val="Normal"/>
+    <w:link w:val="Heading5Char"/>
+    <w:uiPriority w:val="9"/>
+    <w:unhideWhenUsed/>
+    <w:qFormat/>
+    <w:rsid w:val="00914CB6"/>
+    <w:pPr>
+      <w:keepNext/>
+      <w:keepLines/>
+      <w:spacing w:before="40"/>
+      <w:outlineLvl w:val="4"/>
+    </w:pPr>
+    <w:rPr>
+      <w:rFonts w:asciiTheme="majorHAnsi" w:eastAsiaTheme="majorEastAsia" w:hAnsiTheme="majorHAnsi" w:cstheme="majorBidi"/>
+      <w:color w:val="2F5496" w:themeColor="accent1" w:themeShade="BF"/>
+    </w:rPr>
+  </w:style>
   <w:style w:type="character" w:default="1" w:styleId="DefaultParagraphFont">
     <w:name w:val="Default Paragraph Font"/>
     <w:uiPriority w:val="1"/>
+    <w:semiHidden/>
     <w:unhideWhenUsed/>
   </w:style>
   <w:style w:type="table" w:default="1" w:styleId="TableNormal">
@@ -7274,12 +7595,13 @@
     <w:basedOn w:val="DefaultParagraphFont"/>
     <w:link w:val="Heading1"/>
     <w:uiPriority w:val="9"/>
-    <w:rsid w:val="008A4777"/>
+    <w:rsid w:val="009D3EC2"/>
     <w:rPr>
       <w:rFonts w:asciiTheme="majorHAnsi" w:eastAsiaTheme="majorEastAsia" w:hAnsiTheme="majorHAnsi" w:cstheme="majorBidi"/>
       <w:color w:val="2F5496" w:themeColor="accent1" w:themeShade="BF"/>
       <w:sz w:val="32"/>
       <w:szCs w:val="32"/>
+      <w:u w:val="single"/>
     </w:rPr>
   </w:style>
   <w:style w:type="paragraph" w:styleId="NoSpacing">
@@ -7293,11 +7615,11 @@
     <w:basedOn w:val="DefaultParagraphFont"/>
     <w:link w:val="Heading2"/>
     <w:uiPriority w:val="9"/>
-    <w:rsid w:val="008A4777"/>
+    <w:rsid w:val="00BD3556"/>
     <w:rPr>
       <w:rFonts w:asciiTheme="majorHAnsi" w:eastAsiaTheme="majorEastAsia" w:hAnsiTheme="majorHAnsi" w:cstheme="majorBidi"/>
       <w:color w:val="2F5496" w:themeColor="accent1" w:themeShade="BF"/>
-      <w:sz w:val="26"/>
+      <w:sz w:val="28"/>
       <w:szCs w:val="26"/>
     </w:rPr>
   </w:style>
@@ -7306,10 +7628,12 @@
     <w:basedOn w:val="DefaultParagraphFont"/>
     <w:link w:val="Heading3"/>
     <w:uiPriority w:val="9"/>
-    <w:rsid w:val="000200AC"/>
+    <w:rsid w:val="00BD3556"/>
     <w:rPr>
       <w:rFonts w:asciiTheme="majorHAnsi" w:eastAsiaTheme="majorEastAsia" w:hAnsiTheme="majorHAnsi" w:cstheme="majorBidi"/>
+      <w:i/>
       <w:color w:val="1F3763" w:themeColor="accent1" w:themeShade="7F"/>
+      <w:sz w:val="22"/>
     </w:rPr>
   </w:style>
   <w:style w:type="table" w:styleId="TableGrid">
@@ -7356,7 +7680,7 @@
     <w:rsid w:val="001245D6"/>
     <w:pPr>
       <w:spacing w:after="0"/>
-      <w:ind w:left="240"/>
+      <w:ind w:left="200"/>
     </w:pPr>
     <w:rPr>
       <w:smallCaps/>
@@ -7373,7 +7697,7 @@
     <w:rsid w:val="001245D6"/>
     <w:pPr>
       <w:spacing w:after="0"/>
-      <w:ind w:left="480"/>
+      <w:ind w:left="400"/>
     </w:pPr>
     <w:rPr>
       <w:i/>
@@ -7422,7 +7746,7 @@
     <w:rsid w:val="001245D6"/>
     <w:pPr>
       <w:spacing w:after="0"/>
-      <w:ind w:left="720"/>
+      <w:ind w:left="600"/>
     </w:pPr>
     <w:rPr>
       <w:sz w:val="18"/>
@@ -7439,7 +7763,7 @@
     <w:rsid w:val="001245D6"/>
     <w:pPr>
       <w:spacing w:after="0"/>
-      <w:ind w:left="960"/>
+      <w:ind w:left="800"/>
     </w:pPr>
     <w:rPr>
       <w:sz w:val="18"/>
@@ -7456,7 +7780,7 @@
     <w:rsid w:val="001245D6"/>
     <w:pPr>
       <w:spacing w:after="0"/>
-      <w:ind w:left="1200"/>
+      <w:ind w:left="1000"/>
     </w:pPr>
     <w:rPr>
       <w:sz w:val="18"/>
@@ -7473,7 +7797,7 @@
     <w:rsid w:val="001245D6"/>
     <w:pPr>
       <w:spacing w:after="0"/>
-      <w:ind w:left="1440"/>
+      <w:ind w:left="1200"/>
     </w:pPr>
     <w:rPr>
       <w:sz w:val="18"/>
@@ -7490,7 +7814,7 @@
     <w:rsid w:val="001245D6"/>
     <w:pPr>
       <w:spacing w:after="0"/>
-      <w:ind w:left="1680"/>
+      <w:ind w:left="1400"/>
     </w:pPr>
     <w:rPr>
       <w:sz w:val="18"/>
@@ -7507,7 +7831,7 @@
     <w:rsid w:val="001245D6"/>
     <w:pPr>
       <w:spacing w:after="0"/>
-      <w:ind w:left="1920"/>
+      <w:ind w:left="1600"/>
     </w:pPr>
     <w:rPr>
       <w:sz w:val="18"/>
@@ -7598,6 +7922,18 @@
     </w:pPr>
     <w:rPr>
       <w:rFonts w:ascii="Menlo" w:hAnsi="Menlo"/>
+    </w:rPr>
+  </w:style>
+  <w:style w:type="character" w:customStyle="1" w:styleId="Heading5Char">
+    <w:name w:val="Heading 5 Char"/>
+    <w:basedOn w:val="DefaultParagraphFont"/>
+    <w:link w:val="Heading5"/>
+    <w:uiPriority w:val="9"/>
+    <w:rsid w:val="00914CB6"/>
+    <w:rPr>
+      <w:rFonts w:asciiTheme="majorHAnsi" w:eastAsiaTheme="majorEastAsia" w:hAnsiTheme="majorHAnsi" w:cstheme="majorBidi"/>
+      <w:color w:val="2F5496" w:themeColor="accent1" w:themeShade="BF"/>
+      <w:sz w:val="20"/>
     </w:rPr>
   </w:style>
 </w:styles>
@@ -7903,7 +8239,7 @@
 </file>
 
 <file path=customXml/itemProps1.xml><?xml version="1.0" encoding="utf-8"?>
-<ds:datastoreItem xmlns:ds="http://schemas.openxmlformats.org/officeDocument/2006/customXml" ds:itemID="{5D6CE953-01D2-9244-9BC8-51145B163EE3}">
+<ds:datastoreItem xmlns:ds="http://schemas.openxmlformats.org/officeDocument/2006/customXml" ds:itemID="{AE5D152C-486A-6345-8CE1-906A0ADA35C7}">
   <ds:schemaRefs>
     <ds:schemaRef ds:uri="http://schemas.openxmlformats.org/officeDocument/2006/bibliography"/>
   </ds:schemaRefs>

--- a/Manual/RapidSE USer Guide v4.0 rev03.docx
+++ b/Manual/RapidSE USer Guide v4.0 rev03.docx
@@ -23,7 +23,13 @@
         <w:t>User Guide</w:t>
       </w:r>
       <w:r>
-        <w:t xml:space="preserve"> (revision 3)</w:t>
+        <w:t xml:space="preserve"> </w:t>
+      </w:r>
+      <w:r>
+        <w:t>(</w:t>
+      </w:r>
+      <w:r>
+        <w:t>revision 3)</w:t>
       </w:r>
     </w:p>
     <w:p>
@@ -3380,7 +3386,7 @@
           <w:rStyle w:val="IntenseEmphasis"/>
           <w:i w:val="0"/>
           <w:iCs w:val="0"/>
-          <w:color w:val="2F5496" w:themeColor="accent1" w:themeShade="BF"/>
+          <w:color w:val="0096FF"/>
         </w:rPr>
       </w:pPr>
       <w:bookmarkStart w:id="0" w:name="_Toc597726"/>
@@ -3389,7 +3395,7 @@
           <w:rStyle w:val="IntenseEmphasis"/>
           <w:i w:val="0"/>
           <w:iCs w:val="0"/>
-          <w:color w:val="2F5496" w:themeColor="accent1" w:themeShade="BF"/>
+          <w:color w:val="0096FF"/>
         </w:rPr>
         <w:lastRenderedPageBreak/>
         <w:t>Notice</w:t>
@@ -3413,7 +3419,13 @@
         <w:t>s</w:t>
       </w:r>
       <w:r>
-        <w:t xml:space="preserve"> company confidential information.  It is not intended for general distribution.</w:t>
+        <w:t xml:space="preserve"> company confidential information.  </w:t>
+      </w:r>
+      <w:r>
+        <w:t>This document</w:t>
+      </w:r>
+      <w:r>
+        <w:t xml:space="preserve"> is not intended for general distribution.</w:t>
       </w:r>
     </w:p>
     <w:p>
@@ -3434,8 +3446,94 @@
       <w:r>
         <w:t>Preliminary Statement</w:t>
       </w:r>
-    </w:p>
-    <w:p/>
+      <w:r>
+        <w:t>s</w:t>
+      </w:r>
+    </w:p>
+    <w:p>
+      <w:r>
+        <w:t>This is a working document and will require on-going extension and correction.</w:t>
+      </w:r>
+    </w:p>
+    <w:p>
+      <w:r>
+        <w:t xml:space="preserve">RapidsSE has primarily been designed as a sub-system to be used in conjunction with Rapids RDP and other systems.  </w:t>
+      </w:r>
+      <w:r>
+        <w:t xml:space="preserve">To date, distributing the product sub-directory and starting RapidsSE has been part of the RDP package.  </w:t>
+      </w:r>
+      <w:r>
+        <w:t>In order to use RapidsSE v4.0 Beta some of the installation and operational steps become visible to the user.  Some scripting may be required.</w:t>
+      </w:r>
+    </w:p>
+    <w:p>
+      <w:r>
+        <w:t>RapidsSE provides a prompt facility for a user to issue a range of commands to RapidsSE.  It should be noted that the prompt was not initially intended as a key feature of the system</w:t>
+      </w:r>
+      <w:r>
+        <w:t>.  The original intent of the prompt was to facilitate development.</w:t>
+      </w:r>
+    </w:p>
+    <w:p>
+      <w:r>
+        <w:t>With the change in emphasis to present RapidsSE as a stand-alone system within the company</w:t>
+      </w:r>
+      <w:r>
+        <w:t xml:space="preserve">, the prompt will need to be reviewed and made more user friendly.  There are </w:t>
+      </w:r>
+      <w:r>
+        <w:t>three</w:t>
+      </w:r>
+      <w:r>
+        <w:t xml:space="preserve"> areas of concern: 1) some of the commands are terse O/S style commands, while others are SQL-like; </w:t>
+      </w:r>
+      <w:r>
+        <w:t xml:space="preserve">2) some of the output is not currently user-friendly, being originally designed for use between sub-systems; </w:t>
+      </w:r>
+      <w:r>
+        <w:t xml:space="preserve">and </w:t>
+      </w:r>
+      <w:r>
+        <w:t>3</w:t>
+      </w:r>
+      <w:r>
+        <w:t xml:space="preserve">) traditional prompt facilities such as command recall and history are currently not supported.  Multi-depth </w:t>
+      </w:r>
+      <w:r>
+        <w:t xml:space="preserve">file based </w:t>
+      </w:r>
+      <w:r>
+        <w:t>scripting is supported.</w:t>
+      </w:r>
+    </w:p>
+    <w:p>
+      <w:r>
+        <w:t>Usability</w:t>
+      </w:r>
+      <w:r>
+        <w:t xml:space="preserve"> issues can be remedied</w:t>
+      </w:r>
+      <w:r>
+        <w:t xml:space="preserve"> as required.  </w:t>
+      </w:r>
+      <w:r>
+        <w:t>Internally,</w:t>
+      </w:r>
+      <w:r>
+        <w:t xml:space="preserve"> RapidsSE </w:t>
+      </w:r>
+      <w:r>
+        <w:t>prompt c</w:t>
+      </w:r>
+      <w:r>
+        <w:t xml:space="preserve">ommands are well structured, malleable and extensible. </w:t>
+      </w:r>
+      <w:r>
+        <w:t xml:space="preserve"> This document presents RapidsSE prompt as it currently is.</w:t>
+      </w:r>
+      <w:bookmarkStart w:id="3" w:name="_GoBack"/>
+      <w:bookmarkEnd w:id="3"/>
+    </w:p>
     <w:p>
       <w:pPr>
         <w:pStyle w:val="Heading2"/>
@@ -3447,18 +3545,22 @@
     </w:p>
     <w:p>
       <w:r>
-        <w:t>RapidsSE is an in-memory storage engine.  It has primarily been designed as a sub-system to be used in conjunction with Rapids RDP</w:t>
-      </w:r>
-      <w:r>
-        <w:t xml:space="preserve"> and other systems</w:t>
-      </w:r>
-      <w:r>
-        <w:t>.</w:t>
-      </w:r>
-    </w:p>
-    <w:p>
-      <w:r>
-        <w:t>RapidsSE can be thought of an in-memory file system which organises and manages database objects such as tables and indexes</w:t>
+        <w:t xml:space="preserve">RapidsSE is an in-memory storage engine.  </w:t>
+      </w:r>
+      <w:r>
+        <w:t xml:space="preserve">RapidsSE can be thought of </w:t>
+      </w:r>
+      <w:r>
+        <w:t>as a</w:t>
+      </w:r>
+      <w:r>
+        <w:t xml:space="preserve"> file system which organises and manages </w:t>
+      </w:r>
+      <w:r>
+        <w:t xml:space="preserve">named </w:t>
+      </w:r>
+      <w:r>
+        <w:t>database objects such as tables and indexes</w:t>
       </w:r>
       <w:r>
         <w:t xml:space="preserve">, and then provides mechanisms to access and manipulate </w:t>
@@ -3472,77 +3574,193 @@
     </w:p>
     <w:p>
       <w:pPr>
+        <w:pStyle w:val="Heading2"/>
+      </w:pPr>
+      <w:r>
+        <w:t>Key Features</w:t>
+      </w:r>
+    </w:p>
+    <w:p>
+      <w:r>
+        <w:t xml:space="preserve">The key features of RapidsSE </w:t>
+      </w:r>
+      <w:r>
+        <w:t>are</w:t>
+      </w:r>
+      <w:r>
+        <w:t>:</w:t>
+      </w:r>
+    </w:p>
+    <w:p>
+      <w:pPr>
+        <w:pStyle w:val="ListParagraph"/>
+        <w:numPr>
+          <w:ilvl w:val="0"/>
+          <w:numId w:val="2"/>
+        </w:numPr>
+      </w:pPr>
+      <w:r>
+        <w:t>In-memory storage engine</w:t>
+      </w:r>
+    </w:p>
+    <w:p>
+      <w:pPr>
+        <w:pStyle w:val="ListParagraph"/>
+        <w:numPr>
+          <w:ilvl w:val="0"/>
+          <w:numId w:val="2"/>
+        </w:numPr>
+      </w:pPr>
+      <w:r>
+        <w:t>Relationally-oriented</w:t>
+      </w:r>
+    </w:p>
+    <w:p>
+      <w:pPr>
+        <w:pStyle w:val="ListParagraph"/>
+        <w:numPr>
+          <w:ilvl w:val="0"/>
+          <w:numId w:val="2"/>
+        </w:numPr>
+      </w:pPr>
+      <w:r>
+        <w:t>Parallelised</w:t>
+      </w:r>
+    </w:p>
+    <w:p>
+      <w:pPr>
+        <w:pStyle w:val="ListParagraph"/>
+        <w:numPr>
+          <w:ilvl w:val="0"/>
+          <w:numId w:val="2"/>
+        </w:numPr>
+      </w:pPr>
+      <w:r>
+        <w:t>Scalable</w:t>
+      </w:r>
+    </w:p>
+    <w:p>
+      <w:pPr>
+        <w:pStyle w:val="ListParagraph"/>
+        <w:numPr>
+          <w:ilvl w:val="0"/>
+          <w:numId w:val="2"/>
+        </w:numPr>
+      </w:pPr>
+      <w:r>
+        <w:t>Multi-threaded</w:t>
+      </w:r>
+    </w:p>
+    <w:p>
+      <w:pPr>
+        <w:pStyle w:val="ListParagraph"/>
+        <w:numPr>
+          <w:ilvl w:val="0"/>
+          <w:numId w:val="2"/>
+        </w:numPr>
+      </w:pPr>
+      <w:r>
+        <w:t>Multi-tasking</w:t>
+      </w:r>
+    </w:p>
+    <w:p>
+      <w:pPr>
+        <w:pStyle w:val="ListParagraph"/>
+        <w:numPr>
+          <w:ilvl w:val="0"/>
+          <w:numId w:val="2"/>
+        </w:numPr>
+      </w:pPr>
+      <w:r>
+        <w:t>Shared-memory</w:t>
+      </w:r>
+    </w:p>
+    <w:p>
+      <w:pPr>
+        <w:pStyle w:val="ListParagraph"/>
+        <w:numPr>
+          <w:ilvl w:val="0"/>
+          <w:numId w:val="2"/>
+        </w:numPr>
+      </w:pPr>
+      <w:r>
+        <w:t>High-performance</w:t>
+      </w:r>
+    </w:p>
+    <w:p>
+      <w:pPr>
+        <w:pStyle w:val="ListParagraph"/>
+        <w:numPr>
+          <w:ilvl w:val="0"/>
+          <w:numId w:val="2"/>
+        </w:numPr>
+      </w:pPr>
+      <w:r>
+        <w:t>Resource-efficient</w:t>
+      </w:r>
+    </w:p>
+    <w:p>
+      <w:pPr>
+        <w:pStyle w:val="Heading2"/>
+      </w:pPr>
+      <w:bookmarkStart w:id="4" w:name="_Toc597729"/>
+      <w:r>
+        <w:t>Installation</w:t>
+      </w:r>
+      <w:bookmarkEnd w:id="4"/>
+    </w:p>
+    <w:p>
+      <w:r>
+        <w:t xml:space="preserve">Installing RapidsSE </w:t>
+      </w:r>
+      <w:r>
+        <w:t>requires</w:t>
+      </w:r>
+      <w:r>
+        <w:t xml:space="preserve"> copying the </w:t>
+      </w:r>
+      <w:r>
+        <w:t xml:space="preserve">RapidsSE </w:t>
+      </w:r>
+      <w:r>
+        <w:t>sub-directory tree onto the machine(s) at the desired location</w:t>
+      </w:r>
+      <w:r>
+        <w:t>.  There are no additional installation steps.</w:t>
+      </w:r>
+    </w:p>
+    <w:p>
+      <w:r>
+        <w:t>RapidsSE uses system resources including: directories, files, mutexes, processes, shared memory, sockets and threads.  However t</w:t>
+      </w:r>
+      <w:r>
+        <w:t xml:space="preserve">here are no </w:t>
+      </w:r>
+      <w:r>
+        <w:t xml:space="preserve">configuration </w:t>
+      </w:r>
+      <w:r>
+        <w:t>changes required to the operating system or environment.</w:t>
+      </w:r>
+      <w:r>
+        <w:t xml:space="preserve">  </w:t>
+      </w:r>
+    </w:p>
+    <w:p>
+      <w:pPr>
+        <w:pStyle w:val="Heading2"/>
+      </w:pPr>
+      <w:bookmarkStart w:id="5" w:name="_Toc597730"/>
+      <w:r>
+        <w:t>Structure</w:t>
+      </w:r>
+      <w:bookmarkEnd w:id="5"/>
+    </w:p>
+    <w:p>
+      <w:pPr>
         <w:pStyle w:val="Heading3"/>
       </w:pPr>
       <w:r>
-        <w:t>Key Features</w:t>
-      </w:r>
-    </w:p>
-    <w:p>
-      <w:pPr>
-        <w:pStyle w:val="Heading2"/>
-      </w:pPr>
-      <w:bookmarkStart w:id="3" w:name="_Toc597729"/>
-      <w:r>
-        <w:t>Installation</w:t>
-      </w:r>
-      <w:bookmarkEnd w:id="3"/>
-    </w:p>
-    <w:p>
-      <w:r>
-        <w:t xml:space="preserve">Installing RapidsSE </w:t>
-      </w:r>
-      <w:r>
-        <w:t>requires</w:t>
-      </w:r>
-      <w:r>
-        <w:t xml:space="preserve"> copying the </w:t>
-      </w:r>
-      <w:r>
-        <w:t>product</w:t>
-      </w:r>
-      <w:r>
-        <w:t>s</w:t>
-      </w:r>
-      <w:r>
-        <w:t xml:space="preserve"> sub-directory tree onto the machine(s) at the desired location.</w:t>
-      </w:r>
-    </w:p>
-    <w:p>
-      <w:r>
-        <w:t xml:space="preserve">RapidsSE </w:t>
-      </w:r>
-      <w:r>
-        <w:t>uses system resources including: directories, files, mutexes, processes, shared memory, sockets and threads.  However t</w:t>
-      </w:r>
-      <w:r>
-        <w:t xml:space="preserve">here are no </w:t>
-      </w:r>
-      <w:r>
-        <w:t xml:space="preserve">configuration </w:t>
-      </w:r>
-      <w:r>
-        <w:t>changes required to the operating system or environment.</w:t>
-      </w:r>
-      <w:r>
-        <w:t xml:space="preserve">  </w:t>
-      </w:r>
-    </w:p>
-    <w:p>
-      <w:pPr>
-        <w:pStyle w:val="Heading2"/>
-      </w:pPr>
-      <w:bookmarkStart w:id="4" w:name="_Toc597730"/>
-      <w:r>
-        <w:t>Structure</w:t>
-      </w:r>
-      <w:bookmarkEnd w:id="4"/>
-    </w:p>
-    <w:p>
-      <w:pPr>
-        <w:pStyle w:val="Heading3"/>
-      </w:pPr>
-      <w:r>
         <w:t>Directory Structure</w:t>
       </w:r>
     </w:p>
@@ -3553,6 +3771,7 @@
     </w:p>
     <w:p>
       <w:r>
+        <w:lastRenderedPageBreak/>
         <w:t>These include:</w:t>
       </w:r>
     </w:p>
@@ -3561,16 +3780,132 @@
         <w:tab/>
         <w:t xml:space="preserve">../bin – </w:t>
       </w:r>
+      <w:r>
+        <w:t xml:space="preserve">the sub-directory which contains the RapidsSE binary; </w:t>
+      </w:r>
+    </w:p>
+    <w:p>
+      <w:r>
+        <w:tab/>
+        <w:t xml:space="preserve">../commands – </w:t>
+      </w:r>
+      <w:r>
+        <w:t>the sub-directory which contains prompt scripts</w:t>
+      </w:r>
+    </w:p>
+    <w:p>
+      <w:pPr>
+        <w:pStyle w:val="Heading3"/>
+      </w:pPr>
+      <w:r>
+        <w:t>Process Structure</w:t>
+      </w:r>
+    </w:p>
+    <w:p>
+      <w:r>
+        <w:t xml:space="preserve">RapidsSE runs as a separate </w:t>
+      </w:r>
+      <w:r>
+        <w:t xml:space="preserve">operating system </w:t>
+      </w:r>
+      <w:r>
+        <w:t xml:space="preserve">process.  Starting and stopping RapidsSE is a matter of starting or stopping the process using the executable named </w:t>
+      </w:r>
+      <w:r>
+        <w:t>“</w:t>
+      </w:r>
+      <w:r>
+        <w:t>Rapids</w:t>
+      </w:r>
+      <w:r>
+        <w:t>SE”</w:t>
+      </w:r>
+      <w:r>
+        <w:t xml:space="preserve"> in the </w:t>
+      </w:r>
+      <w:r>
+        <w:t xml:space="preserve">bin subdirectory of the </w:t>
+      </w:r>
+      <w:r>
+        <w:t>distribution.</w:t>
+      </w:r>
+    </w:p>
+    <w:p>
+      <w:r>
+        <w:t>When the RapidsSE process starts it goes through an initialisation phase which includes</w:t>
+      </w:r>
+      <w:r>
+        <w:t>: a)</w:t>
+      </w:r>
+      <w:r>
+        <w:t xml:space="preserve"> creating a shared memory </w:t>
+      </w:r>
+      <w:r>
+        <w:t>region</w:t>
+      </w:r>
+      <w:r>
+        <w:t xml:space="preserve"> to contain </w:t>
+      </w:r>
+      <w:r>
+        <w:t xml:space="preserve">meta-data and </w:t>
+      </w:r>
+      <w:r>
+        <w:t>data</w:t>
+      </w:r>
+      <w:r>
+        <w:t>,</w:t>
+      </w:r>
+      <w:r>
+        <w:t xml:space="preserve"> and provide a conduit </w:t>
+      </w:r>
+      <w:r>
+        <w:t>to communicate with other sub-systems</w:t>
+      </w:r>
+      <w:r>
+        <w:t xml:space="preserve">, </w:t>
+      </w:r>
+      <w:r>
+        <w:t xml:space="preserve">b) </w:t>
+      </w:r>
+      <w:r>
+        <w:t xml:space="preserve">creating a number of threads which execute commands, and </w:t>
+      </w:r>
+      <w:r>
+        <w:t xml:space="preserve">c) creating </w:t>
+      </w:r>
+      <w:r>
+        <w:t xml:space="preserve">a folder structure </w:t>
+      </w:r>
+      <w:r>
+        <w:t xml:space="preserve">within the shared-memory region </w:t>
+      </w:r>
+      <w:r>
+        <w:t xml:space="preserve">to organise </w:t>
+      </w:r>
       <w:proofErr w:type="spellStart"/>
       <w:r>
-        <w:t>xxxx</w:t>
+        <w:t>catalogs</w:t>
       </w:r>
       <w:proofErr w:type="spellEnd"/>
-    </w:p>
-    <w:p>
-      <w:r>
-        <w:tab/>
-        <w:t xml:space="preserve">../commands – xxx </w:t>
+      <w:r>
+        <w:t xml:space="preserve">, schemas, tables and </w:t>
+      </w:r>
+      <w:r>
+        <w:t>other objects</w:t>
+      </w:r>
+      <w:r>
+        <w:t xml:space="preserve">. </w:t>
+      </w:r>
+    </w:p>
+    <w:p>
+      <w:r>
+        <w:t xml:space="preserve">Additionally any number of </w:t>
+      </w:r>
+      <w:r>
+        <w:t>Rapids</w:t>
+      </w:r>
+      <w:r>
+        <w:t>SE prompts can be started.  These prompts run as their own operating system process and connect to the RapidsSE process on the node via shared memory.</w:t>
       </w:r>
     </w:p>
     <w:p>
@@ -3578,73 +3913,6 @@
         <w:pStyle w:val="Heading3"/>
       </w:pPr>
       <w:r>
-        <w:t>Process Structure</w:t>
-      </w:r>
-    </w:p>
-    <w:p>
-      <w:r>
-        <w:t xml:space="preserve">RapidsSE runs as a separate </w:t>
-      </w:r>
-      <w:r>
-        <w:t xml:space="preserve">operating system </w:t>
-      </w:r>
-      <w:r>
-        <w:t>process.  Starting and stopping RapidsSE is a matter of starting or stopping the process using the executable named SE in the distribution.</w:t>
-      </w:r>
-    </w:p>
-    <w:p>
-      <w:r>
-        <w:t>When the RapidsSE process starts it goes through an initialisation phase which includes</w:t>
-      </w:r>
-      <w:r>
-        <w:t>: a)</w:t>
-      </w:r>
-      <w:r>
-        <w:t xml:space="preserve"> creating a shared memory structure to contain data and provide a conduit </w:t>
-      </w:r>
-      <w:r>
-        <w:t>to communicate with other sub-systems</w:t>
-      </w:r>
-      <w:r>
-        <w:t xml:space="preserve">, </w:t>
-      </w:r>
-      <w:r>
-        <w:t xml:space="preserve">b) </w:t>
-      </w:r>
-      <w:r>
-        <w:t xml:space="preserve">creating a number of threads which execute commands, and </w:t>
-      </w:r>
-      <w:r>
-        <w:t xml:space="preserve">c) creating </w:t>
-      </w:r>
-      <w:r>
-        <w:t xml:space="preserve">a folder structure to organise </w:t>
-      </w:r>
-      <w:proofErr w:type="spellStart"/>
-      <w:r>
-        <w:t>catalogs</w:t>
-      </w:r>
-      <w:proofErr w:type="spellEnd"/>
-      <w:r>
-        <w:t xml:space="preserve">, schemas, tables and </w:t>
-      </w:r>
-      <w:r>
-        <w:t>other objects</w:t>
-      </w:r>
-      <w:r>
-        <w:t xml:space="preserve">. </w:t>
-      </w:r>
-    </w:p>
-    <w:p>
-      <w:r>
-        <w:t>Additionally any number of SE prompts can be started.  These prompts run as their own operating system process and connect to the RapidsSE process on the node via shared memory.</w:t>
-      </w:r>
-    </w:p>
-    <w:p>
-      <w:pPr>
-        <w:pStyle w:val="Heading3"/>
-      </w:pPr>
-      <w:r>
         <w:t>Shared Memory Structure</w:t>
       </w:r>
     </w:p>
@@ -3658,6 +3926,9 @@
       <w:r>
         <w:t>data in memory.  The size of this shared memory region is specified as a command argument.</w:t>
       </w:r>
+      <w:r>
+        <w:t xml:space="preserve">  Being an in-memory system the size of the shared memory is an upper-bound of the amount of data a RapidsSE instance can hold.  There is no intrinsic limit to the size of the shared memory region.  It is only limited in practice by the amount of RAM on the node.</w:t>
+      </w:r>
     </w:p>
     <w:p>
       <w:r>
@@ -3667,12 +3938,24 @@
         <w:t xml:space="preserve">operating shell </w:t>
       </w:r>
       <w:r>
-        <w:t xml:space="preserve">command starts a RapidsSE with a 16GB shared memory region.  </w:t>
-      </w:r>
-    </w:p>
-    <w:p>
-      <w:pPr>
-        <w:pStyle w:val="Code"/>
+        <w:t xml:space="preserve">command starts a RapidsSE </w:t>
+      </w:r>
+      <w:r>
+        <w:t xml:space="preserve">instance </w:t>
+      </w:r>
+      <w:r>
+        <w:t>with a 16GB shared memory region</w:t>
+      </w:r>
+      <w:r>
+        <w:t>:</w:t>
+      </w:r>
+      <w:r>
+        <w:t xml:space="preserve">  </w:t>
+      </w:r>
+    </w:p>
+    <w:p>
+      <w:pPr>
+        <w:pStyle w:val="ShellCode"/>
         <w:rPr>
           <w:color w:val="0070C0"/>
           <w:sz w:val="18"/>
@@ -3685,7 +3968,87 @@
           <w:sz w:val="18"/>
           <w:szCs w:val="18"/>
         </w:rPr>
-        <w:t>$ ./SE --start --size 16GB --name NODE1 --node NODE1 127.0.0.1 5441</w:t>
+        <w:t>$ ./</w:t>
+      </w:r>
+      <w:r>
+        <w:rPr>
+          <w:color w:val="0070C0"/>
+          <w:sz w:val="18"/>
+          <w:szCs w:val="18"/>
+        </w:rPr>
+        <w:t>Rapids</w:t>
+      </w:r>
+      <w:r>
+        <w:rPr>
+          <w:color w:val="0070C0"/>
+          <w:sz w:val="18"/>
+          <w:szCs w:val="18"/>
+        </w:rPr>
+        <w:t xml:space="preserve">SE </w:t>
+      </w:r>
+      <w:r>
+        <w:rPr>
+          <w:color w:val="0070C0"/>
+          <w:sz w:val="18"/>
+          <w:szCs w:val="18"/>
+        </w:rPr>
+        <w:t>--</w:t>
+      </w:r>
+      <w:r>
+        <w:rPr>
+          <w:color w:val="0070C0"/>
+          <w:sz w:val="18"/>
+          <w:szCs w:val="18"/>
+        </w:rPr>
+        <w:t xml:space="preserve">start </w:t>
+      </w:r>
+      <w:r>
+        <w:rPr>
+          <w:color w:val="0070C0"/>
+          <w:sz w:val="18"/>
+          <w:szCs w:val="18"/>
+        </w:rPr>
+        <w:t>--</w:t>
+      </w:r>
+      <w:r>
+        <w:rPr>
+          <w:color w:val="0070C0"/>
+          <w:sz w:val="18"/>
+          <w:szCs w:val="18"/>
+        </w:rPr>
+        <w:t xml:space="preserve">size 16GB </w:t>
+      </w:r>
+      <w:r>
+        <w:rPr>
+          <w:color w:val="0070C0"/>
+          <w:sz w:val="18"/>
+          <w:szCs w:val="18"/>
+        </w:rPr>
+        <w:t>--</w:t>
+      </w:r>
+      <w:r>
+        <w:rPr>
+          <w:color w:val="0070C0"/>
+          <w:sz w:val="18"/>
+          <w:szCs w:val="18"/>
+        </w:rPr>
+        <w:t xml:space="preserve">name NODE1 </w:t>
+      </w:r>
+      <w:r>
+        <w:rPr>
+          <w:color w:val="0070C0"/>
+          <w:sz w:val="18"/>
+          <w:szCs w:val="18"/>
+        </w:rPr>
+        <w:t>--</w:t>
+      </w:r>
+      <w:r>
+        <w:rPr>
+          <w:color w:val="0070C0"/>
+          <w:sz w:val="18"/>
+          <w:szCs w:val="18"/>
+        </w:rPr>
+        <w:t>node NODE1 127.0.0.1 5441</w:t>
       </w:r>
     </w:p>
     <w:p>
@@ -3698,7 +4061,6 @@
         <w:pStyle w:val="Heading3"/>
       </w:pPr>
       <w:r>
-        <w:lastRenderedPageBreak/>
         <w:t>Threading Model</w:t>
       </w:r>
     </w:p>
@@ -3743,7 +4105,13 @@
         <w:t>distributed tasks.</w:t>
       </w:r>
       <w:r>
-        <w:t xml:space="preserve">  There are no intrinsic limits to the number of active commands or tasks in the system – it is only limited by available memory and CPU.</w:t>
+        <w:t xml:space="preserve">  </w:t>
+      </w:r>
+      <w:r>
+        <w:t xml:space="preserve">RapidsSE schedules and manages these tasks internally.  </w:t>
+      </w:r>
+      <w:r>
+        <w:t>There are no intrinsic limits to the number of active commands or tasks in the system – it is only limited by available memory and CPU.</w:t>
       </w:r>
     </w:p>
     <w:p>
@@ -3775,8 +4143,9 @@
       <w:r>
         <w:t>.</w:t>
       </w:r>
-    </w:p>
-    <w:p>
+      <w:r>
+        <w:t xml:space="preserve">  </w:t>
+      </w:r>
       <w:r>
         <w:t xml:space="preserve">The root folder in this arrangement is /tenants.  </w:t>
       </w:r>
@@ -4304,6 +4673,7 @@
                 <w:sz w:val="16"/>
                 <w:szCs w:val="16"/>
               </w:rPr>
+              <w:lastRenderedPageBreak/>
               <w:t>/tenants/</w:t>
             </w:r>
             <w:proofErr w:type="spellStart"/>
@@ -4408,43 +4778,32 @@
       <w:r>
         <w:t>/schemas/public/tables</w:t>
       </w:r>
-    </w:p>
-    <w:p>
-      <w:r>
-        <w:t xml:space="preserve">As a preliminary example, </w:t>
-      </w:r>
-      <w:proofErr w:type="spellStart"/>
-      <w:r>
-        <w:t>lets</w:t>
-      </w:r>
-      <w:proofErr w:type="spellEnd"/>
-      <w:r>
-        <w:t xml:space="preserve"> use the RapidsSE prompt to print the current working folder, create a table and then list the </w:t>
-      </w:r>
-      <w:proofErr w:type="spellStart"/>
-      <w:r>
-        <w:t>conetnts</w:t>
-      </w:r>
-      <w:proofErr w:type="spellEnd"/>
-      <w:r>
-        <w:t xml:space="preserve"> of that folder:</w:t>
-      </w:r>
-    </w:p>
-    <w:p>
-      <w:pPr>
-        <w:pStyle w:val="Code"/>
-        <w:rPr>
-          <w:color w:val="00B050"/>
-          <w:sz w:val="18"/>
-          <w:szCs w:val="18"/>
-        </w:rPr>
-      </w:pPr>
-      <w:r>
-        <w:rPr>
-          <w:color w:val="00B050"/>
-          <w:sz w:val="18"/>
-          <w:szCs w:val="18"/>
-        </w:rPr>
+      <w:r>
+        <w:t>.</w:t>
+      </w:r>
+    </w:p>
+    <w:p>
+      <w:r>
+        <w:t>As a preliminary example, let</w:t>
+      </w:r>
+      <w:r>
+        <w:t>’</w:t>
+      </w:r>
+      <w:r>
+        <w:t>s use the RapidsSE prompt to print the current working folder, create a table and then list the cont</w:t>
+      </w:r>
+      <w:r>
+        <w:t>e</w:t>
+      </w:r>
+      <w:r>
+        <w:t>nts of that folder:</w:t>
+      </w:r>
+    </w:p>
+    <w:p>
+      <w:pPr>
+        <w:pStyle w:val="SePrompt"/>
+      </w:pPr>
+      <w:r>
         <w:t>EXAMPLE</w:t>
       </w:r>
     </w:p>
@@ -4486,29 +4845,22 @@
         <w:pStyle w:val="Heading3"/>
       </w:pPr>
       <w:r>
-        <w:t>Distributed Structure</w:t>
-      </w:r>
-    </w:p>
-    <w:p>
-      <w:r>
-        <w:t>RapidsSE is a distributed system.</w:t>
-      </w:r>
-      <w:r>
-        <w:t xml:space="preserve">  RapidsSE can be run on a single node, or multiple instances of RapidsSE can connect together over a network to form a cooperative cluster.</w:t>
-      </w:r>
-    </w:p>
-    <w:p>
-      <w:pPr>
-        <w:pStyle w:val="Heading3"/>
-      </w:pPr>
-      <w:r>
-        <w:t>Prompt</w:t>
-      </w:r>
-    </w:p>
-    <w:p/>
-    <w:p>
-      <w:pPr>
-        <w:pStyle w:val="Code"/>
+        <w:t>Node Structure</w:t>
+      </w:r>
+    </w:p>
+    <w:p>
+      <w:r>
+        <w:t>On each node there is a product sub-directory tree on disk, an operating system process and a shared-memory region.</w:t>
+      </w:r>
+    </w:p>
+    <w:p>
+      <w:r>
+        <w:t>To start an instance of RapidsSE on a node use a shell command similar to the following:</w:t>
+      </w:r>
+    </w:p>
+    <w:p>
+      <w:pPr>
+        <w:pStyle w:val="ShellCode"/>
         <w:rPr>
           <w:color w:val="0070C0"/>
           <w:sz w:val="18"/>
@@ -4521,7 +4873,7 @@
           <w:sz w:val="18"/>
           <w:szCs w:val="18"/>
         </w:rPr>
-        <w:t xml:space="preserve">$ ./SE --start </w:t>
+        <w:t>$ ./</w:t>
       </w:r>
       <w:r>
         <w:rPr>
@@ -4529,7 +4881,7 @@
           <w:sz w:val="18"/>
           <w:szCs w:val="18"/>
         </w:rPr>
-        <w:t xml:space="preserve">--prompt </w:t>
+        <w:t>Rapids</w:t>
       </w:r>
       <w:r>
         <w:rPr>
@@ -4537,41 +4889,711 @@
           <w:sz w:val="18"/>
           <w:szCs w:val="18"/>
         </w:rPr>
-        <w:t>--size 16GB --name NODE1 --node NODE1 127.0.0.1 5441</w:t>
+        <w:t xml:space="preserve">SE </w:t>
+      </w:r>
+      <w:r>
+        <w:rPr>
+          <w:color w:val="0070C0"/>
+          <w:sz w:val="18"/>
+          <w:szCs w:val="18"/>
+        </w:rPr>
+        <w:t>--</w:t>
+      </w:r>
+      <w:r>
+        <w:rPr>
+          <w:color w:val="0070C0"/>
+          <w:sz w:val="18"/>
+          <w:szCs w:val="18"/>
+        </w:rPr>
+        <w:t xml:space="preserve">start </w:t>
+      </w:r>
+      <w:r>
+        <w:rPr>
+          <w:color w:val="0070C0"/>
+          <w:sz w:val="18"/>
+          <w:szCs w:val="18"/>
+        </w:rPr>
+        <w:t>--</w:t>
+      </w:r>
+      <w:r>
+        <w:rPr>
+          <w:color w:val="0070C0"/>
+          <w:sz w:val="18"/>
+          <w:szCs w:val="18"/>
+        </w:rPr>
+        <w:t xml:space="preserve">size 16GB </w:t>
+      </w:r>
+      <w:r>
+        <w:rPr>
+          <w:color w:val="0070C0"/>
+          <w:sz w:val="18"/>
+          <w:szCs w:val="18"/>
+        </w:rPr>
+        <w:t>--</w:t>
+      </w:r>
+      <w:r>
+        <w:rPr>
+          <w:color w:val="0070C0"/>
+          <w:sz w:val="18"/>
+          <w:szCs w:val="18"/>
+        </w:rPr>
+        <w:t>name NODE1</w:t>
+      </w:r>
+      <w:r>
+        <w:rPr>
+          <w:color w:val="0070C0"/>
+          <w:sz w:val="18"/>
+          <w:szCs w:val="18"/>
+        </w:rPr>
+        <w:t xml:space="preserve"> --</w:t>
+      </w:r>
+      <w:r>
+        <w:rPr>
+          <w:color w:val="0070C0"/>
+          <w:sz w:val="18"/>
+          <w:szCs w:val="18"/>
+        </w:rPr>
+        <w:t>node NODE1 127.0.0.1 5441</w:t>
+      </w:r>
+    </w:p>
+    <w:p>
+      <w:r>
+        <w:t>The intent of this command is to start an instance of RapidsSE on the node by the name of NODE1, with the IP address of 127.0.0.1 using port 5441.</w:t>
+      </w:r>
+    </w:p>
+    <w:p>
+      <w:pPr>
+        <w:pStyle w:val="Heading3"/>
+      </w:pPr>
+      <w:r>
+        <w:t>Distributed Structure</w:t>
+      </w:r>
+    </w:p>
+    <w:p>
+      <w:r>
+        <w:t>RapidsSE is a distributed system.</w:t>
+      </w:r>
+      <w:r>
+        <w:t xml:space="preserve">  RapidsSE can be run on a single node, or multiple instances of RapidsSE can connect together over a network to form a cooperative cluster.</w:t>
+      </w:r>
+    </w:p>
+    <w:p>
+      <w:r>
+        <w:t xml:space="preserve">Running a cluster configuration requires installing RapidsSE on each of the required nodes, starting an instance of RapidsSE on each node and then using an SE prompt issuing the </w:t>
+      </w:r>
+      <w:proofErr w:type="spellStart"/>
+      <w:r>
+        <w:t>startCluster</w:t>
+      </w:r>
+      <w:proofErr w:type="spellEnd"/>
+      <w:r>
+        <w:t xml:space="preserve"> command to interconnect the RapidsSE instances to form a logical distributed system.</w:t>
+      </w:r>
+    </w:p>
+    <w:p>
+      <w:r>
+        <w:t xml:space="preserve">RapidsSE uses TCP/IP sockets to interconnect the instances of a cluster.  The network information is supplied as </w:t>
+      </w:r>
+      <w:r>
+        <w:t>--</w:t>
+      </w:r>
+      <w:r>
+        <w:t>node arguments to the ./</w:t>
+      </w:r>
+      <w:r>
+        <w:t>Rapids</w:t>
+      </w:r>
+      <w:r>
+        <w:t xml:space="preserve">SE shell command. </w:t>
+      </w:r>
+    </w:p>
+    <w:p>
+      <w:pPr>
+        <w:pStyle w:val="Heading3"/>
+      </w:pPr>
+      <w:r>
+        <w:t>Prompt</w:t>
+      </w:r>
+    </w:p>
+    <w:p>
+      <w:r>
+        <w:t>RapidsSE has a prompt feature enabling a user to issue command directly to an ins</w:t>
+      </w:r>
+      <w:r>
+        <w:t>tance of RapidsSE.</w:t>
+      </w:r>
+    </w:p>
+    <w:p>
+      <w:r>
+        <w:t xml:space="preserve">To start RapidsSE </w:t>
+      </w:r>
+      <w:r>
+        <w:t xml:space="preserve">prompt </w:t>
+      </w:r>
+      <w:r>
+        <w:t>use a shell command similar to the following:</w:t>
+      </w:r>
+    </w:p>
+    <w:p>
+      <w:pPr>
+        <w:pStyle w:val="ShellCode"/>
+        <w:rPr>
+          <w:color w:val="0070C0"/>
+          <w:sz w:val="18"/>
+          <w:szCs w:val="18"/>
+        </w:rPr>
+      </w:pPr>
+      <w:r>
+        <w:rPr>
+          <w:color w:val="0070C0"/>
+          <w:sz w:val="18"/>
+          <w:szCs w:val="18"/>
+        </w:rPr>
+        <w:t>$ ./</w:t>
+      </w:r>
+      <w:r>
+        <w:rPr>
+          <w:color w:val="0070C0"/>
+          <w:sz w:val="18"/>
+          <w:szCs w:val="18"/>
+        </w:rPr>
+        <w:t>Rapids</w:t>
+      </w:r>
+      <w:r>
+        <w:rPr>
+          <w:color w:val="0070C0"/>
+          <w:sz w:val="18"/>
+          <w:szCs w:val="18"/>
+        </w:rPr>
+        <w:t xml:space="preserve">SE </w:t>
+      </w:r>
+      <w:r>
+        <w:rPr>
+          <w:color w:val="0070C0"/>
+          <w:sz w:val="18"/>
+          <w:szCs w:val="18"/>
+        </w:rPr>
+        <w:t>--</w:t>
+      </w:r>
+      <w:r>
+        <w:rPr>
+          <w:color w:val="0070C0"/>
+          <w:sz w:val="18"/>
+          <w:szCs w:val="18"/>
+        </w:rPr>
+        <w:t xml:space="preserve">prompt </w:t>
+      </w:r>
+      <w:r>
+        <w:rPr>
+          <w:color w:val="0070C0"/>
+          <w:sz w:val="18"/>
+          <w:szCs w:val="18"/>
+        </w:rPr>
+        <w:t>--</w:t>
+      </w:r>
+      <w:r>
+        <w:rPr>
+          <w:color w:val="0070C0"/>
+          <w:sz w:val="18"/>
+          <w:szCs w:val="18"/>
+        </w:rPr>
+        <w:t>name NODE1</w:t>
+      </w:r>
+    </w:p>
+    <w:p>
+      <w:pPr>
+        <w:pStyle w:val="Heading3"/>
+      </w:pPr>
+      <w:r>
+        <w:t xml:space="preserve">Prompt </w:t>
+      </w:r>
+      <w:r>
+        <w:t>Command Format</w:t>
+      </w:r>
+    </w:p>
+    <w:p>
+      <w:r>
+        <w:t xml:space="preserve">Commands are typed in the prompt as tokens terminated by </w:t>
+      </w:r>
+      <w:r>
+        <w:t>a</w:t>
+      </w:r>
+      <w:r>
+        <w:t xml:space="preserve"> semicolon </w:t>
+      </w:r>
+      <w:r>
+        <w:t xml:space="preserve">‘;’ </w:t>
+      </w:r>
+      <w:r>
+        <w:t>.</w:t>
+      </w:r>
+    </w:p>
+    <w:p>
+      <w:r>
+        <w:t>Some commands in the SE prompt are shell</w:t>
+      </w:r>
+      <w:r>
+        <w:t>-</w:t>
+      </w:r>
+      <w:r>
+        <w:t xml:space="preserve">like.  Examples </w:t>
+      </w:r>
+      <w:r>
+        <w:t>include:</w:t>
+      </w:r>
+    </w:p>
+    <w:p>
+      <w:r>
+        <w:tab/>
+      </w:r>
+      <w:proofErr w:type="spellStart"/>
+      <w:r>
+        <w:t>pwf</w:t>
+      </w:r>
+      <w:proofErr w:type="spellEnd"/>
+      <w:r>
+        <w:t xml:space="preserve"> – print the working folder</w:t>
+      </w:r>
+    </w:p>
+    <w:p>
+      <w:r>
+        <w:t>Some commands in the SE prompt are SQL-like.  Examples include:</w:t>
+      </w:r>
+    </w:p>
+    <w:p>
+      <w:r>
+        <w:tab/>
+        <w:t>create table</w:t>
+      </w:r>
+    </w:p>
+    <w:p>
+      <w:r>
+        <w:tab/>
+        <w:t>create index</w:t>
+      </w:r>
+    </w:p>
+    <w:p>
+      <w:r>
+        <w:tab/>
+        <w:t>drop index</w:t>
+      </w:r>
+    </w:p>
+    <w:p>
+      <w:r>
+        <w:tab/>
+        <w:t>drop table</w:t>
       </w:r>
     </w:p>
     <w:p/>
     <w:p>
       <w:pPr>
-        <w:pStyle w:val="Heading5"/>
-      </w:pPr>
-      <w:r>
-        <w:t>Shell-Like Commands</w:t>
-      </w:r>
-    </w:p>
-    <w:p>
-      <w:r>
-        <w:t xml:space="preserve">Some commands in the SE prompt are shell like.  Examples are </w:t>
-      </w:r>
-    </w:p>
-    <w:p>
-      <w:pPr>
-        <w:pStyle w:val="Heading5"/>
-      </w:pPr>
+        <w:spacing w:after="0"/>
+        <w:rPr>
+          <w:rFonts w:asciiTheme="majorHAnsi" w:eastAsiaTheme="majorEastAsia" w:hAnsiTheme="majorHAnsi" w:cstheme="majorBidi"/>
+          <w:color w:val="2F5496" w:themeColor="accent1" w:themeShade="BF"/>
+          <w:sz w:val="32"/>
+          <w:szCs w:val="32"/>
+        </w:rPr>
+      </w:pPr>
+      <w:r>
+        <w:br w:type="page"/>
+      </w:r>
+    </w:p>
+    <w:p>
+      <w:pPr>
+        <w:pStyle w:val="Heading1"/>
+      </w:pPr>
+      <w:bookmarkStart w:id="6" w:name="_Toc597732"/>
       <w:r>
         <w:lastRenderedPageBreak/>
-        <w:t>SQL Statements</w:t>
+        <w:t xml:space="preserve">Summarising: </w:t>
+      </w:r>
+      <w:r>
+        <w:t xml:space="preserve">Starting </w:t>
+      </w:r>
+      <w:r>
+        <w:t xml:space="preserve">and Stopping </w:t>
+      </w:r>
+      <w:r>
+        <w:t>RapidsSE</w:t>
+      </w:r>
+      <w:bookmarkEnd w:id="6"/>
+    </w:p>
+    <w:p>
+      <w:r>
+        <w:t xml:space="preserve">This section summarises </w:t>
+      </w:r>
+      <w:r>
+        <w:t>using</w:t>
+      </w:r>
+      <w:r>
+        <w:t xml:space="preserve"> RapidsSE.</w:t>
       </w:r>
     </w:p>
     <w:p>
       <w:pPr>
         <w:pStyle w:val="Heading2"/>
       </w:pPr>
-      <w:bookmarkStart w:id="5" w:name="_Toc597731"/>
+      <w:bookmarkStart w:id="7" w:name="_Toc597733"/>
+      <w:r>
+        <w:t>Starting a RapidsSE Instance</w:t>
+      </w:r>
+      <w:bookmarkEnd w:id="7"/>
+    </w:p>
+    <w:p>
+      <w:r>
+        <w:t>Starting an instance of RapidsSE requires running its executable, named “</w:t>
+      </w:r>
+      <w:r>
+        <w:t>Rapids</w:t>
+      </w:r>
+      <w:r>
+        <w:t xml:space="preserve">SE”.  This can be run in the foreground or the background as required.  </w:t>
+      </w:r>
+    </w:p>
+    <w:p>
+      <w:r>
+        <w:t>To start an instance of RapidsSE on a node use a shell command similar to the following:</w:t>
+      </w:r>
+    </w:p>
+    <w:p>
+      <w:pPr>
+        <w:pStyle w:val="ShellCode"/>
+        <w:rPr>
+          <w:color w:val="0070C0"/>
+          <w:sz w:val="18"/>
+          <w:szCs w:val="18"/>
+        </w:rPr>
+      </w:pPr>
+      <w:r>
+        <w:rPr>
+          <w:color w:val="0070C0"/>
+          <w:sz w:val="18"/>
+          <w:szCs w:val="18"/>
+        </w:rPr>
+        <w:t>$ ./</w:t>
+      </w:r>
+      <w:r>
+        <w:rPr>
+          <w:color w:val="0070C0"/>
+          <w:sz w:val="18"/>
+          <w:szCs w:val="18"/>
+        </w:rPr>
+        <w:t>Rapids</w:t>
+      </w:r>
+      <w:r>
+        <w:rPr>
+          <w:color w:val="0070C0"/>
+          <w:sz w:val="18"/>
+          <w:szCs w:val="18"/>
+        </w:rPr>
+        <w:t xml:space="preserve">SE </w:t>
+      </w:r>
+      <w:r>
+        <w:rPr>
+          <w:color w:val="0070C0"/>
+          <w:sz w:val="18"/>
+          <w:szCs w:val="18"/>
+        </w:rPr>
+        <w:t>--</w:t>
+      </w:r>
+      <w:r>
+        <w:rPr>
+          <w:color w:val="0070C0"/>
+          <w:sz w:val="18"/>
+          <w:szCs w:val="18"/>
+        </w:rPr>
+        <w:t xml:space="preserve">start </w:t>
+      </w:r>
+      <w:r>
+        <w:rPr>
+          <w:color w:val="0070C0"/>
+          <w:sz w:val="18"/>
+          <w:szCs w:val="18"/>
+        </w:rPr>
+        <w:t>--</w:t>
+      </w:r>
+      <w:r>
+        <w:rPr>
+          <w:color w:val="0070C0"/>
+          <w:sz w:val="18"/>
+          <w:szCs w:val="18"/>
+        </w:rPr>
+        <w:t xml:space="preserve">size 16GB </w:t>
+      </w:r>
+      <w:r>
+        <w:rPr>
+          <w:color w:val="0070C0"/>
+          <w:sz w:val="18"/>
+          <w:szCs w:val="18"/>
+        </w:rPr>
+        <w:t>--</w:t>
+      </w:r>
+      <w:r>
+        <w:rPr>
+          <w:color w:val="0070C0"/>
+          <w:sz w:val="18"/>
+          <w:szCs w:val="18"/>
+        </w:rPr>
+        <w:t>name NODE1</w:t>
+      </w:r>
+      <w:r>
+        <w:rPr>
+          <w:color w:val="0070C0"/>
+          <w:sz w:val="18"/>
+          <w:szCs w:val="18"/>
+        </w:rPr>
+        <w:t xml:space="preserve"> </w:t>
+      </w:r>
+      <w:r>
+        <w:rPr>
+          <w:color w:val="0070C0"/>
+          <w:sz w:val="18"/>
+          <w:szCs w:val="18"/>
+        </w:rPr>
+        <w:t>--</w:t>
+      </w:r>
+      <w:r>
+        <w:rPr>
+          <w:color w:val="0070C0"/>
+          <w:sz w:val="18"/>
+          <w:szCs w:val="18"/>
+        </w:rPr>
+        <w:t>node NODE1 127.0.0.1 5441</w:t>
+      </w:r>
+    </w:p>
+    <w:p>
+      <w:r>
+        <w:t>The RapidsSE executable takes a number of arguments.  Refer to Appendix [REPLACE].</w:t>
+      </w:r>
+    </w:p>
+    <w:p>
+      <w:pPr>
+        <w:pStyle w:val="Heading2"/>
+      </w:pPr>
+      <w:bookmarkStart w:id="8" w:name="_Toc597734"/>
+      <w:r>
+        <w:t xml:space="preserve">Using the </w:t>
+      </w:r>
+      <w:r>
+        <w:t>P</w:t>
+      </w:r>
+      <w:r>
+        <w:t>rompt</w:t>
+      </w:r>
+      <w:bookmarkEnd w:id="8"/>
+    </w:p>
+    <w:p>
+      <w:r>
+        <w:t>To use the RapidsSE prompt, run a shell command similar to:</w:t>
+      </w:r>
+    </w:p>
+    <w:p>
+      <w:pPr>
+        <w:pStyle w:val="ShellCode"/>
+        <w:rPr>
+          <w:color w:val="0070C0"/>
+          <w:sz w:val="18"/>
+          <w:szCs w:val="18"/>
+        </w:rPr>
+      </w:pPr>
+      <w:r>
+        <w:rPr>
+          <w:color w:val="0070C0"/>
+          <w:sz w:val="18"/>
+          <w:szCs w:val="18"/>
+        </w:rPr>
+        <w:t>$ ./</w:t>
+      </w:r>
+      <w:r>
+        <w:rPr>
+          <w:color w:val="0070C0"/>
+          <w:sz w:val="18"/>
+          <w:szCs w:val="18"/>
+        </w:rPr>
+        <w:t>RapidsSE</w:t>
+      </w:r>
+      <w:r>
+        <w:rPr>
+          <w:color w:val="0070C0"/>
+          <w:sz w:val="18"/>
+          <w:szCs w:val="18"/>
+        </w:rPr>
+        <w:t xml:space="preserve"> </w:t>
+      </w:r>
+      <w:r>
+        <w:rPr>
+          <w:color w:val="0070C0"/>
+          <w:sz w:val="18"/>
+          <w:szCs w:val="18"/>
+        </w:rPr>
+        <w:t>--</w:t>
+      </w:r>
+      <w:r>
+        <w:rPr>
+          <w:color w:val="0070C0"/>
+          <w:sz w:val="18"/>
+          <w:szCs w:val="18"/>
+        </w:rPr>
+        <w:t>prompt</w:t>
+      </w:r>
+      <w:r>
+        <w:rPr>
+          <w:color w:val="0070C0"/>
+          <w:sz w:val="18"/>
+          <w:szCs w:val="18"/>
+        </w:rPr>
+        <w:t xml:space="preserve"> --</w:t>
+      </w:r>
+      <w:r>
+        <w:rPr>
+          <w:color w:val="0070C0"/>
+          <w:sz w:val="18"/>
+          <w:szCs w:val="18"/>
+        </w:rPr>
+        <w:t>name NODE1</w:t>
+      </w:r>
+    </w:p>
+    <w:p/>
+    <w:p>
+      <w:pPr>
+        <w:pStyle w:val="Heading2"/>
+      </w:pPr>
+      <w:bookmarkStart w:id="9" w:name="_Toc597735"/>
+      <w:r>
+        <w:t>Starting a RapidsSE Cluster</w:t>
+      </w:r>
+    </w:p>
+    <w:p>
+      <w:r>
+        <w:t xml:space="preserve">Before </w:t>
+      </w:r>
+      <w:r>
+        <w:t xml:space="preserve">the system can be used generally (such as to create </w:t>
+      </w:r>
+      <w:r>
+        <w:t>tables and indexes</w:t>
+      </w:r>
+      <w:r>
+        <w:t>) the cluster must be started.  This includes use cases where there is only one node in the system.</w:t>
+      </w:r>
+      <w:r>
+        <w:t xml:space="preserve"> </w:t>
+      </w:r>
+    </w:p>
+    <w:p>
+      <w:r>
+        <w:t xml:space="preserve">To start the cluster issue the prompt command </w:t>
+      </w:r>
+      <w:proofErr w:type="spellStart"/>
+      <w:r>
+        <w:t>startCluster</w:t>
+      </w:r>
+      <w:proofErr w:type="spellEnd"/>
+      <w:r>
+        <w:t xml:space="preserve"> as follows:</w:t>
+      </w:r>
+    </w:p>
+    <w:p>
+      <w:pPr>
+        <w:pStyle w:val="SePrompt"/>
+      </w:pPr>
+      <w:r>
+        <w:t>se&gt;</w:t>
+      </w:r>
+      <w:r>
+        <w:t xml:space="preserve"> </w:t>
+      </w:r>
+      <w:proofErr w:type="spellStart"/>
+      <w:r>
+        <w:t>startCluster</w:t>
+      </w:r>
+      <w:proofErr w:type="spellEnd"/>
+      <w:r>
+        <w:t>;</w:t>
+      </w:r>
+    </w:p>
+    <w:p>
+      <w:pPr>
+        <w:pStyle w:val="Heading2"/>
+      </w:pPr>
+      <w:r>
+        <w:t>Stopping RapidsSE</w:t>
+      </w:r>
+      <w:bookmarkEnd w:id="9"/>
+    </w:p>
+    <w:p>
+      <w:r>
+        <w:t>RapidsSE can be stopped using RapidsSE --stop argument:</w:t>
+      </w:r>
+    </w:p>
+    <w:p>
+      <w:pPr>
+        <w:pStyle w:val="ShellCode"/>
+        <w:rPr>
+          <w:color w:val="0070C0"/>
+          <w:sz w:val="18"/>
+          <w:szCs w:val="18"/>
+        </w:rPr>
+      </w:pPr>
+      <w:r>
+        <w:rPr>
+          <w:color w:val="0070C0"/>
+          <w:sz w:val="18"/>
+          <w:szCs w:val="18"/>
+        </w:rPr>
+        <w:t>$ ./</w:t>
+      </w:r>
+      <w:r>
+        <w:rPr>
+          <w:color w:val="0070C0"/>
+          <w:sz w:val="18"/>
+          <w:szCs w:val="18"/>
+        </w:rPr>
+        <w:t>RapidsSE</w:t>
+      </w:r>
+      <w:r>
+        <w:rPr>
+          <w:color w:val="0070C0"/>
+          <w:sz w:val="18"/>
+          <w:szCs w:val="18"/>
+        </w:rPr>
+        <w:t xml:space="preserve"> </w:t>
+      </w:r>
+      <w:r>
+        <w:rPr>
+          <w:color w:val="0070C0"/>
+          <w:sz w:val="18"/>
+          <w:szCs w:val="18"/>
+        </w:rPr>
+        <w:t>--stop</w:t>
+      </w:r>
+      <w:r>
+        <w:rPr>
+          <w:color w:val="0070C0"/>
+          <w:sz w:val="18"/>
+          <w:szCs w:val="18"/>
+        </w:rPr>
+        <w:t xml:space="preserve"> --</w:t>
+      </w:r>
+      <w:r>
+        <w:rPr>
+          <w:color w:val="0070C0"/>
+          <w:sz w:val="18"/>
+          <w:szCs w:val="18"/>
+        </w:rPr>
+        <w:t>name NODE1</w:t>
+      </w:r>
+    </w:p>
+    <w:p>
+      <w:pPr>
+        <w:pStyle w:val="Heading2"/>
+      </w:pPr>
+      <w:bookmarkStart w:id="10" w:name="_Toc597731"/>
       <w:r>
         <w:t>Important Notes</w:t>
       </w:r>
-      <w:bookmarkEnd w:id="5"/>
+      <w:bookmarkEnd w:id="10"/>
     </w:p>
     <w:p>
       <w:r>
@@ -4585,20 +5607,10 @@
           <w:ilvl w:val="0"/>
           <w:numId w:val="1"/>
         </w:numPr>
-      </w:pPr>
-      <w:r>
-        <w:t>Before a table can be created the cluster must be started</w:t>
-      </w:r>
-      <w:r>
-        <w:t xml:space="preserve">.  Use the </w:t>
-      </w:r>
-      <w:proofErr w:type="spellStart"/>
-      <w:r>
-        <w:t>startCluster</w:t>
-      </w:r>
-      <w:proofErr w:type="spellEnd"/>
-      <w:r>
-        <w:t xml:space="preserve"> command;</w:t>
+        <w:spacing w:line="360" w:lineRule="auto"/>
+      </w:pPr>
+      <w:r>
+        <w:t>Arguments to the executable are prefixed with a double dash (example: --start).</w:t>
       </w:r>
     </w:p>
     <w:p>
@@ -4608,14 +5620,51 @@
           <w:ilvl w:val="0"/>
           <w:numId w:val="1"/>
         </w:numPr>
-      </w:pPr>
-      <w:bookmarkStart w:id="6" w:name="_GoBack"/>
-      <w:bookmarkEnd w:id="6"/>
+        <w:spacing w:line="360" w:lineRule="auto"/>
+      </w:pPr>
+      <w:r>
+        <w:t xml:space="preserve">Before a table can be created the cluster must be started.  Use the </w:t>
+      </w:r>
+      <w:proofErr w:type="spellStart"/>
+      <w:r>
+        <w:t>startCluster</w:t>
+      </w:r>
+      <w:proofErr w:type="spellEnd"/>
+      <w:r>
+        <w:t xml:space="preserve"> command.</w:t>
+      </w:r>
+    </w:p>
+    <w:p>
+      <w:pPr>
+        <w:pStyle w:val="ListParagraph"/>
+        <w:numPr>
+          <w:ilvl w:val="0"/>
+          <w:numId w:val="1"/>
+        </w:numPr>
+        <w:spacing w:line="360" w:lineRule="auto"/>
+      </w:pPr>
+      <w:r>
+        <w:t xml:space="preserve">Some of the output from the prompt is </w:t>
+      </w:r>
+      <w:r>
+        <w:t>not maximised for readability.  This will be corrected shortly.</w:t>
+      </w:r>
+    </w:p>
+    <w:p>
+      <w:pPr>
+        <w:pStyle w:val="ShellCode"/>
+        <w:ind w:firstLine="0"/>
+        <w:rPr>
+          <w:color w:val="0070C0"/>
+          <w:sz w:val="18"/>
+          <w:szCs w:val="18"/>
+        </w:rPr>
+      </w:pPr>
     </w:p>
     <w:p/>
-    <w:p>
-      <w:pPr>
-        <w:spacing w:after="0"/>
+    <w:p/>
+    <w:p>
+      <w:pPr>
         <w:rPr>
           <w:rFonts w:asciiTheme="majorHAnsi" w:eastAsiaTheme="majorEastAsia" w:hAnsiTheme="majorHAnsi" w:cstheme="majorBidi"/>
           <w:color w:val="2F5496" w:themeColor="accent1" w:themeShade="BF"/>
@@ -4631,54 +5680,776 @@
       <w:pPr>
         <w:pStyle w:val="Heading1"/>
       </w:pPr>
-      <w:bookmarkStart w:id="7" w:name="_Toc597732"/>
+      <w:bookmarkStart w:id="11" w:name="_Toc597736"/>
       <w:r>
         <w:lastRenderedPageBreak/>
-        <w:t xml:space="preserve">Starting </w:t>
-      </w:r>
-      <w:r>
-        <w:t xml:space="preserve">and Stopping </w:t>
-      </w:r>
-      <w:r>
-        <w:t>RapidsSE</w:t>
-      </w:r>
-      <w:bookmarkEnd w:id="7"/>
+        <w:t>General Commands</w:t>
+      </w:r>
+      <w:bookmarkEnd w:id="11"/>
+    </w:p>
+    <w:p>
+      <w:r>
+        <w:t>The following sections describe the major RapidsSE commands by way of examples.</w:t>
+      </w:r>
     </w:p>
     <w:p>
       <w:pPr>
         <w:pStyle w:val="Heading2"/>
       </w:pPr>
-      <w:bookmarkStart w:id="8" w:name="_Toc597733"/>
-      <w:r>
-        <w:t>Starting a RapidsSE Instance</w:t>
-      </w:r>
-      <w:bookmarkEnd w:id="8"/>
+      <w:bookmarkStart w:id="12" w:name="_Toc597737"/>
+      <w:r>
+        <w:t>Print Current Version</w:t>
+      </w:r>
+      <w:bookmarkEnd w:id="12"/>
+    </w:p>
+    <w:p>
+      <w:r>
+        <w:t xml:space="preserve">To print the current version of RapidsSE use: </w:t>
+      </w:r>
+      <w:r>
+        <w:rPr>
+          <w:color w:val="C00000"/>
+        </w:rPr>
+        <w:t>version</w:t>
+      </w:r>
     </w:p>
     <w:p>
       <w:pPr>
         <w:pStyle w:val="Heading2"/>
       </w:pPr>
-      <w:bookmarkStart w:id="9" w:name="_Toc597734"/>
-      <w:r>
-        <w:t xml:space="preserve">Using the </w:t>
-      </w:r>
-      <w:r>
-        <w:t>P</w:t>
-      </w:r>
-      <w:r>
-        <w:t>rompt</w:t>
-      </w:r>
-      <w:bookmarkEnd w:id="9"/>
+      <w:bookmarkStart w:id="13" w:name="_Toc597738"/>
+      <w:r>
+        <w:t>Print Configuration</w:t>
+      </w:r>
+      <w:bookmarkEnd w:id="13"/>
+    </w:p>
+    <w:p>
+      <w:r>
+        <w:t xml:space="preserve">To print the configuration of the RapidsSE instance use: </w:t>
+      </w:r>
+      <w:r>
+        <w:rPr>
+          <w:color w:val="C00000"/>
+        </w:rPr>
+        <w:t>config</w:t>
+      </w:r>
     </w:p>
     <w:p>
       <w:pPr>
         <w:pStyle w:val="Heading2"/>
       </w:pPr>
-      <w:bookmarkStart w:id="10" w:name="_Toc597735"/>
-      <w:r>
-        <w:t>Stopping RapidsSE</w:t>
-      </w:r>
-      <w:bookmarkEnd w:id="10"/>
+      <w:bookmarkStart w:id="14" w:name="_Toc597739"/>
+      <w:r>
+        <w:t>Print Working Directory</w:t>
+      </w:r>
+      <w:bookmarkEnd w:id="14"/>
+    </w:p>
+    <w:p>
+      <w:r>
+        <w:t xml:space="preserve">To print the current working directory use: </w:t>
+      </w:r>
+      <w:proofErr w:type="spellStart"/>
+      <w:r>
+        <w:rPr>
+          <w:color w:val="C00000"/>
+        </w:rPr>
+        <w:t>pwd</w:t>
+      </w:r>
+      <w:proofErr w:type="spellEnd"/>
+    </w:p>
+    <w:p>
+      <w:pPr>
+        <w:pStyle w:val="Heading2"/>
+      </w:pPr>
+      <w:bookmarkStart w:id="15" w:name="_Toc597740"/>
+      <w:r>
+        <w:t>Listing Contents of Working Directory</w:t>
+      </w:r>
+      <w:bookmarkEnd w:id="15"/>
+    </w:p>
+    <w:p>
+      <w:r>
+        <w:t xml:space="preserve">To </w:t>
+      </w:r>
+      <w:r>
+        <w:t>list the contents of the</w:t>
+      </w:r>
+      <w:r>
+        <w:t xml:space="preserve"> current working directory</w:t>
+      </w:r>
+      <w:r>
+        <w:t xml:space="preserve"> use:</w:t>
+      </w:r>
+      <w:r>
+        <w:t xml:space="preserve"> </w:t>
+      </w:r>
+      <w:r>
+        <w:rPr>
+          <w:color w:val="C00000"/>
+        </w:rPr>
+        <w:t>ls</w:t>
+      </w:r>
+    </w:p>
+    <w:p>
+      <w:pPr>
+        <w:pStyle w:val="Heading2"/>
+      </w:pPr>
+      <w:bookmarkStart w:id="16" w:name="_Toc597741"/>
+      <w:r>
+        <w:t>Changing Working Directory</w:t>
+      </w:r>
+      <w:bookmarkEnd w:id="16"/>
+    </w:p>
+    <w:p>
+      <w:r>
+        <w:t xml:space="preserve">To change the current working directory of RapidsSE use: </w:t>
+      </w:r>
+      <w:r>
+        <w:rPr>
+          <w:color w:val="C00000"/>
+        </w:rPr>
+        <w:t>c</w:t>
+      </w:r>
+      <w:r>
+        <w:rPr>
+          <w:color w:val="C00000"/>
+        </w:rPr>
+        <w:t>d</w:t>
+      </w:r>
+    </w:p>
+    <w:p>
+      <w:pPr>
+        <w:pStyle w:val="Heading2"/>
+      </w:pPr>
+      <w:bookmarkStart w:id="17" w:name="_Toc597742"/>
+      <w:r>
+        <w:t>Print Working Folder</w:t>
+      </w:r>
+      <w:bookmarkEnd w:id="17"/>
+    </w:p>
+    <w:p>
+      <w:r>
+        <w:t xml:space="preserve">To print the current working </w:t>
+      </w:r>
+      <w:r>
+        <w:t>folder</w:t>
+      </w:r>
+      <w:r>
+        <w:t xml:space="preserve"> use: </w:t>
+      </w:r>
+      <w:proofErr w:type="spellStart"/>
+      <w:r>
+        <w:rPr>
+          <w:color w:val="C00000"/>
+        </w:rPr>
+        <w:t>pw</w:t>
+      </w:r>
+      <w:r>
+        <w:rPr>
+          <w:color w:val="C00000"/>
+        </w:rPr>
+        <w:t>f</w:t>
+      </w:r>
+      <w:proofErr w:type="spellEnd"/>
+    </w:p>
+    <w:p>
+      <w:pPr>
+        <w:pStyle w:val="Heading2"/>
+      </w:pPr>
+      <w:bookmarkStart w:id="18" w:name="_Toc597743"/>
+      <w:r>
+        <w:t>Change Working Folder</w:t>
+      </w:r>
+      <w:bookmarkEnd w:id="18"/>
+    </w:p>
+    <w:p>
+      <w:r>
+        <w:t xml:space="preserve">To change the current working folder use: </w:t>
+      </w:r>
+      <w:proofErr w:type="spellStart"/>
+      <w:r>
+        <w:rPr>
+          <w:color w:val="C00000"/>
+        </w:rPr>
+        <w:t>cwf</w:t>
+      </w:r>
+      <w:proofErr w:type="spellEnd"/>
+    </w:p>
+    <w:p>
+      <w:pPr>
+        <w:pStyle w:val="Heading2"/>
+      </w:pPr>
+      <w:bookmarkStart w:id="19" w:name="_Toc597744"/>
+      <w:r>
+        <w:t xml:space="preserve">Starting the </w:t>
+      </w:r>
+      <w:r>
+        <w:t>C</w:t>
+      </w:r>
+      <w:r>
+        <w:t>luster</w:t>
+      </w:r>
+      <w:bookmarkEnd w:id="19"/>
+      <w:r>
+        <w:t xml:space="preserve"> </w:t>
+      </w:r>
+    </w:p>
+    <w:p>
+      <w:r>
+        <w:t xml:space="preserve">To </w:t>
+      </w:r>
+      <w:r>
+        <w:t>start the</w:t>
+      </w:r>
+      <w:r>
+        <w:t xml:space="preserve"> RapidsSE </w:t>
+      </w:r>
+      <w:r>
+        <w:t xml:space="preserve">cluster </w:t>
+      </w:r>
+      <w:r>
+        <w:t xml:space="preserve">use: </w:t>
+      </w:r>
+      <w:proofErr w:type="spellStart"/>
+      <w:r>
+        <w:rPr>
+          <w:color w:val="C00000"/>
+        </w:rPr>
+        <w:t>startCluster</w:t>
+      </w:r>
+      <w:proofErr w:type="spellEnd"/>
+    </w:p>
+    <w:p>
+      <w:pPr>
+        <w:pStyle w:val="Heading2"/>
+      </w:pPr>
+      <w:bookmarkStart w:id="20" w:name="_Toc597745"/>
+      <w:r>
+        <w:t>Getting the Cluster Status</w:t>
+      </w:r>
+      <w:bookmarkEnd w:id="20"/>
+    </w:p>
+    <w:p>
+      <w:r>
+        <w:t xml:space="preserve">To </w:t>
+      </w:r>
+      <w:r>
+        <w:t>get</w:t>
+      </w:r>
+      <w:r>
+        <w:t xml:space="preserve"> the </w:t>
+      </w:r>
+      <w:r>
+        <w:t xml:space="preserve">status of the </w:t>
+      </w:r>
+      <w:r>
+        <w:t xml:space="preserve">cluster use: </w:t>
+      </w:r>
+      <w:r>
+        <w:rPr>
+          <w:color w:val="C00000"/>
+        </w:rPr>
+        <w:t>status</w:t>
+      </w:r>
+    </w:p>
+    <w:p>
+      <w:pPr>
+        <w:pStyle w:val="Heading2"/>
+      </w:pPr>
+      <w:bookmarkStart w:id="21" w:name="_Toc597746"/>
+      <w:r>
+        <w:t>Space Usage</w:t>
+      </w:r>
+      <w:bookmarkEnd w:id="21"/>
+    </w:p>
+    <w:p>
+      <w:r>
+        <w:t xml:space="preserve">To print the current </w:t>
+      </w:r>
+      <w:r>
+        <w:t>space usage</w:t>
+      </w:r>
+      <w:r>
+        <w:t xml:space="preserve"> use: </w:t>
+      </w:r>
+      <w:r>
+        <w:rPr>
+          <w:color w:val="C00000"/>
+        </w:rPr>
+        <w:t>space</w:t>
+      </w:r>
+    </w:p>
+    <w:p>
+      <w:pPr>
+        <w:pStyle w:val="Heading2"/>
+      </w:pPr>
+      <w:bookmarkStart w:id="22" w:name="_Toc597747"/>
+      <w:r>
+        <w:t>Create a table</w:t>
+      </w:r>
+      <w:bookmarkEnd w:id="22"/>
+    </w:p>
+    <w:p>
+      <w:r>
+        <w:t xml:space="preserve">To </w:t>
+      </w:r>
+      <w:r>
+        <w:t>create a table</w:t>
+      </w:r>
+      <w:r>
+        <w:t xml:space="preserve"> use: </w:t>
+      </w:r>
+      <w:r>
+        <w:rPr>
+          <w:color w:val="C00000"/>
+        </w:rPr>
+        <w:t>create table …</w:t>
+      </w:r>
+    </w:p>
+    <w:p>
+      <w:pPr>
+        <w:pStyle w:val="Heading2"/>
+      </w:pPr>
+      <w:bookmarkStart w:id="23" w:name="_Toc597748"/>
+      <w:r>
+        <w:t>Listing Tables</w:t>
+      </w:r>
+      <w:bookmarkEnd w:id="23"/>
+    </w:p>
+    <w:p>
+      <w:r>
+        <w:t xml:space="preserve">To list the tables in a folder use: </w:t>
+      </w:r>
+      <w:proofErr w:type="spellStart"/>
+      <w:r>
+        <w:rPr>
+          <w:color w:val="C00000"/>
+        </w:rPr>
+        <w:t>lstbl</w:t>
+      </w:r>
+      <w:proofErr w:type="spellEnd"/>
+    </w:p>
+    <w:p>
+      <w:pPr>
+        <w:pStyle w:val="Heading2"/>
+      </w:pPr>
+      <w:bookmarkStart w:id="24" w:name="_Toc597749"/>
+      <w:r>
+        <w:t>Listing Columns</w:t>
+      </w:r>
+      <w:bookmarkEnd w:id="24"/>
+    </w:p>
+    <w:p>
+      <w:r>
+        <w:t xml:space="preserve">To </w:t>
+      </w:r>
+      <w:r>
+        <w:t>list the columns of a table</w:t>
+      </w:r>
+      <w:r>
+        <w:t xml:space="preserve"> use: </w:t>
+      </w:r>
+      <w:proofErr w:type="spellStart"/>
+      <w:r>
+        <w:rPr>
+          <w:color w:val="C00000"/>
+        </w:rPr>
+        <w:t>lscol</w:t>
+      </w:r>
+      <w:proofErr w:type="spellEnd"/>
+    </w:p>
+    <w:p>
+      <w:pPr>
+        <w:pStyle w:val="Heading2"/>
+      </w:pPr>
+      <w:bookmarkStart w:id="25" w:name="_Toc597750"/>
+      <w:r>
+        <w:t>Creating an Index</w:t>
+      </w:r>
+      <w:bookmarkEnd w:id="25"/>
+    </w:p>
+    <w:p>
+      <w:r>
+        <w:t xml:space="preserve">To </w:t>
+      </w:r>
+      <w:r>
+        <w:t>create an index on a table</w:t>
+      </w:r>
+      <w:r>
+        <w:t xml:space="preserve"> use: </w:t>
+      </w:r>
+      <w:r>
+        <w:rPr>
+          <w:color w:val="C00000"/>
+        </w:rPr>
+        <w:t xml:space="preserve">create index </w:t>
+      </w:r>
+      <w:r>
+        <w:t>…</w:t>
+      </w:r>
+    </w:p>
+    <w:p>
+      <w:pPr>
+        <w:pStyle w:val="Heading2"/>
+      </w:pPr>
+      <w:bookmarkStart w:id="26" w:name="_Toc597751"/>
+      <w:r>
+        <w:t>Listing Indexes</w:t>
+      </w:r>
+      <w:bookmarkEnd w:id="26"/>
+    </w:p>
+    <w:p>
+      <w:r>
+        <w:t xml:space="preserve">To </w:t>
+      </w:r>
+      <w:r>
+        <w:t>list the indexes of a table</w:t>
+      </w:r>
+      <w:r>
+        <w:t xml:space="preserve"> use: </w:t>
+      </w:r>
+      <w:proofErr w:type="spellStart"/>
+      <w:r>
+        <w:rPr>
+          <w:color w:val="C00000"/>
+        </w:rPr>
+        <w:t>l</w:t>
+      </w:r>
+      <w:r>
+        <w:rPr>
+          <w:color w:val="C00000"/>
+        </w:rPr>
+        <w:t>sidx</w:t>
+      </w:r>
+      <w:proofErr w:type="spellEnd"/>
+    </w:p>
+    <w:p>
+      <w:pPr>
+        <w:pStyle w:val="Heading2"/>
+      </w:pPr>
+      <w:bookmarkStart w:id="27" w:name="_Toc597752"/>
+      <w:r>
+        <w:t>Listing Index Columns</w:t>
+      </w:r>
+      <w:bookmarkEnd w:id="27"/>
+    </w:p>
+    <w:p>
+      <w:r>
+        <w:t xml:space="preserve">To </w:t>
+      </w:r>
+      <w:r>
+        <w:t>list the columns of an index</w:t>
+      </w:r>
+      <w:r>
+        <w:t xml:space="preserve"> use: </w:t>
+      </w:r>
+      <w:proofErr w:type="spellStart"/>
+      <w:r>
+        <w:rPr>
+          <w:color w:val="C00000"/>
+        </w:rPr>
+        <w:t>l</w:t>
+      </w:r>
+      <w:r>
+        <w:rPr>
+          <w:color w:val="C00000"/>
+        </w:rPr>
+        <w:t>sidxcol</w:t>
+      </w:r>
+      <w:proofErr w:type="spellEnd"/>
+    </w:p>
+    <w:p>
+      <w:pPr>
+        <w:pStyle w:val="Heading2"/>
+      </w:pPr>
+      <w:bookmarkStart w:id="28" w:name="_Toc597753"/>
+      <w:r>
+        <w:lastRenderedPageBreak/>
+        <w:t>Loading a Table</w:t>
+      </w:r>
+      <w:bookmarkEnd w:id="28"/>
+    </w:p>
+    <w:p>
+      <w:r>
+        <w:t xml:space="preserve">To </w:t>
+      </w:r>
+      <w:r>
+        <w:t>load a table from a .csv file</w:t>
+      </w:r>
+      <w:r>
+        <w:t xml:space="preserve"> use: </w:t>
+      </w:r>
+      <w:proofErr w:type="spellStart"/>
+      <w:r>
+        <w:rPr>
+          <w:color w:val="C00000"/>
+        </w:rPr>
+        <w:t>ld</w:t>
+      </w:r>
+      <w:proofErr w:type="spellEnd"/>
+    </w:p>
+    <w:p>
+      <w:pPr>
+        <w:pStyle w:val="Heading2"/>
+      </w:pPr>
+      <w:bookmarkStart w:id="29" w:name="_Toc597754"/>
+      <w:r>
+        <w:t>Size of Table</w:t>
+      </w:r>
+      <w:bookmarkEnd w:id="29"/>
+    </w:p>
+    <w:p>
+      <w:r>
+        <w:t xml:space="preserve">To </w:t>
+      </w:r>
+      <w:r>
+        <w:t>get the size of a table</w:t>
+      </w:r>
+      <w:r>
+        <w:t xml:space="preserve"> use: </w:t>
+      </w:r>
+      <w:r>
+        <w:rPr>
+          <w:color w:val="C00000"/>
+        </w:rPr>
+        <w:t>sz</w:t>
+      </w:r>
+    </w:p>
+    <w:p>
+      <w:pPr>
+        <w:pStyle w:val="Heading2"/>
+      </w:pPr>
+      <w:bookmarkStart w:id="30" w:name="_Toc597755"/>
+      <w:r>
+        <w:t>Size of Index</w:t>
+      </w:r>
+      <w:bookmarkEnd w:id="30"/>
+    </w:p>
+    <w:p>
+      <w:r>
+        <w:t xml:space="preserve">To </w:t>
+      </w:r>
+      <w:r>
+        <w:t>get the size of an index</w:t>
+      </w:r>
+      <w:r>
+        <w:t xml:space="preserve"> use: </w:t>
+      </w:r>
+      <w:proofErr w:type="spellStart"/>
+      <w:r>
+        <w:rPr>
+          <w:color w:val="C00000"/>
+        </w:rPr>
+        <w:t>szidx</w:t>
+      </w:r>
+      <w:proofErr w:type="spellEnd"/>
+    </w:p>
+    <w:p>
+      <w:pPr>
+        <w:pStyle w:val="Heading2"/>
+      </w:pPr>
+      <w:bookmarkStart w:id="31" w:name="_Toc597756"/>
+      <w:r>
+        <w:t>Table Sizes</w:t>
+      </w:r>
+      <w:bookmarkEnd w:id="31"/>
+    </w:p>
+    <w:p>
+      <w:r>
+        <w:t xml:space="preserve">To </w:t>
+      </w:r>
+      <w:r>
+        <w:t>get the sizes of all tables in current folder</w:t>
+      </w:r>
+      <w:r>
+        <w:t xml:space="preserve"> use: </w:t>
+      </w:r>
+      <w:proofErr w:type="spellStart"/>
+      <w:r>
+        <w:rPr>
+          <w:color w:val="C00000"/>
+        </w:rPr>
+        <w:t>tableSizes</w:t>
+      </w:r>
+      <w:proofErr w:type="spellEnd"/>
+    </w:p>
+    <w:p>
+      <w:pPr>
+        <w:pStyle w:val="Heading2"/>
+      </w:pPr>
+      <w:bookmarkStart w:id="32" w:name="_Toc597757"/>
+      <w:r>
+        <w:t>Fetching Rows</w:t>
+      </w:r>
+      <w:bookmarkEnd w:id="32"/>
+    </w:p>
+    <w:p>
+      <w:r>
+        <w:t xml:space="preserve">To </w:t>
+      </w:r>
+      <w:r>
+        <w:t>fetch rows from a table</w:t>
+      </w:r>
+      <w:r>
+        <w:t xml:space="preserve"> use: </w:t>
+      </w:r>
+      <w:r>
+        <w:rPr>
+          <w:color w:val="C00000"/>
+        </w:rPr>
+        <w:t>fetch</w:t>
+      </w:r>
+    </w:p>
+    <w:p>
+      <w:pPr>
+        <w:pStyle w:val="Heading2"/>
+      </w:pPr>
+      <w:bookmarkStart w:id="33" w:name="_Toc597758"/>
+      <w:r>
+        <w:t>Listing Contents of Working Folder</w:t>
+      </w:r>
+      <w:bookmarkEnd w:id="33"/>
+    </w:p>
+    <w:p>
+      <w:r>
+        <w:t xml:space="preserve">To </w:t>
+      </w:r>
+      <w:r>
+        <w:t>list the contents of the working folder</w:t>
+      </w:r>
+      <w:r>
+        <w:t xml:space="preserve"> use: </w:t>
+      </w:r>
+      <w:proofErr w:type="spellStart"/>
+      <w:r>
+        <w:rPr>
+          <w:color w:val="C00000"/>
+        </w:rPr>
+        <w:t>lf</w:t>
+      </w:r>
+      <w:proofErr w:type="spellEnd"/>
+    </w:p>
+    <w:p>
+      <w:pPr>
+        <w:pStyle w:val="Heading2"/>
+      </w:pPr>
+      <w:bookmarkStart w:id="34" w:name="_Toc597759"/>
+      <w:r>
+        <w:t>Exporting a Table</w:t>
+      </w:r>
+      <w:bookmarkEnd w:id="34"/>
+    </w:p>
+    <w:p>
+      <w:r>
+        <w:t xml:space="preserve">To </w:t>
+      </w:r>
+      <w:r>
+        <w:t>export a table into a .csv file</w:t>
+      </w:r>
+      <w:r>
+        <w:t xml:space="preserve"> use: </w:t>
+      </w:r>
+      <w:r>
+        <w:rPr>
+          <w:color w:val="C00000"/>
+        </w:rPr>
+        <w:t>export</w:t>
+      </w:r>
+    </w:p>
+    <w:p>
+      <w:pPr>
+        <w:pStyle w:val="Heading2"/>
+      </w:pPr>
+      <w:bookmarkStart w:id="35" w:name="_Toc597760"/>
+      <w:r>
+        <w:t>Truncating a Table</w:t>
+      </w:r>
+      <w:bookmarkEnd w:id="35"/>
+    </w:p>
+    <w:p>
+      <w:r>
+        <w:t xml:space="preserve">To </w:t>
+      </w:r>
+      <w:r>
+        <w:t>truncate an existing table</w:t>
+      </w:r>
+      <w:r>
+        <w:t xml:space="preserve"> use: </w:t>
+      </w:r>
+      <w:proofErr w:type="spellStart"/>
+      <w:r>
+        <w:rPr>
+          <w:color w:val="C00000"/>
+        </w:rPr>
+        <w:t>tr</w:t>
+      </w:r>
+      <w:proofErr w:type="spellEnd"/>
+    </w:p>
+    <w:p>
+      <w:pPr>
+        <w:pStyle w:val="Heading2"/>
+      </w:pPr>
+      <w:bookmarkStart w:id="36" w:name="_Toc597761"/>
+      <w:r>
+        <w:t>Dropping an Index</w:t>
+      </w:r>
+      <w:bookmarkEnd w:id="36"/>
+    </w:p>
+    <w:p>
+      <w:r>
+        <w:t xml:space="preserve">To </w:t>
+      </w:r>
+      <w:r>
+        <w:t>drop an index from an existing table use</w:t>
+      </w:r>
+      <w:r>
+        <w:t xml:space="preserve">: </w:t>
+      </w:r>
+      <w:r>
+        <w:rPr>
+          <w:color w:val="C00000"/>
+        </w:rPr>
+        <w:t>drop index</w:t>
+      </w:r>
+      <w:r>
+        <w:rPr>
+          <w:color w:val="C00000"/>
+        </w:rPr>
+        <w:t xml:space="preserve"> …</w:t>
+      </w:r>
+    </w:p>
+    <w:p>
+      <w:pPr>
+        <w:pStyle w:val="Heading2"/>
+      </w:pPr>
+      <w:bookmarkStart w:id="37" w:name="_Toc597762"/>
+      <w:r>
+        <w:t>Dropping a Table</w:t>
+      </w:r>
+      <w:bookmarkEnd w:id="37"/>
+    </w:p>
+    <w:p>
+      <w:r>
+        <w:t xml:space="preserve">To </w:t>
+      </w:r>
+      <w:r>
+        <w:t>drop an existing table use</w:t>
+      </w:r>
+      <w:r>
+        <w:t xml:space="preserve">: </w:t>
+      </w:r>
+      <w:r>
+        <w:rPr>
+          <w:color w:val="C00000"/>
+        </w:rPr>
+        <w:t>drop table</w:t>
+      </w:r>
+      <w:r>
+        <w:rPr>
+          <w:color w:val="C00000"/>
+        </w:rPr>
+        <w:t xml:space="preserve"> …</w:t>
+      </w:r>
     </w:p>
     <w:p/>
     <w:p>
@@ -4698,772 +6469,559 @@
       <w:pPr>
         <w:pStyle w:val="Heading1"/>
       </w:pPr>
-      <w:bookmarkStart w:id="11" w:name="_Toc597736"/>
+      <w:bookmarkStart w:id="38" w:name="_Toc597763"/>
       <w:r>
         <w:lastRenderedPageBreak/>
-        <w:t>General Commands</w:t>
-      </w:r>
-      <w:bookmarkEnd w:id="11"/>
-    </w:p>
-    <w:p>
-      <w:pPr>
-        <w:pStyle w:val="Heading2"/>
-      </w:pPr>
-      <w:bookmarkStart w:id="12" w:name="_Toc597737"/>
-      <w:r>
-        <w:t>Print Current Version</w:t>
-      </w:r>
-      <w:bookmarkEnd w:id="12"/>
-    </w:p>
-    <w:p>
-      <w:r>
-        <w:t xml:space="preserve">To print the current version of RapidsSE use: </w:t>
-      </w:r>
-      <w:r>
-        <w:rPr>
-          <w:color w:val="C00000"/>
-        </w:rPr>
-        <w:t>version</w:t>
-      </w:r>
-    </w:p>
-    <w:p>
-      <w:pPr>
-        <w:pStyle w:val="Heading2"/>
-      </w:pPr>
-      <w:bookmarkStart w:id="13" w:name="_Toc597738"/>
-      <w:r>
-        <w:t>Print Configuration</w:t>
-      </w:r>
-      <w:bookmarkEnd w:id="13"/>
-    </w:p>
-    <w:p>
-      <w:r>
-        <w:t xml:space="preserve">To print the configuration of the RapidsSE instance use: </w:t>
-      </w:r>
-      <w:r>
-        <w:rPr>
-          <w:color w:val="C00000"/>
-        </w:rPr>
-        <w:t>config</w:t>
-      </w:r>
-    </w:p>
-    <w:p>
-      <w:pPr>
-        <w:pStyle w:val="Heading2"/>
-      </w:pPr>
-      <w:bookmarkStart w:id="14" w:name="_Toc597739"/>
-      <w:r>
-        <w:t>Print Working Directory</w:t>
-      </w:r>
-      <w:bookmarkEnd w:id="14"/>
-    </w:p>
-    <w:p>
-      <w:r>
-        <w:t xml:space="preserve">To print the current working directory use: </w:t>
+        <w:t>Supported Data Types</w:t>
+      </w:r>
+    </w:p>
+    <w:p>
+      <w:r>
+        <w:t>RapidsSE supports the following data types.</w:t>
+      </w:r>
+    </w:p>
+    <w:p/>
+    <w:tbl>
+      <w:tblPr>
+        <w:tblStyle w:val="TableGrid"/>
+        <w:tblW w:w="0" w:type="auto"/>
+        <w:tblLook w:val="04A0" w:firstRow="1" w:lastRow="0" w:firstColumn="1" w:lastColumn="0" w:noHBand="0" w:noVBand="1"/>
+      </w:tblPr>
+      <w:tblGrid>
+        <w:gridCol w:w="2263"/>
+        <w:gridCol w:w="6747"/>
+      </w:tblGrid>
+      <w:tr>
+        <w:tc>
+          <w:tcPr>
+            <w:tcW w:w="2263" w:type="dxa"/>
+            <w:shd w:val="clear" w:color="auto" w:fill="D9D9D9" w:themeFill="background1" w:themeFillShade="D9"/>
+          </w:tcPr>
+          <w:p>
+            <w:r>
+              <w:t>Data Type</w:t>
+            </w:r>
+          </w:p>
+        </w:tc>
+        <w:tc>
+          <w:tcPr>
+            <w:tcW w:w="6747" w:type="dxa"/>
+            <w:shd w:val="clear" w:color="auto" w:fill="D9D9D9" w:themeFill="background1" w:themeFillShade="D9"/>
+          </w:tcPr>
+          <w:p>
+            <w:r>
+              <w:t>Description</w:t>
+            </w:r>
+          </w:p>
+        </w:tc>
+      </w:tr>
+      <w:tr>
+        <w:tc>
+          <w:tcPr>
+            <w:tcW w:w="2263" w:type="dxa"/>
+          </w:tcPr>
+          <w:p/>
+        </w:tc>
+        <w:tc>
+          <w:tcPr>
+            <w:tcW w:w="6747" w:type="dxa"/>
+          </w:tcPr>
+          <w:p/>
+        </w:tc>
+      </w:tr>
+      <w:tr>
+        <w:tc>
+          <w:tcPr>
+            <w:tcW w:w="2263" w:type="dxa"/>
+          </w:tcPr>
+          <w:p/>
+        </w:tc>
+        <w:tc>
+          <w:tcPr>
+            <w:tcW w:w="6747" w:type="dxa"/>
+          </w:tcPr>
+          <w:p/>
+        </w:tc>
+      </w:tr>
+      <w:tr>
+        <w:tc>
+          <w:tcPr>
+            <w:tcW w:w="2263" w:type="dxa"/>
+          </w:tcPr>
+          <w:p/>
+        </w:tc>
+        <w:tc>
+          <w:tcPr>
+            <w:tcW w:w="6747" w:type="dxa"/>
+          </w:tcPr>
+          <w:p/>
+        </w:tc>
+      </w:tr>
+      <w:tr>
+        <w:tc>
+          <w:tcPr>
+            <w:tcW w:w="2263" w:type="dxa"/>
+          </w:tcPr>
+          <w:p/>
+        </w:tc>
+        <w:tc>
+          <w:tcPr>
+            <w:tcW w:w="6747" w:type="dxa"/>
+          </w:tcPr>
+          <w:p/>
+        </w:tc>
+      </w:tr>
+      <w:tr>
+        <w:tc>
+          <w:tcPr>
+            <w:tcW w:w="2263" w:type="dxa"/>
+          </w:tcPr>
+          <w:p/>
+        </w:tc>
+        <w:tc>
+          <w:tcPr>
+            <w:tcW w:w="6747" w:type="dxa"/>
+          </w:tcPr>
+          <w:p/>
+        </w:tc>
+      </w:tr>
+      <w:tr>
+        <w:tc>
+          <w:tcPr>
+            <w:tcW w:w="2263" w:type="dxa"/>
+          </w:tcPr>
+          <w:p/>
+        </w:tc>
+        <w:tc>
+          <w:tcPr>
+            <w:tcW w:w="6747" w:type="dxa"/>
+          </w:tcPr>
+          <w:p/>
+        </w:tc>
+      </w:tr>
+      <w:tr>
+        <w:tc>
+          <w:tcPr>
+            <w:tcW w:w="2263" w:type="dxa"/>
+          </w:tcPr>
+          <w:p/>
+        </w:tc>
+        <w:tc>
+          <w:tcPr>
+            <w:tcW w:w="6747" w:type="dxa"/>
+          </w:tcPr>
+          <w:p/>
+        </w:tc>
+      </w:tr>
+    </w:tbl>
+    <w:p/>
+    <w:p>
+      <w:pPr>
+        <w:pStyle w:val="Heading1"/>
+      </w:pPr>
+      <w:r>
+        <w:t xml:space="preserve">Fetching Rows </w:t>
+      </w:r>
+      <w:r>
+        <w:t>Using Indexes</w:t>
+      </w:r>
+      <w:bookmarkEnd w:id="38"/>
+    </w:p>
+    <w:p>
+      <w:r>
+        <w:t>To be supplied.</w:t>
+      </w:r>
+    </w:p>
+    <w:p>
+      <w:pPr>
+        <w:pStyle w:val="Heading1"/>
+      </w:pPr>
+      <w:bookmarkStart w:id="39" w:name="_Toc597764"/>
+      <w:r>
+        <w:t>Timing Commands</w:t>
+      </w:r>
+      <w:bookmarkEnd w:id="39"/>
+    </w:p>
+    <w:p>
+      <w:r>
+        <w:t xml:space="preserve">Commands can be timed using the </w:t>
+      </w:r>
+      <w:r>
+        <w:t>‘time’ prefix in from of commands.  For example:</w:t>
+      </w:r>
+    </w:p>
+    <w:p>
+      <w:pPr>
+        <w:pStyle w:val="SePrompt"/>
+      </w:pPr>
+      <w:r>
+        <w:t>Example</w:t>
+      </w:r>
+    </w:p>
+    <w:p>
+      <w:pPr>
+        <w:pStyle w:val="Heading1"/>
+      </w:pPr>
+      <w:bookmarkStart w:id="40" w:name="_Toc597765"/>
+      <w:r>
+        <w:t>Scripting</w:t>
+      </w:r>
+      <w:bookmarkEnd w:id="40"/>
+    </w:p>
+    <w:p/>
+    <w:p>
+      <w:pPr>
+        <w:pStyle w:val="Heading3"/>
+      </w:pPr>
+      <w:r>
+        <w:t>Print</w:t>
+      </w:r>
+      <w:r>
+        <w:t xml:space="preserve">ing to </w:t>
       </w:r>
       <w:proofErr w:type="spellStart"/>
       <w:r>
-        <w:rPr>
-          <w:color w:val="C00000"/>
-        </w:rPr>
-        <w:t>pwd</w:t>
+        <w:t>Stdout</w:t>
       </w:r>
       <w:proofErr w:type="spellEnd"/>
     </w:p>
-    <w:p>
-      <w:pPr>
-        <w:pStyle w:val="Heading2"/>
-      </w:pPr>
-      <w:bookmarkStart w:id="15" w:name="_Toc597740"/>
-      <w:r>
-        <w:t>Listing Contents of Working Directory</w:t>
-      </w:r>
-      <w:bookmarkEnd w:id="15"/>
-    </w:p>
-    <w:p>
-      <w:r>
-        <w:t xml:space="preserve">To </w:t>
-      </w:r>
-      <w:r>
-        <w:t>list the contents of the</w:t>
-      </w:r>
-      <w:r>
-        <w:t xml:space="preserve"> current working directory</w:t>
-      </w:r>
-      <w:r>
-        <w:t xml:space="preserve"> use:</w:t>
-      </w:r>
-      <w:r>
-        <w:t xml:space="preserve"> </w:t>
-      </w:r>
-      <w:r>
-        <w:rPr>
-          <w:color w:val="C00000"/>
-        </w:rPr>
-        <w:t>ls</w:t>
-      </w:r>
-    </w:p>
-    <w:p>
-      <w:pPr>
-        <w:pStyle w:val="Heading2"/>
-      </w:pPr>
-      <w:bookmarkStart w:id="16" w:name="_Toc597741"/>
-      <w:r>
-        <w:t>Changing Working Directory</w:t>
-      </w:r>
-      <w:bookmarkEnd w:id="16"/>
-    </w:p>
-    <w:p>
-      <w:r>
-        <w:t xml:space="preserve">To change the current working directory of RapidsSE use: </w:t>
-      </w:r>
-      <w:r>
-        <w:rPr>
-          <w:color w:val="C00000"/>
-        </w:rPr>
-        <w:t>c</w:t>
-      </w:r>
-      <w:r>
-        <w:rPr>
-          <w:color w:val="C00000"/>
-        </w:rPr>
-        <w:t>d</w:t>
-      </w:r>
-    </w:p>
-    <w:p>
-      <w:pPr>
-        <w:pStyle w:val="Heading2"/>
-      </w:pPr>
-      <w:bookmarkStart w:id="17" w:name="_Toc597742"/>
-      <w:r>
-        <w:t>Print Working Folder</w:t>
-      </w:r>
-      <w:bookmarkEnd w:id="17"/>
-    </w:p>
-    <w:p>
-      <w:r>
-        <w:t xml:space="preserve">To print the current working </w:t>
-      </w:r>
-      <w:r>
-        <w:t>folder</w:t>
-      </w:r>
-      <w:r>
-        <w:t xml:space="preserve"> use: </w:t>
-      </w:r>
-      <w:proofErr w:type="spellStart"/>
-      <w:r>
-        <w:rPr>
-          <w:color w:val="C00000"/>
-        </w:rPr>
-        <w:t>pw</w:t>
-      </w:r>
-      <w:r>
-        <w:rPr>
-          <w:color w:val="C00000"/>
-        </w:rPr>
-        <w:t>f</w:t>
-      </w:r>
-      <w:proofErr w:type="spellEnd"/>
-    </w:p>
-    <w:p>
-      <w:pPr>
-        <w:pStyle w:val="Heading2"/>
-      </w:pPr>
-      <w:bookmarkStart w:id="18" w:name="_Toc597743"/>
-      <w:r>
-        <w:t>Change Working Folder</w:t>
-      </w:r>
-      <w:bookmarkEnd w:id="18"/>
-    </w:p>
-    <w:p>
-      <w:r>
-        <w:t xml:space="preserve">To change the current working folder use: </w:t>
-      </w:r>
-      <w:proofErr w:type="spellStart"/>
-      <w:r>
-        <w:rPr>
-          <w:color w:val="C00000"/>
-        </w:rPr>
-        <w:t>cwf</w:t>
-      </w:r>
-      <w:proofErr w:type="spellEnd"/>
-    </w:p>
-    <w:p>
-      <w:pPr>
-        <w:pStyle w:val="Heading2"/>
-      </w:pPr>
-      <w:bookmarkStart w:id="19" w:name="_Toc597744"/>
-      <w:r>
-        <w:t xml:space="preserve">Starting the </w:t>
-      </w:r>
-      <w:r>
-        <w:t>C</w:t>
-      </w:r>
-      <w:r>
-        <w:t>luster</w:t>
-      </w:r>
-      <w:bookmarkEnd w:id="19"/>
-      <w:r>
-        <w:t xml:space="preserve"> </w:t>
-      </w:r>
-    </w:p>
-    <w:p>
-      <w:r>
-        <w:t xml:space="preserve">To </w:t>
-      </w:r>
-      <w:r>
-        <w:t>start the</w:t>
-      </w:r>
-      <w:r>
-        <w:t xml:space="preserve"> RapidsSE </w:t>
-      </w:r>
-      <w:r>
-        <w:t xml:space="preserve">cluster </w:t>
-      </w:r>
-      <w:r>
-        <w:t xml:space="preserve">use: </w:t>
-      </w:r>
-      <w:proofErr w:type="spellStart"/>
-      <w:r>
-        <w:rPr>
-          <w:color w:val="C00000"/>
-        </w:rPr>
-        <w:t>startCluster</w:t>
-      </w:r>
-      <w:proofErr w:type="spellEnd"/>
-    </w:p>
-    <w:p>
-      <w:pPr>
-        <w:pStyle w:val="Heading2"/>
-      </w:pPr>
-      <w:bookmarkStart w:id="20" w:name="_Toc597745"/>
-      <w:r>
-        <w:t>Getting the Cluster Status</w:t>
-      </w:r>
-      <w:bookmarkEnd w:id="20"/>
-    </w:p>
-    <w:p>
-      <w:r>
-        <w:t xml:space="preserve">To </w:t>
-      </w:r>
-      <w:r>
-        <w:t>get</w:t>
-      </w:r>
-      <w:r>
-        <w:t xml:space="preserve"> the </w:t>
-      </w:r>
-      <w:r>
-        <w:t xml:space="preserve">status of the </w:t>
-      </w:r>
-      <w:r>
-        <w:t xml:space="preserve">cluster use: </w:t>
-      </w:r>
-      <w:r>
-        <w:rPr>
-          <w:color w:val="C00000"/>
-        </w:rPr>
-        <w:t>status</w:t>
-      </w:r>
-    </w:p>
-    <w:p>
-      <w:pPr>
-        <w:pStyle w:val="Heading2"/>
-      </w:pPr>
-      <w:bookmarkStart w:id="21" w:name="_Toc597746"/>
-      <w:r>
-        <w:t>Space Usage</w:t>
-      </w:r>
-      <w:bookmarkEnd w:id="21"/>
-    </w:p>
-    <w:p>
-      <w:r>
-        <w:t xml:space="preserve">To print the current </w:t>
-      </w:r>
-      <w:r>
-        <w:t>space usage</w:t>
-      </w:r>
-      <w:r>
-        <w:t xml:space="preserve"> use: </w:t>
-      </w:r>
-      <w:r>
-        <w:rPr>
-          <w:color w:val="C00000"/>
-        </w:rPr>
-        <w:t>space</w:t>
-      </w:r>
-    </w:p>
-    <w:p>
-      <w:pPr>
-        <w:pStyle w:val="Heading2"/>
-      </w:pPr>
-      <w:bookmarkStart w:id="22" w:name="_Toc597747"/>
-      <w:r>
-        <w:t>Create a table</w:t>
-      </w:r>
-      <w:bookmarkEnd w:id="22"/>
-    </w:p>
-    <w:p>
-      <w:r>
-        <w:t xml:space="preserve">To </w:t>
-      </w:r>
-      <w:r>
-        <w:t>create a table</w:t>
-      </w:r>
-      <w:r>
-        <w:t xml:space="preserve"> use: </w:t>
-      </w:r>
-      <w:r>
-        <w:rPr>
-          <w:color w:val="C00000"/>
-        </w:rPr>
-        <w:t>create table …</w:t>
-      </w:r>
-    </w:p>
-    <w:p>
-      <w:pPr>
-        <w:pStyle w:val="Heading2"/>
-      </w:pPr>
-      <w:bookmarkStart w:id="23" w:name="_Toc597748"/>
-      <w:r>
-        <w:t>Listing Tables</w:t>
-      </w:r>
-      <w:bookmarkEnd w:id="23"/>
-    </w:p>
-    <w:p>
-      <w:r>
-        <w:t xml:space="preserve">To list the tables in a folder use: </w:t>
-      </w:r>
-      <w:proofErr w:type="spellStart"/>
-      <w:r>
-        <w:rPr>
-          <w:color w:val="C00000"/>
-        </w:rPr>
-        <w:t>lstbl</w:t>
-      </w:r>
-      <w:proofErr w:type="spellEnd"/>
-    </w:p>
-    <w:p>
-      <w:pPr>
-        <w:pStyle w:val="Heading2"/>
-      </w:pPr>
-      <w:bookmarkStart w:id="24" w:name="_Toc597749"/>
-      <w:r>
-        <w:t>Listing Columns</w:t>
-      </w:r>
-      <w:bookmarkEnd w:id="24"/>
-    </w:p>
-    <w:p>
-      <w:r>
-        <w:t xml:space="preserve">To </w:t>
-      </w:r>
-      <w:r>
-        <w:t>list the columns of a table</w:t>
-      </w:r>
-      <w:r>
-        <w:t xml:space="preserve"> use: </w:t>
-      </w:r>
-      <w:proofErr w:type="spellStart"/>
-      <w:r>
-        <w:rPr>
-          <w:color w:val="C00000"/>
-        </w:rPr>
-        <w:t>lscol</w:t>
-      </w:r>
-      <w:proofErr w:type="spellEnd"/>
-    </w:p>
-    <w:p>
-      <w:pPr>
-        <w:pStyle w:val="Heading2"/>
-      </w:pPr>
-      <w:bookmarkStart w:id="25" w:name="_Toc597750"/>
-      <w:r>
-        <w:t>Creating an Index</w:t>
-      </w:r>
-      <w:bookmarkEnd w:id="25"/>
-    </w:p>
-    <w:p>
-      <w:r>
-        <w:t xml:space="preserve">To </w:t>
-      </w:r>
-      <w:r>
-        <w:t>create an index on a table</w:t>
-      </w:r>
-      <w:r>
-        <w:t xml:space="preserve"> use: </w:t>
-      </w:r>
-      <w:r>
-        <w:rPr>
-          <w:color w:val="C00000"/>
-        </w:rPr>
-        <w:t xml:space="preserve">create index </w:t>
-      </w:r>
-      <w:r>
-        <w:t>…</w:t>
-      </w:r>
-    </w:p>
-    <w:p>
-      <w:pPr>
-        <w:pStyle w:val="Heading2"/>
-      </w:pPr>
-      <w:bookmarkStart w:id="26" w:name="_Toc597751"/>
-      <w:r>
-        <w:t>Listing Indexes</w:t>
-      </w:r>
-      <w:bookmarkEnd w:id="26"/>
-    </w:p>
-    <w:p>
-      <w:r>
-        <w:t xml:space="preserve">To </w:t>
-      </w:r>
-      <w:r>
-        <w:t>list the indexes of a table</w:t>
-      </w:r>
-      <w:r>
-        <w:t xml:space="preserve"> use: </w:t>
-      </w:r>
-      <w:proofErr w:type="spellStart"/>
-      <w:r>
-        <w:rPr>
-          <w:color w:val="C00000"/>
-        </w:rPr>
-        <w:t>l</w:t>
-      </w:r>
-      <w:r>
-        <w:rPr>
-          <w:color w:val="C00000"/>
-        </w:rPr>
-        <w:t>sidx</w:t>
-      </w:r>
-      <w:proofErr w:type="spellEnd"/>
-    </w:p>
-    <w:p>
-      <w:pPr>
-        <w:pStyle w:val="Heading2"/>
-      </w:pPr>
-      <w:bookmarkStart w:id="27" w:name="_Toc597752"/>
-      <w:r>
-        <w:t>Listing Index Columns</w:t>
-      </w:r>
-      <w:bookmarkEnd w:id="27"/>
-    </w:p>
-    <w:p>
-      <w:r>
-        <w:t xml:space="preserve">To </w:t>
-      </w:r>
-      <w:r>
-        <w:t>list the columns of an index</w:t>
-      </w:r>
-      <w:r>
-        <w:t xml:space="preserve"> use: </w:t>
-      </w:r>
-      <w:proofErr w:type="spellStart"/>
-      <w:r>
-        <w:rPr>
-          <w:color w:val="C00000"/>
-        </w:rPr>
-        <w:t>l</w:t>
-      </w:r>
-      <w:r>
-        <w:rPr>
-          <w:color w:val="C00000"/>
-        </w:rPr>
-        <w:t>sidxcol</w:t>
-      </w:r>
-      <w:proofErr w:type="spellEnd"/>
-    </w:p>
-    <w:p>
-      <w:pPr>
-        <w:pStyle w:val="Heading2"/>
-      </w:pPr>
-      <w:bookmarkStart w:id="28" w:name="_Toc597753"/>
-      <w:r>
-        <w:t>Loading a Table</w:t>
-      </w:r>
-      <w:bookmarkEnd w:id="28"/>
-    </w:p>
-    <w:p>
-      <w:r>
-        <w:t xml:space="preserve">To </w:t>
-      </w:r>
-      <w:r>
-        <w:t>load a table from a .csv file</w:t>
-      </w:r>
-      <w:r>
-        <w:t xml:space="preserve"> use: </w:t>
-      </w:r>
-      <w:proofErr w:type="spellStart"/>
-      <w:r>
-        <w:rPr>
-          <w:color w:val="C00000"/>
-        </w:rPr>
-        <w:t>ld</w:t>
-      </w:r>
-      <w:proofErr w:type="spellEnd"/>
-    </w:p>
-    <w:p>
-      <w:pPr>
-        <w:pStyle w:val="Heading2"/>
-      </w:pPr>
-      <w:bookmarkStart w:id="29" w:name="_Toc597754"/>
+    <w:p/>
+    <w:p>
+      <w:pPr>
+        <w:pStyle w:val="Heading3"/>
+      </w:pPr>
+      <w:r>
+        <w:t>Comments</w:t>
+      </w:r>
+    </w:p>
+    <w:p>
+      <w:r>
+        <w:t>The RapidsSE prompt recognises line and block comments.  Line comments are double forward slash //.  Blocks comments start with /* and terminate with */</w:t>
+      </w:r>
+    </w:p>
+    <w:p>
+      <w:pPr>
+        <w:pStyle w:val="Heading1"/>
+      </w:pPr>
+      <w:bookmarkStart w:id="41" w:name="_Toc597766"/>
+      <w:r>
+        <w:t>Limitations and Restrictions</w:t>
+      </w:r>
+      <w:bookmarkEnd w:id="41"/>
+    </w:p>
+    <w:p>
+      <w:r>
+        <w:br w:type="page"/>
+      </w:r>
+    </w:p>
+    <w:p>
+      <w:pPr>
+        <w:pStyle w:val="Heading1"/>
+      </w:pPr>
+      <w:bookmarkStart w:id="42" w:name="_Toc597767"/>
       <w:r>
         <w:lastRenderedPageBreak/>
-        <w:t>Size of Table</w:t>
-      </w:r>
-      <w:bookmarkEnd w:id="29"/>
-    </w:p>
-    <w:p>
-      <w:r>
-        <w:t xml:space="preserve">To </w:t>
-      </w:r>
-      <w:r>
-        <w:t>get the size of a table</w:t>
-      </w:r>
-      <w:r>
-        <w:t xml:space="preserve"> use: </w:t>
-      </w:r>
-      <w:r>
-        <w:rPr>
-          <w:color w:val="C00000"/>
-        </w:rPr>
-        <w:t>sz</w:t>
-      </w:r>
-    </w:p>
-    <w:p>
-      <w:pPr>
-        <w:pStyle w:val="Heading2"/>
-      </w:pPr>
-      <w:bookmarkStart w:id="30" w:name="_Toc597755"/>
-      <w:r>
-        <w:t>Size of Index</w:t>
-      </w:r>
-      <w:bookmarkEnd w:id="30"/>
-    </w:p>
-    <w:p>
-      <w:r>
-        <w:t xml:space="preserve">To </w:t>
-      </w:r>
-      <w:r>
-        <w:t>get the size of an index</w:t>
-      </w:r>
-      <w:r>
-        <w:t xml:space="preserve"> use: </w:t>
-      </w:r>
-      <w:proofErr w:type="spellStart"/>
-      <w:r>
-        <w:rPr>
-          <w:color w:val="C00000"/>
-        </w:rPr>
-        <w:t>szidx</w:t>
-      </w:r>
-      <w:proofErr w:type="spellEnd"/>
-    </w:p>
-    <w:p>
-      <w:pPr>
-        <w:pStyle w:val="Heading2"/>
-      </w:pPr>
-      <w:bookmarkStart w:id="31" w:name="_Toc597756"/>
-      <w:r>
-        <w:t>Table Sizes</w:t>
-      </w:r>
-      <w:bookmarkEnd w:id="31"/>
-    </w:p>
-    <w:p>
-      <w:r>
-        <w:t xml:space="preserve">To </w:t>
-      </w:r>
-      <w:r>
-        <w:t>get the sizes of all tables in current folder</w:t>
-      </w:r>
-      <w:r>
-        <w:t xml:space="preserve"> use: </w:t>
-      </w:r>
-      <w:proofErr w:type="spellStart"/>
-      <w:r>
-        <w:rPr>
-          <w:color w:val="C00000"/>
-        </w:rPr>
-        <w:t>tableSizes</w:t>
-      </w:r>
-      <w:proofErr w:type="spellEnd"/>
-    </w:p>
-    <w:p>
-      <w:pPr>
-        <w:pStyle w:val="Heading2"/>
-      </w:pPr>
-      <w:bookmarkStart w:id="32" w:name="_Toc597757"/>
-      <w:r>
-        <w:t>Fetching Rows</w:t>
-      </w:r>
-      <w:bookmarkEnd w:id="32"/>
-    </w:p>
-    <w:p>
-      <w:r>
-        <w:t xml:space="preserve">To </w:t>
-      </w:r>
-      <w:r>
-        <w:t>fetch rows from a table</w:t>
-      </w:r>
-      <w:r>
-        <w:t xml:space="preserve"> use: </w:t>
-      </w:r>
-      <w:r>
-        <w:rPr>
-          <w:color w:val="C00000"/>
-        </w:rPr>
-        <w:t>fetch</w:t>
-      </w:r>
-    </w:p>
-    <w:p>
-      <w:pPr>
-        <w:pStyle w:val="Heading2"/>
-      </w:pPr>
-      <w:bookmarkStart w:id="33" w:name="_Toc597758"/>
-      <w:r>
-        <w:t>Listing Contents of Working Folder</w:t>
-      </w:r>
-      <w:bookmarkEnd w:id="33"/>
-    </w:p>
-    <w:p>
-      <w:r>
-        <w:t xml:space="preserve">To </w:t>
-      </w:r>
-      <w:r>
-        <w:t>list the contents of the working folder</w:t>
-      </w:r>
-      <w:r>
-        <w:t xml:space="preserve"> use: </w:t>
-      </w:r>
-      <w:proofErr w:type="spellStart"/>
-      <w:r>
-        <w:rPr>
-          <w:color w:val="C00000"/>
-        </w:rPr>
-        <w:t>lf</w:t>
-      </w:r>
-      <w:proofErr w:type="spellEnd"/>
-    </w:p>
-    <w:p>
-      <w:pPr>
-        <w:pStyle w:val="Heading2"/>
-      </w:pPr>
-      <w:bookmarkStart w:id="34" w:name="_Toc597759"/>
-      <w:r>
-        <w:t>Exporting a Table</w:t>
-      </w:r>
-      <w:bookmarkEnd w:id="34"/>
-    </w:p>
-    <w:p>
-      <w:r>
-        <w:t xml:space="preserve">To </w:t>
-      </w:r>
-      <w:r>
-        <w:t>export a table into a .csv file</w:t>
-      </w:r>
-      <w:r>
-        <w:t xml:space="preserve"> use: </w:t>
-      </w:r>
-      <w:r>
-        <w:rPr>
-          <w:color w:val="C00000"/>
-        </w:rPr>
-        <w:t>export</w:t>
-      </w:r>
-    </w:p>
-    <w:p>
-      <w:pPr>
-        <w:pStyle w:val="Heading2"/>
-      </w:pPr>
-      <w:bookmarkStart w:id="35" w:name="_Toc597760"/>
-      <w:r>
-        <w:t>Truncating a Table</w:t>
-      </w:r>
-      <w:bookmarkEnd w:id="35"/>
-    </w:p>
-    <w:p>
-      <w:r>
-        <w:t xml:space="preserve">To </w:t>
-      </w:r>
-      <w:r>
-        <w:t>truncate an existing table</w:t>
-      </w:r>
-      <w:r>
-        <w:t xml:space="preserve"> use: </w:t>
-      </w:r>
-      <w:proofErr w:type="spellStart"/>
-      <w:r>
-        <w:rPr>
-          <w:color w:val="C00000"/>
-        </w:rPr>
-        <w:t>tr</w:t>
-      </w:r>
-      <w:proofErr w:type="spellEnd"/>
-    </w:p>
-    <w:p>
-      <w:pPr>
-        <w:pStyle w:val="Heading2"/>
-      </w:pPr>
-      <w:bookmarkStart w:id="36" w:name="_Toc597761"/>
-      <w:r>
-        <w:t>Dropping an Index</w:t>
-      </w:r>
-      <w:bookmarkEnd w:id="36"/>
-    </w:p>
-    <w:p>
-      <w:r>
-        <w:t xml:space="preserve">To </w:t>
-      </w:r>
-      <w:r>
-        <w:t>drop an index from an existing table use</w:t>
-      </w:r>
-      <w:r>
-        <w:t xml:space="preserve">: </w:t>
-      </w:r>
-      <w:r>
-        <w:rPr>
-          <w:color w:val="C00000"/>
-        </w:rPr>
-        <w:t>drop index</w:t>
-      </w:r>
-      <w:r>
-        <w:rPr>
-          <w:color w:val="C00000"/>
-        </w:rPr>
-        <w:t xml:space="preserve"> …</w:t>
-      </w:r>
-    </w:p>
-    <w:p>
-      <w:pPr>
-        <w:pStyle w:val="Heading2"/>
-      </w:pPr>
-      <w:bookmarkStart w:id="37" w:name="_Toc597762"/>
-      <w:r>
-        <w:t>Dropping a Table</w:t>
-      </w:r>
-      <w:bookmarkEnd w:id="37"/>
-    </w:p>
-    <w:p>
-      <w:r>
-        <w:t xml:space="preserve">To </w:t>
-      </w:r>
-      <w:r>
-        <w:t>drop an existing table use</w:t>
-      </w:r>
-      <w:r>
-        <w:t xml:space="preserve">: </w:t>
-      </w:r>
-      <w:r>
-        <w:rPr>
-          <w:color w:val="C00000"/>
-        </w:rPr>
-        <w:t>drop table</w:t>
-      </w:r>
-      <w:r>
-        <w:rPr>
-          <w:color w:val="C00000"/>
-        </w:rPr>
-        <w:t xml:space="preserve"> …</w:t>
-      </w:r>
-    </w:p>
+        <w:t>Appendix A – Command Line Arguments</w:t>
+      </w:r>
+      <w:bookmarkEnd w:id="42"/>
+    </w:p>
+    <w:p/>
+    <w:tbl>
+      <w:tblPr>
+        <w:tblStyle w:val="TableGrid"/>
+        <w:tblW w:w="0" w:type="auto"/>
+        <w:tblLook w:val="04A0" w:firstRow="1" w:lastRow="0" w:firstColumn="1" w:lastColumn="0" w:noHBand="0" w:noVBand="1"/>
+      </w:tblPr>
+      <w:tblGrid>
+        <w:gridCol w:w="1896"/>
+        <w:gridCol w:w="831"/>
+        <w:gridCol w:w="6283"/>
+      </w:tblGrid>
+      <w:tr>
+        <w:tc>
+          <w:tcPr>
+            <w:tcW w:w="1902" w:type="dxa"/>
+          </w:tcPr>
+          <w:p>
+            <w:pPr>
+              <w:rPr>
+                <w:b/>
+                <w:color w:val="000000" w:themeColor="text1"/>
+              </w:rPr>
+            </w:pPr>
+            <w:r>
+              <w:rPr>
+                <w:b/>
+                <w:color w:val="000000" w:themeColor="text1"/>
+              </w:rPr>
+              <w:t>Argument</w:t>
+            </w:r>
+          </w:p>
+        </w:tc>
+        <w:tc>
+          <w:tcPr>
+            <w:tcW w:w="645" w:type="dxa"/>
+          </w:tcPr>
+          <w:p>
+            <w:pPr>
+              <w:rPr>
+                <w:b/>
+                <w:color w:val="000000" w:themeColor="text1"/>
+              </w:rPr>
+            </w:pPr>
+            <w:r>
+              <w:rPr>
+                <w:b/>
+                <w:color w:val="000000" w:themeColor="text1"/>
+              </w:rPr>
+              <w:t>Default</w:t>
+            </w:r>
+          </w:p>
+        </w:tc>
+        <w:tc>
+          <w:tcPr>
+            <w:tcW w:w="6463" w:type="dxa"/>
+          </w:tcPr>
+          <w:p>
+            <w:pPr>
+              <w:rPr>
+                <w:b/>
+                <w:color w:val="000000" w:themeColor="text1"/>
+              </w:rPr>
+            </w:pPr>
+            <w:r>
+              <w:rPr>
+                <w:b/>
+                <w:color w:val="000000" w:themeColor="text1"/>
+              </w:rPr>
+              <w:t>Description</w:t>
+            </w:r>
+          </w:p>
+        </w:tc>
+      </w:tr>
+      <w:tr>
+        <w:tc>
+          <w:tcPr>
+            <w:tcW w:w="1902" w:type="dxa"/>
+          </w:tcPr>
+          <w:p>
+            <w:r>
+              <w:t>--</w:t>
+            </w:r>
+            <w:proofErr w:type="spellStart"/>
+            <w:r>
+              <w:t>partitionsPerNode</w:t>
+            </w:r>
+            <w:proofErr w:type="spellEnd"/>
+          </w:p>
+        </w:tc>
+        <w:tc>
+          <w:tcPr>
+            <w:tcW w:w="645" w:type="dxa"/>
+          </w:tcPr>
+          <w:p>
+            <w:r>
+              <w:t>4</w:t>
+            </w:r>
+          </w:p>
+        </w:tc>
+        <w:tc>
+          <w:tcPr>
+            <w:tcW w:w="6463" w:type="dxa"/>
+          </w:tcPr>
+          <w:p/>
+        </w:tc>
+      </w:tr>
+      <w:tr>
+        <w:tc>
+          <w:tcPr>
+            <w:tcW w:w="1902" w:type="dxa"/>
+          </w:tcPr>
+          <w:p>
+            <w:r>
+              <w:t>--prompt</w:t>
+            </w:r>
+          </w:p>
+        </w:tc>
+        <w:tc>
+          <w:tcPr>
+            <w:tcW w:w="645" w:type="dxa"/>
+          </w:tcPr>
+          <w:p/>
+        </w:tc>
+        <w:tc>
+          <w:tcPr>
+            <w:tcW w:w="6463" w:type="dxa"/>
+          </w:tcPr>
+          <w:p/>
+        </w:tc>
+      </w:tr>
+      <w:tr>
+        <w:tc>
+          <w:tcPr>
+            <w:tcW w:w="1902" w:type="dxa"/>
+          </w:tcPr>
+          <w:p>
+            <w:r>
+              <w:t>--</w:t>
+            </w:r>
+            <w:r>
+              <w:t xml:space="preserve">size </w:t>
+            </w:r>
+          </w:p>
+        </w:tc>
+        <w:tc>
+          <w:tcPr>
+            <w:tcW w:w="645" w:type="dxa"/>
+          </w:tcPr>
+          <w:p>
+            <w:r>
+              <w:t>4GB</w:t>
+            </w:r>
+          </w:p>
+        </w:tc>
+        <w:tc>
+          <w:tcPr>
+            <w:tcW w:w="6463" w:type="dxa"/>
+          </w:tcPr>
+          <w:p/>
+        </w:tc>
+      </w:tr>
+      <w:tr>
+        <w:tc>
+          <w:tcPr>
+            <w:tcW w:w="1902" w:type="dxa"/>
+          </w:tcPr>
+          <w:p>
+            <w:r>
+              <w:t>--</w:t>
+            </w:r>
+            <w:r>
+              <w:t>start</w:t>
+            </w:r>
+          </w:p>
+        </w:tc>
+        <w:tc>
+          <w:tcPr>
+            <w:tcW w:w="645" w:type="dxa"/>
+          </w:tcPr>
+          <w:p/>
+        </w:tc>
+        <w:tc>
+          <w:tcPr>
+            <w:tcW w:w="6463" w:type="dxa"/>
+          </w:tcPr>
+          <w:p/>
+        </w:tc>
+      </w:tr>
+      <w:tr>
+        <w:tc>
+          <w:tcPr>
+            <w:tcW w:w="1902" w:type="dxa"/>
+          </w:tcPr>
+          <w:p>
+            <w:r>
+              <w:t>--threads</w:t>
+            </w:r>
+          </w:p>
+        </w:tc>
+        <w:tc>
+          <w:tcPr>
+            <w:tcW w:w="645" w:type="dxa"/>
+          </w:tcPr>
+          <w:p>
+            <w:r>
+              <w:t>20</w:t>
+            </w:r>
+          </w:p>
+        </w:tc>
+        <w:tc>
+          <w:tcPr>
+            <w:tcW w:w="6463" w:type="dxa"/>
+          </w:tcPr>
+          <w:p/>
+        </w:tc>
+      </w:tr>
+      <w:tr>
+        <w:tc>
+          <w:tcPr>
+            <w:tcW w:w="1902" w:type="dxa"/>
+          </w:tcPr>
+          <w:p>
+            <w:r>
+              <w:t>--</w:t>
+            </w:r>
+            <w:r>
+              <w:t>name</w:t>
+            </w:r>
+          </w:p>
+        </w:tc>
+        <w:tc>
+          <w:tcPr>
+            <w:tcW w:w="645" w:type="dxa"/>
+          </w:tcPr>
+          <w:p/>
+        </w:tc>
+        <w:tc>
+          <w:tcPr>
+            <w:tcW w:w="6463" w:type="dxa"/>
+          </w:tcPr>
+          <w:p/>
+        </w:tc>
+      </w:tr>
+      <w:tr>
+        <w:tc>
+          <w:tcPr>
+            <w:tcW w:w="1902" w:type="dxa"/>
+          </w:tcPr>
+          <w:p>
+            <w:r>
+              <w:t>--</w:t>
+            </w:r>
+            <w:r>
+              <w:t>node</w:t>
+            </w:r>
+          </w:p>
+        </w:tc>
+        <w:tc>
+          <w:tcPr>
+            <w:tcW w:w="645" w:type="dxa"/>
+          </w:tcPr>
+          <w:p/>
+        </w:tc>
+        <w:tc>
+          <w:tcPr>
+            <w:tcW w:w="6463" w:type="dxa"/>
+          </w:tcPr>
+          <w:p/>
+        </w:tc>
+      </w:tr>
+      <w:tr>
+        <w:tc>
+          <w:tcPr>
+            <w:tcW w:w="1902" w:type="dxa"/>
+          </w:tcPr>
+          <w:p>
+            <w:r>
+              <w:t>--welcome</w:t>
+            </w:r>
+          </w:p>
+        </w:tc>
+        <w:tc>
+          <w:tcPr>
+            <w:tcW w:w="645" w:type="dxa"/>
+          </w:tcPr>
+          <w:p/>
+        </w:tc>
+        <w:tc>
+          <w:tcPr>
+            <w:tcW w:w="6463" w:type="dxa"/>
+          </w:tcPr>
+          <w:p/>
+        </w:tc>
+      </w:tr>
+    </w:tbl>
+    <w:p/>
     <w:p/>
     <w:p>
       <w:pPr>
@@ -5482,79 +7040,16 @@
       <w:pPr>
         <w:pStyle w:val="Heading1"/>
       </w:pPr>
-      <w:bookmarkStart w:id="38" w:name="_Toc597763"/>
+      <w:bookmarkStart w:id="43" w:name="_Toc597768"/>
       <w:r>
         <w:lastRenderedPageBreak/>
-        <w:t>Supported Data Types</w:t>
-      </w:r>
-    </w:p>
-    <w:p>
-      <w:pPr>
-        <w:pStyle w:val="Heading1"/>
-      </w:pPr>
-      <w:r>
-        <w:t xml:space="preserve">Fetching Rows </w:t>
-      </w:r>
-      <w:r>
-        <w:t>Using Indexes</w:t>
-      </w:r>
-      <w:bookmarkEnd w:id="38"/>
-    </w:p>
-    <w:p>
-      <w:pPr>
-        <w:pStyle w:val="Heading1"/>
-      </w:pPr>
-      <w:bookmarkStart w:id="39" w:name="_Toc597764"/>
-      <w:r>
-        <w:t>Timing Commands</w:t>
-      </w:r>
-      <w:bookmarkEnd w:id="39"/>
-    </w:p>
-    <w:p>
-      <w:pPr>
-        <w:pStyle w:val="Heading1"/>
-      </w:pPr>
-      <w:bookmarkStart w:id="40" w:name="_Toc597765"/>
-      <w:r>
-        <w:t>Scripting</w:t>
-      </w:r>
-      <w:bookmarkEnd w:id="40"/>
-    </w:p>
-    <w:p>
-      <w:r>
-        <w:t>Print</w:t>
-      </w:r>
-    </w:p>
-    <w:p>
-      <w:r>
-        <w:t>Comments</w:t>
-      </w:r>
-    </w:p>
-    <w:p>
-      <w:pPr>
-        <w:pStyle w:val="Heading1"/>
-      </w:pPr>
-      <w:bookmarkStart w:id="41" w:name="_Toc597766"/>
-      <w:r>
-        <w:t>Limitations and Restrictions</w:t>
-      </w:r>
-      <w:bookmarkEnd w:id="41"/>
-    </w:p>
-    <w:p>
-      <w:r>
-        <w:br w:type="page"/>
-      </w:r>
-    </w:p>
-    <w:p>
-      <w:pPr>
-        <w:pStyle w:val="Heading1"/>
-      </w:pPr>
-      <w:bookmarkStart w:id="42" w:name="_Toc597767"/>
-      <w:r>
-        <w:lastRenderedPageBreak/>
-        <w:t>Appendix A – Command Line Arguments</w:t>
-      </w:r>
-      <w:bookmarkEnd w:id="42"/>
+        <w:t>Appendix B – Prompt Functions</w:t>
+      </w:r>
+    </w:p>
+    <w:p>
+      <w:r>
+        <w:t>The following table presents a number of internal functions available in the SE prompt.  These functions are currently under review and not yet available for customer use.</w:t>
+      </w:r>
     </w:p>
     <w:p/>
     <w:tbl>
@@ -5573,40 +7068,21 @@
             <w:tcW w:w="2122" w:type="dxa"/>
           </w:tcPr>
           <w:p>
-            <w:pPr>
-              <w:rPr>
-                <w:b/>
-                <w:color w:val="000000" w:themeColor="text1"/>
-              </w:rPr>
-            </w:pPr>
-            <w:r>
-              <w:rPr>
-                <w:b/>
-                <w:color w:val="000000" w:themeColor="text1"/>
-              </w:rPr>
-              <w:t>Argument</w:t>
-            </w:r>
+            <w:proofErr w:type="spellStart"/>
+            <w:r>
+              <w:t>a</w:t>
+            </w:r>
+            <w:r>
+              <w:t>rgs</w:t>
+            </w:r>
+            <w:proofErr w:type="spellEnd"/>
           </w:p>
         </w:tc>
         <w:tc>
           <w:tcPr>
             <w:tcW w:w="6888" w:type="dxa"/>
           </w:tcPr>
-          <w:p>
-            <w:pPr>
-              <w:rPr>
-                <w:b/>
-                <w:color w:val="000000" w:themeColor="text1"/>
-              </w:rPr>
-            </w:pPr>
-            <w:r>
-              <w:rPr>
-                <w:b/>
-                <w:color w:val="000000" w:themeColor="text1"/>
-              </w:rPr>
-              <w:t>Description</w:t>
-            </w:r>
-          </w:p>
+          <w:p/>
         </w:tc>
       </w:tr>
       <w:tr>
@@ -5616,10 +7092,7 @@
           </w:tcPr>
           <w:p>
             <w:r>
-              <w:t>--</w:t>
-            </w:r>
-            <w:r>
-              <w:t>prompt</w:t>
+              <w:t>bye</w:t>
             </w:r>
           </w:p>
         </w:tc>
@@ -5637,10 +7110,7 @@
           </w:tcPr>
           <w:p>
             <w:r>
-              <w:t>--</w:t>
-            </w:r>
-            <w:r>
-              <w:t xml:space="preserve">size </w:t>
+              <w:t>date</w:t>
             </w:r>
           </w:p>
         </w:tc>
@@ -5657,12 +7127,11 @@
             <w:tcW w:w="2122" w:type="dxa"/>
           </w:tcPr>
           <w:p>
-            <w:r>
-              <w:t>--</w:t>
-            </w:r>
-            <w:r>
-              <w:t>start</w:t>
-            </w:r>
+            <w:proofErr w:type="spellStart"/>
+            <w:r>
+              <w:t>hw</w:t>
+            </w:r>
+            <w:proofErr w:type="spellEnd"/>
           </w:p>
         </w:tc>
         <w:tc>
@@ -5678,12 +7147,11 @@
             <w:tcW w:w="2122" w:type="dxa"/>
           </w:tcPr>
           <w:p>
-            <w:r>
-              <w:t>--</w:t>
-            </w:r>
-            <w:r>
-              <w:t>name</w:t>
-            </w:r>
+            <w:proofErr w:type="spellStart"/>
+            <w:r>
+              <w:t>opsys</w:t>
+            </w:r>
+            <w:proofErr w:type="spellEnd"/>
           </w:p>
         </w:tc>
         <w:tc>
@@ -5700,10 +7168,137 @@
           </w:tcPr>
           <w:p>
             <w:r>
-              <w:t>--</w:t>
-            </w:r>
-            <w:r>
-              <w:t>node</w:t>
+              <w:t>print</w:t>
+            </w:r>
+          </w:p>
+        </w:tc>
+        <w:tc>
+          <w:tcPr>
+            <w:tcW w:w="6888" w:type="dxa"/>
+          </w:tcPr>
+          <w:p/>
+        </w:tc>
+      </w:tr>
+      <w:tr>
+        <w:tc>
+          <w:tcPr>
+            <w:tcW w:w="2122" w:type="dxa"/>
+          </w:tcPr>
+          <w:p>
+            <w:proofErr w:type="spellStart"/>
+            <w:r>
+              <w:t>mkpipe</w:t>
+            </w:r>
+            <w:proofErr w:type="spellEnd"/>
+          </w:p>
+        </w:tc>
+        <w:tc>
+          <w:tcPr>
+            <w:tcW w:w="6888" w:type="dxa"/>
+          </w:tcPr>
+          <w:p/>
+        </w:tc>
+      </w:tr>
+      <w:tr>
+        <w:tc>
+          <w:tcPr>
+            <w:tcW w:w="2122" w:type="dxa"/>
+          </w:tcPr>
+          <w:p>
+            <w:r>
+              <w:t>mon</w:t>
+            </w:r>
+          </w:p>
+        </w:tc>
+        <w:tc>
+          <w:tcPr>
+            <w:tcW w:w="6888" w:type="dxa"/>
+          </w:tcPr>
+          <w:p/>
+        </w:tc>
+      </w:tr>
+      <w:tr>
+        <w:tc>
+          <w:tcPr>
+            <w:tcW w:w="2122" w:type="dxa"/>
+          </w:tcPr>
+          <w:p>
+            <w:r>
+              <w:t>resources</w:t>
+            </w:r>
+          </w:p>
+        </w:tc>
+        <w:tc>
+          <w:tcPr>
+            <w:tcW w:w="6888" w:type="dxa"/>
+          </w:tcPr>
+          <w:p/>
+        </w:tc>
+      </w:tr>
+      <w:tr>
+        <w:tc>
+          <w:tcPr>
+            <w:tcW w:w="2122" w:type="dxa"/>
+          </w:tcPr>
+          <w:p>
+            <w:proofErr w:type="spellStart"/>
+            <w:r>
+              <w:t>rmpipe</w:t>
+            </w:r>
+            <w:proofErr w:type="spellEnd"/>
+          </w:p>
+        </w:tc>
+        <w:tc>
+          <w:tcPr>
+            <w:tcW w:w="6888" w:type="dxa"/>
+          </w:tcPr>
+          <w:p/>
+        </w:tc>
+      </w:tr>
+      <w:tr>
+        <w:tc>
+          <w:tcPr>
+            <w:tcW w:w="2122" w:type="dxa"/>
+          </w:tcPr>
+          <w:p>
+            <w:r>
+              <w:t>sleep</w:t>
+            </w:r>
+          </w:p>
+        </w:tc>
+        <w:tc>
+          <w:tcPr>
+            <w:tcW w:w="6888" w:type="dxa"/>
+          </w:tcPr>
+          <w:p/>
+        </w:tc>
+      </w:tr>
+      <w:tr>
+        <w:tc>
+          <w:tcPr>
+            <w:tcW w:w="2122" w:type="dxa"/>
+          </w:tcPr>
+          <w:p>
+            <w:r>
+              <w:t>uptime</w:t>
+            </w:r>
+          </w:p>
+        </w:tc>
+        <w:tc>
+          <w:tcPr>
+            <w:tcW w:w="6888" w:type="dxa"/>
+          </w:tcPr>
+          <w:p/>
+        </w:tc>
+      </w:tr>
+      <w:tr>
+        <w:tc>
+          <w:tcPr>
+            <w:tcW w:w="2122" w:type="dxa"/>
+          </w:tcPr>
+          <w:p>
+            <w:r>
+              <w:t>version</w:t>
             </w:r>
           </w:p>
         </w:tc>
@@ -5716,14 +7311,15 @@
       </w:tr>
     </w:tbl>
     <w:p/>
-    <w:p/>
-    <w:p>
-      <w:pPr>
+    <w:p>
+      <w:pPr>
+        <w:spacing w:after="0"/>
         <w:rPr>
           <w:rFonts w:asciiTheme="majorHAnsi" w:eastAsiaTheme="majorEastAsia" w:hAnsiTheme="majorHAnsi" w:cstheme="majorBidi"/>
           <w:color w:val="2F5496" w:themeColor="accent1" w:themeShade="BF"/>
           <w:sz w:val="32"/>
           <w:szCs w:val="32"/>
+          <w:u w:val="single"/>
         </w:rPr>
       </w:pPr>
       <w:r>
@@ -5734,16 +7330,20 @@
       <w:pPr>
         <w:pStyle w:val="Heading1"/>
       </w:pPr>
-      <w:bookmarkStart w:id="43" w:name="_Toc597768"/>
       <w:r>
         <w:lastRenderedPageBreak/>
-        <w:t>Appendix B – Prompt Functions</w:t>
-      </w:r>
-    </w:p>
-    <w:p>
-      <w:r>
-        <w:t>The following table presents a number of internal functions available in the SE prompt.  These functions are currently under review and not yet available for customer use.</w:t>
-      </w:r>
+        <w:t xml:space="preserve">Appendix B – </w:t>
+      </w:r>
+      <w:r>
+        <w:t xml:space="preserve">Prompt </w:t>
+      </w:r>
+      <w:r>
+        <w:t>Command</w:t>
+      </w:r>
+      <w:r>
+        <w:t>s</w:t>
+      </w:r>
+      <w:bookmarkEnd w:id="43"/>
     </w:p>
     <w:p/>
     <w:tbl>
@@ -5753,163 +7353,13 @@
         <w:tblLook w:val="04A0" w:firstRow="1" w:lastRow="0" w:firstColumn="1" w:lastColumn="0" w:noHBand="0" w:noVBand="1"/>
       </w:tblPr>
       <w:tblGrid>
-        <w:gridCol w:w="3256"/>
-        <w:gridCol w:w="5754"/>
+        <w:gridCol w:w="2263"/>
+        <w:gridCol w:w="6747"/>
       </w:tblGrid>
       <w:tr>
         <w:tc>
           <w:tcPr>
-            <w:tcW w:w="3256" w:type="dxa"/>
-          </w:tcPr>
-          <w:p/>
-        </w:tc>
-        <w:tc>
-          <w:tcPr>
-            <w:tcW w:w="5754" w:type="dxa"/>
-          </w:tcPr>
-          <w:p/>
-        </w:tc>
-      </w:tr>
-      <w:tr>
-        <w:tc>
-          <w:tcPr>
-            <w:tcW w:w="3256" w:type="dxa"/>
-          </w:tcPr>
-          <w:p/>
-        </w:tc>
-        <w:tc>
-          <w:tcPr>
-            <w:tcW w:w="5754" w:type="dxa"/>
-          </w:tcPr>
-          <w:p/>
-        </w:tc>
-      </w:tr>
-      <w:tr>
-        <w:tc>
-          <w:tcPr>
-            <w:tcW w:w="3256" w:type="dxa"/>
-          </w:tcPr>
-          <w:p/>
-        </w:tc>
-        <w:tc>
-          <w:tcPr>
-            <w:tcW w:w="5754" w:type="dxa"/>
-          </w:tcPr>
-          <w:p/>
-        </w:tc>
-      </w:tr>
-      <w:tr>
-        <w:tc>
-          <w:tcPr>
-            <w:tcW w:w="3256" w:type="dxa"/>
-          </w:tcPr>
-          <w:p/>
-        </w:tc>
-        <w:tc>
-          <w:tcPr>
-            <w:tcW w:w="5754" w:type="dxa"/>
-          </w:tcPr>
-          <w:p/>
-        </w:tc>
-      </w:tr>
-      <w:tr>
-        <w:tc>
-          <w:tcPr>
-            <w:tcW w:w="3256" w:type="dxa"/>
-          </w:tcPr>
-          <w:p/>
-        </w:tc>
-        <w:tc>
-          <w:tcPr>
-            <w:tcW w:w="5754" w:type="dxa"/>
-          </w:tcPr>
-          <w:p/>
-        </w:tc>
-      </w:tr>
-      <w:tr>
-        <w:tc>
-          <w:tcPr>
-            <w:tcW w:w="3256" w:type="dxa"/>
-          </w:tcPr>
-          <w:p/>
-        </w:tc>
-        <w:tc>
-          <w:tcPr>
-            <w:tcW w:w="5754" w:type="dxa"/>
-          </w:tcPr>
-          <w:p/>
-        </w:tc>
-      </w:tr>
-      <w:tr>
-        <w:tc>
-          <w:tcPr>
-            <w:tcW w:w="3256" w:type="dxa"/>
-          </w:tcPr>
-          <w:p/>
-        </w:tc>
-        <w:tc>
-          <w:tcPr>
-            <w:tcW w:w="5754" w:type="dxa"/>
-          </w:tcPr>
-          <w:p/>
-        </w:tc>
-      </w:tr>
-      <w:tr>
-        <w:tc>
-          <w:tcPr>
-            <w:tcW w:w="3256" w:type="dxa"/>
-          </w:tcPr>
-          <w:p/>
-        </w:tc>
-        <w:tc>
-          <w:tcPr>
-            <w:tcW w:w="5754" w:type="dxa"/>
-          </w:tcPr>
-          <w:p/>
-        </w:tc>
-      </w:tr>
-    </w:tbl>
-    <w:p/>
-    <w:p>
-      <w:pPr>
-        <w:spacing w:after="0"/>
-        <w:rPr>
-          <w:rFonts w:asciiTheme="majorHAnsi" w:eastAsiaTheme="majorEastAsia" w:hAnsiTheme="majorHAnsi" w:cstheme="majorBidi"/>
-          <w:color w:val="2F5496" w:themeColor="accent1" w:themeShade="BF"/>
-          <w:sz w:val="32"/>
-          <w:szCs w:val="32"/>
-          <w:u w:val="single"/>
-        </w:rPr>
-      </w:pPr>
-      <w:r>
-        <w:br w:type="page"/>
-      </w:r>
-    </w:p>
-    <w:p>
-      <w:pPr>
-        <w:pStyle w:val="Heading1"/>
-      </w:pPr>
-      <w:r>
-        <w:lastRenderedPageBreak/>
-        <w:t>Appendix B – Command Summary</w:t>
-      </w:r>
-      <w:bookmarkEnd w:id="43"/>
-    </w:p>
-    <w:p/>
-    <w:tbl>
-      <w:tblPr>
-        <w:tblStyle w:val="TableGrid"/>
-        <w:tblW w:w="0" w:type="auto"/>
-        <w:tblLook w:val="04A0" w:firstRow="1" w:lastRow="0" w:firstColumn="1" w:lastColumn="0" w:noHBand="0" w:noVBand="1"/>
-      </w:tblPr>
-      <w:tblGrid>
-        <w:gridCol w:w="2689"/>
-        <w:gridCol w:w="6321"/>
-      </w:tblGrid>
-      <w:tr>
-        <w:tc>
-          <w:tcPr>
-            <w:tcW w:w="2689" w:type="dxa"/>
+            <w:tcW w:w="2263" w:type="dxa"/>
             <w:shd w:val="clear" w:color="auto" w:fill="D9D9D9" w:themeFill="background1" w:themeFillShade="D9"/>
           </w:tcPr>
           <w:p>
@@ -5930,7 +7380,7 @@
         </w:tc>
         <w:tc>
           <w:tcPr>
-            <w:tcW w:w="6321" w:type="dxa"/>
+            <w:tcW w:w="6747" w:type="dxa"/>
             <w:shd w:val="clear" w:color="auto" w:fill="D9D9D9" w:themeFill="background1" w:themeFillShade="D9"/>
           </w:tcPr>
           <w:p>
@@ -5951,7 +7401,7 @@
       <w:tr>
         <w:tc>
           <w:tcPr>
-            <w:tcW w:w="2689" w:type="dxa"/>
+            <w:tcW w:w="2263" w:type="dxa"/>
           </w:tcPr>
           <w:p>
             <w:r>
@@ -5964,7 +7414,7 @@
         </w:tc>
         <w:tc>
           <w:tcPr>
-            <w:tcW w:w="6321" w:type="dxa"/>
+            <w:tcW w:w="6747" w:type="dxa"/>
           </w:tcPr>
           <w:p>
             <w:r>
@@ -5976,7 +7426,7 @@
       <w:tr>
         <w:tc>
           <w:tcPr>
-            <w:tcW w:w="2689" w:type="dxa"/>
+            <w:tcW w:w="2263" w:type="dxa"/>
           </w:tcPr>
           <w:p>
             <w:r>
@@ -5989,7 +7439,7 @@
         </w:tc>
         <w:tc>
           <w:tcPr>
-            <w:tcW w:w="6321" w:type="dxa"/>
+            <w:tcW w:w="6747" w:type="dxa"/>
           </w:tcPr>
           <w:p>
             <w:r>
@@ -6001,7 +7451,7 @@
       <w:tr>
         <w:tc>
           <w:tcPr>
-            <w:tcW w:w="2689" w:type="dxa"/>
+            <w:tcW w:w="2263" w:type="dxa"/>
           </w:tcPr>
           <w:p>
             <w:proofErr w:type="spellStart"/>
@@ -6016,7 +7466,7 @@
         </w:tc>
         <w:tc>
           <w:tcPr>
-            <w:tcW w:w="6321" w:type="dxa"/>
+            <w:tcW w:w="6747" w:type="dxa"/>
           </w:tcPr>
           <w:p>
             <w:r>
@@ -6028,7 +7478,7 @@
       <w:tr>
         <w:tc>
           <w:tcPr>
-            <w:tcW w:w="2689" w:type="dxa"/>
+            <w:tcW w:w="2263" w:type="dxa"/>
           </w:tcPr>
           <w:p>
             <w:r>
@@ -6041,7 +7491,7 @@
         </w:tc>
         <w:tc>
           <w:tcPr>
-            <w:tcW w:w="6321" w:type="dxa"/>
+            <w:tcW w:w="6747" w:type="dxa"/>
           </w:tcPr>
           <w:p>
             <w:r>
@@ -6053,7 +7503,7 @@
       <w:tr>
         <w:tc>
           <w:tcPr>
-            <w:tcW w:w="2689" w:type="dxa"/>
+            <w:tcW w:w="2263" w:type="dxa"/>
           </w:tcPr>
           <w:p>
             <w:r>
@@ -6066,7 +7516,7 @@
         </w:tc>
         <w:tc>
           <w:tcPr>
-            <w:tcW w:w="6321" w:type="dxa"/>
+            <w:tcW w:w="6747" w:type="dxa"/>
           </w:tcPr>
           <w:p>
             <w:r>
@@ -6078,7 +7528,7 @@
       <w:tr>
         <w:tc>
           <w:tcPr>
-            <w:tcW w:w="2689" w:type="dxa"/>
+            <w:tcW w:w="2263" w:type="dxa"/>
           </w:tcPr>
           <w:p>
             <w:r>
@@ -6091,7 +7541,7 @@
         </w:tc>
         <w:tc>
           <w:tcPr>
-            <w:tcW w:w="6321" w:type="dxa"/>
+            <w:tcW w:w="6747" w:type="dxa"/>
           </w:tcPr>
           <w:p>
             <w:r>
@@ -6103,7 +7553,7 @@
       <w:tr>
         <w:tc>
           <w:tcPr>
-            <w:tcW w:w="2689" w:type="dxa"/>
+            <w:tcW w:w="2263" w:type="dxa"/>
           </w:tcPr>
           <w:p>
             <w:r>
@@ -6116,7 +7566,7 @@
         </w:tc>
         <w:tc>
           <w:tcPr>
-            <w:tcW w:w="6321" w:type="dxa"/>
+            <w:tcW w:w="6747" w:type="dxa"/>
           </w:tcPr>
           <w:p>
             <w:r>
@@ -6128,7 +7578,7 @@
       <w:tr>
         <w:tc>
           <w:tcPr>
-            <w:tcW w:w="2689" w:type="dxa"/>
+            <w:tcW w:w="2263" w:type="dxa"/>
           </w:tcPr>
           <w:p>
             <w:r>
@@ -6141,7 +7591,7 @@
         </w:tc>
         <w:tc>
           <w:tcPr>
-            <w:tcW w:w="6321" w:type="dxa"/>
+            <w:tcW w:w="6747" w:type="dxa"/>
           </w:tcPr>
           <w:p>
             <w:r>
@@ -6153,7 +7603,7 @@
       <w:tr>
         <w:tc>
           <w:tcPr>
-            <w:tcW w:w="2689" w:type="dxa"/>
+            <w:tcW w:w="2263" w:type="dxa"/>
           </w:tcPr>
           <w:p>
             <w:r>
@@ -6166,7 +7616,7 @@
         </w:tc>
         <w:tc>
           <w:tcPr>
-            <w:tcW w:w="6321" w:type="dxa"/>
+            <w:tcW w:w="6747" w:type="dxa"/>
           </w:tcPr>
           <w:p>
             <w:r>
@@ -6178,7 +7628,7 @@
       <w:tr>
         <w:tc>
           <w:tcPr>
-            <w:tcW w:w="2689" w:type="dxa"/>
+            <w:tcW w:w="2263" w:type="dxa"/>
           </w:tcPr>
           <w:p>
             <w:proofErr w:type="spellStart"/>
@@ -6193,7 +7643,7 @@
         </w:tc>
         <w:tc>
           <w:tcPr>
-            <w:tcW w:w="6321" w:type="dxa"/>
+            <w:tcW w:w="6747" w:type="dxa"/>
           </w:tcPr>
           <w:p>
             <w:r>
@@ -6205,7 +7655,7 @@
       <w:tr>
         <w:tc>
           <w:tcPr>
-            <w:tcW w:w="2689" w:type="dxa"/>
+            <w:tcW w:w="2263" w:type="dxa"/>
           </w:tcPr>
           <w:p>
             <w:proofErr w:type="spellStart"/>
@@ -6220,7 +7670,7 @@
         </w:tc>
         <w:tc>
           <w:tcPr>
-            <w:tcW w:w="6321" w:type="dxa"/>
+            <w:tcW w:w="6747" w:type="dxa"/>
           </w:tcPr>
           <w:p>
             <w:r>
@@ -6232,7 +7682,7 @@
       <w:tr>
         <w:tc>
           <w:tcPr>
-            <w:tcW w:w="2689" w:type="dxa"/>
+            <w:tcW w:w="2263" w:type="dxa"/>
           </w:tcPr>
           <w:p>
             <w:r>
@@ -6245,7 +7695,7 @@
         </w:tc>
         <w:tc>
           <w:tcPr>
-            <w:tcW w:w="6321" w:type="dxa"/>
+            <w:tcW w:w="6747" w:type="dxa"/>
           </w:tcPr>
           <w:p>
             <w:r>
@@ -6257,7 +7707,7 @@
       <w:tr>
         <w:tc>
           <w:tcPr>
-            <w:tcW w:w="2689" w:type="dxa"/>
+            <w:tcW w:w="2263" w:type="dxa"/>
           </w:tcPr>
           <w:p>
             <w:proofErr w:type="spellStart"/>
@@ -6272,7 +7722,7 @@
         </w:tc>
         <w:tc>
           <w:tcPr>
-            <w:tcW w:w="6321" w:type="dxa"/>
+            <w:tcW w:w="6747" w:type="dxa"/>
           </w:tcPr>
           <w:p>
             <w:r>
@@ -6284,7 +7734,7 @@
       <w:tr>
         <w:tc>
           <w:tcPr>
-            <w:tcW w:w="2689" w:type="dxa"/>
+            <w:tcW w:w="2263" w:type="dxa"/>
           </w:tcPr>
           <w:p>
             <w:proofErr w:type="spellStart"/>
@@ -6299,7 +7749,7 @@
         </w:tc>
         <w:tc>
           <w:tcPr>
-            <w:tcW w:w="6321" w:type="dxa"/>
+            <w:tcW w:w="6747" w:type="dxa"/>
           </w:tcPr>
           <w:p>
             <w:r>
@@ -6311,7 +7761,7 @@
       <w:tr>
         <w:tc>
           <w:tcPr>
-            <w:tcW w:w="2689" w:type="dxa"/>
+            <w:tcW w:w="2263" w:type="dxa"/>
           </w:tcPr>
           <w:p>
             <w:proofErr w:type="spellStart"/>
@@ -6326,7 +7776,7 @@
         </w:tc>
         <w:tc>
           <w:tcPr>
-            <w:tcW w:w="6321" w:type="dxa"/>
+            <w:tcW w:w="6747" w:type="dxa"/>
           </w:tcPr>
           <w:p>
             <w:r>
@@ -6338,7 +7788,7 @@
       <w:tr>
         <w:tc>
           <w:tcPr>
-            <w:tcW w:w="2689" w:type="dxa"/>
+            <w:tcW w:w="2263" w:type="dxa"/>
           </w:tcPr>
           <w:p>
             <w:proofErr w:type="spellStart"/>
@@ -6353,7 +7803,7 @@
         </w:tc>
         <w:tc>
           <w:tcPr>
-            <w:tcW w:w="6321" w:type="dxa"/>
+            <w:tcW w:w="6747" w:type="dxa"/>
           </w:tcPr>
           <w:p>
             <w:r>
@@ -6365,7 +7815,7 @@
       <w:tr>
         <w:tc>
           <w:tcPr>
-            <w:tcW w:w="2689" w:type="dxa"/>
+            <w:tcW w:w="2263" w:type="dxa"/>
           </w:tcPr>
           <w:p>
             <w:proofErr w:type="spellStart"/>
@@ -6380,7 +7830,7 @@
         </w:tc>
         <w:tc>
           <w:tcPr>
-            <w:tcW w:w="6321" w:type="dxa"/>
+            <w:tcW w:w="6747" w:type="dxa"/>
           </w:tcPr>
           <w:p>
             <w:r>
@@ -6392,7 +7842,7 @@
       <w:tr>
         <w:tc>
           <w:tcPr>
-            <w:tcW w:w="2689" w:type="dxa"/>
+            <w:tcW w:w="2263" w:type="dxa"/>
           </w:tcPr>
           <w:p>
             <w:proofErr w:type="spellStart"/>
@@ -6407,7 +7857,7 @@
         </w:tc>
         <w:tc>
           <w:tcPr>
-            <w:tcW w:w="6321" w:type="dxa"/>
+            <w:tcW w:w="6747" w:type="dxa"/>
           </w:tcPr>
           <w:p>
             <w:r>
@@ -6419,7 +7869,7 @@
       <w:tr>
         <w:tc>
           <w:tcPr>
-            <w:tcW w:w="2689" w:type="dxa"/>
+            <w:tcW w:w="2263" w:type="dxa"/>
           </w:tcPr>
           <w:p>
             <w:r>
@@ -6432,7 +7882,7 @@
         </w:tc>
         <w:tc>
           <w:tcPr>
-            <w:tcW w:w="6321" w:type="dxa"/>
+            <w:tcW w:w="6747" w:type="dxa"/>
           </w:tcPr>
           <w:p>
             <w:r>
@@ -6444,7 +7894,7 @@
       <w:tr>
         <w:tc>
           <w:tcPr>
-            <w:tcW w:w="2689" w:type="dxa"/>
+            <w:tcW w:w="2263" w:type="dxa"/>
           </w:tcPr>
           <w:p>
             <w:proofErr w:type="spellStart"/>
@@ -6459,7 +7909,7 @@
         </w:tc>
         <w:tc>
           <w:tcPr>
-            <w:tcW w:w="6321" w:type="dxa"/>
+            <w:tcW w:w="6747" w:type="dxa"/>
           </w:tcPr>
           <w:p>
             <w:r>
@@ -6471,7 +7921,7 @@
       <w:tr>
         <w:tc>
           <w:tcPr>
-            <w:tcW w:w="2689" w:type="dxa"/>
+            <w:tcW w:w="2263" w:type="dxa"/>
           </w:tcPr>
           <w:p>
             <w:r>
@@ -6484,7 +7934,7 @@
         </w:tc>
         <w:tc>
           <w:tcPr>
-            <w:tcW w:w="6321" w:type="dxa"/>
+            <w:tcW w:w="6747" w:type="dxa"/>
           </w:tcPr>
           <w:p>
             <w:r>
@@ -6496,7 +7946,7 @@
       <w:tr>
         <w:tc>
           <w:tcPr>
-            <w:tcW w:w="2689" w:type="dxa"/>
+            <w:tcW w:w="2263" w:type="dxa"/>
           </w:tcPr>
           <w:p>
             <w:r>
@@ -6509,7 +7959,7 @@
         </w:tc>
         <w:tc>
           <w:tcPr>
-            <w:tcW w:w="6321" w:type="dxa"/>
+            <w:tcW w:w="6747" w:type="dxa"/>
           </w:tcPr>
           <w:p>
             <w:r>
@@ -6521,7 +7971,7 @@
       <w:tr>
         <w:tc>
           <w:tcPr>
-            <w:tcW w:w="2689" w:type="dxa"/>
+            <w:tcW w:w="2263" w:type="dxa"/>
           </w:tcPr>
           <w:p>
             <w:proofErr w:type="spellStart"/>
@@ -6536,7 +7986,7 @@
         </w:tc>
         <w:tc>
           <w:tcPr>
-            <w:tcW w:w="6321" w:type="dxa"/>
+            <w:tcW w:w="6747" w:type="dxa"/>
           </w:tcPr>
           <w:p>
             <w:r>
@@ -6548,7 +7998,7 @@
       <w:tr>
         <w:tc>
           <w:tcPr>
-            <w:tcW w:w="2689" w:type="dxa"/>
+            <w:tcW w:w="2263" w:type="dxa"/>
           </w:tcPr>
           <w:p>
             <w:proofErr w:type="spellStart"/>
@@ -6563,7 +8013,7 @@
         </w:tc>
         <w:tc>
           <w:tcPr>
-            <w:tcW w:w="6321" w:type="dxa"/>
+            <w:tcW w:w="6747" w:type="dxa"/>
           </w:tcPr>
           <w:p>
             <w:r>
@@ -6575,7 +8025,7 @@
       <w:tr>
         <w:tc>
           <w:tcPr>
-            <w:tcW w:w="2689" w:type="dxa"/>
+            <w:tcW w:w="2263" w:type="dxa"/>
           </w:tcPr>
           <w:p>
             <w:proofErr w:type="spellStart"/>
@@ -6590,7 +8040,7 @@
         </w:tc>
         <w:tc>
           <w:tcPr>
-            <w:tcW w:w="6321" w:type="dxa"/>
+            <w:tcW w:w="6747" w:type="dxa"/>
           </w:tcPr>
           <w:p>
             <w:r>
@@ -6602,7 +8052,7 @@
       <w:tr>
         <w:tc>
           <w:tcPr>
-            <w:tcW w:w="2689" w:type="dxa"/>
+            <w:tcW w:w="2263" w:type="dxa"/>
           </w:tcPr>
           <w:p>
             <w:r>
@@ -6615,7 +8065,7 @@
         </w:tc>
         <w:tc>
           <w:tcPr>
-            <w:tcW w:w="6321" w:type="dxa"/>
+            <w:tcW w:w="6747" w:type="dxa"/>
           </w:tcPr>
           <w:p>
             <w:r>
@@ -6788,8 +8238,8 @@
       </w:rPr>
       <w:drawing>
         <wp:inline distT="0" distB="0" distL="0" distR="0" wp14:anchorId="1CD3102C" wp14:editId="68202041">
-          <wp:extent cx="1080655" cy="254271"/>
-          <wp:effectExtent l="0" t="0" r="0" b="0"/>
+          <wp:extent cx="1074876" cy="281511"/>
+          <wp:effectExtent l="0" t="0" r="5080" b="0"/>
           <wp:docPr id="1" name="Picture 1"/>
           <wp:cNvGraphicFramePr>
             <a:graphicFrameLocks xmlns:a="http://schemas.openxmlformats.org/drawingml/2006/main" noChangeAspect="1"/>
@@ -6810,7 +8260,7 @@
                 <pic:spPr>
                   <a:xfrm>
                     <a:off x="0" y="0"/>
-                    <a:ext cx="1217928" cy="286570"/>
+                    <a:ext cx="1333549" cy="349258"/>
                   </a:xfrm>
                   <a:prstGeom prst="rect">
                     <a:avLst/>
@@ -6871,6 +8321,92 @@
 <file path=word/numbering.xml><?xml version="1.0" encoding="utf-8"?>
 <w:numbering xmlns:wpc="http://schemas.microsoft.com/office/word/2010/wordprocessingCanvas" xmlns:cx="http://schemas.microsoft.com/office/drawing/2014/chartex" xmlns:cx1="http://schemas.microsoft.com/office/drawing/2015/9/8/chartex" xmlns:cx2="http://schemas.microsoft.com/office/drawing/2015/10/21/chartex" xmlns:cx3="http://schemas.microsoft.com/office/drawing/2016/5/9/chartex" xmlns:cx4="http://schemas.microsoft.com/office/drawing/2016/5/10/chartex" xmlns:cx5="http://schemas.microsoft.com/office/drawing/2016/5/11/chartex" xmlns:cx6="http://schemas.microsoft.com/office/drawing/2016/5/12/chartex" xmlns:cx7="http://schemas.microsoft.com/office/drawing/2016/5/13/chartex" xmlns:cx8="http://schemas.microsoft.com/office/drawing/2016/5/14/chartex" xmlns:mc="http://schemas.openxmlformats.org/markup-compatibility/2006" xmlns:aink="http://schemas.microsoft.com/office/drawing/2016/ink" xmlns:am3d="http://schemas.microsoft.com/office/drawing/2017/model3d" xmlns:o="urn:schemas-microsoft-com:office:office" xmlns:r="http://schemas.openxmlformats.org/officeDocument/2006/relationships" xmlns:m="http://schemas.openxmlformats.org/officeDocument/2006/math" xmlns:v="urn:schemas-microsoft-com:vml" xmlns:wp14="http://schemas.microsoft.com/office/word/2010/wordprocessingDrawing" xmlns:wp="http://schemas.openxmlformats.org/drawingml/2006/wordprocessingDrawing" xmlns:w10="urn:schemas-microsoft-com:office:word" xmlns:w="http://schemas.openxmlformats.org/wordprocessingml/2006/main" xmlns:w14="http://schemas.microsoft.com/office/word/2010/wordml" xmlns:w15="http://schemas.microsoft.com/office/word/2012/wordml" xmlns:w16cid="http://schemas.microsoft.com/office/word/2016/wordml/cid" xmlns:w16se="http://schemas.microsoft.com/office/word/2015/wordml/symex" xmlns:wpg="http://schemas.microsoft.com/office/word/2010/wordprocessingGroup" xmlns:wpi="http://schemas.microsoft.com/office/word/2010/wordprocessingInk" xmlns:wne="http://schemas.microsoft.com/office/word/2006/wordml" xmlns:wps="http://schemas.microsoft.com/office/word/2010/wordprocessingShape" mc:Ignorable="w14 w15 w16se w16cid wp14">
   <w:abstractNum w:abstractNumId="0" w15:restartNumberingAfterBreak="0">
+    <w:nsid w:val="229D1E5A"/>
+    <w:multiLevelType w:val="hybridMultilevel"/>
+    <w:tmpl w:val="11B4AD98"/>
+    <w:lvl w:ilvl="0" w:tplc="0409000F">
+      <w:start w:val="1"/>
+      <w:numFmt w:val="decimal"/>
+      <w:lvlText w:val="%1."/>
+      <w:lvlJc w:val="left"/>
+      <w:pPr>
+        <w:ind w:left="720" w:hanging="360"/>
+      </w:pPr>
+    </w:lvl>
+    <w:lvl w:ilvl="1" w:tplc="04090019" w:tentative="1">
+      <w:start w:val="1"/>
+      <w:numFmt w:val="lowerLetter"/>
+      <w:lvlText w:val="%2."/>
+      <w:lvlJc w:val="left"/>
+      <w:pPr>
+        <w:ind w:left="1440" w:hanging="360"/>
+      </w:pPr>
+    </w:lvl>
+    <w:lvl w:ilvl="2" w:tplc="0409001B" w:tentative="1">
+      <w:start w:val="1"/>
+      <w:numFmt w:val="lowerRoman"/>
+      <w:lvlText w:val="%3."/>
+      <w:lvlJc w:val="right"/>
+      <w:pPr>
+        <w:ind w:left="2160" w:hanging="180"/>
+      </w:pPr>
+    </w:lvl>
+    <w:lvl w:ilvl="3" w:tplc="0409000F" w:tentative="1">
+      <w:start w:val="1"/>
+      <w:numFmt w:val="decimal"/>
+      <w:lvlText w:val="%4."/>
+      <w:lvlJc w:val="left"/>
+      <w:pPr>
+        <w:ind w:left="2880" w:hanging="360"/>
+      </w:pPr>
+    </w:lvl>
+    <w:lvl w:ilvl="4" w:tplc="04090019" w:tentative="1">
+      <w:start w:val="1"/>
+      <w:numFmt w:val="lowerLetter"/>
+      <w:lvlText w:val="%5."/>
+      <w:lvlJc w:val="left"/>
+      <w:pPr>
+        <w:ind w:left="3600" w:hanging="360"/>
+      </w:pPr>
+    </w:lvl>
+    <w:lvl w:ilvl="5" w:tplc="0409001B" w:tentative="1">
+      <w:start w:val="1"/>
+      <w:numFmt w:val="lowerRoman"/>
+      <w:lvlText w:val="%6."/>
+      <w:lvlJc w:val="right"/>
+      <w:pPr>
+        <w:ind w:left="4320" w:hanging="180"/>
+      </w:pPr>
+    </w:lvl>
+    <w:lvl w:ilvl="6" w:tplc="0409000F" w:tentative="1">
+      <w:start w:val="1"/>
+      <w:numFmt w:val="decimal"/>
+      <w:lvlText w:val="%7."/>
+      <w:lvlJc w:val="left"/>
+      <w:pPr>
+        <w:ind w:left="5040" w:hanging="360"/>
+      </w:pPr>
+    </w:lvl>
+    <w:lvl w:ilvl="7" w:tplc="04090019" w:tentative="1">
+      <w:start w:val="1"/>
+      <w:numFmt w:val="lowerLetter"/>
+      <w:lvlText w:val="%8."/>
+      <w:lvlJc w:val="left"/>
+      <w:pPr>
+        <w:ind w:left="5760" w:hanging="360"/>
+      </w:pPr>
+    </w:lvl>
+    <w:lvl w:ilvl="8" w:tplc="0409001B" w:tentative="1">
+      <w:start w:val="1"/>
+      <w:numFmt w:val="lowerRoman"/>
+      <w:lvlText w:val="%9."/>
+      <w:lvlJc w:val="right"/>
+      <w:pPr>
+        <w:ind w:left="6480" w:hanging="180"/>
+      </w:pPr>
+    </w:lvl>
+  </w:abstractNum>
+  <w:abstractNum w:abstractNumId="1" w15:restartNumberingAfterBreak="0">
     <w:nsid w:val="45452EC4"/>
     <w:multiLevelType w:val="hybridMultilevel"/>
     <w:tmpl w:val="A8928652"/>
@@ -6957,6 +8493,9 @@
     </w:lvl>
   </w:abstractNum>
   <w:num w:numId="1">
+    <w:abstractNumId w:val="1"/>
+  </w:num>
+  <w:num w:numId="2">
     <w:abstractNumId w:val="0"/>
   </w:num>
 </w:numbering>
@@ -7355,9 +8894,10 @@
   <w:style w:type="paragraph" w:default="1" w:styleId="Normal">
     <w:name w:val="Normal"/>
     <w:qFormat/>
-    <w:rsid w:val="00E8654B"/>
+    <w:rsid w:val="0056281D"/>
     <w:pPr>
       <w:spacing w:after="120"/>
+      <w:jc w:val="both"/>
     </w:pPr>
     <w:rPr>
       <w:sz w:val="20"/>
@@ -7370,7 +8910,7 @@
     <w:link w:val="Heading1Char"/>
     <w:uiPriority w:val="9"/>
     <w:qFormat/>
-    <w:rsid w:val="009D3EC2"/>
+    <w:rsid w:val="002829E9"/>
     <w:pPr>
       <w:keepNext/>
       <w:keepLines/>
@@ -7379,8 +8919,8 @@
     </w:pPr>
     <w:rPr>
       <w:rFonts w:asciiTheme="majorHAnsi" w:eastAsiaTheme="majorEastAsia" w:hAnsiTheme="majorHAnsi" w:cstheme="majorBidi"/>
-      <w:color w:val="2F5496" w:themeColor="accent1" w:themeShade="BF"/>
-      <w:sz w:val="32"/>
+      <w:color w:val="0096FF"/>
+      <w:sz w:val="36"/>
       <w:szCs w:val="32"/>
       <w:u w:val="single"/>
     </w:rPr>
@@ -7393,7 +8933,7 @@
     <w:uiPriority w:val="9"/>
     <w:unhideWhenUsed/>
     <w:qFormat/>
-    <w:rsid w:val="00BD3556"/>
+    <w:rsid w:val="0056281D"/>
     <w:pPr>
       <w:keepNext/>
       <w:keepLines/>
@@ -7402,7 +8942,7 @@
     </w:pPr>
     <w:rPr>
       <w:rFonts w:asciiTheme="majorHAnsi" w:eastAsiaTheme="majorEastAsia" w:hAnsiTheme="majorHAnsi" w:cstheme="majorBidi"/>
-      <w:color w:val="2F5496" w:themeColor="accent1" w:themeShade="BF"/>
+      <w:color w:val="0432FF"/>
       <w:sz w:val="28"/>
       <w:szCs w:val="26"/>
     </w:rPr>
@@ -7415,7 +8955,7 @@
     <w:uiPriority w:val="9"/>
     <w:unhideWhenUsed/>
     <w:qFormat/>
-    <w:rsid w:val="00BD3556"/>
+    <w:rsid w:val="0056281D"/>
     <w:pPr>
       <w:keepNext/>
       <w:keepLines/>
@@ -7425,7 +8965,7 @@
     <w:rPr>
       <w:rFonts w:asciiTheme="majorHAnsi" w:eastAsiaTheme="majorEastAsia" w:hAnsiTheme="majorHAnsi" w:cstheme="majorBidi"/>
       <w:i/>
-      <w:color w:val="1F3763" w:themeColor="accent1" w:themeShade="7F"/>
+      <w:color w:val="005493"/>
       <w:sz w:val="22"/>
     </w:rPr>
   </w:style>
@@ -7595,11 +9135,11 @@
     <w:basedOn w:val="DefaultParagraphFont"/>
     <w:link w:val="Heading1"/>
     <w:uiPriority w:val="9"/>
-    <w:rsid w:val="009D3EC2"/>
+    <w:rsid w:val="002829E9"/>
     <w:rPr>
       <w:rFonts w:asciiTheme="majorHAnsi" w:eastAsiaTheme="majorEastAsia" w:hAnsiTheme="majorHAnsi" w:cstheme="majorBidi"/>
-      <w:color w:val="2F5496" w:themeColor="accent1" w:themeShade="BF"/>
-      <w:sz w:val="32"/>
+      <w:color w:val="0096FF"/>
+      <w:sz w:val="36"/>
       <w:szCs w:val="32"/>
       <w:u w:val="single"/>
     </w:rPr>
@@ -7615,10 +9155,10 @@
     <w:basedOn w:val="DefaultParagraphFont"/>
     <w:link w:val="Heading2"/>
     <w:uiPriority w:val="9"/>
-    <w:rsid w:val="00BD3556"/>
+    <w:rsid w:val="0056281D"/>
     <w:rPr>
       <w:rFonts w:asciiTheme="majorHAnsi" w:eastAsiaTheme="majorEastAsia" w:hAnsiTheme="majorHAnsi" w:cstheme="majorBidi"/>
-      <w:color w:val="2F5496" w:themeColor="accent1" w:themeShade="BF"/>
+      <w:color w:val="0432FF"/>
       <w:sz w:val="28"/>
       <w:szCs w:val="26"/>
     </w:rPr>
@@ -7628,11 +9168,11 @@
     <w:basedOn w:val="DefaultParagraphFont"/>
     <w:link w:val="Heading3"/>
     <w:uiPriority w:val="9"/>
-    <w:rsid w:val="00BD3556"/>
+    <w:rsid w:val="0056281D"/>
     <w:rPr>
       <w:rFonts w:asciiTheme="majorHAnsi" w:eastAsiaTheme="majorEastAsia" w:hAnsiTheme="majorHAnsi" w:cstheme="majorBidi"/>
       <w:i/>
-      <w:color w:val="1F3763" w:themeColor="accent1" w:themeShade="7F"/>
+      <w:color w:val="005493"/>
       <w:sz w:val="22"/>
     </w:rPr>
   </w:style>
@@ -7912,8 +9452,8 @@
       <w:contextualSpacing/>
     </w:pPr>
   </w:style>
-  <w:style w:type="paragraph" w:customStyle="1" w:styleId="Code">
-    <w:name w:val="Code"/>
+  <w:style w:type="paragraph" w:customStyle="1" w:styleId="ShellCode">
+    <w:name w:val="ShellCode"/>
     <w:basedOn w:val="Normal"/>
     <w:qFormat/>
     <w:rsid w:val="00DB5875"/>
@@ -7934,6 +9474,17 @@
       <w:rFonts w:asciiTheme="majorHAnsi" w:eastAsiaTheme="majorEastAsia" w:hAnsiTheme="majorHAnsi" w:cstheme="majorBidi"/>
       <w:color w:val="2F5496" w:themeColor="accent1" w:themeShade="BF"/>
       <w:sz w:val="20"/>
+    </w:rPr>
+  </w:style>
+  <w:style w:type="paragraph" w:customStyle="1" w:styleId="SePrompt">
+    <w:name w:val="SePrompt"/>
+    <w:basedOn w:val="ShellCode"/>
+    <w:qFormat/>
+    <w:rsid w:val="00D65AEC"/>
+    <w:rPr>
+      <w:color w:val="C00000"/>
+      <w:sz w:val="18"/>
+      <w:szCs w:val="18"/>
     </w:rPr>
   </w:style>
 </w:styles>
@@ -8239,7 +9790,7 @@
 </file>
 
 <file path=customXml/itemProps1.xml><?xml version="1.0" encoding="utf-8"?>
-<ds:datastoreItem xmlns:ds="http://schemas.openxmlformats.org/officeDocument/2006/customXml" ds:itemID="{AE5D152C-486A-6345-8CE1-906A0ADA35C7}">
+<ds:datastoreItem xmlns:ds="http://schemas.openxmlformats.org/officeDocument/2006/customXml" ds:itemID="{52A1D26C-A273-454A-8B72-6C140CF3F7AD}">
   <ds:schemaRefs>
     <ds:schemaRef ds:uri="http://schemas.openxmlformats.org/officeDocument/2006/bibliography"/>
   </ds:schemaRefs>

--- a/Manual/RapidSE USer Guide v4.0 rev03.docx
+++ b/Manual/RapidSE USer Guide v4.0 rev03.docx
@@ -222,8 +222,11 @@
       <w:r>
         <w:rPr>
           <w:rStyle w:val="IntenseEmphasis"/>
+          <w:b w:val="0"/>
+          <w:bCs w:val="0"/>
           <w:i w:val="0"/>
           <w:iCs w:val="0"/>
+          <w:caps w:val="0"/>
           <w:color w:val="2F5496" w:themeColor="accent1" w:themeShade="BF"/>
         </w:rPr>
         <w:lastRenderedPageBreak/>
@@ -232,8 +235,11 @@
       <w:r>
         <w:rPr>
           <w:rStyle w:val="IntenseEmphasis"/>
+          <w:b w:val="0"/>
+          <w:bCs w:val="0"/>
           <w:i w:val="0"/>
           <w:iCs w:val="0"/>
+          <w:caps w:val="0"/>
           <w:color w:val="2F5496" w:themeColor="accent1" w:themeShade="BF"/>
         </w:rPr>
         <w:instrText xml:space="preserve"> TOC \o "1-2" \h \z \u </w:instrText>
@@ -241,13 +247,16 @@
       <w:r>
         <w:rPr>
           <w:rStyle w:val="IntenseEmphasis"/>
+          <w:b w:val="0"/>
+          <w:bCs w:val="0"/>
           <w:i w:val="0"/>
           <w:iCs w:val="0"/>
+          <w:caps w:val="0"/>
           <w:color w:val="2F5496" w:themeColor="accent1" w:themeShade="BF"/>
         </w:rPr>
         <w:fldChar w:fldCharType="separate"/>
       </w:r>
-      <w:hyperlink w:anchor="_Toc612395" w:history="1">
+      <w:hyperlink w:anchor="_Toc614912" w:history="1">
         <w:r>
           <w:rPr>
             <w:rStyle w:val="Hyperlink"/>
@@ -274,7 +283,7 @@
             <w:noProof/>
             <w:webHidden/>
           </w:rPr>
-          <w:instrText xml:space="preserve"> PAGEREF _Toc612395 \h </w:instrText>
+          <w:instrText xml:space="preserve"> PAGEREF _Toc614912 \h </w:instrText>
         </w:r>
         <w:r>
           <w:rPr>
@@ -321,7 +330,7 @@
           <w:szCs w:val="24"/>
         </w:rPr>
       </w:pPr>
-      <w:hyperlink w:anchor="_Toc612396" w:history="1">
+      <w:hyperlink w:anchor="_Toc614913" w:history="1">
         <w:r>
           <w:rPr>
             <w:rStyle w:val="Hyperlink"/>
@@ -348,7 +357,7 @@
             <w:noProof/>
             <w:webHidden/>
           </w:rPr>
-          <w:instrText xml:space="preserve"> PAGEREF _Toc612396 \h </w:instrText>
+          <w:instrText xml:space="preserve"> PAGEREF _Toc614913 \h </w:instrText>
         </w:r>
         <w:r>
           <w:rPr>
@@ -393,7 +402,7 @@
           <w:szCs w:val="24"/>
         </w:rPr>
       </w:pPr>
-      <w:hyperlink w:anchor="_Toc612397" w:history="1">
+      <w:hyperlink w:anchor="_Toc614914" w:history="1">
         <w:r>
           <w:rPr>
             <w:rStyle w:val="Hyperlink"/>
@@ -420,7 +429,7 @@
             <w:noProof/>
             <w:webHidden/>
           </w:rPr>
-          <w:instrText xml:space="preserve"> PAGEREF _Toc612397 \h </w:instrText>
+          <w:instrText xml:space="preserve"> PAGEREF _Toc614914 \h </w:instrText>
         </w:r>
         <w:r>
           <w:rPr>
@@ -465,7 +474,7 @@
           <w:szCs w:val="24"/>
         </w:rPr>
       </w:pPr>
-      <w:hyperlink w:anchor="_Toc612398" w:history="1">
+      <w:hyperlink w:anchor="_Toc614915" w:history="1">
         <w:r>
           <w:rPr>
             <w:rStyle w:val="Hyperlink"/>
@@ -492,7 +501,7 @@
             <w:noProof/>
             <w:webHidden/>
           </w:rPr>
-          <w:instrText xml:space="preserve"> PAGEREF _Toc612398 \h </w:instrText>
+          <w:instrText xml:space="preserve"> PAGEREF _Toc614915 \h </w:instrText>
         </w:r>
         <w:r>
           <w:rPr>
@@ -537,7 +546,7 @@
           <w:szCs w:val="24"/>
         </w:rPr>
       </w:pPr>
-      <w:hyperlink w:anchor="_Toc612399" w:history="1">
+      <w:hyperlink w:anchor="_Toc614916" w:history="1">
         <w:r>
           <w:rPr>
             <w:rStyle w:val="Hyperlink"/>
@@ -564,7 +573,7 @@
             <w:noProof/>
             <w:webHidden/>
           </w:rPr>
-          <w:instrText xml:space="preserve"> PAGEREF _Toc612399 \h </w:instrText>
+          <w:instrText xml:space="preserve"> PAGEREF _Toc614916 \h </w:instrText>
         </w:r>
         <w:r>
           <w:rPr>
@@ -609,7 +618,7 @@
           <w:szCs w:val="24"/>
         </w:rPr>
       </w:pPr>
-      <w:hyperlink w:anchor="_Toc612400" w:history="1">
+      <w:hyperlink w:anchor="_Toc614917" w:history="1">
         <w:r>
           <w:rPr>
             <w:rStyle w:val="Hyperlink"/>
@@ -636,7 +645,7 @@
             <w:noProof/>
             <w:webHidden/>
           </w:rPr>
-          <w:instrText xml:space="preserve"> PAGEREF _Toc612400 \h </w:instrText>
+          <w:instrText xml:space="preserve"> PAGEREF _Toc614917 \h </w:instrText>
         </w:r>
         <w:r>
           <w:rPr>
@@ -681,7 +690,7 @@
           <w:szCs w:val="24"/>
         </w:rPr>
       </w:pPr>
-      <w:hyperlink w:anchor="_Toc612401" w:history="1">
+      <w:hyperlink w:anchor="_Toc614918" w:history="1">
         <w:r>
           <w:rPr>
             <w:rStyle w:val="Hyperlink"/>
@@ -708,7 +717,7 @@
             <w:noProof/>
             <w:webHidden/>
           </w:rPr>
-          <w:instrText xml:space="preserve"> PAGEREF _Toc612401 \h </w:instrText>
+          <w:instrText xml:space="preserve"> PAGEREF _Toc614918 \h </w:instrText>
         </w:r>
         <w:r>
           <w:rPr>
@@ -728,7 +737,7 @@
             <w:noProof/>
             <w:webHidden/>
           </w:rPr>
-          <w:t>3</w:t>
+          <w:t>4</w:t>
         </w:r>
         <w:r>
           <w:rPr>
@@ -755,7 +764,7 @@
           <w:szCs w:val="24"/>
         </w:rPr>
       </w:pPr>
-      <w:hyperlink w:anchor="_Toc612402" w:history="1">
+      <w:hyperlink w:anchor="_Toc614919" w:history="1">
         <w:r>
           <w:rPr>
             <w:rStyle w:val="Hyperlink"/>
@@ -782,7 +791,7 @@
             <w:noProof/>
             <w:webHidden/>
           </w:rPr>
-          <w:instrText xml:space="preserve"> PAGEREF _Toc612402 \h </w:instrText>
+          <w:instrText xml:space="preserve"> PAGEREF _Toc614919 \h </w:instrText>
         </w:r>
         <w:r>
           <w:rPr>
@@ -827,7 +836,7 @@
           <w:szCs w:val="24"/>
         </w:rPr>
       </w:pPr>
-      <w:hyperlink w:anchor="_Toc612403" w:history="1">
+      <w:hyperlink w:anchor="_Toc614920" w:history="1">
         <w:r>
           <w:rPr>
             <w:rStyle w:val="Hyperlink"/>
@@ -854,7 +863,7 @@
             <w:noProof/>
             <w:webHidden/>
           </w:rPr>
-          <w:instrText xml:space="preserve"> PAGEREF _Toc612403 \h </w:instrText>
+          <w:instrText xml:space="preserve"> PAGEREF _Toc614920 \h </w:instrText>
         </w:r>
         <w:r>
           <w:rPr>
@@ -899,7 +908,7 @@
           <w:szCs w:val="24"/>
         </w:rPr>
       </w:pPr>
-      <w:hyperlink w:anchor="_Toc612404" w:history="1">
+      <w:hyperlink w:anchor="_Toc614921" w:history="1">
         <w:r>
           <w:rPr>
             <w:rStyle w:val="Hyperlink"/>
@@ -926,7 +935,7 @@
             <w:noProof/>
             <w:webHidden/>
           </w:rPr>
-          <w:instrText xml:space="preserve"> PAGEREF _Toc612404 \h </w:instrText>
+          <w:instrText xml:space="preserve"> PAGEREF _Toc614921 \h </w:instrText>
         </w:r>
         <w:r>
           <w:rPr>
@@ -971,7 +980,7 @@
           <w:szCs w:val="24"/>
         </w:rPr>
       </w:pPr>
-      <w:hyperlink w:anchor="_Toc612405" w:history="1">
+      <w:hyperlink w:anchor="_Toc614922" w:history="1">
         <w:r>
           <w:rPr>
             <w:rStyle w:val="Hyperlink"/>
@@ -998,7 +1007,7 @@
             <w:noProof/>
             <w:webHidden/>
           </w:rPr>
-          <w:instrText xml:space="preserve"> PAGEREF _Toc612405 \h </w:instrText>
+          <w:instrText xml:space="preserve"> PAGEREF _Toc614922 \h </w:instrText>
         </w:r>
         <w:r>
           <w:rPr>
@@ -1043,7 +1052,7 @@
           <w:szCs w:val="24"/>
         </w:rPr>
       </w:pPr>
-      <w:hyperlink w:anchor="_Toc612406" w:history="1">
+      <w:hyperlink w:anchor="_Toc614923" w:history="1">
         <w:r>
           <w:rPr>
             <w:rStyle w:val="Hyperlink"/>
@@ -1070,7 +1079,7 @@
             <w:noProof/>
             <w:webHidden/>
           </w:rPr>
-          <w:instrText xml:space="preserve"> PAGEREF _Toc612406 \h </w:instrText>
+          <w:instrText xml:space="preserve"> PAGEREF _Toc614923 \h </w:instrText>
         </w:r>
         <w:r>
           <w:rPr>
@@ -1115,7 +1124,7 @@
           <w:szCs w:val="24"/>
         </w:rPr>
       </w:pPr>
-      <w:hyperlink w:anchor="_Toc612407" w:history="1">
+      <w:hyperlink w:anchor="_Toc614924" w:history="1">
         <w:r>
           <w:rPr>
             <w:rStyle w:val="Hyperlink"/>
@@ -1142,7 +1151,7 @@
             <w:noProof/>
             <w:webHidden/>
           </w:rPr>
-          <w:instrText xml:space="preserve"> PAGEREF _Toc612407 \h </w:instrText>
+          <w:instrText xml:space="preserve"> PAGEREF _Toc614924 \h </w:instrText>
         </w:r>
         <w:r>
           <w:rPr>
@@ -1162,7 +1171,7 @@
             <w:noProof/>
             <w:webHidden/>
           </w:rPr>
-          <w:t>7</w:t>
+          <w:t>8</w:t>
         </w:r>
         <w:r>
           <w:rPr>
@@ -1189,7 +1198,7 @@
           <w:szCs w:val="24"/>
         </w:rPr>
       </w:pPr>
-      <w:hyperlink w:anchor="_Toc612408" w:history="1">
+      <w:hyperlink w:anchor="_Toc614925" w:history="1">
         <w:r>
           <w:rPr>
             <w:rStyle w:val="Hyperlink"/>
@@ -1216,7 +1225,7 @@
             <w:noProof/>
             <w:webHidden/>
           </w:rPr>
-          <w:instrText xml:space="preserve"> PAGEREF _Toc612408 \h </w:instrText>
+          <w:instrText xml:space="preserve"> PAGEREF _Toc614925 \h </w:instrText>
         </w:r>
         <w:r>
           <w:rPr>
@@ -1236,7 +1245,7 @@
             <w:noProof/>
             <w:webHidden/>
           </w:rPr>
-          <w:t>8</w:t>
+          <w:t>9</w:t>
         </w:r>
         <w:r>
           <w:rPr>
@@ -1261,7 +1270,7 @@
           <w:szCs w:val="24"/>
         </w:rPr>
       </w:pPr>
-      <w:hyperlink w:anchor="_Toc612409" w:history="1">
+      <w:hyperlink w:anchor="_Toc614926" w:history="1">
         <w:r>
           <w:rPr>
             <w:rStyle w:val="Hyperlink"/>
@@ -1288,7 +1297,7 @@
             <w:noProof/>
             <w:webHidden/>
           </w:rPr>
-          <w:instrText xml:space="preserve"> PAGEREF _Toc612409 \h </w:instrText>
+          <w:instrText xml:space="preserve"> PAGEREF _Toc614926 \h </w:instrText>
         </w:r>
         <w:r>
           <w:rPr>
@@ -1308,7 +1317,7 @@
             <w:noProof/>
             <w:webHidden/>
           </w:rPr>
-          <w:t>8</w:t>
+          <w:t>9</w:t>
         </w:r>
         <w:r>
           <w:rPr>
@@ -1333,7 +1342,7 @@
           <w:szCs w:val="24"/>
         </w:rPr>
       </w:pPr>
-      <w:hyperlink w:anchor="_Toc612410" w:history="1">
+      <w:hyperlink w:anchor="_Toc614927" w:history="1">
         <w:r>
           <w:rPr>
             <w:rStyle w:val="Hyperlink"/>
@@ -1360,7 +1369,7 @@
             <w:noProof/>
             <w:webHidden/>
           </w:rPr>
-          <w:instrText xml:space="preserve"> PAGEREF _Toc612410 \h </w:instrText>
+          <w:instrText xml:space="preserve"> PAGEREF _Toc614927 \h </w:instrText>
         </w:r>
         <w:r>
           <w:rPr>
@@ -1380,7 +1389,7 @@
             <w:noProof/>
             <w:webHidden/>
           </w:rPr>
-          <w:t>8</w:t>
+          <w:t>9</w:t>
         </w:r>
         <w:r>
           <w:rPr>
@@ -1405,7 +1414,7 @@
           <w:szCs w:val="24"/>
         </w:rPr>
       </w:pPr>
-      <w:hyperlink w:anchor="_Toc612411" w:history="1">
+      <w:hyperlink w:anchor="_Toc614928" w:history="1">
         <w:r>
           <w:rPr>
             <w:rStyle w:val="Hyperlink"/>
@@ -1432,7 +1441,7 @@
             <w:noProof/>
             <w:webHidden/>
           </w:rPr>
-          <w:instrText xml:space="preserve"> PAGEREF _Toc612411 \h </w:instrText>
+          <w:instrText xml:space="preserve"> PAGEREF _Toc614928 \h </w:instrText>
         </w:r>
         <w:r>
           <w:rPr>
@@ -1452,7 +1461,7 @@
             <w:noProof/>
             <w:webHidden/>
           </w:rPr>
-          <w:t>8</w:t>
+          <w:t>9</w:t>
         </w:r>
         <w:r>
           <w:rPr>
@@ -1477,7 +1486,7 @@
           <w:szCs w:val="24"/>
         </w:rPr>
       </w:pPr>
-      <w:hyperlink w:anchor="_Toc612412" w:history="1">
+      <w:hyperlink w:anchor="_Toc614929" w:history="1">
         <w:r>
           <w:rPr>
             <w:rStyle w:val="Hyperlink"/>
@@ -1504,7 +1513,7 @@
             <w:noProof/>
             <w:webHidden/>
           </w:rPr>
-          <w:instrText xml:space="preserve"> PAGEREF _Toc612412 \h </w:instrText>
+          <w:instrText xml:space="preserve"> PAGEREF _Toc614929 \h </w:instrText>
         </w:r>
         <w:r>
           <w:rPr>
@@ -1524,7 +1533,7 @@
             <w:noProof/>
             <w:webHidden/>
           </w:rPr>
-          <w:t>8</w:t>
+          <w:t>9</w:t>
         </w:r>
         <w:r>
           <w:rPr>
@@ -1549,7 +1558,7 @@
           <w:szCs w:val="24"/>
         </w:rPr>
       </w:pPr>
-      <w:hyperlink w:anchor="_Toc612413" w:history="1">
+      <w:hyperlink w:anchor="_Toc614930" w:history="1">
         <w:r>
           <w:rPr>
             <w:rStyle w:val="Hyperlink"/>
@@ -1576,7 +1585,7 @@
             <w:noProof/>
             <w:webHidden/>
           </w:rPr>
-          <w:instrText xml:space="preserve"> PAGEREF _Toc612413 \h </w:instrText>
+          <w:instrText xml:space="preserve"> PAGEREF _Toc614930 \h </w:instrText>
         </w:r>
         <w:r>
           <w:rPr>
@@ -1596,7 +1605,7 @@
             <w:noProof/>
             <w:webHidden/>
           </w:rPr>
-          <w:t>8</w:t>
+          <w:t>9</w:t>
         </w:r>
         <w:r>
           <w:rPr>
@@ -1621,7 +1630,7 @@
           <w:szCs w:val="24"/>
         </w:rPr>
       </w:pPr>
-      <w:hyperlink w:anchor="_Toc612414" w:history="1">
+      <w:hyperlink w:anchor="_Toc614931" w:history="1">
         <w:r>
           <w:rPr>
             <w:rStyle w:val="Hyperlink"/>
@@ -1648,7 +1657,7 @@
             <w:noProof/>
             <w:webHidden/>
           </w:rPr>
-          <w:instrText xml:space="preserve"> PAGEREF _Toc612414 \h </w:instrText>
+          <w:instrText xml:space="preserve"> PAGEREF _Toc614931 \h </w:instrText>
         </w:r>
         <w:r>
           <w:rPr>
@@ -1668,7 +1677,7 @@
             <w:noProof/>
             <w:webHidden/>
           </w:rPr>
-          <w:t>9</w:t>
+          <w:t>10</w:t>
         </w:r>
         <w:r>
           <w:rPr>
@@ -1693,7 +1702,7 @@
           <w:szCs w:val="24"/>
         </w:rPr>
       </w:pPr>
-      <w:hyperlink w:anchor="_Toc612415" w:history="1">
+      <w:hyperlink w:anchor="_Toc614932" w:history="1">
         <w:r>
           <w:rPr>
             <w:rStyle w:val="Hyperlink"/>
@@ -1720,7 +1729,7 @@
             <w:noProof/>
             <w:webHidden/>
           </w:rPr>
-          <w:instrText xml:space="preserve"> PAGEREF _Toc612415 \h </w:instrText>
+          <w:instrText xml:space="preserve"> PAGEREF _Toc614932 \h </w:instrText>
         </w:r>
         <w:r>
           <w:rPr>
@@ -1740,7 +1749,7 @@
             <w:noProof/>
             <w:webHidden/>
           </w:rPr>
-          <w:t>9</w:t>
+          <w:t>10</w:t>
         </w:r>
         <w:r>
           <w:rPr>
@@ -1765,7 +1774,7 @@
           <w:szCs w:val="24"/>
         </w:rPr>
       </w:pPr>
-      <w:hyperlink w:anchor="_Toc612416" w:history="1">
+      <w:hyperlink w:anchor="_Toc614933" w:history="1">
         <w:r>
           <w:rPr>
             <w:rStyle w:val="Hyperlink"/>
@@ -1792,7 +1801,7 @@
             <w:noProof/>
             <w:webHidden/>
           </w:rPr>
-          <w:instrText xml:space="preserve"> PAGEREF _Toc612416 \h </w:instrText>
+          <w:instrText xml:space="preserve"> PAGEREF _Toc614933 \h </w:instrText>
         </w:r>
         <w:r>
           <w:rPr>
@@ -1812,7 +1821,7 @@
             <w:noProof/>
             <w:webHidden/>
           </w:rPr>
-          <w:t>9</w:t>
+          <w:t>10</w:t>
         </w:r>
         <w:r>
           <w:rPr>
@@ -1837,7 +1846,7 @@
           <w:szCs w:val="24"/>
         </w:rPr>
       </w:pPr>
-      <w:hyperlink w:anchor="_Toc612417" w:history="1">
+      <w:hyperlink w:anchor="_Toc614934" w:history="1">
         <w:r>
           <w:rPr>
             <w:rStyle w:val="Hyperlink"/>
@@ -1864,7 +1873,7 @@
             <w:noProof/>
             <w:webHidden/>
           </w:rPr>
-          <w:instrText xml:space="preserve"> PAGEREF _Toc612417 \h </w:instrText>
+          <w:instrText xml:space="preserve"> PAGEREF _Toc614934 \h </w:instrText>
         </w:r>
         <w:r>
           <w:rPr>
@@ -1884,7 +1893,7 @@
             <w:noProof/>
             <w:webHidden/>
           </w:rPr>
-          <w:t>9</w:t>
+          <w:t>10</w:t>
         </w:r>
         <w:r>
           <w:rPr>
@@ -1909,7 +1918,7 @@
           <w:szCs w:val="24"/>
         </w:rPr>
       </w:pPr>
-      <w:hyperlink w:anchor="_Toc612418" w:history="1">
+      <w:hyperlink w:anchor="_Toc614935" w:history="1">
         <w:r>
           <w:rPr>
             <w:rStyle w:val="Hyperlink"/>
@@ -1936,7 +1945,7 @@
             <w:noProof/>
             <w:webHidden/>
           </w:rPr>
-          <w:instrText xml:space="preserve"> PAGEREF _Toc612418 \h </w:instrText>
+          <w:instrText xml:space="preserve"> PAGEREF _Toc614935 \h </w:instrText>
         </w:r>
         <w:r>
           <w:rPr>
@@ -1956,7 +1965,7 @@
             <w:noProof/>
             <w:webHidden/>
           </w:rPr>
-          <w:t>9</w:t>
+          <w:t>10</w:t>
         </w:r>
         <w:r>
           <w:rPr>
@@ -1981,7 +1990,7 @@
           <w:szCs w:val="24"/>
         </w:rPr>
       </w:pPr>
-      <w:hyperlink w:anchor="_Toc612419" w:history="1">
+      <w:hyperlink w:anchor="_Toc614936" w:history="1">
         <w:r>
           <w:rPr>
             <w:rStyle w:val="Hyperlink"/>
@@ -2008,7 +2017,7 @@
             <w:noProof/>
             <w:webHidden/>
           </w:rPr>
-          <w:instrText xml:space="preserve"> PAGEREF _Toc612419 \h </w:instrText>
+          <w:instrText xml:space="preserve"> PAGEREF _Toc614936 \h </w:instrText>
         </w:r>
         <w:r>
           <w:rPr>
@@ -2028,7 +2037,7 @@
             <w:noProof/>
             <w:webHidden/>
           </w:rPr>
-          <w:t>9</w:t>
+          <w:t>10</w:t>
         </w:r>
         <w:r>
           <w:rPr>
@@ -2053,7 +2062,7 @@
           <w:szCs w:val="24"/>
         </w:rPr>
       </w:pPr>
-      <w:hyperlink w:anchor="_Toc612420" w:history="1">
+      <w:hyperlink w:anchor="_Toc614937" w:history="1">
         <w:r>
           <w:rPr>
             <w:rStyle w:val="Hyperlink"/>
@@ -2080,7 +2089,7 @@
             <w:noProof/>
             <w:webHidden/>
           </w:rPr>
-          <w:instrText xml:space="preserve"> PAGEREF _Toc612420 \h </w:instrText>
+          <w:instrText xml:space="preserve"> PAGEREF _Toc614937 \h </w:instrText>
         </w:r>
         <w:r>
           <w:rPr>
@@ -2100,7 +2109,7 @@
             <w:noProof/>
             <w:webHidden/>
           </w:rPr>
-          <w:t>10</w:t>
+          <w:t>11</w:t>
         </w:r>
         <w:r>
           <w:rPr>
@@ -2125,7 +2134,7 @@
           <w:szCs w:val="24"/>
         </w:rPr>
       </w:pPr>
-      <w:hyperlink w:anchor="_Toc612421" w:history="1">
+      <w:hyperlink w:anchor="_Toc614938" w:history="1">
         <w:r>
           <w:rPr>
             <w:rStyle w:val="Hyperlink"/>
@@ -2152,7 +2161,7 @@
             <w:noProof/>
             <w:webHidden/>
           </w:rPr>
-          <w:instrText xml:space="preserve"> PAGEREF _Toc612421 \h </w:instrText>
+          <w:instrText xml:space="preserve"> PAGEREF _Toc614938 \h </w:instrText>
         </w:r>
         <w:r>
           <w:rPr>
@@ -2172,7 +2181,7 @@
             <w:noProof/>
             <w:webHidden/>
           </w:rPr>
-          <w:t>10</w:t>
+          <w:t>11</w:t>
         </w:r>
         <w:r>
           <w:rPr>
@@ -2197,7 +2206,7 @@
           <w:szCs w:val="24"/>
         </w:rPr>
       </w:pPr>
-      <w:hyperlink w:anchor="_Toc612422" w:history="1">
+      <w:hyperlink w:anchor="_Toc614939" w:history="1">
         <w:r>
           <w:rPr>
             <w:rStyle w:val="Hyperlink"/>
@@ -2224,7 +2233,7 @@
             <w:noProof/>
             <w:webHidden/>
           </w:rPr>
-          <w:instrText xml:space="preserve"> PAGEREF _Toc612422 \h </w:instrText>
+          <w:instrText xml:space="preserve"> PAGEREF _Toc614939 \h </w:instrText>
         </w:r>
         <w:r>
           <w:rPr>
@@ -2244,7 +2253,7 @@
             <w:noProof/>
             <w:webHidden/>
           </w:rPr>
-          <w:t>10</w:t>
+          <w:t>11</w:t>
         </w:r>
         <w:r>
           <w:rPr>
@@ -2269,7 +2278,7 @@
           <w:szCs w:val="24"/>
         </w:rPr>
       </w:pPr>
-      <w:hyperlink w:anchor="_Toc612423" w:history="1">
+      <w:hyperlink w:anchor="_Toc614940" w:history="1">
         <w:r>
           <w:rPr>
             <w:rStyle w:val="Hyperlink"/>
@@ -2296,7 +2305,7 @@
             <w:noProof/>
             <w:webHidden/>
           </w:rPr>
-          <w:instrText xml:space="preserve"> PAGEREF _Toc612423 \h </w:instrText>
+          <w:instrText xml:space="preserve"> PAGEREF _Toc614940 \h </w:instrText>
         </w:r>
         <w:r>
           <w:rPr>
@@ -2316,7 +2325,7 @@
             <w:noProof/>
             <w:webHidden/>
           </w:rPr>
-          <w:t>10</w:t>
+          <w:t>11</w:t>
         </w:r>
         <w:r>
           <w:rPr>
@@ -2341,7 +2350,7 @@
           <w:szCs w:val="24"/>
         </w:rPr>
       </w:pPr>
-      <w:hyperlink w:anchor="_Toc612424" w:history="1">
+      <w:hyperlink w:anchor="_Toc614941" w:history="1">
         <w:r>
           <w:rPr>
             <w:rStyle w:val="Hyperlink"/>
@@ -2368,7 +2377,7 @@
             <w:noProof/>
             <w:webHidden/>
           </w:rPr>
-          <w:instrText xml:space="preserve"> PAGEREF _Toc612424 \h </w:instrText>
+          <w:instrText xml:space="preserve"> PAGEREF _Toc614941 \h </w:instrText>
         </w:r>
         <w:r>
           <w:rPr>
@@ -2388,7 +2397,7 @@
             <w:noProof/>
             <w:webHidden/>
           </w:rPr>
-          <w:t>10</w:t>
+          <w:t>11</w:t>
         </w:r>
         <w:r>
           <w:rPr>
@@ -2413,7 +2422,7 @@
           <w:szCs w:val="24"/>
         </w:rPr>
       </w:pPr>
-      <w:hyperlink w:anchor="_Toc612425" w:history="1">
+      <w:hyperlink w:anchor="_Toc614942" w:history="1">
         <w:r>
           <w:rPr>
             <w:rStyle w:val="Hyperlink"/>
@@ -2440,7 +2449,7 @@
             <w:noProof/>
             <w:webHidden/>
           </w:rPr>
-          <w:instrText xml:space="preserve"> PAGEREF _Toc612425 \h </w:instrText>
+          <w:instrText xml:space="preserve"> PAGEREF _Toc614942 \h </w:instrText>
         </w:r>
         <w:r>
           <w:rPr>
@@ -2460,7 +2469,7 @@
             <w:noProof/>
             <w:webHidden/>
           </w:rPr>
-          <w:t>10</w:t>
+          <w:t>11</w:t>
         </w:r>
         <w:r>
           <w:rPr>
@@ -2485,7 +2494,7 @@
           <w:szCs w:val="24"/>
         </w:rPr>
       </w:pPr>
-      <w:hyperlink w:anchor="_Toc612426" w:history="1">
+      <w:hyperlink w:anchor="_Toc614943" w:history="1">
         <w:r>
           <w:rPr>
             <w:rStyle w:val="Hyperlink"/>
@@ -2512,7 +2521,7 @@
             <w:noProof/>
             <w:webHidden/>
           </w:rPr>
-          <w:instrText xml:space="preserve"> PAGEREF _Toc612426 \h </w:instrText>
+          <w:instrText xml:space="preserve"> PAGEREF _Toc614943 \h </w:instrText>
         </w:r>
         <w:r>
           <w:rPr>
@@ -2532,7 +2541,7 @@
             <w:noProof/>
             <w:webHidden/>
           </w:rPr>
-          <w:t>11</w:t>
+          <w:t>12</w:t>
         </w:r>
         <w:r>
           <w:rPr>
@@ -2557,7 +2566,7 @@
           <w:szCs w:val="24"/>
         </w:rPr>
       </w:pPr>
-      <w:hyperlink w:anchor="_Toc612427" w:history="1">
+      <w:hyperlink w:anchor="_Toc614944" w:history="1">
         <w:r>
           <w:rPr>
             <w:rStyle w:val="Hyperlink"/>
@@ -2584,7 +2593,7 @@
             <w:noProof/>
             <w:webHidden/>
           </w:rPr>
-          <w:instrText xml:space="preserve"> PAGEREF _Toc612427 \h </w:instrText>
+          <w:instrText xml:space="preserve"> PAGEREF _Toc614944 \h </w:instrText>
         </w:r>
         <w:r>
           <w:rPr>
@@ -2604,7 +2613,7 @@
             <w:noProof/>
             <w:webHidden/>
           </w:rPr>
-          <w:t>11</w:t>
+          <w:t>12</w:t>
         </w:r>
         <w:r>
           <w:rPr>
@@ -2629,7 +2638,7 @@
           <w:szCs w:val="24"/>
         </w:rPr>
       </w:pPr>
-      <w:hyperlink w:anchor="_Toc612428" w:history="1">
+      <w:hyperlink w:anchor="_Toc614945" w:history="1">
         <w:r>
           <w:rPr>
             <w:rStyle w:val="Hyperlink"/>
@@ -2656,7 +2665,7 @@
             <w:noProof/>
             <w:webHidden/>
           </w:rPr>
-          <w:instrText xml:space="preserve"> PAGEREF _Toc612428 \h </w:instrText>
+          <w:instrText xml:space="preserve"> PAGEREF _Toc614945 \h </w:instrText>
         </w:r>
         <w:r>
           <w:rPr>
@@ -2676,7 +2685,7 @@
             <w:noProof/>
             <w:webHidden/>
           </w:rPr>
-          <w:t>11</w:t>
+          <w:t>12</w:t>
         </w:r>
         <w:r>
           <w:rPr>
@@ -2701,7 +2710,7 @@
           <w:szCs w:val="24"/>
         </w:rPr>
       </w:pPr>
-      <w:hyperlink w:anchor="_Toc612429" w:history="1">
+      <w:hyperlink w:anchor="_Toc614946" w:history="1">
         <w:r>
           <w:rPr>
             <w:rStyle w:val="Hyperlink"/>
@@ -2728,7 +2737,7 @@
             <w:noProof/>
             <w:webHidden/>
           </w:rPr>
-          <w:instrText xml:space="preserve"> PAGEREF _Toc612429 \h </w:instrText>
+          <w:instrText xml:space="preserve"> PAGEREF _Toc614946 \h </w:instrText>
         </w:r>
         <w:r>
           <w:rPr>
@@ -2748,7 +2757,7 @@
             <w:noProof/>
             <w:webHidden/>
           </w:rPr>
-          <w:t>11</w:t>
+          <w:t>12</w:t>
         </w:r>
         <w:r>
           <w:rPr>
@@ -2773,7 +2782,7 @@
           <w:szCs w:val="24"/>
         </w:rPr>
       </w:pPr>
-      <w:hyperlink w:anchor="_Toc612430" w:history="1">
+      <w:hyperlink w:anchor="_Toc614947" w:history="1">
         <w:r>
           <w:rPr>
             <w:rStyle w:val="Hyperlink"/>
@@ -2800,7 +2809,7 @@
             <w:noProof/>
             <w:webHidden/>
           </w:rPr>
-          <w:instrText xml:space="preserve"> PAGEREF _Toc612430 \h </w:instrText>
+          <w:instrText xml:space="preserve"> PAGEREF _Toc614947 \h </w:instrText>
         </w:r>
         <w:r>
           <w:rPr>
@@ -2820,7 +2829,7 @@
             <w:noProof/>
             <w:webHidden/>
           </w:rPr>
-          <w:t>12</w:t>
+          <w:t>13</w:t>
         </w:r>
         <w:r>
           <w:rPr>
@@ -2845,7 +2854,7 @@
           <w:szCs w:val="24"/>
         </w:rPr>
       </w:pPr>
-      <w:hyperlink w:anchor="_Toc612431" w:history="1">
+      <w:hyperlink w:anchor="_Toc614948" w:history="1">
         <w:r>
           <w:rPr>
             <w:rStyle w:val="Hyperlink"/>
@@ -2872,7 +2881,7 @@
             <w:noProof/>
             <w:webHidden/>
           </w:rPr>
-          <w:instrText xml:space="preserve"> PAGEREF _Toc612431 \h </w:instrText>
+          <w:instrText xml:space="preserve"> PAGEREF _Toc614948 \h </w:instrText>
         </w:r>
         <w:r>
           <w:rPr>
@@ -2892,7 +2901,7 @@
             <w:noProof/>
             <w:webHidden/>
           </w:rPr>
-          <w:t>12</w:t>
+          <w:t>13</w:t>
         </w:r>
         <w:r>
           <w:rPr>
@@ -2917,7 +2926,7 @@
           <w:szCs w:val="24"/>
         </w:rPr>
       </w:pPr>
-      <w:hyperlink w:anchor="_Toc612432" w:history="1">
+      <w:hyperlink w:anchor="_Toc614949" w:history="1">
         <w:r>
           <w:rPr>
             <w:rStyle w:val="Hyperlink"/>
@@ -2944,7 +2953,7 @@
             <w:noProof/>
             <w:webHidden/>
           </w:rPr>
-          <w:instrText xml:space="preserve"> PAGEREF _Toc612432 \h </w:instrText>
+          <w:instrText xml:space="preserve"> PAGEREF _Toc614949 \h </w:instrText>
         </w:r>
         <w:r>
           <w:rPr>
@@ -2964,7 +2973,7 @@
             <w:noProof/>
             <w:webHidden/>
           </w:rPr>
-          <w:t>12</w:t>
+          <w:t>13</w:t>
         </w:r>
         <w:r>
           <w:rPr>
@@ -2989,7 +2998,7 @@
           <w:szCs w:val="24"/>
         </w:rPr>
       </w:pPr>
-      <w:hyperlink w:anchor="_Toc612433" w:history="1">
+      <w:hyperlink w:anchor="_Toc614950" w:history="1">
         <w:r>
           <w:rPr>
             <w:rStyle w:val="Hyperlink"/>
@@ -3016,7 +3025,7 @@
             <w:noProof/>
             <w:webHidden/>
           </w:rPr>
-          <w:instrText xml:space="preserve"> PAGEREF _Toc612433 \h </w:instrText>
+          <w:instrText xml:space="preserve"> PAGEREF _Toc614950 \h </w:instrText>
         </w:r>
         <w:r>
           <w:rPr>
@@ -3036,7 +3045,7 @@
             <w:noProof/>
             <w:webHidden/>
           </w:rPr>
-          <w:t>13</w:t>
+          <w:t>14</w:t>
         </w:r>
         <w:r>
           <w:rPr>
@@ -3061,7 +3070,7 @@
           <w:szCs w:val="24"/>
         </w:rPr>
       </w:pPr>
-      <w:hyperlink w:anchor="_Toc612434" w:history="1">
+      <w:hyperlink w:anchor="_Toc614951" w:history="1">
         <w:r>
           <w:rPr>
             <w:rStyle w:val="Hyperlink"/>
@@ -3088,7 +3097,7 @@
             <w:noProof/>
             <w:webHidden/>
           </w:rPr>
-          <w:instrText xml:space="preserve"> PAGEREF _Toc612434 \h </w:instrText>
+          <w:instrText xml:space="preserve"> PAGEREF _Toc614951 \h </w:instrText>
         </w:r>
         <w:r>
           <w:rPr>
@@ -3108,7 +3117,151 @@
             <w:noProof/>
             <w:webHidden/>
           </w:rPr>
-          <w:t>13</w:t>
+          <w:t>14</w:t>
+        </w:r>
+        <w:r>
+          <w:rPr>
+            <w:noProof/>
+            <w:webHidden/>
+          </w:rPr>
+          <w:fldChar w:fldCharType="end"/>
+        </w:r>
+      </w:hyperlink>
+    </w:p>
+    <w:p>
+      <w:pPr>
+        <w:pStyle w:val="TOC2"/>
+        <w:tabs>
+          <w:tab w:val="right" w:leader="dot" w:pos="9010"/>
+        </w:tabs>
+        <w:rPr>
+          <w:rFonts w:eastAsiaTheme="minorEastAsia"/>
+          <w:smallCaps w:val="0"/>
+          <w:noProof/>
+          <w:sz w:val="24"/>
+          <w:szCs w:val="24"/>
+        </w:rPr>
+      </w:pPr>
+      <w:hyperlink w:anchor="_Toc614952" w:history="1">
+        <w:r>
+          <w:rPr>
+            <w:rStyle w:val="Hyperlink"/>
+            <w:noProof/>
+          </w:rPr>
+          <w:t>Timing Commands</w:t>
+        </w:r>
+        <w:r>
+          <w:rPr>
+            <w:noProof/>
+            <w:webHidden/>
+          </w:rPr>
+          <w:tab/>
+        </w:r>
+        <w:r>
+          <w:rPr>
+            <w:noProof/>
+            <w:webHidden/>
+          </w:rPr>
+          <w:fldChar w:fldCharType="begin"/>
+        </w:r>
+        <w:r>
+          <w:rPr>
+            <w:noProof/>
+            <w:webHidden/>
+          </w:rPr>
+          <w:instrText xml:space="preserve"> PAGEREF _Toc614952 \h </w:instrText>
+        </w:r>
+        <w:r>
+          <w:rPr>
+            <w:noProof/>
+            <w:webHidden/>
+          </w:rPr>
+        </w:r>
+        <w:r>
+          <w:rPr>
+            <w:noProof/>
+            <w:webHidden/>
+          </w:rPr>
+          <w:fldChar w:fldCharType="separate"/>
+        </w:r>
+        <w:r>
+          <w:rPr>
+            <w:noProof/>
+            <w:webHidden/>
+          </w:rPr>
+          <w:t>14</w:t>
+        </w:r>
+        <w:r>
+          <w:rPr>
+            <w:noProof/>
+            <w:webHidden/>
+          </w:rPr>
+          <w:fldChar w:fldCharType="end"/>
+        </w:r>
+      </w:hyperlink>
+    </w:p>
+    <w:p>
+      <w:pPr>
+        <w:pStyle w:val="TOC2"/>
+        <w:tabs>
+          <w:tab w:val="right" w:leader="dot" w:pos="9010"/>
+        </w:tabs>
+        <w:rPr>
+          <w:rFonts w:eastAsiaTheme="minorEastAsia"/>
+          <w:smallCaps w:val="0"/>
+          <w:noProof/>
+          <w:sz w:val="24"/>
+          <w:szCs w:val="24"/>
+        </w:rPr>
+      </w:pPr>
+      <w:hyperlink w:anchor="_Toc614953" w:history="1">
+        <w:r>
+          <w:rPr>
+            <w:rStyle w:val="Hyperlink"/>
+            <w:noProof/>
+          </w:rPr>
+          <w:t>Scripting</w:t>
+        </w:r>
+        <w:r>
+          <w:rPr>
+            <w:noProof/>
+            <w:webHidden/>
+          </w:rPr>
+          <w:tab/>
+        </w:r>
+        <w:r>
+          <w:rPr>
+            <w:noProof/>
+            <w:webHidden/>
+          </w:rPr>
+          <w:fldChar w:fldCharType="begin"/>
+        </w:r>
+        <w:r>
+          <w:rPr>
+            <w:noProof/>
+            <w:webHidden/>
+          </w:rPr>
+          <w:instrText xml:space="preserve"> PAGEREF _Toc614953 \h </w:instrText>
+        </w:r>
+        <w:r>
+          <w:rPr>
+            <w:noProof/>
+            <w:webHidden/>
+          </w:rPr>
+        </w:r>
+        <w:r>
+          <w:rPr>
+            <w:noProof/>
+            <w:webHidden/>
+          </w:rPr>
+          <w:fldChar w:fldCharType="separate"/>
+        </w:r>
+        <w:r>
+          <w:rPr>
+            <w:noProof/>
+            <w:webHidden/>
+          </w:rPr>
+          <w:t>14</w:t>
         </w:r>
         <w:r>
           <w:rPr>
@@ -3135,13 +3288,13 @@
           <w:szCs w:val="24"/>
         </w:rPr>
       </w:pPr>
-      <w:hyperlink w:anchor="_Toc612435" w:history="1">
+      <w:hyperlink w:anchor="_Toc614954" w:history="1">
         <w:r>
           <w:rPr>
             <w:rStyle w:val="Hyperlink"/>
             <w:noProof/>
           </w:rPr>
-          <w:t>Supported Column Types</w:t>
+          <w:t>Fetching Rows Using Indexes</w:t>
         </w:r>
         <w:r>
           <w:rPr>
@@ -3162,7 +3315,7 @@
             <w:noProof/>
             <w:webHidden/>
           </w:rPr>
-          <w:instrText xml:space="preserve"> PAGEREF _Toc612435 \h </w:instrText>
+          <w:instrText xml:space="preserve"> PAGEREF _Toc614954 \h </w:instrText>
         </w:r>
         <w:r>
           <w:rPr>
@@ -3182,7 +3335,7 @@
             <w:noProof/>
             <w:webHidden/>
           </w:rPr>
-          <w:t>14</w:t>
+          <w:t>15</w:t>
         </w:r>
         <w:r>
           <w:rPr>
@@ -3209,13 +3362,13 @@
           <w:szCs w:val="24"/>
         </w:rPr>
       </w:pPr>
-      <w:hyperlink w:anchor="_Toc612436" w:history="1">
+      <w:hyperlink w:anchor="_Toc614955" w:history="1">
         <w:r>
           <w:rPr>
             <w:rStyle w:val="Hyperlink"/>
             <w:noProof/>
           </w:rPr>
-          <w:t>Timing Commands</w:t>
+          <w:t>Appendix A – Command Line Arguments</w:t>
         </w:r>
         <w:r>
           <w:rPr>
@@ -3236,7 +3389,7 @@
             <w:noProof/>
             <w:webHidden/>
           </w:rPr>
-          <w:instrText xml:space="preserve"> PAGEREF _Toc612436 \h </w:instrText>
+          <w:instrText xml:space="preserve"> PAGEREF _Toc614955 \h </w:instrText>
         </w:r>
         <w:r>
           <w:rPr>
@@ -3256,7 +3409,7 @@
             <w:noProof/>
             <w:webHidden/>
           </w:rPr>
-          <w:t>14</w:t>
+          <w:t>17</w:t>
         </w:r>
         <w:r>
           <w:rPr>
@@ -3283,13 +3436,13 @@
           <w:szCs w:val="24"/>
         </w:rPr>
       </w:pPr>
-      <w:hyperlink w:anchor="_Toc612437" w:history="1">
+      <w:hyperlink w:anchor="_Toc614956" w:history="1">
         <w:r>
           <w:rPr>
             <w:rStyle w:val="Hyperlink"/>
             <w:noProof/>
           </w:rPr>
-          <w:t>Scripting</w:t>
+          <w:t>Appendix B – Prompt Functions</w:t>
         </w:r>
         <w:r>
           <w:rPr>
@@ -3310,7 +3463,7 @@
             <w:noProof/>
             <w:webHidden/>
           </w:rPr>
-          <w:instrText xml:space="preserve"> PAGEREF _Toc612437 \h </w:instrText>
+          <w:instrText xml:space="preserve"> PAGEREF _Toc614956 \h </w:instrText>
         </w:r>
         <w:r>
           <w:rPr>
@@ -3330,7 +3483,7 @@
             <w:noProof/>
             <w:webHidden/>
           </w:rPr>
-          <w:t>14</w:t>
+          <w:t>17</w:t>
         </w:r>
         <w:r>
           <w:rPr>
@@ -3357,13 +3510,13 @@
           <w:szCs w:val="24"/>
         </w:rPr>
       </w:pPr>
-      <w:hyperlink w:anchor="_Toc612438" w:history="1">
+      <w:hyperlink w:anchor="_Toc614957" w:history="1">
         <w:r>
           <w:rPr>
             <w:rStyle w:val="Hyperlink"/>
             <w:noProof/>
           </w:rPr>
-          <w:t>Limitations and Restrictions</w:t>
+          <w:t>Appendix C – Supported Column Types</w:t>
         </w:r>
         <w:r>
           <w:rPr>
@@ -3384,7 +3537,7 @@
             <w:noProof/>
             <w:webHidden/>
           </w:rPr>
-          <w:instrText xml:space="preserve"> PAGEREF _Toc612438 \h </w:instrText>
+          <w:instrText xml:space="preserve"> PAGEREF _Toc614957 \h </w:instrText>
         </w:r>
         <w:r>
           <w:rPr>
@@ -3404,7 +3557,7 @@
             <w:noProof/>
             <w:webHidden/>
           </w:rPr>
-          <w:t>15</w:t>
+          <w:t>18</w:t>
         </w:r>
         <w:r>
           <w:rPr>
@@ -3431,13 +3584,13 @@
           <w:szCs w:val="24"/>
         </w:rPr>
       </w:pPr>
-      <w:hyperlink w:anchor="_Toc612439" w:history="1">
+      <w:hyperlink w:anchor="_Toc614958" w:history="1">
         <w:r>
           <w:rPr>
             <w:rStyle w:val="Hyperlink"/>
             <w:noProof/>
           </w:rPr>
-          <w:t>Fetching Rows Using Indexes</w:t>
+          <w:t>Appendix D – Limitations and Restrictions</w:t>
         </w:r>
         <w:r>
           <w:rPr>
@@ -3458,7 +3611,7 @@
             <w:noProof/>
             <w:webHidden/>
           </w:rPr>
-          <w:instrText xml:space="preserve"> PAGEREF _Toc612439 \h </w:instrText>
+          <w:instrText xml:space="preserve"> PAGEREF _Toc614958 \h </w:instrText>
         </w:r>
         <w:r>
           <w:rPr>
@@ -3478,7 +3631,7 @@
             <w:noProof/>
             <w:webHidden/>
           </w:rPr>
-          <w:t>16</w:t>
+          <w:t>18</w:t>
         </w:r>
         <w:r>
           <w:rPr>
@@ -3505,13 +3658,13 @@
           <w:szCs w:val="24"/>
         </w:rPr>
       </w:pPr>
-      <w:hyperlink w:anchor="_Toc612440" w:history="1">
+      <w:hyperlink w:anchor="_Toc614959" w:history="1">
         <w:r>
           <w:rPr>
             <w:rStyle w:val="Hyperlink"/>
             <w:noProof/>
           </w:rPr>
-          <w:t>Appendix A – Command Line Arguments</w:t>
+          <w:t>Appendix E – Seth Test Harness</w:t>
         </w:r>
         <w:r>
           <w:rPr>
@@ -3532,7 +3685,7 @@
             <w:noProof/>
             <w:webHidden/>
           </w:rPr>
-          <w:instrText xml:space="preserve"> PAGEREF _Toc612440 \h </w:instrText>
+          <w:instrText xml:space="preserve"> PAGEREF _Toc614959 \h </w:instrText>
         </w:r>
         <w:r>
           <w:rPr>
@@ -3552,7 +3705,7 @@
             <w:noProof/>
             <w:webHidden/>
           </w:rPr>
-          <w:t>17</w:t>
+          <w:t>18</w:t>
         </w:r>
         <w:r>
           <w:rPr>
@@ -3579,13 +3732,13 @@
           <w:szCs w:val="24"/>
         </w:rPr>
       </w:pPr>
-      <w:hyperlink w:anchor="_Toc612441" w:history="1">
+      <w:hyperlink w:anchor="_Toc614960" w:history="1">
         <w:r>
           <w:rPr>
             <w:rStyle w:val="Hyperlink"/>
             <w:noProof/>
           </w:rPr>
-          <w:t>Appendix B – Prompt Functions</w:t>
+          <w:t>Appendix F – Prompt Commands</w:t>
         </w:r>
         <w:r>
           <w:rPr>
@@ -3606,7 +3759,7 @@
             <w:noProof/>
             <w:webHidden/>
           </w:rPr>
-          <w:instrText xml:space="preserve"> PAGEREF _Toc612441 \h </w:instrText>
+          <w:instrText xml:space="preserve"> PAGEREF _Toc614960 \h </w:instrText>
         </w:r>
         <w:r>
           <w:rPr>
@@ -3626,7 +3779,7 @@
             <w:noProof/>
             <w:webHidden/>
           </w:rPr>
-          <w:t>18</w:t>
+          <w:t>19</w:t>
         </w:r>
         <w:r>
           <w:rPr>
@@ -3639,91 +3792,6 @@
     </w:p>
     <w:p>
       <w:pPr>
-        <w:pStyle w:val="TOC1"/>
-        <w:tabs>
-          <w:tab w:val="right" w:leader="dot" w:pos="9010"/>
-        </w:tabs>
-        <w:rPr>
-          <w:rFonts w:eastAsiaTheme="minorEastAsia"/>
-          <w:b w:val="0"/>
-          <w:bCs w:val="0"/>
-          <w:caps w:val="0"/>
-          <w:noProof/>
-          <w:sz w:val="24"/>
-          <w:szCs w:val="24"/>
-        </w:rPr>
-      </w:pPr>
-      <w:hyperlink w:anchor="_Toc612442" w:history="1">
-        <w:r>
-          <w:rPr>
-            <w:rStyle w:val="Hyperlink"/>
-            <w:noProof/>
-          </w:rPr>
-          <w:t>Appendix B – Prompt Commands</w:t>
-        </w:r>
-        <w:r>
-          <w:rPr>
-            <w:noProof/>
-            <w:webHidden/>
-          </w:rPr>
-          <w:tab/>
-        </w:r>
-        <w:r>
-          <w:rPr>
-            <w:noProof/>
-            <w:webHidden/>
-          </w:rPr>
-          <w:fldChar w:fldCharType="begin"/>
-        </w:r>
-        <w:r>
-          <w:rPr>
-            <w:noProof/>
-            <w:webHidden/>
-          </w:rPr>
-          <w:instrText xml:space="preserve"> PAGEREF _Toc612442 \h </w:instrText>
-        </w:r>
-        <w:r>
-          <w:rPr>
-            <w:noProof/>
-            <w:webHidden/>
-          </w:rPr>
-        </w:r>
-        <w:r>
-          <w:rPr>
-            <w:noProof/>
-            <w:webHidden/>
-          </w:rPr>
-          <w:fldChar w:fldCharType="separate"/>
-        </w:r>
-        <w:r>
-          <w:rPr>
-            <w:noProof/>
-            <w:webHidden/>
-          </w:rPr>
-          <w:t>19</w:t>
-        </w:r>
-        <w:r>
-          <w:rPr>
-            <w:noProof/>
-            <w:webHidden/>
-          </w:rPr>
-          <w:fldChar w:fldCharType="end"/>
-        </w:r>
-      </w:hyperlink>
-    </w:p>
-    <w:p>
-      <w:pPr>
-        <w:rPr>
-          <w:rStyle w:val="IntenseEmphasis"/>
-          <w:rFonts w:asciiTheme="majorHAnsi" w:eastAsiaTheme="majorEastAsia" w:hAnsiTheme="majorHAnsi" w:cstheme="majorBidi"/>
-          <w:i w:val="0"/>
-          <w:iCs w:val="0"/>
-          <w:color w:val="2F5496" w:themeColor="accent1" w:themeShade="BF"/>
-          <w:sz w:val="32"/>
-          <w:szCs w:val="32"/>
-        </w:rPr>
-      </w:pPr>
-      <w:r>
         <w:rPr>
           <w:rStyle w:val="IntenseEmphasis"/>
           <w:i w:val="0"/>
@@ -3731,36 +3799,27 @@
           <w:color w:val="2F5496" w:themeColor="accent1" w:themeShade="BF"/>
           <w:szCs w:val="20"/>
         </w:rPr>
-        <w:fldChar w:fldCharType="end"/>
-      </w:r>
+      </w:pPr>
       <w:r>
         <w:rPr>
           <w:rStyle w:val="IntenseEmphasis"/>
+          <w:b/>
+          <w:bCs/>
           <w:i w:val="0"/>
           <w:iCs w:val="0"/>
+          <w:caps/>
           <w:color w:val="2F5496" w:themeColor="accent1" w:themeShade="BF"/>
-        </w:rPr>
-        <w:br w:type="page"/>
+          <w:szCs w:val="20"/>
+        </w:rPr>
+        <w:fldChar w:fldCharType="end"/>
       </w:r>
     </w:p>
     <w:p>
       <w:pPr>
         <w:pStyle w:val="Heading1"/>
-        <w:rPr>
-          <w:rStyle w:val="IntenseEmphasis"/>
-          <w:i w:val="0"/>
-          <w:iCs w:val="0"/>
-          <w:color w:val="0096FF"/>
-        </w:rPr>
-      </w:pPr>
-      <w:bookmarkStart w:id="0" w:name="_Toc612395"/>
-      <w:r>
-        <w:rPr>
-          <w:rStyle w:val="IntenseEmphasis"/>
-          <w:i w:val="0"/>
-          <w:iCs w:val="0"/>
-          <w:color w:val="0096FF"/>
-        </w:rPr>
+      </w:pPr>
+      <w:bookmarkStart w:id="0" w:name="_Toc614912"/>
+      <w:r>
         <w:lastRenderedPageBreak/>
         <w:t>Notice</w:t>
       </w:r>
@@ -3796,7 +3855,7 @@
       <w:pPr>
         <w:pStyle w:val="Heading1"/>
       </w:pPr>
-      <w:bookmarkStart w:id="1" w:name="_Toc612396"/>
+      <w:bookmarkStart w:id="1" w:name="_Toc614913"/>
       <w:r>
         <w:t>Overview of RapidsSE</w:t>
       </w:r>
@@ -3806,14 +3865,14 @@
       <w:pPr>
         <w:pStyle w:val="Heading2"/>
       </w:pPr>
-      <w:bookmarkStart w:id="2" w:name="_Toc612397"/>
-      <w:r>
-        <w:t>Preliminary Statement</w:t>
-      </w:r>
-      <w:r>
-        <w:t>s</w:t>
+      <w:bookmarkStart w:id="2" w:name="_Toc614914"/>
+      <w:r>
+        <w:t xml:space="preserve">Preliminary </w:t>
       </w:r>
       <w:bookmarkEnd w:id="2"/>
+      <w:r>
+        <w:t>Remarks</w:t>
+      </w:r>
     </w:p>
     <w:p>
       <w:r>
@@ -3914,7 +3973,6 @@
       </w:r>
     </w:p>
     <w:p>
-      <w:bookmarkStart w:id="3" w:name="_Toc612398"/>
       <w:r>
         <w:t>This is a working document and will require on-going extension and correction.</w:t>
       </w:r>
@@ -3923,6 +3981,7 @@
       <w:pPr>
         <w:pStyle w:val="Heading2"/>
       </w:pPr>
+      <w:bookmarkStart w:id="3" w:name="_Toc614915"/>
       <w:r>
         <w:t>Discussion</w:t>
       </w:r>
@@ -3961,7 +4020,7 @@
       <w:pPr>
         <w:pStyle w:val="Heading2"/>
       </w:pPr>
-      <w:bookmarkStart w:id="4" w:name="_Toc612399"/>
+      <w:bookmarkStart w:id="4" w:name="_Toc614916"/>
       <w:r>
         <w:t>Key Features</w:t>
       </w:r>
@@ -4090,7 +4149,7 @@
       <w:pPr>
         <w:pStyle w:val="Heading2"/>
       </w:pPr>
-      <w:bookmarkStart w:id="5" w:name="_Toc612400"/>
+      <w:bookmarkStart w:id="5" w:name="_Toc614917"/>
       <w:r>
         <w:t>Installation</w:t>
       </w:r>
@@ -4143,7 +4202,7 @@
       <w:pPr>
         <w:pStyle w:val="Heading2"/>
       </w:pPr>
-      <w:bookmarkStart w:id="6" w:name="_Toc612401"/>
+      <w:bookmarkStart w:id="6" w:name="_Toc614918"/>
       <w:r>
         <w:lastRenderedPageBreak/>
         <w:t>Structure</w:t>
@@ -6134,7 +6193,7 @@
       <w:pPr>
         <w:pStyle w:val="Heading1"/>
       </w:pPr>
-      <w:bookmarkStart w:id="7" w:name="_Toc612402"/>
+      <w:bookmarkStart w:id="7" w:name="_Toc614919"/>
       <w:r>
         <w:lastRenderedPageBreak/>
         <w:t xml:space="preserve">Summarising: </w:t>
@@ -6165,7 +6224,7 @@
       <w:pPr>
         <w:pStyle w:val="Heading2"/>
       </w:pPr>
-      <w:bookmarkStart w:id="8" w:name="_Toc612403"/>
+      <w:bookmarkStart w:id="8" w:name="_Toc614920"/>
       <w:r>
         <w:t>Starting a RapidsSE Instance</w:t>
       </w:r>
@@ -6274,23 +6333,15 @@
           <w:sz w:val="16"/>
           <w:szCs w:val="16"/>
         </w:rPr>
-        <w:t xml:space="preserve"> </w:t>
-      </w:r>
+        <w:t xml:space="preserve"> --</w:t>
+      </w:r>
+      <w:proofErr w:type="spellStart"/>
       <w:r>
         <w:rPr>
           <w:color w:val="0070C0"/>
           <w:sz w:val="16"/>
           <w:szCs w:val="16"/>
         </w:rPr>
-        <w:t>--</w:t>
-      </w:r>
-      <w:proofErr w:type="spellStart"/>
-      <w:r>
-        <w:rPr>
-          <w:color w:val="0070C0"/>
-          <w:sz w:val="16"/>
-          <w:szCs w:val="16"/>
-        </w:rPr>
         <w:t>killPrev</w:t>
       </w:r>
       <w:proofErr w:type="spellEnd"/>
@@ -6307,7 +6358,7 @@
       <w:pPr>
         <w:pStyle w:val="Heading2"/>
       </w:pPr>
-      <w:bookmarkStart w:id="9" w:name="_Toc612404"/>
+      <w:bookmarkStart w:id="9" w:name="_Toc614921"/>
       <w:r>
         <w:t xml:space="preserve">Using the </w:t>
       </w:r>
@@ -6403,7 +6454,6 @@
           <w:lang w:val="en-US"/>
         </w:rPr>
       </w:pPr>
-      <w:bookmarkStart w:id="10" w:name="_Toc612405"/>
       <w:r>
         <w:rPr>
           <w:lang w:val="en-US"/>
@@ -6588,16 +6638,14 @@
     </w:p>
     <w:p>
       <w:r>
-        <w:t>This is useful while becoming familiar with RapidsSE</w:t>
-      </w:r>
-      <w:r>
-        <w:t>.</w:t>
+        <w:t>This is useful while becoming familiar with RapidsSE.</w:t>
       </w:r>
     </w:p>
     <w:p>
       <w:pPr>
         <w:pStyle w:val="Heading2"/>
       </w:pPr>
+      <w:bookmarkStart w:id="10" w:name="_Toc614922"/>
       <w:r>
         <w:t>Starting a RapidsSE Cluster</w:t>
       </w:r>
@@ -6668,7 +6716,6 @@
       </w:r>
     </w:p>
     <w:p>
-      <w:bookmarkStart w:id="11" w:name="_Toc612406"/>
       <w:r>
         <w:t>Starting the cluster causes all the nodes to interconnect and identify themselves.</w:t>
       </w:r>
@@ -6783,7 +6830,7 @@
           <w:sz w:val="18"/>
           <w:szCs w:val="18"/>
         </w:rPr>
-        <w:t xml:space="preserve">     </w:t>
+        <w:t xml:space="preserve">     --</w:t>
       </w:r>
       <w:r>
         <w:rPr>
@@ -6791,33 +6838,33 @@
           <w:sz w:val="18"/>
           <w:szCs w:val="18"/>
         </w:rPr>
-        <w:t>--</w:t>
-      </w:r>
-      <w:r>
+        <w:t>node NODE1 127.0.0.1 5441</w:t>
+      </w:r>
+    </w:p>
+    <w:p>
+      <w:pPr>
+        <w:pStyle w:val="ShellCode"/>
         <w:rPr>
           <w:color w:val="0070C0"/>
           <w:sz w:val="18"/>
           <w:szCs w:val="18"/>
         </w:rPr>
-        <w:t>node NODE1 127.0.0.1 5441</w:t>
-      </w:r>
-    </w:p>
-    <w:p>
-      <w:pPr>
-        <w:pStyle w:val="ShellCode"/>
+      </w:pPr>
+      <w:r>
         <w:rPr>
           <w:color w:val="0070C0"/>
           <w:sz w:val="18"/>
           <w:szCs w:val="18"/>
         </w:rPr>
-      </w:pPr>
+        <w:t xml:space="preserve">     --</w:t>
+      </w:r>
       <w:r>
         <w:rPr>
           <w:color w:val="0070C0"/>
           <w:sz w:val="18"/>
           <w:szCs w:val="18"/>
         </w:rPr>
-        <w:t xml:space="preserve">     --</w:t>
+        <w:t>node NODE</w:t>
       </w:r>
       <w:r>
         <w:rPr>
@@ -6825,7 +6872,7 @@
           <w:sz w:val="18"/>
           <w:szCs w:val="18"/>
         </w:rPr>
-        <w:t>node NODE</w:t>
+        <w:t>2</w:t>
       </w:r>
       <w:r>
         <w:rPr>
@@ -6833,7 +6880,7 @@
           <w:sz w:val="18"/>
           <w:szCs w:val="18"/>
         </w:rPr>
-        <w:t>2</w:t>
+        <w:t xml:space="preserve"> 127.0.0.1 544</w:t>
       </w:r>
       <w:r>
         <w:rPr>
@@ -6841,33 +6888,33 @@
           <w:sz w:val="18"/>
           <w:szCs w:val="18"/>
         </w:rPr>
-        <w:t xml:space="preserve"> 127.0.0.1 544</w:t>
-      </w:r>
-      <w:r>
+        <w:t>2</w:t>
+      </w:r>
+    </w:p>
+    <w:p>
+      <w:pPr>
+        <w:pStyle w:val="ShellCode"/>
         <w:rPr>
           <w:color w:val="0070C0"/>
           <w:sz w:val="18"/>
           <w:szCs w:val="18"/>
         </w:rPr>
-        <w:t>2</w:t>
-      </w:r>
-    </w:p>
-    <w:p>
-      <w:pPr>
-        <w:pStyle w:val="ShellCode"/>
+      </w:pPr>
+      <w:r>
         <w:rPr>
           <w:color w:val="0070C0"/>
           <w:sz w:val="18"/>
           <w:szCs w:val="18"/>
         </w:rPr>
-      </w:pPr>
+        <w:t xml:space="preserve">     --</w:t>
+      </w:r>
       <w:r>
         <w:rPr>
           <w:color w:val="0070C0"/>
           <w:sz w:val="18"/>
           <w:szCs w:val="18"/>
         </w:rPr>
-        <w:t xml:space="preserve">     --</w:t>
+        <w:t>node NODE</w:t>
       </w:r>
       <w:r>
         <w:rPr>
@@ -6875,7 +6922,7 @@
           <w:sz w:val="18"/>
           <w:szCs w:val="18"/>
         </w:rPr>
-        <w:t>node NODE</w:t>
+        <w:t>2</w:t>
       </w:r>
       <w:r>
         <w:rPr>
@@ -6883,7 +6930,7 @@
           <w:sz w:val="18"/>
           <w:szCs w:val="18"/>
         </w:rPr>
-        <w:t>2</w:t>
+        <w:t xml:space="preserve"> 127.0.0.1 544</w:t>
       </w:r>
       <w:r>
         <w:rPr>
@@ -6891,14 +6938,6 @@
           <w:sz w:val="18"/>
           <w:szCs w:val="18"/>
         </w:rPr>
-        <w:t xml:space="preserve"> 127.0.0.1 544</w:t>
-      </w:r>
-      <w:r>
-        <w:rPr>
-          <w:color w:val="0070C0"/>
-          <w:sz w:val="18"/>
-          <w:szCs w:val="18"/>
-        </w:rPr>
         <w:t>3</w:t>
       </w:r>
     </w:p>
@@ -6911,6 +6950,7 @@
       <w:pPr>
         <w:pStyle w:val="Heading2"/>
       </w:pPr>
+      <w:bookmarkStart w:id="11" w:name="_Toc614923"/>
       <w:r>
         <w:t>Stopping RapidsSE</w:t>
       </w:r>
@@ -6982,7 +7022,6 @@
           <w:szCs w:val="26"/>
         </w:rPr>
       </w:pPr>
-      <w:bookmarkStart w:id="12" w:name="_Toc612407"/>
       <w:r>
         <w:br w:type="page"/>
       </w:r>
@@ -6991,6 +7030,7 @@
       <w:pPr>
         <w:pStyle w:val="Heading2"/>
       </w:pPr>
+      <w:bookmarkStart w:id="12" w:name="_Toc614924"/>
       <w:r>
         <w:lastRenderedPageBreak/>
         <w:t>Important Notes</w:t>
@@ -7082,7 +7122,7 @@
       <w:pPr>
         <w:pStyle w:val="Heading1"/>
       </w:pPr>
-      <w:bookmarkStart w:id="13" w:name="_Toc612408"/>
+      <w:bookmarkStart w:id="13" w:name="_Toc614925"/>
       <w:r>
         <w:lastRenderedPageBreak/>
         <w:t xml:space="preserve">Prompt </w:t>
@@ -7101,7 +7141,7 @@
       <w:pPr>
         <w:pStyle w:val="Heading2"/>
       </w:pPr>
-      <w:bookmarkStart w:id="14" w:name="_Toc612409"/>
+      <w:bookmarkStart w:id="14" w:name="_Toc614926"/>
       <w:r>
         <w:t>Print Current Version</w:t>
       </w:r>
@@ -7180,7 +7220,7 @@
       <w:pPr>
         <w:pStyle w:val="Heading2"/>
       </w:pPr>
-      <w:bookmarkStart w:id="15" w:name="_Toc612410"/>
+      <w:bookmarkStart w:id="15" w:name="_Toc614927"/>
       <w:r>
         <w:t>Print Arguments</w:t>
       </w:r>
@@ -7405,7 +7445,7 @@
       <w:pPr>
         <w:pStyle w:val="Heading2"/>
       </w:pPr>
-      <w:bookmarkStart w:id="16" w:name="_Toc612411"/>
+      <w:bookmarkStart w:id="16" w:name="_Toc614928"/>
       <w:r>
         <w:t>Print Working Directory</w:t>
       </w:r>
@@ -7512,7 +7552,7 @@
       <w:pPr>
         <w:pStyle w:val="Heading2"/>
       </w:pPr>
-      <w:bookmarkStart w:id="17" w:name="_Toc612412"/>
+      <w:bookmarkStart w:id="17" w:name="_Toc614929"/>
       <w:r>
         <w:t>Changing Working Directory</w:t>
       </w:r>
@@ -7587,7 +7627,7 @@
       <w:pPr>
         <w:pStyle w:val="Heading2"/>
       </w:pPr>
-      <w:bookmarkStart w:id="18" w:name="_Toc612413"/>
+      <w:bookmarkStart w:id="18" w:name="_Toc614930"/>
       <w:r>
         <w:t>Listing Contents of Working Directory</w:t>
       </w:r>
@@ -7767,7 +7807,7 @@
       <w:pPr>
         <w:pStyle w:val="Heading2"/>
       </w:pPr>
-      <w:bookmarkStart w:id="19" w:name="_Toc612414"/>
+      <w:bookmarkStart w:id="19" w:name="_Toc614931"/>
       <w:r>
         <w:lastRenderedPageBreak/>
         <w:t>Print Working Folder</w:t>
@@ -7918,7 +7958,7 @@
       <w:pPr>
         <w:pStyle w:val="Heading2"/>
       </w:pPr>
-      <w:bookmarkStart w:id="20" w:name="_Toc612415"/>
+      <w:bookmarkStart w:id="20" w:name="_Toc614932"/>
       <w:r>
         <w:t>Change Working Folder</w:t>
       </w:r>
@@ -8223,7 +8263,7 @@
       <w:pPr>
         <w:pStyle w:val="Heading2"/>
       </w:pPr>
-      <w:bookmarkStart w:id="21" w:name="_Toc612416"/>
+      <w:bookmarkStart w:id="21" w:name="_Toc614933"/>
       <w:r>
         <w:t xml:space="preserve">Starting the </w:t>
       </w:r>
@@ -8315,7 +8355,7 @@
       <w:pPr>
         <w:pStyle w:val="Heading2"/>
       </w:pPr>
-      <w:bookmarkStart w:id="22" w:name="_Toc612417"/>
+      <w:bookmarkStart w:id="22" w:name="_Toc614934"/>
       <w:r>
         <w:t>Getting the Cluster Status</w:t>
       </w:r>
@@ -8424,7 +8464,7 @@
       <w:pPr>
         <w:pStyle w:val="Heading2"/>
       </w:pPr>
-      <w:bookmarkStart w:id="23" w:name="_Toc612418"/>
+      <w:bookmarkStart w:id="23" w:name="_Toc614935"/>
       <w:r>
         <w:t>Space Usage</w:t>
       </w:r>
@@ -8527,7 +8567,7 @@
       <w:pPr>
         <w:pStyle w:val="Heading2"/>
       </w:pPr>
-      <w:bookmarkStart w:id="24" w:name="_Toc612419"/>
+      <w:bookmarkStart w:id="24" w:name="_Toc614936"/>
       <w:r>
         <w:t>Create a table</w:t>
       </w:r>
@@ -8777,7 +8817,7 @@
       <w:pPr>
         <w:pStyle w:val="Heading2"/>
       </w:pPr>
-      <w:bookmarkStart w:id="25" w:name="_Toc612420"/>
+      <w:bookmarkStart w:id="25" w:name="_Toc614937"/>
       <w:r>
         <w:t>Listing Tables</w:t>
       </w:r>
@@ -8884,7 +8924,7 @@
       <w:pPr>
         <w:pStyle w:val="Heading2"/>
       </w:pPr>
-      <w:bookmarkStart w:id="26" w:name="_Toc612421"/>
+      <w:bookmarkStart w:id="26" w:name="_Toc614938"/>
       <w:r>
         <w:t>Listing Columns</w:t>
       </w:r>
@@ -9051,7 +9091,7 @@
       <w:pPr>
         <w:pStyle w:val="Heading2"/>
       </w:pPr>
-      <w:bookmarkStart w:id="27" w:name="_Toc612422"/>
+      <w:bookmarkStart w:id="27" w:name="_Toc614939"/>
       <w:r>
         <w:t>Creating an Index</w:t>
       </w:r>
@@ -9139,7 +9179,7 @@
       <w:pPr>
         <w:pStyle w:val="Heading2"/>
       </w:pPr>
-      <w:bookmarkStart w:id="28" w:name="_Toc612423"/>
+      <w:bookmarkStart w:id="28" w:name="_Toc614940"/>
       <w:r>
         <w:t>Listing Indexes</w:t>
       </w:r>
@@ -9258,7 +9298,7 @@
       <w:pPr>
         <w:pStyle w:val="Heading2"/>
       </w:pPr>
-      <w:bookmarkStart w:id="29" w:name="_Toc612424"/>
+      <w:bookmarkStart w:id="29" w:name="_Toc614941"/>
       <w:r>
         <w:t>Listing Index Columns</w:t>
       </w:r>
@@ -9372,7 +9412,7 @@
       <w:pPr>
         <w:pStyle w:val="Heading2"/>
       </w:pPr>
-      <w:bookmarkStart w:id="30" w:name="_Toc612425"/>
+      <w:bookmarkStart w:id="30" w:name="_Toc614942"/>
       <w:r>
         <w:t>Loading a Table</w:t>
       </w:r>
@@ -9498,7 +9538,7 @@
       <w:pPr>
         <w:pStyle w:val="Heading2"/>
       </w:pPr>
-      <w:bookmarkStart w:id="31" w:name="_Toc612426"/>
+      <w:bookmarkStart w:id="31" w:name="_Toc614943"/>
       <w:r>
         <w:t>Size of Table</w:t>
       </w:r>
@@ -9541,37 +9581,152 @@
         </w:rPr>
         <w:t xml:space="preserve">se&gt; </w:t>
       </w:r>
+      <w:r>
+        <w:rPr>
+          <w:lang w:val="en-US"/>
+        </w:rPr>
+        <w:t>sz nation;</w:t>
+      </w:r>
+    </w:p>
+    <w:p>
+      <w:pPr>
+        <w:pStyle w:val="SePrompt"/>
+        <w:rPr>
+          <w:b/>
+          <w:bCs/>
+          <w:lang w:val="en-US"/>
+        </w:rPr>
+      </w:pPr>
+      <w:r>
+        <w:rPr>
+          <w:b/>
+          <w:bCs/>
+          <w:lang w:val="en-US"/>
+        </w:rPr>
+        <w:t>row: ( NODE1 4MB )</w:t>
+      </w:r>
+    </w:p>
+    <w:p>
+      <w:pPr>
+        <w:pStyle w:val="SePrompt"/>
+        <w:rPr>
+          <w:b/>
+          <w:bCs/>
+          <w:lang w:val="en-US"/>
+        </w:rPr>
+      </w:pPr>
+      <w:r>
+        <w:rPr>
+          <w:b/>
+          <w:bCs/>
+          <w:lang w:val="en-US"/>
+        </w:rPr>
+        <w:t>success: 1 rows affected</w:t>
+      </w:r>
+    </w:p>
+    <w:p>
+      <w:pPr>
+        <w:pStyle w:val="SePrompt"/>
+        <w:rPr>
+          <w:b/>
+          <w:bCs/>
+          <w:lang w:val="en-US"/>
+        </w:rPr>
+      </w:pPr>
+      <w:r>
+        <w:rPr>
+          <w:b/>
+          <w:bCs/>
+          <w:lang w:val="en-US"/>
+        </w:rPr>
+        <w:t>se&gt;</w:t>
+      </w:r>
+    </w:p>
+    <w:p>
+      <w:r>
+        <w:t>Please note that internally RapidsSE uses buffers in shared memory to hold data.  Such buffers are 1MB in size.  By default RapidsSE starts with 4 partitions per node.  So in this example there is one buffer per partition for the table nation.</w:t>
+      </w:r>
+    </w:p>
+    <w:p>
+      <w:pPr>
+        <w:pStyle w:val="Heading2"/>
+      </w:pPr>
+      <w:bookmarkStart w:id="32" w:name="_Toc614944"/>
+      <w:r>
+        <w:t>Size of Index</w:t>
+      </w:r>
+      <w:bookmarkEnd w:id="32"/>
+    </w:p>
+    <w:p>
+      <w:pPr>
+        <w:rPr>
+          <w:color w:val="C00000"/>
+        </w:rPr>
+      </w:pPr>
+      <w:r>
+        <w:t xml:space="preserve">To </w:t>
+      </w:r>
+      <w:r>
+        <w:t>get the size of an index</w:t>
+      </w:r>
+      <w:r>
+        <w:t xml:space="preserve"> use: </w:t>
+      </w:r>
       <w:proofErr w:type="spellStart"/>
       <w:r>
         <w:rPr>
-          <w:lang w:val="en-US"/>
-        </w:rPr>
-        <w:t>sz</w:t>
+          <w:color w:val="C00000"/>
+        </w:rPr>
+        <w:t>szidx</w:t>
       </w:r>
       <w:proofErr w:type="spellEnd"/>
-      <w:r>
-        <w:rPr>
-          <w:lang w:val="en-US"/>
-        </w:rPr>
-        <w:t xml:space="preserve"> nation;</w:t>
-      </w:r>
-    </w:p>
-    <w:p>
-      <w:pPr>
-        <w:pStyle w:val="SePrompt"/>
-        <w:rPr>
-          <w:b/>
-          <w:bCs/>
-          <w:lang w:val="en-US"/>
-        </w:rPr>
-      </w:pPr>
-      <w:r>
-        <w:rPr>
-          <w:b/>
-          <w:bCs/>
-          <w:lang w:val="en-US"/>
-        </w:rPr>
-        <w:t>row: ( NODE1 4MB )</w:t>
+    </w:p>
+    <w:p>
+      <w:pPr>
+        <w:pStyle w:val="SePrompt"/>
+        <w:rPr>
+          <w:lang w:val="en-US"/>
+        </w:rPr>
+      </w:pPr>
+      <w:r>
+        <w:rPr>
+          <w:b/>
+          <w:bCs/>
+          <w:lang w:val="en-US"/>
+        </w:rPr>
+        <w:t xml:space="preserve">se&gt; </w:t>
+      </w:r>
+      <w:proofErr w:type="spellStart"/>
+      <w:r>
+        <w:rPr>
+          <w:lang w:val="en-US"/>
+        </w:rPr>
+        <w:t>szidx</w:t>
+      </w:r>
+      <w:proofErr w:type="spellEnd"/>
+      <w:r>
+        <w:rPr>
+          <w:lang w:val="en-US"/>
+        </w:rPr>
+        <w:t xml:space="preserve"> nation nation_idx1;</w:t>
+      </w:r>
+    </w:p>
+    <w:p>
+      <w:pPr>
+        <w:pStyle w:val="SePrompt"/>
+        <w:rPr>
+          <w:b/>
+          <w:bCs/>
+          <w:lang w:val="en-US"/>
+        </w:rPr>
+      </w:pPr>
+      <w:r>
+        <w:rPr>
+          <w:b/>
+          <w:bCs/>
+          <w:lang w:val="en-US"/>
+        </w:rPr>
+        <w:t>row: ('NODE1' 4MB)</w:t>
       </w:r>
     </w:p>
     <w:p>
@@ -9595,11 +9750,6 @@
     <w:p>
       <w:pPr>
         <w:pStyle w:val="SePrompt"/>
-        <w:rPr>
-          <w:b/>
-          <w:bCs/>
-          <w:lang w:val="en-US"/>
-        </w:rPr>
       </w:pPr>
       <w:r>
         <w:rPr>
@@ -9612,18 +9762,18 @@
     </w:p>
     <w:p>
       <w:r>
-        <w:t>Please note that internally RapidsSE uses buffers in shared memory to hold data.  Such buffers are 1MB in size.  By default RapidsSE starts with 4 partitions per node.  So in this example there is one buffer per partition for the table nation.</w:t>
+        <w:t>Please note that internally RapidsSE uses buffers in shared memory to hold data.  Such buffers are 1MB in size.  By default RapidsSE starts with 4 partitions per node.  So in this example there is one buffer per partition for the index.</w:t>
       </w:r>
     </w:p>
     <w:p>
       <w:pPr>
         <w:pStyle w:val="Heading2"/>
       </w:pPr>
-      <w:bookmarkStart w:id="32" w:name="_Toc612427"/>
-      <w:r>
-        <w:t>Size of Index</w:t>
-      </w:r>
-      <w:bookmarkEnd w:id="32"/>
+      <w:bookmarkStart w:id="33" w:name="_Toc614945"/>
+      <w:r>
+        <w:t>Table Sizes</w:t>
+      </w:r>
+      <w:bookmarkEnd w:id="33"/>
     </w:p>
     <w:p>
       <w:pPr>
@@ -9635,7 +9785,7 @@
         <w:t xml:space="preserve">To </w:t>
       </w:r>
       <w:r>
-        <w:t>get the size of an index</w:t>
+        <w:t>get the sizes of all tables in current folder</w:t>
       </w:r>
       <w:r>
         <w:t xml:space="preserve"> use: </w:t>
@@ -9645,7 +9795,7 @@
         <w:rPr>
           <w:color w:val="C00000"/>
         </w:rPr>
-        <w:t>szidx</w:t>
+        <w:t>tableSizes</w:t>
       </w:r>
       <w:proofErr w:type="spellEnd"/>
     </w:p>
@@ -9669,32 +9819,32 @@
         <w:rPr>
           <w:lang w:val="en-US"/>
         </w:rPr>
-        <w:t>szidx</w:t>
+        <w:t>tablesizes</w:t>
       </w:r>
       <w:proofErr w:type="spellEnd"/>
       <w:r>
         <w:rPr>
           <w:lang w:val="en-US"/>
         </w:rPr>
-        <w:t xml:space="preserve"> nation nation_idx1;</w:t>
-      </w:r>
-    </w:p>
-    <w:p>
-      <w:pPr>
-        <w:pStyle w:val="SePrompt"/>
-        <w:rPr>
-          <w:b/>
-          <w:bCs/>
-          <w:lang w:val="en-US"/>
-        </w:rPr>
-      </w:pPr>
-      <w:r>
-        <w:rPr>
-          <w:b/>
-          <w:bCs/>
-          <w:lang w:val="en-US"/>
-        </w:rPr>
-        <w:t>row: ('NODE1' 4MB)</w:t>
+        <w:t>;</w:t>
+      </w:r>
+    </w:p>
+    <w:p>
+      <w:pPr>
+        <w:pStyle w:val="SePrompt"/>
+        <w:rPr>
+          <w:b/>
+          <w:bCs/>
+          <w:lang w:val="en-US"/>
+        </w:rPr>
+      </w:pPr>
+      <w:r>
+        <w:rPr>
+          <w:b/>
+          <w:bCs/>
+          <w:lang w:val="en-US"/>
+        </w:rPr>
+        <w:t>row: ('NODE1', 'nation', '4MB')</w:t>
       </w:r>
     </w:p>
     <w:p>
@@ -9729,128 +9879,10 @@
       </w:r>
     </w:p>
     <w:p>
-      <w:r>
-        <w:t>Please note that internally RapidsSE uses buffers in shared memory to hold data.  Such buffers are 1MB in size.  By default RapidsSE starts with 4 partitions per node.  So in this example there is one buffer per partition for the index.</w:t>
-      </w:r>
-    </w:p>
-    <w:p>
       <w:pPr>
         <w:pStyle w:val="Heading2"/>
       </w:pPr>
-      <w:bookmarkStart w:id="33" w:name="_Toc612428"/>
-      <w:r>
-        <w:t>Table Sizes</w:t>
-      </w:r>
-      <w:bookmarkEnd w:id="33"/>
-    </w:p>
-    <w:p>
-      <w:pPr>
-        <w:rPr>
-          <w:color w:val="C00000"/>
-        </w:rPr>
-      </w:pPr>
-      <w:r>
-        <w:t xml:space="preserve">To </w:t>
-      </w:r>
-      <w:r>
-        <w:t>get the sizes of all tables in current folder</w:t>
-      </w:r>
-      <w:r>
-        <w:t xml:space="preserve"> use: </w:t>
-      </w:r>
-      <w:proofErr w:type="spellStart"/>
-      <w:r>
-        <w:rPr>
-          <w:color w:val="C00000"/>
-        </w:rPr>
-        <w:t>tableSizes</w:t>
-      </w:r>
-      <w:proofErr w:type="spellEnd"/>
-    </w:p>
-    <w:p>
-      <w:pPr>
-        <w:pStyle w:val="SePrompt"/>
-        <w:rPr>
-          <w:lang w:val="en-US"/>
-        </w:rPr>
-      </w:pPr>
-      <w:r>
-        <w:rPr>
-          <w:b/>
-          <w:bCs/>
-          <w:lang w:val="en-US"/>
-        </w:rPr>
-        <w:t xml:space="preserve">se&gt; </w:t>
-      </w:r>
-      <w:proofErr w:type="spellStart"/>
-      <w:r>
-        <w:rPr>
-          <w:lang w:val="en-US"/>
-        </w:rPr>
-        <w:t>tablesizes</w:t>
-      </w:r>
-      <w:proofErr w:type="spellEnd"/>
-      <w:r>
-        <w:rPr>
-          <w:lang w:val="en-US"/>
-        </w:rPr>
-        <w:t>;</w:t>
-      </w:r>
-    </w:p>
-    <w:p>
-      <w:pPr>
-        <w:pStyle w:val="SePrompt"/>
-        <w:rPr>
-          <w:b/>
-          <w:bCs/>
-          <w:lang w:val="en-US"/>
-        </w:rPr>
-      </w:pPr>
-      <w:r>
-        <w:rPr>
-          <w:b/>
-          <w:bCs/>
-          <w:lang w:val="en-US"/>
-        </w:rPr>
-        <w:t>row: ('NODE1', 'nation', '4MB')</w:t>
-      </w:r>
-    </w:p>
-    <w:p>
-      <w:pPr>
-        <w:pStyle w:val="SePrompt"/>
-        <w:rPr>
-          <w:b/>
-          <w:bCs/>
-          <w:lang w:val="en-US"/>
-        </w:rPr>
-      </w:pPr>
-      <w:r>
-        <w:rPr>
-          <w:b/>
-          <w:bCs/>
-          <w:lang w:val="en-US"/>
-        </w:rPr>
-        <w:t>success: 1 rows affected</w:t>
-      </w:r>
-    </w:p>
-    <w:p>
-      <w:pPr>
-        <w:pStyle w:val="SePrompt"/>
-      </w:pPr>
-      <w:r>
-        <w:rPr>
-          <w:b/>
-          <w:bCs/>
-          <w:lang w:val="en-US"/>
-        </w:rPr>
-        <w:t>se&gt;</w:t>
-      </w:r>
-    </w:p>
-    <w:p>
-      <w:pPr>
-        <w:pStyle w:val="Heading2"/>
-      </w:pPr>
-      <w:bookmarkStart w:id="34" w:name="_Toc612429"/>
+      <w:bookmarkStart w:id="34" w:name="_Toc614946"/>
       <w:r>
         <w:t>Fetching Rows</w:t>
       </w:r>
@@ -10744,7 +10776,7 @@
       <w:pPr>
         <w:pStyle w:val="Heading2"/>
       </w:pPr>
-      <w:bookmarkStart w:id="35" w:name="_Toc612430"/>
+      <w:bookmarkStart w:id="35" w:name="_Toc614947"/>
       <w:r>
         <w:t>Listing Contents of Working Folder</w:t>
       </w:r>
@@ -11406,7 +11438,7 @@
       <w:pPr>
         <w:pStyle w:val="Heading2"/>
       </w:pPr>
-      <w:bookmarkStart w:id="36" w:name="_Toc612431"/>
+      <w:bookmarkStart w:id="36" w:name="_Toc614948"/>
       <w:r>
         <w:t>Exporting a Table</w:t>
       </w:r>
@@ -11451,7 +11483,7 @@
       <w:pPr>
         <w:pStyle w:val="Heading2"/>
       </w:pPr>
-      <w:bookmarkStart w:id="37" w:name="_Toc612432"/>
+      <w:bookmarkStart w:id="37" w:name="_Toc614949"/>
       <w:r>
         <w:t>Truncating a Table</w:t>
       </w:r>
@@ -11613,7 +11645,7 @@
       <w:pPr>
         <w:pStyle w:val="Heading2"/>
       </w:pPr>
-      <w:bookmarkStart w:id="38" w:name="_Toc612433"/>
+      <w:bookmarkStart w:id="38" w:name="_Toc614950"/>
       <w:r>
         <w:t>Dropping an Index</w:t>
       </w:r>
@@ -11704,7 +11736,7 @@
       <w:pPr>
         <w:pStyle w:val="Heading2"/>
       </w:pPr>
-      <w:bookmarkStart w:id="39" w:name="_Toc612434"/>
+      <w:bookmarkStart w:id="39" w:name="_Toc614951"/>
       <w:r>
         <w:t>Dropping a Table</w:t>
       </w:r>
@@ -11791,268 +11823,124 @@
         <w:t>se&gt;</w:t>
       </w:r>
     </w:p>
-    <w:p/>
-    <w:p>
-      <w:pPr>
-        <w:rPr>
-          <w:rFonts w:asciiTheme="majorHAnsi" w:eastAsiaTheme="majorEastAsia" w:hAnsiTheme="majorHAnsi" w:cstheme="majorBidi"/>
-          <w:color w:val="2F5496" w:themeColor="accent1" w:themeShade="BF"/>
-          <w:sz w:val="32"/>
-          <w:szCs w:val="32"/>
-        </w:rPr>
-      </w:pPr>
-      <w:r>
-        <w:br w:type="page"/>
-      </w:r>
-    </w:p>
-    <w:p>
-      <w:pPr>
-        <w:pStyle w:val="Heading1"/>
-      </w:pPr>
-      <w:bookmarkStart w:id="40" w:name="_Toc612435"/>
-      <w:r>
-        <w:lastRenderedPageBreak/>
-        <w:t xml:space="preserve">Supported </w:t>
-      </w:r>
-      <w:r>
-        <w:t>Column</w:t>
-      </w:r>
-      <w:r>
-        <w:t xml:space="preserve"> Types</w:t>
+    <w:p>
+      <w:pPr>
+        <w:pStyle w:val="Heading2"/>
+      </w:pPr>
+      <w:bookmarkStart w:id="40" w:name="_Toc614952"/>
+      <w:r>
+        <w:t>Timing Commands</w:t>
       </w:r>
       <w:bookmarkEnd w:id="40"/>
     </w:p>
     <w:p>
       <w:r>
-        <w:t xml:space="preserve">RapidsSE supports the following </w:t>
-      </w:r>
-      <w:r>
-        <w:t xml:space="preserve">column </w:t>
-      </w:r>
-      <w:r>
-        <w:t>data types.</w:t>
-      </w:r>
-    </w:p>
-    <w:p/>
-    <w:tbl>
-      <w:tblPr>
-        <w:tblStyle w:val="TableGrid"/>
-        <w:tblW w:w="0" w:type="auto"/>
-        <w:tblLook w:val="04A0" w:firstRow="1" w:lastRow="0" w:firstColumn="1" w:lastColumn="0" w:noHBand="0" w:noVBand="1"/>
-      </w:tblPr>
-      <w:tblGrid>
-        <w:gridCol w:w="2263"/>
-        <w:gridCol w:w="6747"/>
-      </w:tblGrid>
-      <w:tr>
-        <w:tc>
-          <w:tcPr>
-            <w:tcW w:w="2263" w:type="dxa"/>
-            <w:shd w:val="clear" w:color="auto" w:fill="D9D9D9" w:themeFill="background1" w:themeFillShade="D9"/>
-          </w:tcPr>
-          <w:p>
-            <w:r>
-              <w:t>Column</w:t>
-            </w:r>
-            <w:r>
-              <w:t xml:space="preserve"> Type</w:t>
-            </w:r>
-          </w:p>
-        </w:tc>
-        <w:tc>
-          <w:tcPr>
-            <w:tcW w:w="6747" w:type="dxa"/>
-            <w:shd w:val="clear" w:color="auto" w:fill="D9D9D9" w:themeFill="background1" w:themeFillShade="D9"/>
-          </w:tcPr>
-          <w:p>
-            <w:r>
-              <w:t>Description</w:t>
-            </w:r>
-          </w:p>
-        </w:tc>
-      </w:tr>
-      <w:tr>
-        <w:tc>
-          <w:tcPr>
-            <w:tcW w:w="2263" w:type="dxa"/>
-          </w:tcPr>
-          <w:p>
-            <w:proofErr w:type="spellStart"/>
-            <w:r>
-              <w:t>boolean</w:t>
-            </w:r>
-            <w:proofErr w:type="spellEnd"/>
-          </w:p>
-        </w:tc>
-        <w:tc>
-          <w:tcPr>
-            <w:tcW w:w="6747" w:type="dxa"/>
-          </w:tcPr>
-          <w:p/>
-        </w:tc>
-      </w:tr>
-      <w:tr>
-        <w:tc>
-          <w:tcPr>
-            <w:tcW w:w="2263" w:type="dxa"/>
-          </w:tcPr>
-          <w:p>
-            <w:r>
-              <w:t>date</w:t>
-            </w:r>
-          </w:p>
-        </w:tc>
-        <w:tc>
-          <w:tcPr>
-            <w:tcW w:w="6747" w:type="dxa"/>
-          </w:tcPr>
-          <w:p/>
-        </w:tc>
-      </w:tr>
-      <w:tr>
-        <w:tc>
-          <w:tcPr>
-            <w:tcW w:w="2263" w:type="dxa"/>
-          </w:tcPr>
-          <w:p>
-            <w:r>
-              <w:t>decimal</w:t>
-            </w:r>
-          </w:p>
-        </w:tc>
-        <w:tc>
-          <w:tcPr>
-            <w:tcW w:w="6747" w:type="dxa"/>
-          </w:tcPr>
-          <w:p/>
-        </w:tc>
-      </w:tr>
-      <w:tr>
-        <w:tc>
-          <w:tcPr>
-            <w:tcW w:w="2263" w:type="dxa"/>
-          </w:tcPr>
-          <w:p>
-            <w:r>
-              <w:t>float</w:t>
-            </w:r>
-          </w:p>
-        </w:tc>
-        <w:tc>
-          <w:tcPr>
-            <w:tcW w:w="6747" w:type="dxa"/>
-          </w:tcPr>
-          <w:p/>
-        </w:tc>
-      </w:tr>
-      <w:tr>
-        <w:tc>
-          <w:tcPr>
-            <w:tcW w:w="2263" w:type="dxa"/>
-          </w:tcPr>
-          <w:p>
-            <w:r>
-              <w:t>integer</w:t>
-            </w:r>
-          </w:p>
-        </w:tc>
-        <w:tc>
-          <w:tcPr>
-            <w:tcW w:w="6747" w:type="dxa"/>
-          </w:tcPr>
-          <w:p/>
-        </w:tc>
-      </w:tr>
-      <w:tr>
-        <w:tc>
-          <w:tcPr>
-            <w:tcW w:w="2263" w:type="dxa"/>
-          </w:tcPr>
-          <w:p>
-            <w:r>
-              <w:t>interval</w:t>
-            </w:r>
-          </w:p>
-        </w:tc>
-        <w:tc>
-          <w:tcPr>
-            <w:tcW w:w="6747" w:type="dxa"/>
-          </w:tcPr>
-          <w:p/>
-        </w:tc>
-      </w:tr>
-      <w:tr>
-        <w:tc>
-          <w:tcPr>
-            <w:tcW w:w="2263" w:type="dxa"/>
-          </w:tcPr>
-          <w:p>
-            <w:r>
-              <w:t>time</w:t>
-            </w:r>
-          </w:p>
-        </w:tc>
-        <w:tc>
-          <w:tcPr>
-            <w:tcW w:w="6747" w:type="dxa"/>
-          </w:tcPr>
-          <w:p/>
-        </w:tc>
-      </w:tr>
-      <w:tr>
-        <w:tc>
-          <w:tcPr>
-            <w:tcW w:w="2263" w:type="dxa"/>
-          </w:tcPr>
-          <w:p>
-            <w:r>
-              <w:t>timestamp</w:t>
-            </w:r>
-          </w:p>
-        </w:tc>
-        <w:tc>
-          <w:tcPr>
-            <w:tcW w:w="6747" w:type="dxa"/>
-          </w:tcPr>
-          <w:p/>
-        </w:tc>
-      </w:tr>
-      <w:tr>
-        <w:tc>
-          <w:tcPr>
-            <w:tcW w:w="2263" w:type="dxa"/>
-          </w:tcPr>
-          <w:p>
-            <w:r>
-              <w:t>varchar</w:t>
-            </w:r>
-          </w:p>
-        </w:tc>
-        <w:tc>
-          <w:tcPr>
-            <w:tcW w:w="6747" w:type="dxa"/>
-          </w:tcPr>
-          <w:p/>
-        </w:tc>
-      </w:tr>
-    </w:tbl>
-    <w:p/>
-    <w:p>
-      <w:pPr>
-        <w:pStyle w:val="Heading1"/>
-      </w:pPr>
-      <w:bookmarkStart w:id="41" w:name="_Toc612436"/>
-      <w:r>
-        <w:t>Timing Commands</w:t>
+        <w:t>Commands can be timed using the ‘time’ prefix in from of commands.  For example:</w:t>
+      </w:r>
+    </w:p>
+    <w:p>
+      <w:pPr>
+        <w:pStyle w:val="SePrompt"/>
+        <w:rPr>
+          <w:lang w:val="en-US"/>
+        </w:rPr>
+      </w:pPr>
+      <w:r>
+        <w:rPr>
+          <w:b/>
+          <w:bCs/>
+          <w:lang w:val="en-US"/>
+        </w:rPr>
+        <w:t xml:space="preserve">se&gt; </w:t>
+      </w:r>
+      <w:r>
+        <w:rPr>
+          <w:lang w:val="en-US"/>
+        </w:rPr>
+        <w:t>time create index nation_idx1 ON nation(</w:t>
+      </w:r>
+      <w:proofErr w:type="spellStart"/>
+      <w:r>
+        <w:rPr>
+          <w:lang w:val="en-US"/>
+        </w:rPr>
+        <w:t>N_NationKey</w:t>
+      </w:r>
+      <w:proofErr w:type="spellEnd"/>
+      <w:r>
+        <w:rPr>
+          <w:lang w:val="en-US"/>
+        </w:rPr>
+        <w:t>);</w:t>
+      </w:r>
+    </w:p>
+    <w:p>
+      <w:pPr>
+        <w:pStyle w:val="SePrompt"/>
+        <w:rPr>
+          <w:b/>
+          <w:bCs/>
+          <w:lang w:val="en-US"/>
+        </w:rPr>
+      </w:pPr>
+      <w:r>
+        <w:rPr>
+          <w:b/>
+          <w:bCs/>
+          <w:lang w:val="en-US"/>
+        </w:rPr>
+        <w:t>success: 0 rows affected</w:t>
+      </w:r>
+    </w:p>
+    <w:p>
+      <w:pPr>
+        <w:pStyle w:val="SePrompt"/>
+        <w:rPr>
+          <w:b/>
+          <w:bCs/>
+          <w:lang w:val="en-US"/>
+        </w:rPr>
+      </w:pPr>
+      <w:r>
+        <w:rPr>
+          <w:b/>
+          <w:bCs/>
+          <w:lang w:val="en-US"/>
+        </w:rPr>
+        <w:t>time 2ms</w:t>
+      </w:r>
+    </w:p>
+    <w:p>
+      <w:pPr>
+        <w:pStyle w:val="SePrompt"/>
+      </w:pPr>
+      <w:r>
+        <w:rPr>
+          <w:b/>
+          <w:bCs/>
+          <w:lang w:val="en-US"/>
+        </w:rPr>
+        <w:t>se&gt;</w:t>
+      </w:r>
+    </w:p>
+    <w:p>
+      <w:r>
+        <w:t>In the above we can observe that the create index command took 2 milliseconds.</w:t>
+      </w:r>
+    </w:p>
+    <w:p>
+      <w:pPr>
+        <w:pStyle w:val="Heading2"/>
+      </w:pPr>
+      <w:bookmarkStart w:id="41" w:name="_Toc614953"/>
+      <w:r>
+        <w:t>Scripting</w:t>
       </w:r>
       <w:bookmarkEnd w:id="41"/>
     </w:p>
     <w:p>
       <w:r>
-        <w:t xml:space="preserve">Commands can be timed using the </w:t>
-      </w:r>
-      <w:r>
-        <w:t>‘time’ prefix in from of commands.  For example:</w:t>
+        <w:t>The RapidsSE prompt supports scripting – a series of commands can be put into a file and executed from the prompt by typing in the name of the file.</w:t>
       </w:r>
     </w:p>
     <w:p>
@@ -12074,58 +11962,16 @@
         <w:rPr>
           <w:lang w:val="en-US"/>
         </w:rPr>
-        <w:t>time create index nation_idx1 ON nation(</w:t>
+        <w:t>_</w:t>
       </w:r>
       <w:proofErr w:type="spellStart"/>
       <w:r>
         <w:rPr>
           <w:lang w:val="en-US"/>
         </w:rPr>
-        <w:t>N_NationKey</w:t>
+        <w:t>myScriptFile</w:t>
       </w:r>
       <w:proofErr w:type="spellEnd"/>
-      <w:r>
-        <w:rPr>
-          <w:lang w:val="en-US"/>
-        </w:rPr>
-        <w:t>);</w:t>
-      </w:r>
-    </w:p>
-    <w:p>
-      <w:pPr>
-        <w:pStyle w:val="SePrompt"/>
-        <w:rPr>
-          <w:b/>
-          <w:bCs/>
-          <w:lang w:val="en-US"/>
-        </w:rPr>
-      </w:pPr>
-      <w:r>
-        <w:rPr>
-          <w:b/>
-          <w:bCs/>
-          <w:lang w:val="en-US"/>
-        </w:rPr>
-        <w:t>success: 0 rows affected</w:t>
-      </w:r>
-    </w:p>
-    <w:p>
-      <w:pPr>
-        <w:pStyle w:val="SePrompt"/>
-        <w:rPr>
-          <w:b/>
-          <w:bCs/>
-          <w:lang w:val="en-US"/>
-        </w:rPr>
-      </w:pPr>
-      <w:r>
-        <w:rPr>
-          <w:b/>
-          <w:bCs/>
-          <w:lang w:val="en-US"/>
-        </w:rPr>
-        <w:t>time 2ms</w:t>
-      </w:r>
     </w:p>
     <w:p>
       <w:pPr>
@@ -12142,22 +11988,33 @@
     </w:p>
     <w:p>
       <w:r>
-        <w:t>In the above we can observe that the create index command took 2 milliseconds.</w:t>
-      </w:r>
-    </w:p>
-    <w:p>
-      <w:pPr>
-        <w:pStyle w:val="Heading1"/>
-      </w:pPr>
-      <w:bookmarkStart w:id="42" w:name="_Toc612437"/>
-      <w:r>
-        <w:t>Scripting</w:t>
-      </w:r>
-      <w:bookmarkEnd w:id="42"/>
-    </w:p>
-    <w:p>
-      <w:r>
-        <w:t>The RapidsSE prompt supports scripting – a series of commands can be put into a file and executed from the prompt by typing in the name of the file.</w:t>
+        <w:t>In the case of script file it is not necessary to terminate the command with a semicolon.</w:t>
+      </w:r>
+    </w:p>
+    <w:p>
+      <w:pPr>
+        <w:pStyle w:val="Heading3"/>
+      </w:pPr>
+      <w:r>
+        <w:t xml:space="preserve">Printing to </w:t>
+      </w:r>
+      <w:proofErr w:type="spellStart"/>
+      <w:r>
+        <w:t>Stdout</w:t>
+      </w:r>
+      <w:proofErr w:type="spellEnd"/>
+    </w:p>
+    <w:p>
+      <w:r>
+        <w:t xml:space="preserve">To print to </w:t>
+      </w:r>
+      <w:proofErr w:type="spellStart"/>
+      <w:r>
+        <w:t>stdout</w:t>
+      </w:r>
+      <w:proofErr w:type="spellEnd"/>
+      <w:r>
+        <w:t xml:space="preserve"> in a script use the print function:</w:t>
       </w:r>
     </w:p>
     <w:p>
@@ -12179,16 +12036,22 @@
         <w:rPr>
           <w:lang w:val="en-US"/>
         </w:rPr>
-        <w:t>_</w:t>
-      </w:r>
-      <w:proofErr w:type="spellStart"/>
-      <w:r>
-        <w:rPr>
-          <w:lang w:val="en-US"/>
-        </w:rPr>
-        <w:t>myScriptFile</w:t>
-      </w:r>
-      <w:proofErr w:type="spellEnd"/>
+        <w:t>print “hello”;</w:t>
+      </w:r>
+    </w:p>
+    <w:p>
+      <w:pPr>
+        <w:pStyle w:val="SePrompt"/>
+        <w:rPr>
+          <w:lang w:val="en-US"/>
+        </w:rPr>
+      </w:pPr>
+      <w:r>
+        <w:rPr>
+          <w:lang w:val="en-US"/>
+        </w:rPr>
+        <w:t>hello</w:t>
+      </w:r>
     </w:p>
     <w:p>
       <w:pPr>
@@ -12204,93 +12067,10 @@
       </w:r>
     </w:p>
     <w:p>
-      <w:r>
-        <w:t>In the case of script file it is not necessary to terminate the command with a semicolon.</w:t>
-      </w:r>
-    </w:p>
-    <w:p>
       <w:pPr>
         <w:pStyle w:val="Heading3"/>
       </w:pPr>
       <w:r>
-        <w:t>Print</w:t>
-      </w:r>
-      <w:r>
-        <w:t xml:space="preserve">ing to </w:t>
-      </w:r>
-      <w:proofErr w:type="spellStart"/>
-      <w:r>
-        <w:t>Stdout</w:t>
-      </w:r>
-      <w:proofErr w:type="spellEnd"/>
-    </w:p>
-    <w:p>
-      <w:r>
-        <w:t xml:space="preserve">To print to </w:t>
-      </w:r>
-      <w:proofErr w:type="spellStart"/>
-      <w:r>
-        <w:t>stdout</w:t>
-      </w:r>
-      <w:proofErr w:type="spellEnd"/>
-      <w:r>
-        <w:t xml:space="preserve"> in a script use the print function:</w:t>
-      </w:r>
-    </w:p>
-    <w:p>
-      <w:pPr>
-        <w:pStyle w:val="SePrompt"/>
-        <w:rPr>
-          <w:lang w:val="en-US"/>
-        </w:rPr>
-      </w:pPr>
-      <w:r>
-        <w:rPr>
-          <w:b/>
-          <w:bCs/>
-          <w:lang w:val="en-US"/>
-        </w:rPr>
-        <w:t xml:space="preserve">se&gt; </w:t>
-      </w:r>
-      <w:r>
-        <w:rPr>
-          <w:lang w:val="en-US"/>
-        </w:rPr>
-        <w:t>print “hello”;</w:t>
-      </w:r>
-    </w:p>
-    <w:p>
-      <w:pPr>
-        <w:pStyle w:val="SePrompt"/>
-        <w:rPr>
-          <w:lang w:val="en-US"/>
-        </w:rPr>
-      </w:pPr>
-      <w:r>
-        <w:rPr>
-          <w:lang w:val="en-US"/>
-        </w:rPr>
-        <w:t>hello</w:t>
-      </w:r>
-    </w:p>
-    <w:p>
-      <w:pPr>
-        <w:pStyle w:val="SePrompt"/>
-      </w:pPr>
-      <w:r>
-        <w:rPr>
-          <w:b/>
-          <w:bCs/>
-          <w:lang w:val="en-US"/>
-        </w:rPr>
-        <w:t>se&gt;</w:t>
-      </w:r>
-    </w:p>
-    <w:p>
-      <w:pPr>
-        <w:pStyle w:val="Heading3"/>
-      </w:pPr>
-      <w:r>
         <w:t>Comments</w:t>
       </w:r>
     </w:p>
@@ -12299,205 +12079,6 @@
         <w:t>The RapidsSE prompt recognises line and block comments.  Line comments are double forward slash //.  Blocks comments start with /* and terminate with */</w:t>
       </w:r>
     </w:p>
-    <w:p>
-      <w:pPr>
-        <w:pStyle w:val="Heading1"/>
-      </w:pPr>
-      <w:bookmarkStart w:id="43" w:name="_Toc612438"/>
-      <w:r>
-        <w:lastRenderedPageBreak/>
-        <w:t>Limitations and Restrictions</w:t>
-      </w:r>
-      <w:bookmarkEnd w:id="43"/>
-    </w:p>
-    <w:p>
-      <w:r>
-        <w:t>The following limitations and restrictions apply:</w:t>
-      </w:r>
-    </w:p>
-    <w:tbl>
-      <w:tblPr>
-        <w:tblStyle w:val="TableGrid"/>
-        <w:tblW w:w="0" w:type="auto"/>
-        <w:tblLook w:val="04A0" w:firstRow="1" w:lastRow="0" w:firstColumn="1" w:lastColumn="0" w:noHBand="0" w:noVBand="1"/>
-      </w:tblPr>
-      <w:tblGrid>
-        <w:gridCol w:w="2405"/>
-        <w:gridCol w:w="6605"/>
-      </w:tblGrid>
-      <w:tr>
-        <w:tc>
-          <w:tcPr>
-            <w:tcW w:w="2405" w:type="dxa"/>
-            <w:shd w:val="clear" w:color="auto" w:fill="D9D9D9" w:themeFill="background1" w:themeFillShade="D9"/>
-          </w:tcPr>
-          <w:p>
-            <w:pPr>
-              <w:rPr>
-                <w:b/>
-              </w:rPr>
-            </w:pPr>
-            <w:r>
-              <w:rPr>
-                <w:b/>
-              </w:rPr>
-              <w:t>Property</w:t>
-            </w:r>
-          </w:p>
-        </w:tc>
-        <w:tc>
-          <w:tcPr>
-            <w:tcW w:w="6605" w:type="dxa"/>
-            <w:shd w:val="clear" w:color="auto" w:fill="D9D9D9" w:themeFill="background1" w:themeFillShade="D9"/>
-          </w:tcPr>
-          <w:p>
-            <w:pPr>
-              <w:rPr>
-                <w:b/>
-              </w:rPr>
-            </w:pPr>
-            <w:r>
-              <w:rPr>
-                <w:b/>
-              </w:rPr>
-              <w:t>Description</w:t>
-            </w:r>
-          </w:p>
-        </w:tc>
-      </w:tr>
-      <w:tr>
-        <w:tc>
-          <w:tcPr>
-            <w:tcW w:w="2405" w:type="dxa"/>
-          </w:tcPr>
-          <w:p>
-            <w:r>
-              <w:t>Columns per table</w:t>
-            </w:r>
-          </w:p>
-        </w:tc>
-        <w:tc>
-          <w:tcPr>
-            <w:tcW w:w="6605" w:type="dxa"/>
-          </w:tcPr>
-          <w:p>
-            <w:r>
-              <w:t>Maximum of 150 columns per table</w:t>
-            </w:r>
-          </w:p>
-        </w:tc>
-      </w:tr>
-      <w:tr>
-        <w:tc>
-          <w:tcPr>
-            <w:tcW w:w="2405" w:type="dxa"/>
-          </w:tcPr>
-          <w:p>
-            <w:r>
-              <w:t>Indexes per table</w:t>
-            </w:r>
-          </w:p>
-        </w:tc>
-        <w:tc>
-          <w:tcPr>
-            <w:tcW w:w="6605" w:type="dxa"/>
-          </w:tcPr>
-          <w:p>
-            <w:r>
-              <w:t>Maximum of 1024 indexes per table</w:t>
-            </w:r>
-          </w:p>
-        </w:tc>
-      </w:tr>
-      <w:tr>
-        <w:tc>
-          <w:tcPr>
-            <w:tcW w:w="2405" w:type="dxa"/>
-          </w:tcPr>
-          <w:p>
-            <w:r>
-              <w:t>Column per index</w:t>
-            </w:r>
-          </w:p>
-        </w:tc>
-        <w:tc>
-          <w:tcPr>
-            <w:tcW w:w="6605" w:type="dxa"/>
-          </w:tcPr>
-          <w:p>
-            <w:r>
-              <w:t>Maximum of 8 columns per index</w:t>
-            </w:r>
-          </w:p>
-        </w:tc>
-      </w:tr>
-      <w:tr>
-        <w:tc>
-          <w:tcPr>
-            <w:tcW w:w="2405" w:type="dxa"/>
-          </w:tcPr>
-          <w:p>
-            <w:r>
-              <w:t>Names</w:t>
-            </w:r>
-          </w:p>
-        </w:tc>
-        <w:tc>
-          <w:tcPr>
-            <w:tcW w:w="6605" w:type="dxa"/>
-          </w:tcPr>
-          <w:p>
-            <w:r>
-              <w:t>Maximum of 30 characters for table names, column names and index names.</w:t>
-            </w:r>
-          </w:p>
-        </w:tc>
-      </w:tr>
-      <w:tr>
-        <w:tc>
-          <w:tcPr>
-            <w:tcW w:w="2405" w:type="dxa"/>
-          </w:tcPr>
-          <w:p>
-            <w:r>
-              <w:t>Row size</w:t>
-            </w:r>
-          </w:p>
-        </w:tc>
-        <w:tc>
-          <w:tcPr>
-            <w:tcW w:w="6605" w:type="dxa"/>
-          </w:tcPr>
-          <w:p>
-            <w:r>
-              <w:t>Maximum of 4KB per row</w:t>
-            </w:r>
-          </w:p>
-        </w:tc>
-      </w:tr>
-      <w:tr>
-        <w:tc>
-          <w:tcPr>
-            <w:tcW w:w="2405" w:type="dxa"/>
-          </w:tcPr>
-          <w:p>
-            <w:r>
-              <w:t>CSV record size</w:t>
-            </w:r>
-          </w:p>
-        </w:tc>
-        <w:tc>
-          <w:tcPr>
-            <w:tcW w:w="6605" w:type="dxa"/>
-          </w:tcPr>
-          <w:p>
-            <w:r>
-              <w:t>Maximum of 16KB per record</w:t>
-            </w:r>
-          </w:p>
-        </w:tc>
-      </w:tr>
-    </w:tbl>
     <w:p>
       <w:pPr>
         <w:spacing w:after="0"/>
@@ -12518,12 +12099,12 @@
       <w:pPr>
         <w:pStyle w:val="Heading1"/>
       </w:pPr>
-      <w:bookmarkStart w:id="44" w:name="_Toc612439"/>
+      <w:bookmarkStart w:id="42" w:name="_Toc614954"/>
       <w:r>
         <w:lastRenderedPageBreak/>
         <w:t>Fetching Rows Using Indexes</w:t>
       </w:r>
-      <w:bookmarkEnd w:id="44"/>
+      <w:bookmarkEnd w:id="42"/>
     </w:p>
     <w:p>
       <w:r>
@@ -12532,16 +12113,7 @@
     </w:p>
     <w:p>
       <w:r>
-        <w:t xml:space="preserve">By way of </w:t>
-      </w:r>
-      <w:r>
-        <w:t xml:space="preserve">first </w:t>
-      </w:r>
-      <w:r>
-        <w:t xml:space="preserve">example let’s retrieve </w:t>
-      </w:r>
-      <w:r>
-        <w:t>a row using an exact key match:</w:t>
+        <w:t>By way of first example let’s retrieve a row using an exact key match:</w:t>
       </w:r>
     </w:p>
     <w:p>
@@ -13300,7 +12872,7 @@
     </w:p>
     <w:p>
       <w:pPr>
-        <w:pStyle w:val="Heading4"/>
+        <w:pStyle w:val="Heading2"/>
       </w:pPr>
       <w:r>
         <w:t>Notes on the RPN Notation</w:t>
@@ -13316,12 +12888,7 @@
         <w:pStyle w:val="SePrompt"/>
       </w:pPr>
       <w:r>
-        <w:t>f</w:t>
-      </w:r>
-      <w:bookmarkStart w:id="45" w:name="_GoBack"/>
-      <w:bookmarkEnd w:id="45"/>
-      <w:r>
-        <w:t>etch &lt;</w:t>
+        <w:t>fetch &lt;</w:t>
       </w:r>
       <w:proofErr w:type="spellStart"/>
       <w:r>
@@ -13349,12 +12916,12 @@
       <w:pPr>
         <w:pStyle w:val="Heading1"/>
       </w:pPr>
-      <w:bookmarkStart w:id="46" w:name="_Toc612440"/>
+      <w:bookmarkStart w:id="43" w:name="_Toc614955"/>
       <w:r>
         <w:lastRenderedPageBreak/>
         <w:t>Appendix A – Command Line Arguments</w:t>
       </w:r>
-      <w:bookmarkEnd w:id="46"/>
+      <w:bookmarkEnd w:id="43"/>
     </w:p>
     <w:p/>
     <w:tbl>
@@ -13712,8 +13279,6 @@
         </w:tc>
       </w:tr>
     </w:tbl>
-    <w:p/>
-    <w:p/>
     <w:p>
       <w:pPr>
         <w:rPr>
@@ -13723,20 +13288,16 @@
           <w:szCs w:val="32"/>
         </w:rPr>
       </w:pPr>
-      <w:r>
-        <w:br w:type="page"/>
-      </w:r>
     </w:p>
     <w:p>
       <w:pPr>
         <w:pStyle w:val="Heading1"/>
       </w:pPr>
-      <w:bookmarkStart w:id="47" w:name="_Toc612441"/>
-      <w:r>
-        <w:lastRenderedPageBreak/>
+      <w:bookmarkStart w:id="44" w:name="_Toc614956"/>
+      <w:r>
         <w:t>Appendix B – Prompt Functions</w:t>
       </w:r>
-      <w:bookmarkEnd w:id="47"/>
+      <w:bookmarkEnd w:id="44"/>
     </w:p>
     <w:p>
       <w:r>
@@ -14137,13 +13698,465 @@
       <w:pPr>
         <w:pStyle w:val="Heading1"/>
       </w:pPr>
-      <w:bookmarkStart w:id="48" w:name="_Toc612442"/>
+      <w:bookmarkStart w:id="45" w:name="_Toc614957"/>
       <w:r>
         <w:lastRenderedPageBreak/>
+        <w:t>Appendix C – Supported Column Types</w:t>
+      </w:r>
+      <w:bookmarkEnd w:id="45"/>
+    </w:p>
+    <w:p>
+      <w:r>
+        <w:t>RapidsSE supports the following column data types.</w:t>
+      </w:r>
+    </w:p>
+    <w:p/>
+    <w:tbl>
+      <w:tblPr>
+        <w:tblStyle w:val="TableGrid"/>
+        <w:tblW w:w="0" w:type="auto"/>
+        <w:tblLook w:val="04A0" w:firstRow="1" w:lastRow="0" w:firstColumn="1" w:lastColumn="0" w:noHBand="0" w:noVBand="1"/>
+      </w:tblPr>
+      <w:tblGrid>
+        <w:gridCol w:w="2263"/>
+        <w:gridCol w:w="6747"/>
+      </w:tblGrid>
+      <w:tr>
+        <w:tc>
+          <w:tcPr>
+            <w:tcW w:w="2263" w:type="dxa"/>
+            <w:shd w:val="clear" w:color="auto" w:fill="D9D9D9" w:themeFill="background1" w:themeFillShade="D9"/>
+          </w:tcPr>
+          <w:p>
+            <w:r>
+              <w:t>Column Type</w:t>
+            </w:r>
+          </w:p>
+        </w:tc>
+        <w:tc>
+          <w:tcPr>
+            <w:tcW w:w="6747" w:type="dxa"/>
+            <w:shd w:val="clear" w:color="auto" w:fill="D9D9D9" w:themeFill="background1" w:themeFillShade="D9"/>
+          </w:tcPr>
+          <w:p>
+            <w:r>
+              <w:t>Description</w:t>
+            </w:r>
+          </w:p>
+        </w:tc>
+      </w:tr>
+      <w:tr>
+        <w:tc>
+          <w:tcPr>
+            <w:tcW w:w="2263" w:type="dxa"/>
+          </w:tcPr>
+          <w:p>
+            <w:proofErr w:type="spellStart"/>
+            <w:r>
+              <w:t>boolean</w:t>
+            </w:r>
+            <w:proofErr w:type="spellEnd"/>
+          </w:p>
+        </w:tc>
+        <w:tc>
+          <w:tcPr>
+            <w:tcW w:w="6747" w:type="dxa"/>
+          </w:tcPr>
+          <w:p>
+            <w:r>
+              <w:t>Standard Boolean values: true or false</w:t>
+            </w:r>
+          </w:p>
+        </w:tc>
+      </w:tr>
+      <w:tr>
+        <w:tc>
+          <w:tcPr>
+            <w:tcW w:w="2263" w:type="dxa"/>
+          </w:tcPr>
+          <w:p>
+            <w:r>
+              <w:t>date</w:t>
+            </w:r>
+          </w:p>
+        </w:tc>
+        <w:tc>
+          <w:tcPr>
+            <w:tcW w:w="6747" w:type="dxa"/>
+          </w:tcPr>
+          <w:p>
+            <w:r>
+              <w:t>Date values (year, month, day)</w:t>
+            </w:r>
+          </w:p>
+        </w:tc>
+      </w:tr>
+      <w:tr>
+        <w:tc>
+          <w:tcPr>
+            <w:tcW w:w="2263" w:type="dxa"/>
+          </w:tcPr>
+          <w:p>
+            <w:r>
+              <w:t>decimal</w:t>
+            </w:r>
+          </w:p>
+        </w:tc>
+        <w:tc>
+          <w:tcPr>
+            <w:tcW w:w="6747" w:type="dxa"/>
+          </w:tcPr>
+          <w:p>
+            <w:r>
+              <w:t>Decimal values up to 19 digits</w:t>
+            </w:r>
+          </w:p>
+        </w:tc>
+      </w:tr>
+      <w:tr>
+        <w:tc>
+          <w:tcPr>
+            <w:tcW w:w="2263" w:type="dxa"/>
+          </w:tcPr>
+          <w:p>
+            <w:r>
+              <w:t>float</w:t>
+            </w:r>
+          </w:p>
+        </w:tc>
+        <w:tc>
+          <w:tcPr>
+            <w:tcW w:w="6747" w:type="dxa"/>
+          </w:tcPr>
+          <w:p>
+            <w:r>
+              <w:t>8-byte floating point values</w:t>
+            </w:r>
+          </w:p>
+        </w:tc>
+      </w:tr>
+      <w:tr>
+        <w:tc>
+          <w:tcPr>
+            <w:tcW w:w="2263" w:type="dxa"/>
+          </w:tcPr>
+          <w:p>
+            <w:r>
+              <w:t>integer</w:t>
+            </w:r>
+          </w:p>
+        </w:tc>
+        <w:tc>
+          <w:tcPr>
+            <w:tcW w:w="6747" w:type="dxa"/>
+          </w:tcPr>
+          <w:p>
+            <w:r>
+              <w:t>8-byte integer values</w:t>
+            </w:r>
+          </w:p>
+        </w:tc>
+      </w:tr>
+      <w:tr>
+        <w:tc>
+          <w:tcPr>
+            <w:tcW w:w="2263" w:type="dxa"/>
+          </w:tcPr>
+          <w:p>
+            <w:r>
+              <w:t>interval</w:t>
+            </w:r>
+          </w:p>
+        </w:tc>
+        <w:tc>
+          <w:tcPr>
+            <w:tcW w:w="6747" w:type="dxa"/>
+          </w:tcPr>
+          <w:p>
+            <w:r>
+              <w:t xml:space="preserve">Second and microsecond intervals </w:t>
+            </w:r>
+          </w:p>
+        </w:tc>
+      </w:tr>
+      <w:tr>
+        <w:tc>
+          <w:tcPr>
+            <w:tcW w:w="2263" w:type="dxa"/>
+          </w:tcPr>
+          <w:p>
+            <w:r>
+              <w:t>time</w:t>
+            </w:r>
+          </w:p>
+        </w:tc>
+        <w:tc>
+          <w:tcPr>
+            <w:tcW w:w="6747" w:type="dxa"/>
+          </w:tcPr>
+          <w:p>
+            <w:r>
+              <w:t>Time values (hour, minute, second, microseconds)</w:t>
+            </w:r>
+          </w:p>
+        </w:tc>
+      </w:tr>
+      <w:tr>
+        <w:tc>
+          <w:tcPr>
+            <w:tcW w:w="2263" w:type="dxa"/>
+          </w:tcPr>
+          <w:p>
+            <w:r>
+              <w:t>timestamp</w:t>
+            </w:r>
+          </w:p>
+        </w:tc>
+        <w:tc>
+          <w:tcPr>
+            <w:tcW w:w="6747" w:type="dxa"/>
+          </w:tcPr>
+          <w:p>
+            <w:r>
+              <w:t>Combined date and time values</w:t>
+            </w:r>
+          </w:p>
+        </w:tc>
+      </w:tr>
+      <w:tr>
+        <w:tc>
+          <w:tcPr>
+            <w:tcW w:w="2263" w:type="dxa"/>
+          </w:tcPr>
+          <w:p>
+            <w:r>
+              <w:t>varchar</w:t>
+            </w:r>
+          </w:p>
+        </w:tc>
+        <w:tc>
+          <w:tcPr>
+            <w:tcW w:w="6747" w:type="dxa"/>
+          </w:tcPr>
+          <w:p>
+            <w:r>
+              <w:t>Variable length character strings</w:t>
+            </w:r>
+            <w:bookmarkStart w:id="46" w:name="_GoBack"/>
+            <w:bookmarkEnd w:id="46"/>
+          </w:p>
+        </w:tc>
+      </w:tr>
+    </w:tbl>
+    <w:p/>
+    <w:p>
+      <w:pPr>
+        <w:pStyle w:val="Heading1"/>
+      </w:pPr>
+      <w:bookmarkStart w:id="47" w:name="_Toc614958"/>
+      <w:r>
+        <w:t>Appendix D – Limitations and Restrictions</w:t>
+      </w:r>
+      <w:bookmarkEnd w:id="47"/>
+    </w:p>
+    <w:p>
+      <w:r>
+        <w:t>The following limitations and restrictions apply:</w:t>
+      </w:r>
+    </w:p>
+    <w:tbl>
+      <w:tblPr>
+        <w:tblStyle w:val="TableGrid"/>
+        <w:tblW w:w="0" w:type="auto"/>
+        <w:tblLook w:val="04A0" w:firstRow="1" w:lastRow="0" w:firstColumn="1" w:lastColumn="0" w:noHBand="0" w:noVBand="1"/>
+      </w:tblPr>
+      <w:tblGrid>
+        <w:gridCol w:w="2405"/>
+        <w:gridCol w:w="6605"/>
+      </w:tblGrid>
+      <w:tr>
+        <w:tc>
+          <w:tcPr>
+            <w:tcW w:w="2405" w:type="dxa"/>
+            <w:shd w:val="clear" w:color="auto" w:fill="D9D9D9" w:themeFill="background1" w:themeFillShade="D9"/>
+          </w:tcPr>
+          <w:p>
+            <w:pPr>
+              <w:rPr>
+                <w:b/>
+              </w:rPr>
+            </w:pPr>
+            <w:r>
+              <w:rPr>
+                <w:b/>
+              </w:rPr>
+              <w:t>Property</w:t>
+            </w:r>
+          </w:p>
+        </w:tc>
+        <w:tc>
+          <w:tcPr>
+            <w:tcW w:w="6605" w:type="dxa"/>
+            <w:shd w:val="clear" w:color="auto" w:fill="D9D9D9" w:themeFill="background1" w:themeFillShade="D9"/>
+          </w:tcPr>
+          <w:p>
+            <w:pPr>
+              <w:rPr>
+                <w:b/>
+              </w:rPr>
+            </w:pPr>
+            <w:r>
+              <w:rPr>
+                <w:b/>
+              </w:rPr>
+              <w:t>Description</w:t>
+            </w:r>
+          </w:p>
+        </w:tc>
+      </w:tr>
+      <w:tr>
+        <w:tc>
+          <w:tcPr>
+            <w:tcW w:w="2405" w:type="dxa"/>
+          </w:tcPr>
+          <w:p>
+            <w:r>
+              <w:t>Columns per table</w:t>
+            </w:r>
+          </w:p>
+        </w:tc>
+        <w:tc>
+          <w:tcPr>
+            <w:tcW w:w="6605" w:type="dxa"/>
+          </w:tcPr>
+          <w:p>
+            <w:r>
+              <w:t>Maximum of 150 columns per table</w:t>
+            </w:r>
+          </w:p>
+        </w:tc>
+      </w:tr>
+      <w:tr>
+        <w:tc>
+          <w:tcPr>
+            <w:tcW w:w="2405" w:type="dxa"/>
+          </w:tcPr>
+          <w:p>
+            <w:r>
+              <w:t>Indexes per table</w:t>
+            </w:r>
+          </w:p>
+        </w:tc>
+        <w:tc>
+          <w:tcPr>
+            <w:tcW w:w="6605" w:type="dxa"/>
+          </w:tcPr>
+          <w:p>
+            <w:r>
+              <w:t>Maximum of 1024 indexes per table</w:t>
+            </w:r>
+          </w:p>
+        </w:tc>
+      </w:tr>
+      <w:tr>
+        <w:tc>
+          <w:tcPr>
+            <w:tcW w:w="2405" w:type="dxa"/>
+          </w:tcPr>
+          <w:p>
+            <w:r>
+              <w:t>Column per index</w:t>
+            </w:r>
+          </w:p>
+        </w:tc>
+        <w:tc>
+          <w:tcPr>
+            <w:tcW w:w="6605" w:type="dxa"/>
+          </w:tcPr>
+          <w:p>
+            <w:r>
+              <w:t>Maximum of 8 columns per index</w:t>
+            </w:r>
+          </w:p>
+        </w:tc>
+      </w:tr>
+      <w:tr>
+        <w:tc>
+          <w:tcPr>
+            <w:tcW w:w="2405" w:type="dxa"/>
+          </w:tcPr>
+          <w:p>
+            <w:r>
+              <w:t>Names</w:t>
+            </w:r>
+          </w:p>
+        </w:tc>
+        <w:tc>
+          <w:tcPr>
+            <w:tcW w:w="6605" w:type="dxa"/>
+          </w:tcPr>
+          <w:p>
+            <w:r>
+              <w:t>Maximum of 30 characters for table names, column names and index names.</w:t>
+            </w:r>
+          </w:p>
+        </w:tc>
+      </w:tr>
+      <w:tr>
+        <w:tc>
+          <w:tcPr>
+            <w:tcW w:w="2405" w:type="dxa"/>
+          </w:tcPr>
+          <w:p>
+            <w:r>
+              <w:t>Row size</w:t>
+            </w:r>
+          </w:p>
+        </w:tc>
+        <w:tc>
+          <w:tcPr>
+            <w:tcW w:w="6605" w:type="dxa"/>
+          </w:tcPr>
+          <w:p>
+            <w:r>
+              <w:t>Maximum of 4KB per row</w:t>
+            </w:r>
+          </w:p>
+        </w:tc>
+      </w:tr>
+      <w:tr>
+        <w:tc>
+          <w:tcPr>
+            <w:tcW w:w="2405" w:type="dxa"/>
+          </w:tcPr>
+          <w:p>
+            <w:r>
+              <w:t>CSV record size</w:t>
+            </w:r>
+          </w:p>
+        </w:tc>
+        <w:tc>
+          <w:tcPr>
+            <w:tcW w:w="6605" w:type="dxa"/>
+          </w:tcPr>
+          <w:p>
+            <w:r>
+              <w:t>Maximum of 16KB per record</w:t>
+            </w:r>
+          </w:p>
+        </w:tc>
+      </w:tr>
+    </w:tbl>
+    <w:p>
+      <w:pPr>
+        <w:pStyle w:val="Heading1"/>
+      </w:pPr>
+      <w:bookmarkStart w:id="48" w:name="_Toc614959"/>
+      <w:r>
         <w:t xml:space="preserve">Appendix </w:t>
       </w:r>
       <w:r>
-        <w:t>C</w:t>
+        <w:t>E</w:t>
       </w:r>
       <w:r>
         <w:t xml:space="preserve"> – </w:t>
@@ -14154,6 +14167,7 @@
       <w:r>
         <w:t>Test Harness</w:t>
       </w:r>
+      <w:bookmarkEnd w:id="48"/>
     </w:p>
     <w:p>
       <w:r>
@@ -14188,12 +14202,13 @@
       <w:pPr>
         <w:pStyle w:val="Heading1"/>
       </w:pPr>
+      <w:bookmarkStart w:id="49" w:name="_Toc614960"/>
       <w:r>
         <w:lastRenderedPageBreak/>
         <w:t xml:space="preserve">Appendix </w:t>
       </w:r>
       <w:r>
-        <w:t>D</w:t>
+        <w:t>F</w:t>
       </w:r>
       <w:r>
         <w:t xml:space="preserve"> – </w:t>
@@ -14207,7 +14222,7 @@
       <w:r>
         <w:t>s</w:t>
       </w:r>
-      <w:bookmarkEnd w:id="48"/>
+      <w:bookmarkEnd w:id="49"/>
     </w:p>
     <w:p/>
     <w:tbl>
@@ -16703,7 +16718,7 @@
 </file>
 
 <file path=customXml/itemProps1.xml><?xml version="1.0" encoding="utf-8"?>
-<ds:datastoreItem xmlns:ds="http://schemas.openxmlformats.org/officeDocument/2006/customXml" ds:itemID="{EDFDDEC1-8B9C-AC42-9C1D-70825C4D2AEA}">
+<ds:datastoreItem xmlns:ds="http://schemas.openxmlformats.org/officeDocument/2006/customXml" ds:itemID="{CD1EF715-091D-6E49-AB6D-5BD9093C705F}">
   <ds:schemaRefs>
     <ds:schemaRef ds:uri="http://schemas.openxmlformats.org/officeDocument/2006/bibliography"/>
   </ds:schemaRefs>
